--- a/UT_Daniel_Rebrov_25_26.docx
+++ b/UT_Daniel_Rebrov_25_26.docx
@@ -73,6 +73,7 @@
           <w:szCs w:val="40"/>
         </w:rPr>
       </w:pPr>
+      <w:proofErr w:type="spellStart"/>
       <w:r>
         <w:rPr>
           <w:b/>
@@ -80,7 +81,17 @@
           <w:sz w:val="40"/>
           <w:szCs w:val="40"/>
         </w:rPr>
-        <w:t>11. klassi uurimistöö</w:t>
+        <w:t>Inertsiaalanduri</w:t>
+      </w:r>
+      <w:proofErr w:type="spellEnd"/>
+      <w:r>
+        <w:rPr>
+          <w:b/>
+          <w:bCs/>
+          <w:sz w:val="40"/>
+          <w:szCs w:val="40"/>
+        </w:rPr>
+        <w:t xml:space="preserve"> käsitsi kalibreerimine erinevate mõõteviisidega</w:t>
       </w:r>
     </w:p>
     <w:p>
@@ -155,51 +166,47 @@
           <w:sz w:val="28"/>
           <w:szCs w:val="28"/>
         </w:rPr>
-        <w:t>142.c, reaal-inseneeria õppesuund</w:t>
-      </w:r>
-    </w:p>
-    <w:p>
-      <w:pPr>
-        <w:jc w:val="right"/>
+        <w:t>142.c, reaal-</w:t>
+      </w:r>
+      <w:proofErr w:type="spellStart"/>
+      <w:r>
         <w:rPr>
           <w:sz w:val="28"/>
           <w:szCs w:val="28"/>
         </w:rPr>
-      </w:pPr>
+        <w:t>inseneeria</w:t>
+      </w:r>
+      <w:proofErr w:type="spellEnd"/>
       <w:r>
         <w:rPr>
           <w:sz w:val="28"/>
           <w:szCs w:val="28"/>
         </w:rPr>
-        <w:t>Juhendajad: õp …</w:t>
-      </w:r>
-    </w:p>
-    <w:p>
-      <w:pPr>
-        <w:jc w:val="center"/>
+        <w:t xml:space="preserve"> õppesuund</w:t>
+      </w:r>
+    </w:p>
+    <w:p>
+      <w:pPr>
+        <w:jc w:val="right"/>
         <w:rPr>
           <w:sz w:val="28"/>
           <w:szCs w:val="28"/>
         </w:rPr>
       </w:pPr>
-    </w:p>
-    <w:p>
-      <w:pPr>
-        <w:jc w:val="center"/>
+      <w:r>
         <w:rPr>
           <w:sz w:val="28"/>
           <w:szCs w:val="28"/>
         </w:rPr>
-      </w:pPr>
-    </w:p>
-    <w:p>
-      <w:pPr>
-        <w:jc w:val="center"/>
+        <w:t>Juhendaja</w:t>
+      </w:r>
+      <w:r>
         <w:rPr>
           <w:sz w:val="28"/>
           <w:szCs w:val="28"/>
         </w:rPr>
-      </w:pPr>
+        <w:t>: õp Daniel Kaasik</w:t>
+      </w:r>
     </w:p>
     <w:p>
       <w:pPr>
@@ -218,11 +225,39 @@
           <w:szCs w:val="28"/>
         </w:rPr>
       </w:pPr>
-      <w:r>
+    </w:p>
+    <w:p>
+      <w:pPr>
+        <w:jc w:val="center"/>
         <w:rPr>
           <w:sz w:val="28"/>
           <w:szCs w:val="28"/>
         </w:rPr>
+      </w:pPr>
+    </w:p>
+    <w:p>
+      <w:pPr>
+        <w:jc w:val="center"/>
+        <w:rPr>
+          <w:sz w:val="28"/>
+          <w:szCs w:val="28"/>
+        </w:rPr>
+      </w:pPr>
+    </w:p>
+    <w:p>
+      <w:pPr>
+        <w:jc w:val="center"/>
+        <w:rPr>
+          <w:sz w:val="28"/>
+          <w:szCs w:val="28"/>
+        </w:rPr>
+      </w:pPr>
+      <w:r>
+        <w:rPr>
+          <w:sz w:val="28"/>
+          <w:szCs w:val="28"/>
+        </w:rPr>
+        <w:lastRenderedPageBreak/>
         <w:t>Tallinn 2026</w:t>
       </w:r>
     </w:p>
@@ -247,7 +282,6 @@
         <w:rPr>
           <w:b/>
           <w:bCs/>
-          <w:noProof/>
         </w:rPr>
       </w:sdtEndPr>
       <w:sdtContent>
@@ -259,6 +293,7 @@
               <w:b/>
               <w:bCs/>
               <w:color w:val="auto"/>
+              <w:lang w:val="et-EE"/>
             </w:rPr>
           </w:pPr>
           <w:r>
@@ -267,6 +302,7 @@
               <w:b/>
               <w:bCs/>
               <w:color w:val="auto"/>
+              <w:lang w:val="et-EE"/>
             </w:rPr>
             <w:t>Sisukord</w:t>
           </w:r>
@@ -280,7 +316,6 @@
             </w:tabs>
             <w:rPr>
               <w:rFonts w:asciiTheme="minorHAnsi" w:eastAsiaTheme="minorEastAsia" w:hAnsiTheme="minorHAnsi"/>
-              <w:noProof/>
               <w:lang w:eastAsia="et-EE"/>
             </w:rPr>
           </w:pPr>
@@ -293,18 +328,16 @@
           <w:r>
             <w:fldChar w:fldCharType="separate"/>
           </w:r>
-          <w:hyperlink w:anchor="_Toc193461393" w:history="1">
+          <w:hyperlink w:anchor="_Toc214745360" w:history="1">
             <w:r>
               <w:rPr>
                 <w:rStyle w:val="Hyperlink"/>
-                <w:noProof/>
               </w:rPr>
               <w:t>1.</w:t>
             </w:r>
             <w:r>
               <w:rPr>
                 <w:rFonts w:asciiTheme="minorHAnsi" w:eastAsiaTheme="minorEastAsia" w:hAnsiTheme="minorHAnsi"/>
-                <w:noProof/>
                 <w:lang w:eastAsia="et-EE"/>
               </w:rPr>
               <w:tab/>
@@ -312,54 +345,46 @@
             <w:r>
               <w:rPr>
                 <w:rStyle w:val="Hyperlink"/>
-                <w:noProof/>
               </w:rPr>
               <w:t>Sissejuhatus</w:t>
             </w:r>
             <w:r>
               <w:rPr>
-                <w:noProof/>
                 <w:webHidden/>
               </w:rPr>
               <w:tab/>
             </w:r>
             <w:r>
               <w:rPr>
-                <w:noProof/>
                 <w:webHidden/>
               </w:rPr>
               <w:fldChar w:fldCharType="begin"/>
             </w:r>
             <w:r>
               <w:rPr>
-                <w:noProof/>
-                <w:webHidden/>
-              </w:rPr>
-              <w:instrText xml:space="preserve"> PAGEREF _Toc193461393 \h </w:instrText>
-            </w:r>
-            <w:r>
-              <w:rPr>
-                <w:noProof/>
-                <w:webHidden/>
-              </w:rPr>
-            </w:r>
-            <w:r>
-              <w:rPr>
-                <w:noProof/>
+                <w:webHidden/>
+              </w:rPr>
+              <w:instrText xml:space="preserve"> PAGEREF _Toc214745360 \h </w:instrText>
+            </w:r>
+            <w:r>
+              <w:rPr>
+                <w:webHidden/>
+              </w:rPr>
+            </w:r>
+            <w:r>
+              <w:rPr>
                 <w:webHidden/>
               </w:rPr>
               <w:fldChar w:fldCharType="separate"/>
             </w:r>
             <w:r>
               <w:rPr>
-                <w:noProof/>
-                <w:webHidden/>
-              </w:rPr>
-              <w:t>2</w:t>
-            </w:r>
-            <w:r>
-              <w:rPr>
-                <w:noProof/>
+                <w:webHidden/>
+              </w:rPr>
+              <w:t>3</w:t>
+            </w:r>
+            <w:r>
+              <w:rPr>
                 <w:webHidden/>
               </w:rPr>
               <w:fldChar w:fldCharType="end"/>
@@ -375,22 +400,19 @@
             </w:tabs>
             <w:rPr>
               <w:rFonts w:asciiTheme="minorHAnsi" w:eastAsiaTheme="minorEastAsia" w:hAnsiTheme="minorHAnsi"/>
-              <w:noProof/>
               <w:lang w:eastAsia="et-EE"/>
             </w:rPr>
           </w:pPr>
-          <w:hyperlink w:anchor="_Toc193461394" w:history="1">
+          <w:hyperlink w:anchor="_Toc214745361" w:history="1">
             <w:r>
               <w:rPr>
                 <w:rStyle w:val="Hyperlink"/>
-                <w:noProof/>
               </w:rPr>
               <w:t>2.</w:t>
             </w:r>
             <w:r>
               <w:rPr>
                 <w:rFonts w:asciiTheme="minorHAnsi" w:eastAsiaTheme="minorEastAsia" w:hAnsiTheme="minorHAnsi"/>
-                <w:noProof/>
                 <w:lang w:eastAsia="et-EE"/>
               </w:rPr>
               <w:tab/>
@@ -398,54 +420,46 @@
             <w:r>
               <w:rPr>
                 <w:rStyle w:val="Hyperlink"/>
-                <w:noProof/>
-              </w:rPr>
-              <w:t>Pealkiri 1 (teoreetiline osa)</w:t>
-            </w:r>
-            <w:r>
-              <w:rPr>
-                <w:noProof/>
+              </w:rPr>
+              <w:t>Inertsiaalanduritest</w:t>
+            </w:r>
+            <w:r>
+              <w:rPr>
                 <w:webHidden/>
               </w:rPr>
               <w:tab/>
             </w:r>
             <w:r>
               <w:rPr>
-                <w:noProof/>
                 <w:webHidden/>
               </w:rPr>
               <w:fldChar w:fldCharType="begin"/>
             </w:r>
             <w:r>
               <w:rPr>
-                <w:noProof/>
-                <w:webHidden/>
-              </w:rPr>
-              <w:instrText xml:space="preserve"> PAGEREF _Toc193461394 \h </w:instrText>
-            </w:r>
-            <w:r>
-              <w:rPr>
-                <w:noProof/>
-                <w:webHidden/>
-              </w:rPr>
-            </w:r>
-            <w:r>
-              <w:rPr>
-                <w:noProof/>
+                <w:webHidden/>
+              </w:rPr>
+              <w:instrText xml:space="preserve"> PAGEREF _Toc214745361 \h </w:instrText>
+            </w:r>
+            <w:r>
+              <w:rPr>
+                <w:webHidden/>
+              </w:rPr>
+            </w:r>
+            <w:r>
+              <w:rPr>
                 <w:webHidden/>
               </w:rPr>
               <w:fldChar w:fldCharType="separate"/>
             </w:r>
             <w:r>
               <w:rPr>
-                <w:noProof/>
-                <w:webHidden/>
-              </w:rPr>
-              <w:t>4</w:t>
-            </w:r>
-            <w:r>
-              <w:rPr>
-                <w:noProof/>
+                <w:webHidden/>
+              </w:rPr>
+              <w:t>5</w:t>
+            </w:r>
+            <w:r>
+              <w:rPr>
                 <w:webHidden/>
               </w:rPr>
               <w:fldChar w:fldCharType="end"/>
@@ -461,22 +475,19 @@
             </w:tabs>
             <w:rPr>
               <w:rFonts w:asciiTheme="minorHAnsi" w:eastAsiaTheme="minorEastAsia" w:hAnsiTheme="minorHAnsi"/>
-              <w:noProof/>
               <w:lang w:eastAsia="et-EE"/>
             </w:rPr>
           </w:pPr>
-          <w:hyperlink w:anchor="_Toc193461395" w:history="1">
+          <w:hyperlink w:anchor="_Toc214745362" w:history="1">
             <w:r>
               <w:rPr>
                 <w:rStyle w:val="Hyperlink"/>
-                <w:noProof/>
               </w:rPr>
               <w:t>2.1.</w:t>
             </w:r>
             <w:r>
               <w:rPr>
                 <w:rFonts w:asciiTheme="minorHAnsi" w:eastAsiaTheme="minorEastAsia" w:hAnsiTheme="minorHAnsi"/>
-                <w:noProof/>
                 <w:lang w:eastAsia="et-EE"/>
               </w:rPr>
               <w:tab/>
@@ -484,54 +495,43 @@
             <w:r>
               <w:rPr>
                 <w:rStyle w:val="Hyperlink"/>
-                <w:noProof/>
               </w:rPr>
               <w:t>Alapealkiri 1</w:t>
             </w:r>
             <w:r>
               <w:rPr>
-                <w:noProof/>
                 <w:webHidden/>
               </w:rPr>
               <w:tab/>
             </w:r>
             <w:r>
               <w:rPr>
-                <w:noProof/>
                 <w:webHidden/>
               </w:rPr>
               <w:fldChar w:fldCharType="begin"/>
             </w:r>
             <w:r>
               <w:rPr>
-                <w:noProof/>
-                <w:webHidden/>
-              </w:rPr>
-              <w:instrText xml:space="preserve"> PAGEREF _Toc193461395 \h </w:instrText>
-            </w:r>
-            <w:r>
-              <w:rPr>
-                <w:noProof/>
-                <w:webHidden/>
-              </w:rPr>
-            </w:r>
-            <w:r>
-              <w:rPr>
-                <w:noProof/>
+                <w:webHidden/>
+              </w:rPr>
+              <w:instrText xml:space="preserve"> PAGEREF _Toc214745362 \h </w:instrText>
+            </w:r>
+            <w:r>
+              <w:rPr>
                 <w:webHidden/>
               </w:rPr>
               <w:fldChar w:fldCharType="separate"/>
             </w:r>
             <w:r>
               <w:rPr>
-                <w:noProof/>
-                <w:webHidden/>
-              </w:rPr>
-              <w:t>4</w:t>
-            </w:r>
-            <w:r>
-              <w:rPr>
-                <w:noProof/>
+                <w:b/>
+                <w:bCs/>
+                <w:webHidden/>
+              </w:rPr>
+              <w:t>Error! Bookmark not defined.</w:t>
+            </w:r>
+            <w:r>
+              <w:rPr>
                 <w:webHidden/>
               </w:rPr>
               <w:fldChar w:fldCharType="end"/>
@@ -547,22 +547,19 @@
             </w:tabs>
             <w:rPr>
               <w:rFonts w:asciiTheme="minorHAnsi" w:eastAsiaTheme="minorEastAsia" w:hAnsiTheme="minorHAnsi"/>
-              <w:noProof/>
               <w:lang w:eastAsia="et-EE"/>
             </w:rPr>
           </w:pPr>
-          <w:hyperlink w:anchor="_Toc193461396" w:history="1">
+          <w:hyperlink w:anchor="_Toc214745363" w:history="1">
             <w:r>
               <w:rPr>
                 <w:rStyle w:val="Hyperlink"/>
-                <w:noProof/>
               </w:rPr>
               <w:t>2.2.</w:t>
             </w:r>
             <w:r>
               <w:rPr>
                 <w:rFonts w:asciiTheme="minorHAnsi" w:eastAsiaTheme="minorEastAsia" w:hAnsiTheme="minorHAnsi"/>
-                <w:noProof/>
                 <w:lang w:eastAsia="et-EE"/>
               </w:rPr>
               <w:tab/>
@@ -570,54 +567,43 @@
             <w:r>
               <w:rPr>
                 <w:rStyle w:val="Hyperlink"/>
-                <w:noProof/>
               </w:rPr>
               <w:t>Alapealkiri 2</w:t>
             </w:r>
             <w:r>
               <w:rPr>
-                <w:noProof/>
                 <w:webHidden/>
               </w:rPr>
               <w:tab/>
             </w:r>
             <w:r>
               <w:rPr>
-                <w:noProof/>
                 <w:webHidden/>
               </w:rPr>
               <w:fldChar w:fldCharType="begin"/>
             </w:r>
             <w:r>
               <w:rPr>
-                <w:noProof/>
-                <w:webHidden/>
-              </w:rPr>
-              <w:instrText xml:space="preserve"> PAGEREF _Toc193461396 \h </w:instrText>
-            </w:r>
-            <w:r>
-              <w:rPr>
-                <w:noProof/>
-                <w:webHidden/>
-              </w:rPr>
-            </w:r>
-            <w:r>
-              <w:rPr>
-                <w:noProof/>
+                <w:webHidden/>
+              </w:rPr>
+              <w:instrText xml:space="preserve"> PAGEREF _Toc214745363 \h </w:instrText>
+            </w:r>
+            <w:r>
+              <w:rPr>
                 <w:webHidden/>
               </w:rPr>
               <w:fldChar w:fldCharType="separate"/>
             </w:r>
             <w:r>
               <w:rPr>
-                <w:noProof/>
-                <w:webHidden/>
-              </w:rPr>
-              <w:t>4</w:t>
-            </w:r>
-            <w:r>
-              <w:rPr>
-                <w:noProof/>
+                <w:b/>
+                <w:bCs/>
+                <w:webHidden/>
+              </w:rPr>
+              <w:t>Error! Bookmark not defined.</w:t>
+            </w:r>
+            <w:r>
+              <w:rPr>
                 <w:webHidden/>
               </w:rPr>
               <w:fldChar w:fldCharType="end"/>
@@ -633,22 +619,19 @@
             </w:tabs>
             <w:rPr>
               <w:rFonts w:asciiTheme="minorHAnsi" w:eastAsiaTheme="minorEastAsia" w:hAnsiTheme="minorHAnsi"/>
-              <w:noProof/>
               <w:lang w:eastAsia="et-EE"/>
             </w:rPr>
           </w:pPr>
-          <w:hyperlink w:anchor="_Toc193461397" w:history="1">
+          <w:hyperlink w:anchor="_Toc214745364" w:history="1">
             <w:r>
               <w:rPr>
                 <w:rStyle w:val="Hyperlink"/>
-                <w:noProof/>
               </w:rPr>
               <w:t>3.</w:t>
             </w:r>
             <w:r>
               <w:rPr>
                 <w:rFonts w:asciiTheme="minorHAnsi" w:eastAsiaTheme="minorEastAsia" w:hAnsiTheme="minorHAnsi"/>
-                <w:noProof/>
                 <w:lang w:eastAsia="et-EE"/>
               </w:rPr>
               <w:tab/>
@@ -656,54 +639,196 @@
             <w:r>
               <w:rPr>
                 <w:rStyle w:val="Hyperlink"/>
-                <w:noProof/>
-              </w:rPr>
-              <w:t>Pealkiri 2 (omauurimuslik osa)</w:t>
-            </w:r>
-            <w:r>
-              <w:rPr>
-                <w:noProof/>
+              </w:rPr>
+              <w:t>Kasutatav kalibreerimismeetod</w:t>
+            </w:r>
+            <w:r>
+              <w:rPr>
                 <w:webHidden/>
               </w:rPr>
               <w:tab/>
             </w:r>
             <w:r>
               <w:rPr>
-                <w:noProof/>
                 <w:webHidden/>
               </w:rPr>
               <w:fldChar w:fldCharType="begin"/>
             </w:r>
             <w:r>
               <w:rPr>
-                <w:noProof/>
-                <w:webHidden/>
-              </w:rPr>
-              <w:instrText xml:space="preserve"> PAGEREF _Toc193461397 \h </w:instrText>
-            </w:r>
-            <w:r>
-              <w:rPr>
-                <w:noProof/>
-                <w:webHidden/>
-              </w:rPr>
-            </w:r>
-            <w:r>
-              <w:rPr>
-                <w:noProof/>
+                <w:webHidden/>
+              </w:rPr>
+              <w:instrText xml:space="preserve"> PAGEREF _Toc214745364 \h </w:instrText>
+            </w:r>
+            <w:r>
+              <w:rPr>
+                <w:webHidden/>
+              </w:rPr>
+            </w:r>
+            <w:r>
+              <w:rPr>
                 <w:webHidden/>
               </w:rPr>
               <w:fldChar w:fldCharType="separate"/>
             </w:r>
             <w:r>
               <w:rPr>
-                <w:noProof/>
-                <w:webHidden/>
-              </w:rPr>
-              <w:t>5</w:t>
-            </w:r>
-            <w:r>
-              <w:rPr>
-                <w:noProof/>
+                <w:webHidden/>
+              </w:rPr>
+              <w:t>6</w:t>
+            </w:r>
+            <w:r>
+              <w:rPr>
+                <w:webHidden/>
+              </w:rPr>
+              <w:fldChar w:fldCharType="end"/>
+            </w:r>
+          </w:hyperlink>
+        </w:p>
+        <w:p>
+          <w:pPr>
+            <w:pStyle w:val="TOC1"/>
+            <w:tabs>
+              <w:tab w:val="left" w:pos="480"/>
+              <w:tab w:val="right" w:leader="dot" w:pos="9061"/>
+            </w:tabs>
+            <w:rPr>
+              <w:rFonts w:asciiTheme="minorHAnsi" w:eastAsiaTheme="minorEastAsia" w:hAnsiTheme="minorHAnsi"/>
+              <w:lang w:eastAsia="et-EE"/>
+            </w:rPr>
+          </w:pPr>
+          <w:hyperlink w:anchor="_Toc214745365" w:history="1">
+            <w:r>
+              <w:rPr>
+                <w:rStyle w:val="Hyperlink"/>
+              </w:rPr>
+              <w:t>4.</w:t>
+            </w:r>
+            <w:r>
+              <w:rPr>
+                <w:rFonts w:asciiTheme="minorHAnsi" w:eastAsiaTheme="minorEastAsia" w:hAnsiTheme="minorHAnsi"/>
+                <w:lang w:eastAsia="et-EE"/>
+              </w:rPr>
+              <w:tab/>
+            </w:r>
+            <w:r>
+              <w:rPr>
+                <w:rStyle w:val="Hyperlink"/>
+              </w:rPr>
+              <w:t>Metoodika ja katseseadmed</w:t>
+            </w:r>
+            <w:r>
+              <w:rPr>
+                <w:webHidden/>
+              </w:rPr>
+              <w:tab/>
+            </w:r>
+            <w:r>
+              <w:rPr>
+                <w:webHidden/>
+              </w:rPr>
+              <w:fldChar w:fldCharType="begin"/>
+            </w:r>
+            <w:r>
+              <w:rPr>
+                <w:webHidden/>
+              </w:rPr>
+              <w:instrText xml:space="preserve"> PAGEREF _Toc214745365 \h </w:instrText>
+            </w:r>
+            <w:r>
+              <w:rPr>
+                <w:webHidden/>
+              </w:rPr>
+            </w:r>
+            <w:r>
+              <w:rPr>
+                <w:webHidden/>
+              </w:rPr>
+              <w:fldChar w:fldCharType="separate"/>
+            </w:r>
+            <w:r>
+              <w:rPr>
+                <w:webHidden/>
+              </w:rPr>
+              <w:t>7</w:t>
+            </w:r>
+            <w:r>
+              <w:rPr>
+                <w:webHidden/>
+              </w:rPr>
+              <w:fldChar w:fldCharType="end"/>
+            </w:r>
+          </w:hyperlink>
+        </w:p>
+        <w:p>
+          <w:pPr>
+            <w:pStyle w:val="TOC1"/>
+            <w:tabs>
+              <w:tab w:val="left" w:pos="480"/>
+              <w:tab w:val="right" w:leader="dot" w:pos="9061"/>
+            </w:tabs>
+            <w:rPr>
+              <w:rFonts w:asciiTheme="minorHAnsi" w:eastAsiaTheme="minorEastAsia" w:hAnsiTheme="minorHAnsi"/>
+              <w:lang w:eastAsia="et-EE"/>
+            </w:rPr>
+          </w:pPr>
+          <w:hyperlink w:anchor="_Toc214745366" w:history="1">
+            <w:r>
+              <w:rPr>
+                <w:rStyle w:val="Hyperlink"/>
+              </w:rPr>
+              <w:t>5.</w:t>
+            </w:r>
+            <w:r>
+              <w:rPr>
+                <w:rFonts w:asciiTheme="minorHAnsi" w:eastAsiaTheme="minorEastAsia" w:hAnsiTheme="minorHAnsi"/>
+                <w:lang w:eastAsia="et-EE"/>
+              </w:rPr>
+              <w:tab/>
+            </w:r>
+            <w:r>
+              <w:rPr>
+                <w:rStyle w:val="Hyperlink"/>
+              </w:rPr>
+              <w:t>Kalibreerimistäpsuse võrdlus</w:t>
+            </w:r>
+            <w:r>
+              <w:rPr>
+                <w:webHidden/>
+              </w:rPr>
+              <w:tab/>
+            </w:r>
+            <w:r>
+              <w:rPr>
+                <w:webHidden/>
+              </w:rPr>
+              <w:fldChar w:fldCharType="begin"/>
+            </w:r>
+            <w:r>
+              <w:rPr>
+                <w:webHidden/>
+              </w:rPr>
+              <w:instrText xml:space="preserve"> PAGEREF _Toc214745366 \h </w:instrText>
+            </w:r>
+            <w:r>
+              <w:rPr>
+                <w:webHidden/>
+              </w:rPr>
+            </w:r>
+            <w:r>
+              <w:rPr>
+                <w:webHidden/>
+              </w:rPr>
+              <w:fldChar w:fldCharType="separate"/>
+            </w:r>
+            <w:r>
+              <w:rPr>
+                <w:webHidden/>
+              </w:rPr>
+              <w:t>8</w:t>
+            </w:r>
+            <w:r>
+              <w:rPr>
                 <w:webHidden/>
               </w:rPr>
               <w:fldChar w:fldCharType="end"/>
@@ -719,22 +844,19 @@
             </w:tabs>
             <w:rPr>
               <w:rFonts w:asciiTheme="minorHAnsi" w:eastAsiaTheme="minorEastAsia" w:hAnsiTheme="minorHAnsi"/>
-              <w:noProof/>
               <w:lang w:eastAsia="et-EE"/>
             </w:rPr>
           </w:pPr>
-          <w:hyperlink w:anchor="_Toc193461398" w:history="1">
+          <w:hyperlink w:anchor="_Toc214745367" w:history="1">
             <w:r>
               <w:rPr>
                 <w:rStyle w:val="Hyperlink"/>
-                <w:noProof/>
-              </w:rPr>
-              <w:t>3.1.</w:t>
+              </w:rPr>
+              <w:t>5.1.</w:t>
             </w:r>
             <w:r>
               <w:rPr>
                 <w:rFonts w:asciiTheme="minorHAnsi" w:eastAsiaTheme="minorEastAsia" w:hAnsiTheme="minorHAnsi"/>
-                <w:noProof/>
                 <w:lang w:eastAsia="et-EE"/>
               </w:rPr>
               <w:tab/>
@@ -742,54 +864,46 @@
             <w:r>
               <w:rPr>
                 <w:rStyle w:val="Hyperlink"/>
-                <w:noProof/>
-              </w:rPr>
-              <w:t>Alapealkiri 1</w:t>
-            </w:r>
-            <w:r>
-              <w:rPr>
-                <w:noProof/>
+              </w:rPr>
+              <w:t>Esimese kontrollkatse läbiviimine</w:t>
+            </w:r>
+            <w:r>
+              <w:rPr>
                 <w:webHidden/>
               </w:rPr>
               <w:tab/>
             </w:r>
             <w:r>
               <w:rPr>
-                <w:noProof/>
                 <w:webHidden/>
               </w:rPr>
               <w:fldChar w:fldCharType="begin"/>
             </w:r>
             <w:r>
               <w:rPr>
-                <w:noProof/>
-                <w:webHidden/>
-              </w:rPr>
-              <w:instrText xml:space="preserve"> PAGEREF _Toc193461398 \h </w:instrText>
-            </w:r>
-            <w:r>
-              <w:rPr>
-                <w:noProof/>
-                <w:webHidden/>
-              </w:rPr>
-            </w:r>
-            <w:r>
-              <w:rPr>
-                <w:noProof/>
+                <w:webHidden/>
+              </w:rPr>
+              <w:instrText xml:space="preserve"> PAGEREF _Toc214745367 \h </w:instrText>
+            </w:r>
+            <w:r>
+              <w:rPr>
+                <w:webHidden/>
+              </w:rPr>
+            </w:r>
+            <w:r>
+              <w:rPr>
                 <w:webHidden/>
               </w:rPr>
               <w:fldChar w:fldCharType="separate"/>
             </w:r>
             <w:r>
               <w:rPr>
-                <w:noProof/>
-                <w:webHidden/>
-              </w:rPr>
-              <w:t>5</w:t>
-            </w:r>
-            <w:r>
-              <w:rPr>
-                <w:noProof/>
+                <w:webHidden/>
+              </w:rPr>
+              <w:t>8</w:t>
+            </w:r>
+            <w:r>
+              <w:rPr>
                 <w:webHidden/>
               </w:rPr>
               <w:fldChar w:fldCharType="end"/>
@@ -805,22 +919,19 @@
             </w:tabs>
             <w:rPr>
               <w:rFonts w:asciiTheme="minorHAnsi" w:eastAsiaTheme="minorEastAsia" w:hAnsiTheme="minorHAnsi"/>
-              <w:noProof/>
               <w:lang w:eastAsia="et-EE"/>
             </w:rPr>
           </w:pPr>
-          <w:hyperlink w:anchor="_Toc193461399" w:history="1">
+          <w:hyperlink w:anchor="_Toc214745368" w:history="1">
             <w:r>
               <w:rPr>
                 <w:rStyle w:val="Hyperlink"/>
-                <w:noProof/>
-              </w:rPr>
-              <w:t>3.2.</w:t>
+              </w:rPr>
+              <w:t>5.2.</w:t>
             </w:r>
             <w:r>
               <w:rPr>
                 <w:rFonts w:asciiTheme="minorHAnsi" w:eastAsiaTheme="minorEastAsia" w:hAnsiTheme="minorHAnsi"/>
-                <w:noProof/>
                 <w:lang w:eastAsia="et-EE"/>
               </w:rPr>
               <w:tab/>
@@ -828,54 +939,421 @@
             <w:r>
               <w:rPr>
                 <w:rStyle w:val="Hyperlink"/>
-                <w:noProof/>
-              </w:rPr>
-              <w:t>Alapealkiri 2</w:t>
-            </w:r>
-            <w:r>
-              <w:rPr>
-                <w:noProof/>
+              </w:rPr>
+              <w:t>Esimese kontrollkatse põhimõte</w:t>
+            </w:r>
+            <w:r>
+              <w:rPr>
                 <w:webHidden/>
               </w:rPr>
               <w:tab/>
             </w:r>
             <w:r>
               <w:rPr>
-                <w:noProof/>
                 <w:webHidden/>
               </w:rPr>
               <w:fldChar w:fldCharType="begin"/>
             </w:r>
             <w:r>
               <w:rPr>
-                <w:noProof/>
-                <w:webHidden/>
-              </w:rPr>
-              <w:instrText xml:space="preserve"> PAGEREF _Toc193461399 \h </w:instrText>
-            </w:r>
-            <w:r>
-              <w:rPr>
-                <w:noProof/>
-                <w:webHidden/>
-              </w:rPr>
-            </w:r>
-            <w:r>
-              <w:rPr>
-                <w:noProof/>
+                <w:webHidden/>
+              </w:rPr>
+              <w:instrText xml:space="preserve"> PAGEREF _Toc214745368 \h </w:instrText>
+            </w:r>
+            <w:r>
+              <w:rPr>
+                <w:webHidden/>
+              </w:rPr>
+            </w:r>
+            <w:r>
+              <w:rPr>
                 <w:webHidden/>
               </w:rPr>
               <w:fldChar w:fldCharType="separate"/>
             </w:r>
             <w:r>
               <w:rPr>
-                <w:noProof/>
-                <w:webHidden/>
-              </w:rPr>
-              <w:t>5</w:t>
-            </w:r>
-            <w:r>
-              <w:rPr>
-                <w:noProof/>
+                <w:webHidden/>
+              </w:rPr>
+              <w:t>8</w:t>
+            </w:r>
+            <w:r>
+              <w:rPr>
+                <w:webHidden/>
+              </w:rPr>
+              <w:fldChar w:fldCharType="end"/>
+            </w:r>
+          </w:hyperlink>
+        </w:p>
+        <w:p>
+          <w:pPr>
+            <w:pStyle w:val="TOC2"/>
+            <w:tabs>
+              <w:tab w:val="left" w:pos="960"/>
+              <w:tab w:val="right" w:leader="dot" w:pos="9061"/>
+            </w:tabs>
+            <w:rPr>
+              <w:rFonts w:asciiTheme="minorHAnsi" w:eastAsiaTheme="minorEastAsia" w:hAnsiTheme="minorHAnsi"/>
+              <w:lang w:eastAsia="et-EE"/>
+            </w:rPr>
+          </w:pPr>
+          <w:hyperlink w:anchor="_Toc214745369" w:history="1">
+            <w:r>
+              <w:rPr>
+                <w:rStyle w:val="Hyperlink"/>
+              </w:rPr>
+              <w:t>5.3.</w:t>
+            </w:r>
+            <w:r>
+              <w:rPr>
+                <w:rFonts w:asciiTheme="minorHAnsi" w:eastAsiaTheme="minorEastAsia" w:hAnsiTheme="minorHAnsi"/>
+                <w:lang w:eastAsia="et-EE"/>
+              </w:rPr>
+              <w:tab/>
+            </w:r>
+            <w:r>
+              <w:rPr>
+                <w:rStyle w:val="Hyperlink"/>
+              </w:rPr>
+              <w:t>Esimese kontrollkatse tulemused</w:t>
+            </w:r>
+            <w:r>
+              <w:rPr>
+                <w:webHidden/>
+              </w:rPr>
+              <w:tab/>
+            </w:r>
+            <w:r>
+              <w:rPr>
+                <w:webHidden/>
+              </w:rPr>
+              <w:fldChar w:fldCharType="begin"/>
+            </w:r>
+            <w:r>
+              <w:rPr>
+                <w:webHidden/>
+              </w:rPr>
+              <w:instrText xml:space="preserve"> PAGEREF _Toc214745369 \h </w:instrText>
+            </w:r>
+            <w:r>
+              <w:rPr>
+                <w:webHidden/>
+              </w:rPr>
+            </w:r>
+            <w:r>
+              <w:rPr>
+                <w:webHidden/>
+              </w:rPr>
+              <w:fldChar w:fldCharType="separate"/>
+            </w:r>
+            <w:r>
+              <w:rPr>
+                <w:webHidden/>
+              </w:rPr>
+              <w:t>10</w:t>
+            </w:r>
+            <w:r>
+              <w:rPr>
+                <w:webHidden/>
+              </w:rPr>
+              <w:fldChar w:fldCharType="end"/>
+            </w:r>
+          </w:hyperlink>
+        </w:p>
+        <w:p>
+          <w:pPr>
+            <w:pStyle w:val="TOC2"/>
+            <w:tabs>
+              <w:tab w:val="left" w:pos="960"/>
+              <w:tab w:val="right" w:leader="dot" w:pos="9061"/>
+            </w:tabs>
+            <w:rPr>
+              <w:rFonts w:asciiTheme="minorHAnsi" w:eastAsiaTheme="minorEastAsia" w:hAnsiTheme="minorHAnsi"/>
+              <w:lang w:eastAsia="et-EE"/>
+            </w:rPr>
+          </w:pPr>
+          <w:hyperlink w:anchor="_Toc214745370" w:history="1">
+            <w:r>
+              <w:rPr>
+                <w:rStyle w:val="Hyperlink"/>
+              </w:rPr>
+              <w:t>5.4.</w:t>
+            </w:r>
+            <w:r>
+              <w:rPr>
+                <w:rFonts w:asciiTheme="minorHAnsi" w:eastAsiaTheme="minorEastAsia" w:hAnsiTheme="minorHAnsi"/>
+                <w:lang w:eastAsia="et-EE"/>
+              </w:rPr>
+              <w:tab/>
+            </w:r>
+            <w:r>
+              <w:rPr>
+                <w:rStyle w:val="Hyperlink"/>
+              </w:rPr>
+              <w:t>Teise kontrollkatse läbiviimine</w:t>
+            </w:r>
+            <w:r>
+              <w:rPr>
+                <w:webHidden/>
+              </w:rPr>
+              <w:tab/>
+            </w:r>
+            <w:r>
+              <w:rPr>
+                <w:webHidden/>
+              </w:rPr>
+              <w:fldChar w:fldCharType="begin"/>
+            </w:r>
+            <w:r>
+              <w:rPr>
+                <w:webHidden/>
+              </w:rPr>
+              <w:instrText xml:space="preserve"> PAGEREF _Toc214745370 \h </w:instrText>
+            </w:r>
+            <w:r>
+              <w:rPr>
+                <w:webHidden/>
+              </w:rPr>
+            </w:r>
+            <w:r>
+              <w:rPr>
+                <w:webHidden/>
+              </w:rPr>
+              <w:fldChar w:fldCharType="separate"/>
+            </w:r>
+            <w:r>
+              <w:rPr>
+                <w:webHidden/>
+              </w:rPr>
+              <w:t>10</w:t>
+            </w:r>
+            <w:r>
+              <w:rPr>
+                <w:webHidden/>
+              </w:rPr>
+              <w:fldChar w:fldCharType="end"/>
+            </w:r>
+          </w:hyperlink>
+        </w:p>
+        <w:p>
+          <w:pPr>
+            <w:pStyle w:val="TOC2"/>
+            <w:tabs>
+              <w:tab w:val="left" w:pos="960"/>
+              <w:tab w:val="right" w:leader="dot" w:pos="9061"/>
+            </w:tabs>
+            <w:rPr>
+              <w:rFonts w:asciiTheme="minorHAnsi" w:eastAsiaTheme="minorEastAsia" w:hAnsiTheme="minorHAnsi"/>
+              <w:lang w:eastAsia="et-EE"/>
+            </w:rPr>
+          </w:pPr>
+          <w:hyperlink w:anchor="_Toc214745371" w:history="1">
+            <w:r>
+              <w:rPr>
+                <w:rStyle w:val="Hyperlink"/>
+              </w:rPr>
+              <w:t>5.5.</w:t>
+            </w:r>
+            <w:r>
+              <w:rPr>
+                <w:rFonts w:asciiTheme="minorHAnsi" w:eastAsiaTheme="minorEastAsia" w:hAnsiTheme="minorHAnsi"/>
+                <w:lang w:eastAsia="et-EE"/>
+              </w:rPr>
+              <w:tab/>
+            </w:r>
+            <w:r>
+              <w:rPr>
+                <w:rStyle w:val="Hyperlink"/>
+              </w:rPr>
+              <w:t>Teise kontrollkatse põhimõte</w:t>
+            </w:r>
+            <w:r>
+              <w:rPr>
+                <w:webHidden/>
+              </w:rPr>
+              <w:tab/>
+            </w:r>
+            <w:r>
+              <w:rPr>
+                <w:webHidden/>
+              </w:rPr>
+              <w:fldChar w:fldCharType="begin"/>
+            </w:r>
+            <w:r>
+              <w:rPr>
+                <w:webHidden/>
+              </w:rPr>
+              <w:instrText xml:space="preserve"> PAGEREF _Toc214745371 \h </w:instrText>
+            </w:r>
+            <w:r>
+              <w:rPr>
+                <w:webHidden/>
+              </w:rPr>
+            </w:r>
+            <w:r>
+              <w:rPr>
+                <w:webHidden/>
+              </w:rPr>
+              <w:fldChar w:fldCharType="separate"/>
+            </w:r>
+            <w:r>
+              <w:rPr>
+                <w:webHidden/>
+              </w:rPr>
+              <w:t>13</w:t>
+            </w:r>
+            <w:r>
+              <w:rPr>
+                <w:webHidden/>
+              </w:rPr>
+              <w:fldChar w:fldCharType="end"/>
+            </w:r>
+          </w:hyperlink>
+        </w:p>
+        <w:p>
+          <w:pPr>
+            <w:pStyle w:val="TOC2"/>
+            <w:tabs>
+              <w:tab w:val="left" w:pos="960"/>
+              <w:tab w:val="right" w:leader="dot" w:pos="9061"/>
+            </w:tabs>
+            <w:rPr>
+              <w:rFonts w:asciiTheme="minorHAnsi" w:eastAsiaTheme="minorEastAsia" w:hAnsiTheme="minorHAnsi"/>
+              <w:lang w:eastAsia="et-EE"/>
+            </w:rPr>
+          </w:pPr>
+          <w:hyperlink w:anchor="_Toc214745372" w:history="1">
+            <w:r>
+              <w:rPr>
+                <w:rStyle w:val="Hyperlink"/>
+              </w:rPr>
+              <w:t>5.6.</w:t>
+            </w:r>
+            <w:r>
+              <w:rPr>
+                <w:rFonts w:asciiTheme="minorHAnsi" w:eastAsiaTheme="minorEastAsia" w:hAnsiTheme="minorHAnsi"/>
+                <w:lang w:eastAsia="et-EE"/>
+              </w:rPr>
+              <w:tab/>
+            </w:r>
+            <w:r>
+              <w:rPr>
+                <w:rStyle w:val="Hyperlink"/>
+              </w:rPr>
+              <w:t>Teise kontrollkatse tulemused</w:t>
+            </w:r>
+            <w:r>
+              <w:rPr>
+                <w:webHidden/>
+              </w:rPr>
+              <w:tab/>
+            </w:r>
+            <w:r>
+              <w:rPr>
+                <w:webHidden/>
+              </w:rPr>
+              <w:fldChar w:fldCharType="begin"/>
+            </w:r>
+            <w:r>
+              <w:rPr>
+                <w:webHidden/>
+              </w:rPr>
+              <w:instrText xml:space="preserve"> PAGEREF _Toc214745372 \h </w:instrText>
+            </w:r>
+            <w:r>
+              <w:rPr>
+                <w:webHidden/>
+              </w:rPr>
+            </w:r>
+            <w:r>
+              <w:rPr>
+                <w:webHidden/>
+              </w:rPr>
+              <w:fldChar w:fldCharType="separate"/>
+            </w:r>
+            <w:r>
+              <w:rPr>
+                <w:webHidden/>
+              </w:rPr>
+              <w:t>14</w:t>
+            </w:r>
+            <w:r>
+              <w:rPr>
+                <w:webHidden/>
+              </w:rPr>
+              <w:fldChar w:fldCharType="end"/>
+            </w:r>
+          </w:hyperlink>
+        </w:p>
+        <w:p>
+          <w:pPr>
+            <w:pStyle w:val="TOC2"/>
+            <w:tabs>
+              <w:tab w:val="left" w:pos="960"/>
+              <w:tab w:val="right" w:leader="dot" w:pos="9061"/>
+            </w:tabs>
+            <w:rPr>
+              <w:rFonts w:asciiTheme="minorHAnsi" w:eastAsiaTheme="minorEastAsia" w:hAnsiTheme="minorHAnsi"/>
+              <w:lang w:eastAsia="et-EE"/>
+            </w:rPr>
+          </w:pPr>
+          <w:hyperlink w:anchor="_Toc214745373" w:history="1">
+            <w:r>
+              <w:rPr>
+                <w:rStyle w:val="Hyperlink"/>
+              </w:rPr>
+              <w:t>5.7.</w:t>
+            </w:r>
+            <w:r>
+              <w:rPr>
+                <w:rFonts w:asciiTheme="minorHAnsi" w:eastAsiaTheme="minorEastAsia" w:hAnsiTheme="minorHAnsi"/>
+                <w:lang w:eastAsia="et-EE"/>
+              </w:rPr>
+              <w:tab/>
+            </w:r>
+            <w:r>
+              <w:rPr>
+                <w:rStyle w:val="Hyperlink"/>
+              </w:rPr>
+              <w:t>Eri mõõteviiside järjepidavuse hindamine</w:t>
+            </w:r>
+            <w:r>
+              <w:rPr>
+                <w:webHidden/>
+              </w:rPr>
+              <w:tab/>
+            </w:r>
+            <w:r>
+              <w:rPr>
+                <w:webHidden/>
+              </w:rPr>
+              <w:fldChar w:fldCharType="begin"/>
+            </w:r>
+            <w:r>
+              <w:rPr>
+                <w:webHidden/>
+              </w:rPr>
+              <w:instrText xml:space="preserve"> PAGEREF _Toc214745373 \h </w:instrText>
+            </w:r>
+            <w:r>
+              <w:rPr>
+                <w:webHidden/>
+              </w:rPr>
+            </w:r>
+            <w:r>
+              <w:rPr>
+                <w:webHidden/>
+              </w:rPr>
+              <w:fldChar w:fldCharType="separate"/>
+            </w:r>
+            <w:r>
+              <w:rPr>
+                <w:webHidden/>
+              </w:rPr>
+              <w:t>14</w:t>
+            </w:r>
+            <w:r>
+              <w:rPr>
                 <w:webHidden/>
               </w:rPr>
               <w:fldChar w:fldCharType="end"/>
@@ -891,22 +1369,19 @@
             </w:tabs>
             <w:rPr>
               <w:rFonts w:asciiTheme="minorHAnsi" w:eastAsiaTheme="minorEastAsia" w:hAnsiTheme="minorHAnsi"/>
-              <w:noProof/>
               <w:lang w:eastAsia="et-EE"/>
             </w:rPr>
           </w:pPr>
-          <w:hyperlink w:anchor="_Toc193461400" w:history="1">
+          <w:hyperlink w:anchor="_Toc214745374" w:history="1">
             <w:r>
               <w:rPr>
                 <w:rStyle w:val="Hyperlink"/>
-                <w:noProof/>
-              </w:rPr>
-              <w:t>4.</w:t>
+              </w:rPr>
+              <w:t>6.</w:t>
             </w:r>
             <w:r>
               <w:rPr>
                 <w:rFonts w:asciiTheme="minorHAnsi" w:eastAsiaTheme="minorEastAsia" w:hAnsiTheme="minorHAnsi"/>
-                <w:noProof/>
                 <w:lang w:eastAsia="et-EE"/>
               </w:rPr>
               <w:tab/>
@@ -914,54 +1389,46 @@
             <w:r>
               <w:rPr>
                 <w:rStyle w:val="Hyperlink"/>
-                <w:noProof/>
               </w:rPr>
               <w:t>Kokkuvõte</w:t>
             </w:r>
             <w:r>
               <w:rPr>
-                <w:noProof/>
                 <w:webHidden/>
               </w:rPr>
               <w:tab/>
             </w:r>
             <w:r>
               <w:rPr>
-                <w:noProof/>
                 <w:webHidden/>
               </w:rPr>
               <w:fldChar w:fldCharType="begin"/>
             </w:r>
             <w:r>
               <w:rPr>
-                <w:noProof/>
-                <w:webHidden/>
-              </w:rPr>
-              <w:instrText xml:space="preserve"> PAGEREF _Toc193461400 \h </w:instrText>
-            </w:r>
-            <w:r>
-              <w:rPr>
-                <w:noProof/>
-                <w:webHidden/>
-              </w:rPr>
-            </w:r>
-            <w:r>
-              <w:rPr>
-                <w:noProof/>
+                <w:webHidden/>
+              </w:rPr>
+              <w:instrText xml:space="preserve"> PAGEREF _Toc214745374 \h </w:instrText>
+            </w:r>
+            <w:r>
+              <w:rPr>
+                <w:webHidden/>
+              </w:rPr>
+            </w:r>
+            <w:r>
+              <w:rPr>
                 <w:webHidden/>
               </w:rPr>
               <w:fldChar w:fldCharType="separate"/>
             </w:r>
             <w:r>
               <w:rPr>
-                <w:noProof/>
-                <w:webHidden/>
-              </w:rPr>
-              <w:t>6</w:t>
-            </w:r>
-            <w:r>
-              <w:rPr>
-                <w:noProof/>
+                <w:webHidden/>
+              </w:rPr>
+              <w:t>15</w:t>
+            </w:r>
+            <w:r>
+              <w:rPr>
                 <w:webHidden/>
               </w:rPr>
               <w:fldChar w:fldCharType="end"/>
@@ -977,22 +1444,19 @@
             </w:tabs>
             <w:rPr>
               <w:rFonts w:asciiTheme="minorHAnsi" w:eastAsiaTheme="minorEastAsia" w:hAnsiTheme="minorHAnsi"/>
-              <w:noProof/>
               <w:lang w:eastAsia="et-EE"/>
             </w:rPr>
           </w:pPr>
-          <w:hyperlink w:anchor="_Toc193461401" w:history="1">
+          <w:hyperlink w:anchor="_Toc214745375" w:history="1">
             <w:r>
               <w:rPr>
                 <w:rStyle w:val="Hyperlink"/>
-                <w:noProof/>
-              </w:rPr>
-              <w:t>5.</w:t>
+              </w:rPr>
+              <w:t>7.</w:t>
             </w:r>
             <w:r>
               <w:rPr>
                 <w:rFonts w:asciiTheme="minorHAnsi" w:eastAsiaTheme="minorEastAsia" w:hAnsiTheme="minorHAnsi"/>
-                <w:noProof/>
                 <w:lang w:eastAsia="et-EE"/>
               </w:rPr>
               <w:tab/>
@@ -1000,54 +1464,46 @@
             <w:r>
               <w:rPr>
                 <w:rStyle w:val="Hyperlink"/>
-                <w:noProof/>
               </w:rPr>
               <w:t>Kasutatud materjalid</w:t>
             </w:r>
             <w:r>
               <w:rPr>
-                <w:noProof/>
                 <w:webHidden/>
               </w:rPr>
               <w:tab/>
             </w:r>
             <w:r>
               <w:rPr>
-                <w:noProof/>
                 <w:webHidden/>
               </w:rPr>
               <w:fldChar w:fldCharType="begin"/>
             </w:r>
             <w:r>
               <w:rPr>
-                <w:noProof/>
-                <w:webHidden/>
-              </w:rPr>
-              <w:instrText xml:space="preserve"> PAGEREF _Toc193461401 \h </w:instrText>
-            </w:r>
-            <w:r>
-              <w:rPr>
-                <w:noProof/>
-                <w:webHidden/>
-              </w:rPr>
-            </w:r>
-            <w:r>
-              <w:rPr>
-                <w:noProof/>
+                <w:webHidden/>
+              </w:rPr>
+              <w:instrText xml:space="preserve"> PAGEREF _Toc214745375 \h </w:instrText>
+            </w:r>
+            <w:r>
+              <w:rPr>
+                <w:webHidden/>
+              </w:rPr>
+            </w:r>
+            <w:r>
+              <w:rPr>
                 <w:webHidden/>
               </w:rPr>
               <w:fldChar w:fldCharType="separate"/>
             </w:r>
             <w:r>
               <w:rPr>
-                <w:noProof/>
-                <w:webHidden/>
-              </w:rPr>
-              <w:t>7</w:t>
-            </w:r>
-            <w:r>
-              <w:rPr>
-                <w:noProof/>
+                <w:webHidden/>
+              </w:rPr>
+              <w:t>16</w:t>
+            </w:r>
+            <w:r>
+              <w:rPr>
                 <w:webHidden/>
               </w:rPr>
               <w:fldChar w:fldCharType="end"/>
@@ -1063,22 +1519,19 @@
             </w:tabs>
             <w:rPr>
               <w:rFonts w:asciiTheme="minorHAnsi" w:eastAsiaTheme="minorEastAsia" w:hAnsiTheme="minorHAnsi"/>
-              <w:noProof/>
               <w:lang w:eastAsia="et-EE"/>
             </w:rPr>
           </w:pPr>
-          <w:hyperlink w:anchor="_Toc193461402" w:history="1">
+          <w:hyperlink w:anchor="_Toc214745376" w:history="1">
             <w:r>
               <w:rPr>
                 <w:rStyle w:val="Hyperlink"/>
-                <w:noProof/>
-              </w:rPr>
-              <w:t>6.</w:t>
+              </w:rPr>
+              <w:t>8.</w:t>
             </w:r>
             <w:r>
               <w:rPr>
                 <w:rFonts w:asciiTheme="minorHAnsi" w:eastAsiaTheme="minorEastAsia" w:hAnsiTheme="minorHAnsi"/>
-                <w:noProof/>
                 <w:lang w:eastAsia="et-EE"/>
               </w:rPr>
               <w:tab/>
@@ -1086,54 +1539,46 @@
             <w:r>
               <w:rPr>
                 <w:rStyle w:val="Hyperlink"/>
-                <w:noProof/>
               </w:rPr>
               <w:t>Lisa</w:t>
             </w:r>
             <w:r>
               <w:rPr>
-                <w:noProof/>
                 <w:webHidden/>
               </w:rPr>
               <w:tab/>
             </w:r>
             <w:r>
               <w:rPr>
-                <w:noProof/>
                 <w:webHidden/>
               </w:rPr>
               <w:fldChar w:fldCharType="begin"/>
             </w:r>
             <w:r>
               <w:rPr>
-                <w:noProof/>
-                <w:webHidden/>
-              </w:rPr>
-              <w:instrText xml:space="preserve"> PAGEREF _Toc193461402 \h </w:instrText>
-            </w:r>
-            <w:r>
-              <w:rPr>
-                <w:noProof/>
-                <w:webHidden/>
-              </w:rPr>
-            </w:r>
-            <w:r>
-              <w:rPr>
-                <w:noProof/>
+                <w:webHidden/>
+              </w:rPr>
+              <w:instrText xml:space="preserve"> PAGEREF _Toc214745376 \h </w:instrText>
+            </w:r>
+            <w:r>
+              <w:rPr>
+                <w:webHidden/>
+              </w:rPr>
+            </w:r>
+            <w:r>
+              <w:rPr>
                 <w:webHidden/>
               </w:rPr>
               <w:fldChar w:fldCharType="separate"/>
             </w:r>
             <w:r>
               <w:rPr>
-                <w:noProof/>
-                <w:webHidden/>
-              </w:rPr>
-              <w:t>8</w:t>
-            </w:r>
-            <w:r>
-              <w:rPr>
-                <w:noProof/>
+                <w:webHidden/>
+              </w:rPr>
+              <w:t>18</w:t>
+            </w:r>
+            <w:r>
+              <w:rPr>
                 <w:webHidden/>
               </w:rPr>
               <w:fldChar w:fldCharType="end"/>
@@ -1149,22 +1594,19 @@
             </w:tabs>
             <w:rPr>
               <w:rFonts w:asciiTheme="minorHAnsi" w:eastAsiaTheme="minorEastAsia" w:hAnsiTheme="minorHAnsi"/>
-              <w:noProof/>
               <w:lang w:eastAsia="et-EE"/>
             </w:rPr>
           </w:pPr>
-          <w:hyperlink w:anchor="_Toc193461403" w:history="1">
+          <w:hyperlink w:anchor="_Toc214745377" w:history="1">
             <w:r>
               <w:rPr>
                 <w:rStyle w:val="Hyperlink"/>
-                <w:noProof/>
-              </w:rPr>
-              <w:t>7.</w:t>
+              </w:rPr>
+              <w:t>9.</w:t>
             </w:r>
             <w:r>
               <w:rPr>
                 <w:rFonts w:asciiTheme="minorHAnsi" w:eastAsiaTheme="minorEastAsia" w:hAnsiTheme="minorHAnsi"/>
-                <w:noProof/>
                 <w:lang w:eastAsia="et-EE"/>
               </w:rPr>
               <w:tab/>
@@ -1172,54 +1614,46 @@
             <w:r>
               <w:rPr>
                 <w:rStyle w:val="Hyperlink"/>
-                <w:noProof/>
               </w:rPr>
               <w:t>Resümee</w:t>
             </w:r>
             <w:r>
               <w:rPr>
-                <w:noProof/>
                 <w:webHidden/>
               </w:rPr>
               <w:tab/>
             </w:r>
             <w:r>
               <w:rPr>
-                <w:noProof/>
                 <w:webHidden/>
               </w:rPr>
               <w:fldChar w:fldCharType="begin"/>
             </w:r>
             <w:r>
               <w:rPr>
-                <w:noProof/>
-                <w:webHidden/>
-              </w:rPr>
-              <w:instrText xml:space="preserve"> PAGEREF _Toc193461403 \h </w:instrText>
-            </w:r>
-            <w:r>
-              <w:rPr>
-                <w:noProof/>
-                <w:webHidden/>
-              </w:rPr>
-            </w:r>
-            <w:r>
-              <w:rPr>
-                <w:noProof/>
+                <w:webHidden/>
+              </w:rPr>
+              <w:instrText xml:space="preserve"> PAGEREF _Toc214745377 \h </w:instrText>
+            </w:r>
+            <w:r>
+              <w:rPr>
+                <w:webHidden/>
+              </w:rPr>
+            </w:r>
+            <w:r>
+              <w:rPr>
                 <w:webHidden/>
               </w:rPr>
               <w:fldChar w:fldCharType="separate"/>
             </w:r>
             <w:r>
               <w:rPr>
-                <w:noProof/>
-                <w:webHidden/>
-              </w:rPr>
-              <w:t>9</w:t>
-            </w:r>
-            <w:r>
-              <w:rPr>
-                <w:noProof/>
+                <w:webHidden/>
+              </w:rPr>
+              <w:t>19</w:t>
+            </w:r>
+            <w:r>
+              <w:rPr>
                 <w:webHidden/>
               </w:rPr>
               <w:fldChar w:fldCharType="end"/>
@@ -1230,27 +1664,24 @@
           <w:pPr>
             <w:pStyle w:val="TOC1"/>
             <w:tabs>
-              <w:tab w:val="left" w:pos="480"/>
+              <w:tab w:val="left" w:pos="720"/>
               <w:tab w:val="right" w:leader="dot" w:pos="9061"/>
             </w:tabs>
             <w:rPr>
               <w:rFonts w:asciiTheme="minorHAnsi" w:eastAsiaTheme="minorEastAsia" w:hAnsiTheme="minorHAnsi"/>
-              <w:noProof/>
               <w:lang w:eastAsia="et-EE"/>
             </w:rPr>
           </w:pPr>
-          <w:hyperlink w:anchor="_Toc193461404" w:history="1">
+          <w:hyperlink w:anchor="_Toc214745378" w:history="1">
             <w:r>
               <w:rPr>
                 <w:rStyle w:val="Hyperlink"/>
-                <w:noProof/>
-              </w:rPr>
-              <w:t>8.</w:t>
+              </w:rPr>
+              <w:t>10.</w:t>
             </w:r>
             <w:r>
               <w:rPr>
                 <w:rFonts w:asciiTheme="minorHAnsi" w:eastAsiaTheme="minorEastAsia" w:hAnsiTheme="minorHAnsi"/>
-                <w:noProof/>
                 <w:lang w:eastAsia="et-EE"/>
               </w:rPr>
               <w:tab/>
@@ -1258,54 +1689,46 @@
             <w:r>
               <w:rPr>
                 <w:rStyle w:val="Hyperlink"/>
-                <w:noProof/>
               </w:rPr>
               <w:t>Abstract</w:t>
             </w:r>
             <w:r>
               <w:rPr>
-                <w:noProof/>
                 <w:webHidden/>
               </w:rPr>
               <w:tab/>
             </w:r>
             <w:r>
               <w:rPr>
-                <w:noProof/>
                 <w:webHidden/>
               </w:rPr>
               <w:fldChar w:fldCharType="begin"/>
             </w:r>
             <w:r>
               <w:rPr>
-                <w:noProof/>
-                <w:webHidden/>
-              </w:rPr>
-              <w:instrText xml:space="preserve"> PAGEREF _Toc193461404 \h </w:instrText>
-            </w:r>
-            <w:r>
-              <w:rPr>
-                <w:noProof/>
-                <w:webHidden/>
-              </w:rPr>
-            </w:r>
-            <w:r>
-              <w:rPr>
-                <w:noProof/>
+                <w:webHidden/>
+              </w:rPr>
+              <w:instrText xml:space="preserve"> PAGEREF _Toc214745378 \h </w:instrText>
+            </w:r>
+            <w:r>
+              <w:rPr>
+                <w:webHidden/>
+              </w:rPr>
+            </w:r>
+            <w:r>
+              <w:rPr>
                 <w:webHidden/>
               </w:rPr>
               <w:fldChar w:fldCharType="separate"/>
             </w:r>
             <w:r>
               <w:rPr>
-                <w:noProof/>
-                <w:webHidden/>
-              </w:rPr>
-              <w:t>10</w:t>
-            </w:r>
-            <w:r>
-              <w:rPr>
-                <w:noProof/>
+                <w:webHidden/>
+              </w:rPr>
+              <w:t>20</w:t>
+            </w:r>
+            <w:r>
+              <w:rPr>
                 <w:webHidden/>
               </w:rPr>
               <w:fldChar w:fldCharType="end"/>
@@ -1316,27 +1739,24 @@
           <w:pPr>
             <w:pStyle w:val="TOC1"/>
             <w:tabs>
-              <w:tab w:val="left" w:pos="480"/>
+              <w:tab w:val="left" w:pos="720"/>
               <w:tab w:val="right" w:leader="dot" w:pos="9061"/>
             </w:tabs>
             <w:rPr>
               <w:rFonts w:asciiTheme="minorHAnsi" w:eastAsiaTheme="minorEastAsia" w:hAnsiTheme="minorHAnsi"/>
-              <w:noProof/>
               <w:lang w:eastAsia="et-EE"/>
             </w:rPr>
           </w:pPr>
-          <w:hyperlink w:anchor="_Toc193461405" w:history="1">
+          <w:hyperlink w:anchor="_Toc214745379" w:history="1">
             <w:r>
               <w:rPr>
                 <w:rStyle w:val="Hyperlink"/>
-                <w:noProof/>
-              </w:rPr>
-              <w:t>9.</w:t>
+              </w:rPr>
+              <w:t>11.</w:t>
             </w:r>
             <w:r>
               <w:rPr>
                 <w:rFonts w:asciiTheme="minorHAnsi" w:eastAsiaTheme="minorEastAsia" w:hAnsiTheme="minorHAnsi"/>
-                <w:noProof/>
                 <w:lang w:eastAsia="et-EE"/>
               </w:rPr>
               <w:tab/>
@@ -1344,54 +1764,46 @@
             <w:r>
               <w:rPr>
                 <w:rStyle w:val="Hyperlink"/>
-                <w:noProof/>
               </w:rPr>
               <w:t>Kinnitusleht</w:t>
             </w:r>
             <w:r>
               <w:rPr>
-                <w:noProof/>
                 <w:webHidden/>
               </w:rPr>
               <w:tab/>
             </w:r>
             <w:r>
               <w:rPr>
-                <w:noProof/>
                 <w:webHidden/>
               </w:rPr>
               <w:fldChar w:fldCharType="begin"/>
             </w:r>
             <w:r>
               <w:rPr>
-                <w:noProof/>
-                <w:webHidden/>
-              </w:rPr>
-              <w:instrText xml:space="preserve"> PAGEREF _Toc193461405 \h </w:instrText>
-            </w:r>
-            <w:r>
-              <w:rPr>
-                <w:noProof/>
-                <w:webHidden/>
-              </w:rPr>
-            </w:r>
-            <w:r>
-              <w:rPr>
-                <w:noProof/>
+                <w:webHidden/>
+              </w:rPr>
+              <w:instrText xml:space="preserve"> PAGEREF _Toc214745379 \h </w:instrText>
+            </w:r>
+            <w:r>
+              <w:rPr>
+                <w:webHidden/>
+              </w:rPr>
+            </w:r>
+            <w:r>
+              <w:rPr>
                 <w:webHidden/>
               </w:rPr>
               <w:fldChar w:fldCharType="separate"/>
             </w:r>
             <w:r>
               <w:rPr>
-                <w:noProof/>
-                <w:webHidden/>
-              </w:rPr>
-              <w:t>11</w:t>
-            </w:r>
-            <w:r>
-              <w:rPr>
-                <w:noProof/>
+                <w:webHidden/>
+              </w:rPr>
+              <w:t>21</w:t>
+            </w:r>
+            <w:r>
+              <w:rPr>
                 <w:webHidden/>
               </w:rPr>
               <w:fldChar w:fldCharType="end"/>
@@ -1403,7 +1815,6 @@
             <w:rPr>
               <w:b/>
               <w:bCs/>
-              <w:noProof/>
             </w:rPr>
             <w:fldChar w:fldCharType="end"/>
           </w:r>
@@ -1433,114 +1844,269 @@
       <w:pPr>
         <w:pStyle w:val="Heading1"/>
       </w:pPr>
-      <w:bookmarkStart w:id="0" w:name="_Toc193461393"/>
+      <w:bookmarkStart w:id="0" w:name="_Toc214745360"/>
       <w:r>
         <w:t>Sissejuhatus</w:t>
       </w:r>
       <w:bookmarkEnd w:id="0"/>
     </w:p>
     <w:p>
-      <w:r>
-        <w:t>Sissejuhatuses ei kasutata tsiteeringuid, refereeringuid. Sissejuhatus on kuni kahe lehekülje pikkune ja sisaldab järgmist:</w:t>
-      </w:r>
-    </w:p>
-    <w:p>
-      <w:pPr>
-        <w:pStyle w:val="ListParagraph"/>
-        <w:numPr>
-          <w:ilvl w:val="0"/>
-          <w:numId w:val="4"/>
-        </w:numPr>
-      </w:pPr>
-      <w:r>
-        <w:t>teema aktuaalsuse ja valiku põhjendamine (mis on selles valdkonnas tehtud);</w:t>
-      </w:r>
-    </w:p>
-    <w:p>
-      <w:pPr>
-        <w:pStyle w:val="ListParagraph"/>
-        <w:numPr>
-          <w:ilvl w:val="0"/>
-          <w:numId w:val="4"/>
-        </w:numPr>
-      </w:pPr>
-      <w:r>
-        <w:t>töö eesmärgi sõnastamine (mis probleemile otsitakse lahendust);</w:t>
-      </w:r>
-    </w:p>
-    <w:p>
-      <w:pPr>
-        <w:pStyle w:val="ListParagraph"/>
-        <w:numPr>
-          <w:ilvl w:val="0"/>
-          <w:numId w:val="4"/>
-        </w:numPr>
-      </w:pPr>
-      <w:r>
-        <w:t>uurimistöö uurimisküsimuse (sealhulgas vajadusel uurimisülesande või hüpoteesi) sõnastamine;</w:t>
-      </w:r>
-    </w:p>
-    <w:p>
-      <w:pPr>
-        <w:pStyle w:val="ListParagraph"/>
-        <w:numPr>
-          <w:ilvl w:val="0"/>
-          <w:numId w:val="4"/>
-        </w:numPr>
-      </w:pPr>
-      <w:r>
-        <w:t>ülevaade töö struktuurist;</w:t>
-      </w:r>
-    </w:p>
-    <w:p>
-      <w:pPr>
-        <w:pStyle w:val="ListParagraph"/>
-        <w:numPr>
-          <w:ilvl w:val="0"/>
-          <w:numId w:val="4"/>
-        </w:numPr>
-      </w:pPr>
-      <w:r>
-        <w:t>ülevaade kasutatavatest meetoditest;</w:t>
-      </w:r>
-    </w:p>
-    <w:p>
-      <w:pPr>
-        <w:pStyle w:val="ListParagraph"/>
-        <w:numPr>
-          <w:ilvl w:val="0"/>
-          <w:numId w:val="4"/>
-        </w:numPr>
-      </w:pPr>
-      <w:r>
-        <w:t>ülevaade peamistest allikatest;</w:t>
-      </w:r>
-    </w:p>
-    <w:p>
-      <w:pPr>
-        <w:pStyle w:val="ListParagraph"/>
-        <w:numPr>
-          <w:ilvl w:val="0"/>
-          <w:numId w:val="4"/>
-        </w:numPr>
-      </w:pPr>
-      <w:r>
-        <w:t>hea toon on kõigi töö valmimisele kaasa aidanud isikute tänamine sissejuhatuse viimases lõigus.</w:t>
+      <w:proofErr w:type="spellStart"/>
+      <w:r>
+        <w:t>Inertsiaal</w:t>
+      </w:r>
+      <w:r>
+        <w:t>a</w:t>
+      </w:r>
+      <w:r>
+        <w:t>ndur</w:t>
+      </w:r>
+      <w:proofErr w:type="spellEnd"/>
+      <w:r>
+        <w:t xml:space="preserve"> (inglise keeles </w:t>
+      </w:r>
+      <w:proofErr w:type="spellStart"/>
+      <w:r>
+        <w:rPr>
+          <w:i/>
+          <w:iCs/>
+        </w:rPr>
+        <w:t>Inertial</w:t>
+      </w:r>
+      <w:proofErr w:type="spellEnd"/>
+      <w:r>
+        <w:rPr>
+          <w:i/>
+          <w:iCs/>
+        </w:rPr>
+        <w:t xml:space="preserve"> </w:t>
+      </w:r>
+      <w:proofErr w:type="spellStart"/>
+      <w:r>
+        <w:rPr>
+          <w:i/>
+          <w:iCs/>
+        </w:rPr>
+        <w:t>Measurement</w:t>
+      </w:r>
+      <w:proofErr w:type="spellEnd"/>
+      <w:r>
+        <w:rPr>
+          <w:i/>
+          <w:iCs/>
+        </w:rPr>
+        <w:t xml:space="preserve"> </w:t>
+      </w:r>
+      <w:proofErr w:type="spellStart"/>
+      <w:r>
+        <w:rPr>
+          <w:i/>
+          <w:iCs/>
+        </w:rPr>
+        <w:t>Unit</w:t>
+      </w:r>
+      <w:proofErr w:type="spellEnd"/>
+      <w:r>
+        <w:rPr>
+          <w:i/>
+          <w:iCs/>
+        </w:rPr>
+        <w:t xml:space="preserve"> </w:t>
+      </w:r>
+      <w:r>
+        <w:t xml:space="preserve">või IMU) on äärmiselt kasulik olukordades, kus on vaja täpselt aru saada masina asendist ja liikumisest maa suhtes. Tavaliselt koosneb see väikesest güroskoobist ehk nurkkiiruseandurist ja </w:t>
+      </w:r>
+      <w:proofErr w:type="spellStart"/>
+      <w:r>
+        <w:t>aktseleromeetrist</w:t>
+      </w:r>
+      <w:proofErr w:type="spellEnd"/>
+      <w:r>
+        <w:t xml:space="preserve"> ehk kiirendusandurist. </w:t>
+      </w:r>
+    </w:p>
+    <w:p>
+      <w:r>
+        <w:t xml:space="preserve">Odavamaid andureid masstoodetakse tehaseliinil, mistõttu on otse tehasest tulnud </w:t>
+      </w:r>
+      <w:proofErr w:type="spellStart"/>
+      <w:r>
+        <w:t>inertsiaalanduril</w:t>
+      </w:r>
+      <w:proofErr w:type="spellEnd"/>
+      <w:r>
+        <w:t xml:space="preserve"> märgatav süstemaatiline mõõteviga, mida on võimalik matemaatiliselt mudeldada ja kasutajapoolse kalibreerimisega vähendada leides . </w:t>
+      </w:r>
+    </w:p>
+    <w:p>
+      <w:r>
+        <w:t xml:space="preserve">Selle töö eesmärgiks on ühe kindla </w:t>
+      </w:r>
+      <w:proofErr w:type="spellStart"/>
+      <w:r>
+        <w:t>inertsiaalanduri</w:t>
+      </w:r>
+      <w:proofErr w:type="spellEnd"/>
+      <w:r>
+        <w:t xml:space="preserve"> kalibreerimismeetodi uurimine. Tegemist on lihtsa meetodiga, mille jaoks ei ole vaja ülimalt täpseid kalibreerimisplatvorme. Järgitakse protseduuri, mida on kirjeldatud </w:t>
+      </w:r>
+      <w:proofErr w:type="spellStart"/>
+      <w:r>
+        <w:t>Tedaldi</w:t>
+      </w:r>
+      <w:proofErr w:type="spellEnd"/>
+      <w:r>
+        <w:t xml:space="preserve"> </w:t>
+      </w:r>
+      <w:r>
+        <w:rPr>
+          <w:i/>
+          <w:iCs/>
+        </w:rPr>
+        <w:t xml:space="preserve">et </w:t>
+      </w:r>
+      <w:proofErr w:type="spellStart"/>
+      <w:r>
+        <w:rPr>
+          <w:i/>
+          <w:iCs/>
+        </w:rPr>
+        <w:t>al</w:t>
+      </w:r>
+      <w:proofErr w:type="spellEnd"/>
+      <w:r>
+        <w:t xml:space="preserve"> 2013. aastal läbi viidud uurimistöös „A robust and </w:t>
+      </w:r>
+      <w:proofErr w:type="spellStart"/>
+      <w:r>
+        <w:t>easy</w:t>
+      </w:r>
+      <w:proofErr w:type="spellEnd"/>
+      <w:r>
+        <w:t xml:space="preserve"> </w:t>
+      </w:r>
+      <w:proofErr w:type="spellStart"/>
+      <w:r>
+        <w:t>to</w:t>
+      </w:r>
+      <w:proofErr w:type="spellEnd"/>
+      <w:r>
+        <w:t xml:space="preserve"> </w:t>
+      </w:r>
+      <w:proofErr w:type="spellStart"/>
+      <w:r>
+        <w:t>implement</w:t>
+      </w:r>
+      <w:proofErr w:type="spellEnd"/>
+      <w:r>
+        <w:t xml:space="preserve"> </w:t>
+      </w:r>
+      <w:proofErr w:type="spellStart"/>
+      <w:r>
+        <w:t>method</w:t>
+      </w:r>
+      <w:proofErr w:type="spellEnd"/>
+      <w:r>
+        <w:t xml:space="preserve"> </w:t>
+      </w:r>
+      <w:proofErr w:type="spellStart"/>
+      <w:r>
+        <w:t>for</w:t>
+      </w:r>
+      <w:proofErr w:type="spellEnd"/>
+      <w:r>
+        <w:t xml:space="preserve"> IMU </w:t>
+      </w:r>
+      <w:proofErr w:type="spellStart"/>
+      <w:r>
+        <w:t>calibration</w:t>
+      </w:r>
+      <w:proofErr w:type="spellEnd"/>
+      <w:r>
+        <w:t xml:space="preserve"> </w:t>
+      </w:r>
+      <w:proofErr w:type="spellStart"/>
+      <w:r>
+        <w:t>without</w:t>
+      </w:r>
+      <w:proofErr w:type="spellEnd"/>
+      <w:r>
+        <w:t xml:space="preserve"> </w:t>
+      </w:r>
+      <w:proofErr w:type="spellStart"/>
+      <w:r>
+        <w:t>external</w:t>
+      </w:r>
+      <w:proofErr w:type="spellEnd"/>
+      <w:r>
+        <w:t xml:space="preserve"> </w:t>
+      </w:r>
+      <w:proofErr w:type="spellStart"/>
+      <w:r>
+        <w:t>equipments</w:t>
+      </w:r>
+      <w:proofErr w:type="spellEnd"/>
+      <w:r>
+        <w:t>“. Seejuures vaadatakse, kas autori loodud lihtsa suunamisalgoritmi kasutamine viib täpsemate kalibreerimistulemusteni ning võrreldakse ka mitme kalibreerimise korral saadavate parameetrite erinevust. Kalibreerimise täpsust hinnatakse kahel viisil. Esiteks rakendatakse saadud kalibreerimisparameetrid sõltumatule andmehulgale, mis on saadud kolmel teljel pööratava statiiviga. Teiseks kasutatakse servomootorit, et uurida güroskoobi täpsust enne ning pärast kalibreerimist.</w:t>
+      </w:r>
+    </w:p>
+    <w:p>
+      <w:r>
+        <w:t xml:space="preserve">Uurimistöö on aktuaalne, sest sellise võrdluse tegemisega on võimalik saada aimu sellest, kuidas on kõige täpsemalt ning usaldusväärsemalt võimalik </w:t>
+      </w:r>
+      <w:proofErr w:type="spellStart"/>
+      <w:r>
+        <w:t>inertsiaalandurit</w:t>
+      </w:r>
+      <w:proofErr w:type="spellEnd"/>
+      <w:r>
+        <w:t xml:space="preserve"> kasutada. See kalibreerimismeetod on väga lihtne ning seetõttu kasutusel </w:t>
+      </w:r>
+      <w:proofErr w:type="spellStart"/>
+      <w:r>
+        <w:t>inertsiaalandureid</w:t>
+      </w:r>
+      <w:proofErr w:type="spellEnd"/>
+      <w:r>
+        <w:t xml:space="preserve"> kasutatavates eksperimentaalsetes lahendustes, näiteks droonides, robotites ja liikumist jälgivates seadmetes. Valisin uurimiseks just selle valdkonna, kuna olen seotud Tartu Ülikooli üliõpilasprojekti </w:t>
+      </w:r>
+      <w:proofErr w:type="spellStart"/>
+      <w:r>
+        <w:t>KuupKulgur</w:t>
+      </w:r>
+      <w:proofErr w:type="spellEnd"/>
+      <w:r>
+        <w:t xml:space="preserve"> jaoks </w:t>
+      </w:r>
+      <w:proofErr w:type="spellStart"/>
+      <w:r>
+        <w:t>inertsiaalanduri</w:t>
+      </w:r>
+      <w:proofErr w:type="spellEnd"/>
+      <w:r>
+        <w:t xml:space="preserve"> kalibreerimise protsessi välja töötamisega ning pärast parima meetodi leidmisega tahtsin teada, kas saan enda valmistatud statiiviga usaldusväärsemalt kalibreerida sensorit kui käsitsi.</w:t>
+      </w:r>
+    </w:p>
+    <w:p>
+      <w:r>
+        <w:lastRenderedPageBreak/>
+        <w:t xml:space="preserve">Teoreetilise osa käigus uurin MEMS- tüüpi </w:t>
+      </w:r>
+      <w:proofErr w:type="spellStart"/>
+      <w:r>
+        <w:t>inertsiaalanduri</w:t>
+      </w:r>
+      <w:proofErr w:type="spellEnd"/>
+      <w:r>
+        <w:t xml:space="preserve"> põhikoostisosade tööpõhimõtet ja vastan uurimisküsimusele, et miks täpselt mõõteviga tekib. Metoodika osas selgitan matemaatikat kalibreerimismeetodi taga ning selgitan, kuidas valmis minu testalus. Katselises osas viin läbi 3 mõõtmist nii käsitsi kui ka kasutades enda valmistatud mehhaanilist testalust ning hindan, kumb andmete kogumise viis on usaldusväärsem. Usaldusväärsust hinnatakse kolme kriteeriumi alusel. Esiteks, võrreldakse sama mõõtevahendiga tehtud erinevaid mõõtmisi: mida suurem on suhteline erinevus kalibreerimisparameetritel, seda väiksem on andmete usaldusväärsus. Teiseks kontrollitakse, kui hästi sobituvad leitud kalibreerimisparameetrid algsete andmetega – mida suuremad on muud vead mõõtmisel, seda halvemini sobituvad kalibreeritud andmed omavahel. Kolmandaks proovitakse leida absoluutne viga kasutades 3D-prinditud testseadet, millega on võimalik sensorit asetada igale küljele.</w:t>
       </w:r>
     </w:p>
     <w:p>
       <w:pPr>
         <w:spacing w:after="160" w:line="278" w:lineRule="auto"/>
         <w:jc w:val="left"/>
-      </w:pPr>
-      <w:r>
-        <w:br w:type="page"/>
-      </w:r>
-    </w:p>
-    <w:p>
-      <w:pPr>
         <w:sectPr>
-          <w:footerReference w:type="default" r:id="rId8"/>
+          <w:footerReference w:type="default" r:id="rId11"/>
           <w:pgSz w:w="11906" w:h="16838"/>
           <w:pgMar w:top="1418" w:right="1134" w:bottom="1418" w:left="1701" w:header="709" w:footer="709" w:gutter="0"/>
           <w:cols w:space="708"/>
@@ -1550,7 +2116,6 @@
     </w:p>
     <w:p>
       <w:r>
-        <w:lastRenderedPageBreak/>
         <w:br w:type="page"/>
       </w:r>
     </w:p>
@@ -1560,27 +2125,38 @@
       <w:pPr>
         <w:pStyle w:val="Heading1"/>
       </w:pPr>
-      <w:bookmarkStart w:id="1" w:name="_Toc193461394"/>
-      <w:r>
-        <w:t>Pealkiri 1 (teoreetiline osa)</w:t>
+      <w:bookmarkStart w:id="1" w:name="_Toc214745361"/>
+      <w:proofErr w:type="spellStart"/>
+      <w:r>
+        <w:t>Inertsiaalanduritest</w:t>
       </w:r>
       <w:bookmarkEnd w:id="1"/>
+      <w:proofErr w:type="spellEnd"/>
     </w:p>
     <w:p>
       <w:pPr>
         <w:pStyle w:val="Heading2"/>
       </w:pPr>
-      <w:bookmarkStart w:id="2" w:name="_Toc193461395"/>
-      <w:r>
-        <w:t>Alapealkiri 1</w:t>
-      </w:r>
-      <w:bookmarkEnd w:id="2"/>
-    </w:p>
-    <w:p>
-      <w:r>
-        <w:rPr>
-          <w:noProof/>
-        </w:rPr>
+      <w:proofErr w:type="spellStart"/>
+      <w:r>
+        <w:t>Inertsiaalanduri</w:t>
+      </w:r>
+      <w:proofErr w:type="spellEnd"/>
+      <w:r>
+        <w:t xml:space="preserve"> ajal</w:t>
+      </w:r>
+      <w:r>
+        <w:t>ugu</w:t>
+      </w:r>
+      <w:r>
+        <w:t xml:space="preserve"> ja </w:t>
+      </w:r>
+      <w:r>
+        <w:t>tähtsus</w:t>
+      </w:r>
+    </w:p>
+    <w:p>
+      <w:r>
         <w:drawing>
           <wp:inline distT="0" distB="0" distL="0" distR="0" wp14:anchorId="53C9FA2A" wp14:editId="6827DF0C">
             <wp:extent cx="5760085" cy="4317365"/>
@@ -1599,7 +2175,7 @@
                     </pic:cNvPicPr>
                   </pic:nvPicPr>
                   <pic:blipFill>
-                    <a:blip r:embed="rId9">
+                    <a:blip r:embed="rId12">
                       <a:extLst>
                         <a:ext uri="{28A0092B-C50C-407E-A947-70E740481C1C}">
                           <a14:useLocalDpi xmlns:a14="http://schemas.microsoft.com/office/drawing/2010/main" val="0"/>
@@ -1653,11 +2229,30 @@
       <w:pPr>
         <w:pStyle w:val="Heading2"/>
       </w:pPr>
-      <w:bookmarkStart w:id="3" w:name="_Toc193461396"/>
-      <w:r>
-        <w:t>Alapealkiri 2</w:t>
-      </w:r>
-      <w:bookmarkEnd w:id="3"/>
+      <w:r>
+        <w:t xml:space="preserve">MEMS-tüüpi </w:t>
+      </w:r>
+      <w:proofErr w:type="spellStart"/>
+      <w:r>
+        <w:t>inertsiaalanduri</w:t>
+      </w:r>
+      <w:proofErr w:type="spellEnd"/>
+      <w:r>
+        <w:t xml:space="preserve"> tööpõhimõte</w:t>
+      </w:r>
+    </w:p>
+    <w:p>
+      <w:pPr>
+        <w:pStyle w:val="Heading2"/>
+      </w:pPr>
+      <w:proofErr w:type="spellStart"/>
+      <w:r>
+        <w:t>Inertsiaalanduri</w:t>
+      </w:r>
+      <w:proofErr w:type="spellEnd"/>
+      <w:r>
+        <w:t xml:space="preserve"> kalibreerimise vajalikkus</w:t>
+      </w:r>
       <w:r>
         <w:br w:type="page"/>
       </w:r>
@@ -1668,19 +2263,1750 @@
       <w:pPr>
         <w:pStyle w:val="Heading1"/>
       </w:pPr>
-      <w:bookmarkStart w:id="4" w:name="_Toc193461397"/>
-      <w:r>
-        <w:t>Pealkiri 2 (omauurimuslik osa)</w:t>
-      </w:r>
-      <w:bookmarkEnd w:id="4"/>
+      <w:bookmarkStart w:id="2" w:name="_Toc214745364"/>
+      <w:r>
+        <w:t>Kasutatav kalibreerimismeetod</w:t>
+      </w:r>
+      <w:bookmarkEnd w:id="2"/>
     </w:p>
     <w:p>
       <w:pPr>
         <w:pStyle w:val="Heading2"/>
       </w:pPr>
-      <w:bookmarkStart w:id="5" w:name="_Toc193461398"/>
-      <w:r>
-        <w:t>Alapealkiri 1</w:t>
+      <w:r>
+        <w:t>Veamudeli kirjeldus</w:t>
+      </w:r>
+    </w:p>
+    <w:p>
+      <w:proofErr w:type="spellStart"/>
+      <w:r>
+        <w:t>Inertsiaalandurit</w:t>
+      </w:r>
+      <w:proofErr w:type="spellEnd"/>
+      <w:r>
+        <w:t xml:space="preserve"> on võimalik kalibreerida, kuna esinevad teatud süstemaatilised vead, mida </w:t>
+      </w:r>
+      <w:r>
+        <w:t>on võimalik</w:t>
+      </w:r>
+      <w:r>
+        <w:t xml:space="preserve"> empiiriliselt </w:t>
+      </w:r>
+      <w:r>
+        <w:t>leitud kalibreerimisparameetrite rakendamisega vähendada</w:t>
+      </w:r>
+      <w:r>
+        <w:t>.</w:t>
+      </w:r>
+      <w:r>
+        <w:t xml:space="preserve"> </w:t>
+      </w:r>
+    </w:p>
+    <w:p>
+      <w:r>
+        <w:t xml:space="preserve">Ideaalses situatsioonis on nii </w:t>
+      </w:r>
+      <w:proofErr w:type="spellStart"/>
+      <w:r>
+        <w:t>aktseleromeetri</w:t>
+      </w:r>
+      <w:proofErr w:type="spellEnd"/>
+      <w:r>
+        <w:t xml:space="preserve"> kui ka güroskoobi puhul risti olevate mõõtmistelgede vahel täisnurgad. </w:t>
+      </w:r>
+      <w:r>
+        <w:t xml:space="preserve">Kokkupanemise ebatäpsuse tõttu </w:t>
+      </w:r>
+      <w:r>
+        <w:t xml:space="preserve">on nii güroskoobi- kui ka </w:t>
+      </w:r>
+      <w:proofErr w:type="spellStart"/>
+      <w:r>
+        <w:t>aktseleromeetriteljed</w:t>
+      </w:r>
+      <w:proofErr w:type="spellEnd"/>
+      <w:r>
+        <w:t xml:space="preserve"> üksteisega veidi väiksemaid ja suuremaid nurkasid kui 90 kraadi. </w:t>
+      </w:r>
+      <w:r>
+        <w:t xml:space="preserve">See tähendab, et ühe telje liikumise mõõtmine võib tegelikult sisaldada ka väikest mõõtmist teiselt teljelt. </w:t>
+      </w:r>
+      <w:r>
+        <w:t xml:space="preserve">Lihtsuse mõttes </w:t>
+      </w:r>
+      <w:r>
+        <w:t>defineeritakse</w:t>
+      </w:r>
+      <w:r>
+        <w:t xml:space="preserve"> </w:t>
+      </w:r>
+      <w:proofErr w:type="spellStart"/>
+      <w:r>
+        <w:t>aktseleromeetrile</w:t>
+      </w:r>
+      <w:proofErr w:type="spellEnd"/>
+      <w:r>
+        <w:t xml:space="preserve"> ja güroskoobile </w:t>
+      </w:r>
+      <w:r>
+        <w:t>reaalsed</w:t>
+      </w:r>
+      <w:r>
+        <w:t xml:space="preserve"> teljestikud ning </w:t>
+      </w:r>
+      <w:r>
+        <w:t>ideaalsed teljestikud</w:t>
+      </w:r>
+      <w:r>
+        <w:t xml:space="preserve">. </w:t>
+      </w:r>
+      <w:proofErr w:type="spellStart"/>
+      <w:r>
+        <w:t>Aktseleromeetri</w:t>
+      </w:r>
+      <w:proofErr w:type="spellEnd"/>
+      <w:r>
+        <w:t xml:space="preserve"> teljestike puhul ühtib reaalse ja ideaalse teljestiku x-telg ja ideaalse teljestik</w:t>
+      </w:r>
+      <w:r>
+        <w:t xml:space="preserve">u y-telg asub reaalse teljestiku </w:t>
+      </w:r>
+      <w:r>
+        <w:t>x-teljega 90</w:t>
+      </w:r>
+      <w:r>
+        <w:t>°</w:t>
+      </w:r>
+      <w:r>
+        <w:t xml:space="preserve"> nurga all</w:t>
+      </w:r>
+      <w:r>
+        <w:t xml:space="preserve">. </w:t>
+      </w:r>
+      <w:r>
+        <w:t>Ideaalsete teljestike teljed on suunatud peaaegu täpselt mööda</w:t>
+      </w:r>
+      <w:r>
+        <w:t xml:space="preserve"> </w:t>
+      </w:r>
+      <w:proofErr w:type="spellStart"/>
+      <w:r>
+        <w:t>inertsiaalanduri</w:t>
+      </w:r>
+      <w:proofErr w:type="spellEnd"/>
+      <w:r>
+        <w:t xml:space="preserve"> kiibi külgi</w:t>
+      </w:r>
+      <w:r>
+        <w:t xml:space="preserve">, mistõttu on võimalik tekkiva vektori päris suunda reaalse objekti suhtes vaadata </w:t>
+      </w:r>
+      <w:commentRangeStart w:id="3"/>
+      <w:r>
+        <w:t>(vt. joonis …)</w:t>
+      </w:r>
+      <w:commentRangeEnd w:id="3"/>
+      <w:r>
+        <w:rPr>
+          <w:rStyle w:val="CommentReference"/>
+        </w:rPr>
+        <w:commentReference w:id="3"/>
+      </w:r>
+      <w:r>
+        <w:t>.</w:t>
+      </w:r>
+      <w:r>
+        <w:t xml:space="preserve"> Sellist kiibiga seotud teljestikku kutsutakse edaspidi töös füüsiliseks teljestikuks. </w:t>
+      </w:r>
+      <w:r>
+        <w:t>Transformatsioonimaatriksite</w:t>
+      </w:r>
+      <w:r>
+        <w:t xml:space="preserve"> abil</w:t>
+      </w:r>
+      <w:r>
+        <w:t xml:space="preserve"> </w:t>
+      </w:r>
+      <w:r>
+        <w:t>saab</w:t>
+      </w:r>
+      <w:r>
+        <w:t xml:space="preserve"> viia </w:t>
+      </w:r>
+      <w:proofErr w:type="spellStart"/>
+      <w:r>
+        <w:t>aktseleromeetri</w:t>
+      </w:r>
+      <w:proofErr w:type="spellEnd"/>
+      <w:r>
+        <w:t xml:space="preserve"> teljestikus</w:t>
+      </w:r>
+      <w:r>
+        <w:t>t füüsilise korpuse teljestikku</w:t>
+      </w:r>
+      <w:r>
+        <w:t xml:space="preserve"> </w:t>
+      </w:r>
+      <w:r>
+        <w:t>kiirendusvektor</w:t>
+      </w:r>
+      <w:r>
+        <w:t xml:space="preserve"> </w:t>
+      </w:r>
+      <m:oMath>
+        <m:acc>
+          <m:accPr>
+            <m:chr m:val="⃗"/>
+            <m:ctrlPr>
+              <w:rPr>
+                <w:rFonts w:ascii="Cambria Math" w:eastAsiaTheme="minorEastAsia" w:hAnsi="Cambria Math"/>
+                <w:i/>
+              </w:rPr>
+            </m:ctrlPr>
+          </m:accPr>
+          <m:e>
+            <m:sSub>
+              <m:sSubPr>
+                <m:ctrlPr>
+                  <w:rPr>
+                    <w:rFonts w:ascii="Cambria Math" w:eastAsiaTheme="minorEastAsia" w:hAnsi="Cambria Math"/>
+                    <w:i/>
+                  </w:rPr>
+                </m:ctrlPr>
+              </m:sSubPr>
+              <m:e>
+                <m:r>
+                  <w:rPr>
+                    <w:rFonts w:ascii="Cambria Math" w:eastAsiaTheme="minorEastAsia" w:hAnsi="Cambria Math"/>
+                  </w:rPr>
+                  <m:t>a</m:t>
+                </m:r>
+              </m:e>
+              <m:sub>
+                <m:r>
+                  <w:rPr>
+                    <w:rFonts w:ascii="Cambria Math" w:eastAsiaTheme="minorEastAsia" w:hAnsi="Cambria Math"/>
+                  </w:rPr>
+                  <m:t>a</m:t>
+                </m:r>
+              </m:sub>
+            </m:sSub>
+          </m:e>
+        </m:acc>
+        <w:commentRangeStart w:id="4"/>
+        <m:r>
+          <w:rPr>
+            <w:rFonts w:ascii="Cambria Math" w:eastAsiaTheme="minorEastAsia" w:hAnsi="Cambria Math"/>
+          </w:rPr>
+          <m:t>=</m:t>
+        </m:r>
+        <m:d>
+          <m:dPr>
+            <m:begChr m:val="["/>
+            <m:endChr m:val="]"/>
+            <m:ctrlPr>
+              <w:rPr>
+                <w:rFonts w:ascii="Cambria Math" w:hAnsi="Cambria Math"/>
+                <w:i/>
+              </w:rPr>
+            </m:ctrlPr>
+          </m:dPr>
+          <m:e>
+            <m:m>
+              <m:mPr>
+                <m:mcs>
+                  <m:mc>
+                    <m:mcPr>
+                      <m:count m:val="1"/>
+                      <m:mcJc m:val="center"/>
+                    </m:mcPr>
+                  </m:mc>
+                </m:mcs>
+                <m:ctrlPr>
+                  <w:rPr>
+                    <w:rFonts w:ascii="Cambria Math" w:hAnsi="Cambria Math"/>
+                    <w:i/>
+                  </w:rPr>
+                </m:ctrlPr>
+              </m:mPr>
+              <m:mr>
+                <m:e>
+                  <m:sSub>
+                    <m:sSubPr>
+                      <m:ctrlPr>
+                        <w:rPr>
+                          <w:rFonts w:ascii="Cambria Math" w:hAnsi="Cambria Math"/>
+                          <w:i/>
+                        </w:rPr>
+                      </m:ctrlPr>
+                    </m:sSubPr>
+                    <m:e>
+                      <m:r>
+                        <w:rPr>
+                          <w:rFonts w:ascii="Cambria Math" w:hAnsi="Cambria Math"/>
+                        </w:rPr>
+                        <m:t>a</m:t>
+                      </m:r>
+                    </m:e>
+                    <m:sub>
+                      <m:r>
+                        <w:rPr>
+                          <w:rFonts w:ascii="Cambria Math" w:hAnsi="Cambria Math"/>
+                        </w:rPr>
+                        <m:t>ax</m:t>
+                      </m:r>
+                    </m:sub>
+                  </m:sSub>
+                </m:e>
+              </m:mr>
+              <m:mr>
+                <m:e>
+                  <m:sSub>
+                    <m:sSubPr>
+                      <m:ctrlPr>
+                        <w:rPr>
+                          <w:rFonts w:ascii="Cambria Math" w:hAnsi="Cambria Math"/>
+                          <w:i/>
+                        </w:rPr>
+                      </m:ctrlPr>
+                    </m:sSubPr>
+                    <m:e>
+                      <m:r>
+                        <w:rPr>
+                          <w:rFonts w:ascii="Cambria Math" w:hAnsi="Cambria Math"/>
+                        </w:rPr>
+                        <m:t>a</m:t>
+                      </m:r>
+                    </m:e>
+                    <m:sub>
+                      <m:r>
+                        <w:rPr>
+                          <w:rFonts w:ascii="Cambria Math" w:hAnsi="Cambria Math"/>
+                        </w:rPr>
+                        <m:t>ay</m:t>
+                      </m:r>
+                    </m:sub>
+                  </m:sSub>
+                </m:e>
+              </m:mr>
+              <m:mr>
+                <m:e>
+                  <m:sSub>
+                    <m:sSubPr>
+                      <m:ctrlPr>
+                        <w:rPr>
+                          <w:rFonts w:ascii="Cambria Math" w:hAnsi="Cambria Math"/>
+                          <w:i/>
+                        </w:rPr>
+                      </m:ctrlPr>
+                    </m:sSubPr>
+                    <m:e>
+                      <m:r>
+                        <w:rPr>
+                          <w:rFonts w:ascii="Cambria Math" w:hAnsi="Cambria Math"/>
+                        </w:rPr>
+                        <m:t>a</m:t>
+                      </m:r>
+                    </m:e>
+                    <m:sub>
+                      <m:r>
+                        <w:rPr>
+                          <w:rFonts w:ascii="Cambria Math" w:hAnsi="Cambria Math"/>
+                        </w:rPr>
+                        <m:t>az</m:t>
+                      </m:r>
+                    </m:sub>
+                  </m:sSub>
+                </m:e>
+              </m:mr>
+            </m:m>
+          </m:e>
+        </m:d>
+      </m:oMath>
+      <w:r>
+        <w:rPr>
+          <w:rFonts w:eastAsiaTheme="minorEastAsia"/>
+        </w:rPr>
+        <w:t xml:space="preserve"> ja güroskoobi teljestikust nurkkiirusvektor </w:t>
+      </w:r>
+      <m:oMath>
+        <m:acc>
+          <m:accPr>
+            <m:chr m:val="⃗"/>
+            <m:ctrlPr>
+              <w:rPr>
+                <w:rFonts w:ascii="Cambria Math" w:eastAsiaTheme="minorEastAsia" w:hAnsi="Cambria Math"/>
+                <w:i/>
+              </w:rPr>
+            </m:ctrlPr>
+          </m:accPr>
+          <m:e>
+            <m:sSub>
+              <m:sSubPr>
+                <m:ctrlPr>
+                  <w:rPr>
+                    <w:rFonts w:ascii="Cambria Math" w:eastAsiaTheme="minorEastAsia" w:hAnsi="Cambria Math"/>
+                    <w:i/>
+                  </w:rPr>
+                </m:ctrlPr>
+              </m:sSubPr>
+              <m:e>
+                <m:r>
+                  <w:rPr>
+                    <w:rFonts w:ascii="Cambria Math" w:hAnsi="Cambria Math"/>
+                  </w:rPr>
+                  <m:t>ω</m:t>
+                </m:r>
+              </m:e>
+              <m:sub>
+                <m:r>
+                  <w:rPr>
+                    <w:rFonts w:ascii="Cambria Math" w:eastAsiaTheme="minorEastAsia" w:hAnsi="Cambria Math"/>
+                  </w:rPr>
+                  <m:t>g</m:t>
+                </m:r>
+              </m:sub>
+            </m:sSub>
+          </m:e>
+        </m:acc>
+        <m:r>
+          <w:rPr>
+            <w:rFonts w:ascii="Cambria Math" w:eastAsiaTheme="minorEastAsia" w:hAnsi="Cambria Math"/>
+          </w:rPr>
+          <m:t>=</m:t>
+        </m:r>
+        <m:d>
+          <m:dPr>
+            <m:begChr m:val="["/>
+            <m:endChr m:val="]"/>
+            <m:ctrlPr>
+              <w:rPr>
+                <w:rFonts w:ascii="Cambria Math" w:hAnsi="Cambria Math"/>
+                <w:i/>
+              </w:rPr>
+            </m:ctrlPr>
+          </m:dPr>
+          <m:e>
+            <m:m>
+              <m:mPr>
+                <m:mcs>
+                  <m:mc>
+                    <m:mcPr>
+                      <m:count m:val="1"/>
+                      <m:mcJc m:val="center"/>
+                    </m:mcPr>
+                  </m:mc>
+                </m:mcs>
+                <m:ctrlPr>
+                  <w:rPr>
+                    <w:rFonts w:ascii="Cambria Math" w:hAnsi="Cambria Math"/>
+                    <w:i/>
+                  </w:rPr>
+                </m:ctrlPr>
+              </m:mPr>
+              <m:mr>
+                <m:e>
+                  <m:sSub>
+                    <m:sSubPr>
+                      <m:ctrlPr>
+                        <w:rPr>
+                          <w:rFonts w:ascii="Cambria Math" w:hAnsi="Cambria Math"/>
+                          <w:i/>
+                        </w:rPr>
+                      </m:ctrlPr>
+                    </m:sSubPr>
+                    <m:e>
+                      <m:r>
+                        <w:rPr>
+                          <w:rFonts w:ascii="Cambria Math" w:hAnsi="Cambria Math"/>
+                        </w:rPr>
+                        <m:t>ω</m:t>
+                      </m:r>
+                    </m:e>
+                    <m:sub>
+                      <m:r>
+                        <w:rPr>
+                          <w:rFonts w:ascii="Cambria Math" w:hAnsi="Cambria Math"/>
+                        </w:rPr>
+                        <m:t>ax</m:t>
+                      </m:r>
+                    </m:sub>
+                  </m:sSub>
+                </m:e>
+              </m:mr>
+              <m:mr>
+                <m:e>
+                  <m:sSub>
+                    <m:sSubPr>
+                      <m:ctrlPr>
+                        <w:rPr>
+                          <w:rFonts w:ascii="Cambria Math" w:hAnsi="Cambria Math"/>
+                          <w:i/>
+                        </w:rPr>
+                      </m:ctrlPr>
+                    </m:sSubPr>
+                    <m:e>
+                      <m:r>
+                        <w:rPr>
+                          <w:rFonts w:ascii="Cambria Math" w:hAnsi="Cambria Math"/>
+                        </w:rPr>
+                        <m:t>ω</m:t>
+                      </m:r>
+                    </m:e>
+                    <m:sub>
+                      <m:r>
+                        <w:rPr>
+                          <w:rFonts w:ascii="Cambria Math" w:hAnsi="Cambria Math"/>
+                        </w:rPr>
+                        <m:t>ay</m:t>
+                      </m:r>
+                    </m:sub>
+                  </m:sSub>
+                </m:e>
+              </m:mr>
+              <m:mr>
+                <m:e>
+                  <m:sSub>
+                    <m:sSubPr>
+                      <m:ctrlPr>
+                        <w:rPr>
+                          <w:rFonts w:ascii="Cambria Math" w:hAnsi="Cambria Math"/>
+                          <w:i/>
+                        </w:rPr>
+                      </m:ctrlPr>
+                    </m:sSubPr>
+                    <m:e>
+                      <m:r>
+                        <w:rPr>
+                          <w:rFonts w:ascii="Cambria Math" w:hAnsi="Cambria Math"/>
+                        </w:rPr>
+                        <m:t>ω</m:t>
+                      </m:r>
+                    </m:e>
+                    <m:sub>
+                      <m:r>
+                        <w:rPr>
+                          <w:rFonts w:ascii="Cambria Math" w:hAnsi="Cambria Math"/>
+                        </w:rPr>
+                        <m:t>az</m:t>
+                      </m:r>
+                    </m:sub>
+                  </m:sSub>
+                </m:e>
+              </m:mr>
+            </m:m>
+          </m:e>
+        </m:d>
+      </m:oMath>
+      <w:r>
+        <w:rPr>
+          <w:rFonts w:eastAsiaTheme="minorEastAsia"/>
+        </w:rPr>
+        <w:t xml:space="preserve">. </w:t>
+      </w:r>
+      <w:commentRangeEnd w:id="4"/>
+      <w:r>
+        <w:rPr>
+          <w:rStyle w:val="CommentReference"/>
+        </w:rPr>
+        <w:commentReference w:id="4"/>
+      </w:r>
+      <w:r>
+        <w:t xml:space="preserve">Need maatriksid sisaldavad vastavate telgede omavahelisi nurkasid (vt. joonis …) ja </w:t>
+      </w:r>
+      <w:r>
+        <w:t>üldine kuju sellisele maatriksile oleks:</w:t>
+      </w:r>
+    </w:p>
+    <w:p>
+      <w:pPr>
+        <w:rPr>
+          <w:rFonts w:eastAsiaTheme="minorEastAsia"/>
+        </w:rPr>
+      </w:pPr>
+      <m:oMathPara>
+        <m:oMath>
+          <m:r>
+            <w:rPr>
+              <w:rFonts w:ascii="Cambria Math" w:eastAsiaTheme="minorEastAsia" w:hAnsi="Cambria Math"/>
+            </w:rPr>
+            <m:t>T</m:t>
+          </m:r>
+          <m:r>
+            <w:rPr>
+              <w:rFonts w:ascii="Cambria Math" w:eastAsiaTheme="minorEastAsia" w:hAnsi="Cambria Math"/>
+            </w:rPr>
+            <m:t xml:space="preserve">= </m:t>
+          </m:r>
+          <m:d>
+            <m:dPr>
+              <m:begChr m:val="["/>
+              <m:endChr m:val="]"/>
+              <m:ctrlPr>
+                <w:rPr>
+                  <w:rFonts w:ascii="Cambria Math" w:eastAsiaTheme="minorEastAsia" w:hAnsi="Cambria Math"/>
+                  <w:i/>
+                </w:rPr>
+              </m:ctrlPr>
+            </m:dPr>
+            <m:e>
+              <m:m>
+                <m:mPr>
+                  <m:mcs>
+                    <m:mc>
+                      <m:mcPr>
+                        <m:count m:val="3"/>
+                        <m:mcJc m:val="center"/>
+                      </m:mcPr>
+                    </m:mc>
+                  </m:mcs>
+                  <m:ctrlPr>
+                    <w:rPr>
+                      <w:rFonts w:ascii="Cambria Math" w:eastAsiaTheme="minorEastAsia" w:hAnsi="Cambria Math"/>
+                      <w:i/>
+                    </w:rPr>
+                  </m:ctrlPr>
+                </m:mPr>
+                <m:mr>
+                  <m:e>
+                    <m:r>
+                      <w:rPr>
+                        <w:rFonts w:ascii="Cambria Math" w:eastAsiaTheme="minorEastAsia" w:hAnsi="Cambria Math"/>
+                      </w:rPr>
+                      <m:t>1</m:t>
+                    </m:r>
+                  </m:e>
+                  <m:e>
+                    <m:r>
+                      <w:rPr>
+                        <w:rFonts w:ascii="Cambria Math" w:eastAsiaTheme="minorEastAsia" w:hAnsi="Cambria Math"/>
+                      </w:rPr>
+                      <m:t>-</m:t>
+                    </m:r>
+                    <m:sSub>
+                      <m:sSubPr>
+                        <m:ctrlPr>
+                          <w:rPr>
+                            <w:rFonts w:ascii="Cambria Math" w:eastAsiaTheme="minorEastAsia" w:hAnsi="Cambria Math"/>
+                            <w:i/>
+                          </w:rPr>
+                        </m:ctrlPr>
+                      </m:sSubPr>
+                      <m:e>
+                        <m:r>
+                          <w:rPr>
+                            <w:rFonts w:ascii="Cambria Math" w:eastAsiaTheme="minorEastAsia" w:hAnsi="Cambria Math"/>
+                          </w:rPr>
+                          <m:t>γ</m:t>
+                        </m:r>
+                      </m:e>
+                      <m:sub>
+                        <m:r>
+                          <w:rPr>
+                            <w:rFonts w:ascii="Cambria Math" w:eastAsiaTheme="minorEastAsia" w:hAnsi="Cambria Math"/>
+                          </w:rPr>
+                          <m:t>yz</m:t>
+                        </m:r>
+                      </m:sub>
+                    </m:sSub>
+                  </m:e>
+                  <m:e>
+                    <m:sSub>
+                      <m:sSubPr>
+                        <m:ctrlPr>
+                          <w:rPr>
+                            <w:rFonts w:ascii="Cambria Math" w:eastAsiaTheme="minorEastAsia" w:hAnsi="Cambria Math"/>
+                            <w:i/>
+                          </w:rPr>
+                        </m:ctrlPr>
+                      </m:sSubPr>
+                      <m:e>
+                        <m:r>
+                          <w:rPr>
+                            <w:rFonts w:ascii="Cambria Math" w:eastAsiaTheme="minorEastAsia" w:hAnsi="Cambria Math"/>
+                          </w:rPr>
+                          <m:t>γ</m:t>
+                        </m:r>
+                      </m:e>
+                      <m:sub>
+                        <m:r>
+                          <w:rPr>
+                            <w:rFonts w:ascii="Cambria Math" w:eastAsiaTheme="minorEastAsia" w:hAnsi="Cambria Math"/>
+                          </w:rPr>
+                          <m:t>zy</m:t>
+                        </m:r>
+                      </m:sub>
+                    </m:sSub>
+                  </m:e>
+                </m:mr>
+                <m:mr>
+                  <m:e>
+                    <m:sSub>
+                      <m:sSubPr>
+                        <m:ctrlPr>
+                          <w:rPr>
+                            <w:rFonts w:ascii="Cambria Math" w:eastAsiaTheme="minorEastAsia" w:hAnsi="Cambria Math"/>
+                            <w:i/>
+                          </w:rPr>
+                        </m:ctrlPr>
+                      </m:sSubPr>
+                      <m:e>
+                        <m:r>
+                          <w:rPr>
+                            <w:rFonts w:ascii="Cambria Math" w:eastAsiaTheme="minorEastAsia" w:hAnsi="Cambria Math"/>
+                          </w:rPr>
+                          <m:t>γ</m:t>
+                        </m:r>
+                      </m:e>
+                      <m:sub>
+                        <m:r>
+                          <w:rPr>
+                            <w:rFonts w:ascii="Cambria Math" w:eastAsiaTheme="minorEastAsia" w:hAnsi="Cambria Math"/>
+                          </w:rPr>
+                          <m:t>xz</m:t>
+                        </m:r>
+                      </m:sub>
+                    </m:sSub>
+                  </m:e>
+                  <m:e>
+                    <m:r>
+                      <w:rPr>
+                        <w:rFonts w:ascii="Cambria Math" w:eastAsiaTheme="minorEastAsia" w:hAnsi="Cambria Math"/>
+                      </w:rPr>
+                      <m:t>1</m:t>
+                    </m:r>
+                  </m:e>
+                  <m:e>
+                    <m:r>
+                      <w:rPr>
+                        <w:rFonts w:ascii="Cambria Math" w:eastAsiaTheme="minorEastAsia" w:hAnsi="Cambria Math"/>
+                      </w:rPr>
+                      <m:t>-</m:t>
+                    </m:r>
+                    <m:sSub>
+                      <m:sSubPr>
+                        <m:ctrlPr>
+                          <w:rPr>
+                            <w:rFonts w:ascii="Cambria Math" w:eastAsiaTheme="minorEastAsia" w:hAnsi="Cambria Math"/>
+                            <w:i/>
+                          </w:rPr>
+                        </m:ctrlPr>
+                      </m:sSubPr>
+                      <m:e>
+                        <m:r>
+                          <w:rPr>
+                            <w:rFonts w:ascii="Cambria Math" w:eastAsiaTheme="minorEastAsia" w:hAnsi="Cambria Math"/>
+                          </w:rPr>
+                          <m:t>γ</m:t>
+                        </m:r>
+                      </m:e>
+                      <m:sub>
+                        <m:r>
+                          <w:rPr>
+                            <w:rFonts w:ascii="Cambria Math" w:eastAsiaTheme="minorEastAsia" w:hAnsi="Cambria Math"/>
+                          </w:rPr>
+                          <m:t>zx</m:t>
+                        </m:r>
+                      </m:sub>
+                    </m:sSub>
+                  </m:e>
+                </m:mr>
+                <m:mr>
+                  <m:e>
+                    <m:r>
+                      <w:rPr>
+                        <w:rFonts w:ascii="Cambria Math" w:eastAsiaTheme="minorEastAsia" w:hAnsi="Cambria Math"/>
+                      </w:rPr>
+                      <m:t>-</m:t>
+                    </m:r>
+                    <m:sSub>
+                      <m:sSubPr>
+                        <m:ctrlPr>
+                          <w:rPr>
+                            <w:rFonts w:ascii="Cambria Math" w:eastAsiaTheme="minorEastAsia" w:hAnsi="Cambria Math"/>
+                            <w:i/>
+                          </w:rPr>
+                        </m:ctrlPr>
+                      </m:sSubPr>
+                      <m:e>
+                        <m:r>
+                          <w:rPr>
+                            <w:rFonts w:ascii="Cambria Math" w:eastAsiaTheme="minorEastAsia" w:hAnsi="Cambria Math"/>
+                          </w:rPr>
+                          <m:t>γ</m:t>
+                        </m:r>
+                      </m:e>
+                      <m:sub>
+                        <m:r>
+                          <w:rPr>
+                            <w:rFonts w:ascii="Cambria Math" w:eastAsiaTheme="minorEastAsia" w:hAnsi="Cambria Math"/>
+                          </w:rPr>
+                          <m:t>xy</m:t>
+                        </m:r>
+                      </m:sub>
+                    </m:sSub>
+                  </m:e>
+                  <m:e>
+                    <m:sSub>
+                      <m:sSubPr>
+                        <m:ctrlPr>
+                          <w:rPr>
+                            <w:rFonts w:ascii="Cambria Math" w:eastAsiaTheme="minorEastAsia" w:hAnsi="Cambria Math"/>
+                            <w:i/>
+                          </w:rPr>
+                        </m:ctrlPr>
+                      </m:sSubPr>
+                      <m:e>
+                        <m:r>
+                          <w:rPr>
+                            <w:rFonts w:ascii="Cambria Math" w:eastAsiaTheme="minorEastAsia" w:hAnsi="Cambria Math"/>
+                          </w:rPr>
+                          <m:t>γ</m:t>
+                        </m:r>
+                      </m:e>
+                      <m:sub>
+                        <m:r>
+                          <w:rPr>
+                            <w:rFonts w:ascii="Cambria Math" w:eastAsiaTheme="minorEastAsia" w:hAnsi="Cambria Math"/>
+                          </w:rPr>
+                          <m:t>yx</m:t>
+                        </m:r>
+                      </m:sub>
+                    </m:sSub>
+                  </m:e>
+                  <m:e>
+                    <m:r>
+                      <w:rPr>
+                        <w:rFonts w:ascii="Cambria Math" w:eastAsiaTheme="minorEastAsia" w:hAnsi="Cambria Math"/>
+                      </w:rPr>
+                      <m:t>1</m:t>
+                    </m:r>
+                  </m:e>
+                </m:mr>
+              </m:m>
+            </m:e>
+          </m:d>
+        </m:oMath>
+      </m:oMathPara>
+    </w:p>
+    <w:p>
+      <w:pPr>
+        <w:rPr>
+          <w:rFonts w:eastAsiaTheme="minorEastAsia"/>
+        </w:rPr>
+      </w:pPr>
+      <w:r>
+        <w:rPr>
+          <w:rFonts w:eastAsiaTheme="minorEastAsia"/>
+        </w:rPr>
+        <w:t xml:space="preserve">Kui on vaja viia vektorid üle füüsilisse teljestikku on võimalik teha lähendus, et ideaalne </w:t>
+      </w:r>
+      <w:proofErr w:type="spellStart"/>
+      <w:r>
+        <w:rPr>
+          <w:rFonts w:eastAsiaTheme="minorEastAsia"/>
+        </w:rPr>
+        <w:t>aktseleromeetri</w:t>
+      </w:r>
+      <w:proofErr w:type="spellEnd"/>
+      <w:r>
+        <w:rPr>
+          <w:rFonts w:eastAsiaTheme="minorEastAsia"/>
+        </w:rPr>
+        <w:t xml:space="preserve"> teljestik ühtib füüsilise teljestikuga ja </w:t>
+      </w:r>
+      <w:r>
+        <w:rPr>
+          <w:rFonts w:eastAsiaTheme="minorEastAsia"/>
+        </w:rPr>
+        <w:t>kahe tingimuse</w:t>
+      </w:r>
+      <w:r>
+        <w:rPr>
+          <w:rFonts w:eastAsiaTheme="minorEastAsia"/>
+        </w:rPr>
+        <w:t xml:space="preserve"> tõttu, mille järgi ideaalne </w:t>
+      </w:r>
+      <w:r>
+        <w:rPr>
+          <w:rFonts w:eastAsiaTheme="minorEastAsia"/>
+        </w:rPr>
+        <w:t>vastav ideaalne</w:t>
+      </w:r>
+      <w:r>
+        <w:rPr>
+          <w:rFonts w:eastAsiaTheme="minorEastAsia"/>
+        </w:rPr>
+        <w:t xml:space="preserve"> teljestik loodi, on </w:t>
+      </w:r>
+      <w:proofErr w:type="spellStart"/>
+      <w:r>
+        <w:rPr>
+          <w:rFonts w:eastAsiaTheme="minorEastAsia"/>
+        </w:rPr>
+        <w:t>aktseleromeetri</w:t>
+      </w:r>
+      <w:proofErr w:type="spellEnd"/>
+      <w:r>
+        <w:rPr>
+          <w:rFonts w:eastAsiaTheme="minorEastAsia"/>
+        </w:rPr>
+        <w:t xml:space="preserve"> transformatsioonimaatriksis vaja vaid kolme joondusparameetrit, aga kuna ideaalne güroskoobi teljestik ei pruugi ühtida, siis on </w:t>
+      </w:r>
+      <w:r>
+        <w:rPr>
+          <w:rFonts w:eastAsiaTheme="minorEastAsia"/>
+        </w:rPr>
+        <w:t>güroskoobi omas vaja kuute:</w:t>
+      </w:r>
+    </w:p>
+    <w:p>
+      <w:pPr>
+        <w:rPr>
+          <w:rFonts w:eastAsiaTheme="minorEastAsia"/>
+        </w:rPr>
+      </w:pPr>
+      <m:oMathPara>
+        <m:oMath>
+          <m:sSub>
+            <m:sSubPr>
+              <m:ctrlPr>
+                <w:rPr>
+                  <w:rFonts w:ascii="Cambria Math" w:eastAsiaTheme="minorEastAsia" w:hAnsi="Cambria Math"/>
+                  <w:i/>
+                </w:rPr>
+              </m:ctrlPr>
+            </m:sSubPr>
+            <m:e>
+              <m:r>
+                <w:rPr>
+                  <w:rFonts w:ascii="Cambria Math" w:eastAsiaTheme="minorEastAsia" w:hAnsi="Cambria Math"/>
+                </w:rPr>
+                <m:t>T</m:t>
+              </m:r>
+            </m:e>
+            <m:sub>
+              <m:r>
+                <w:rPr>
+                  <w:rFonts w:ascii="Cambria Math" w:eastAsiaTheme="minorEastAsia" w:hAnsi="Cambria Math"/>
+                </w:rPr>
+                <m:t>a</m:t>
+              </m:r>
+            </m:sub>
+          </m:sSub>
+          <m:r>
+            <w:rPr>
+              <w:rFonts w:ascii="Cambria Math" w:eastAsiaTheme="minorEastAsia" w:hAnsi="Cambria Math"/>
+            </w:rPr>
+            <m:t xml:space="preserve">= </m:t>
+          </m:r>
+          <m:d>
+            <m:dPr>
+              <m:begChr m:val="["/>
+              <m:endChr m:val="]"/>
+              <m:ctrlPr>
+                <w:rPr>
+                  <w:rFonts w:ascii="Cambria Math" w:eastAsiaTheme="minorEastAsia" w:hAnsi="Cambria Math"/>
+                  <w:i/>
+                </w:rPr>
+              </m:ctrlPr>
+            </m:dPr>
+            <m:e>
+              <m:m>
+                <m:mPr>
+                  <m:mcs>
+                    <m:mc>
+                      <m:mcPr>
+                        <m:count m:val="3"/>
+                        <m:mcJc m:val="center"/>
+                      </m:mcPr>
+                    </m:mc>
+                  </m:mcs>
+                  <m:ctrlPr>
+                    <w:rPr>
+                      <w:rFonts w:ascii="Cambria Math" w:eastAsiaTheme="minorEastAsia" w:hAnsi="Cambria Math"/>
+                      <w:i/>
+                    </w:rPr>
+                  </m:ctrlPr>
+                </m:mPr>
+                <m:mr>
+                  <m:e>
+                    <m:r>
+                      <w:rPr>
+                        <w:rFonts w:ascii="Cambria Math" w:eastAsiaTheme="minorEastAsia" w:hAnsi="Cambria Math"/>
+                      </w:rPr>
+                      <m:t>1</m:t>
+                    </m:r>
+                  </m:e>
+                  <m:e>
+                    <m:r>
+                      <w:rPr>
+                        <w:rFonts w:ascii="Cambria Math" w:eastAsiaTheme="minorEastAsia" w:hAnsi="Cambria Math"/>
+                      </w:rPr>
+                      <m:t>-</m:t>
+                    </m:r>
+                    <m:sSub>
+                      <m:sSubPr>
+                        <m:ctrlPr>
+                          <w:rPr>
+                            <w:rFonts w:ascii="Cambria Math" w:eastAsiaTheme="minorEastAsia" w:hAnsi="Cambria Math"/>
+                            <w:i/>
+                          </w:rPr>
+                        </m:ctrlPr>
+                      </m:sSubPr>
+                      <m:e>
+                        <m:r>
+                          <w:rPr>
+                            <w:rFonts w:ascii="Cambria Math" w:eastAsiaTheme="minorEastAsia" w:hAnsi="Cambria Math"/>
+                          </w:rPr>
+                          <m:t>γ</m:t>
+                        </m:r>
+                      </m:e>
+                      <m:sub>
+                        <m:r>
+                          <w:rPr>
+                            <w:rFonts w:ascii="Cambria Math" w:eastAsiaTheme="minorEastAsia" w:hAnsi="Cambria Math"/>
+                          </w:rPr>
+                          <m:t>yz</m:t>
+                        </m:r>
+                      </m:sub>
+                    </m:sSub>
+                  </m:e>
+                  <m:e>
+                    <m:sSub>
+                      <m:sSubPr>
+                        <m:ctrlPr>
+                          <w:rPr>
+                            <w:rFonts w:ascii="Cambria Math" w:eastAsiaTheme="minorEastAsia" w:hAnsi="Cambria Math"/>
+                            <w:i/>
+                          </w:rPr>
+                        </m:ctrlPr>
+                      </m:sSubPr>
+                      <m:e>
+                        <m:r>
+                          <w:rPr>
+                            <w:rFonts w:ascii="Cambria Math" w:eastAsiaTheme="minorEastAsia" w:hAnsi="Cambria Math"/>
+                          </w:rPr>
+                          <m:t>γ</m:t>
+                        </m:r>
+                      </m:e>
+                      <m:sub>
+                        <m:r>
+                          <w:rPr>
+                            <w:rFonts w:ascii="Cambria Math" w:eastAsiaTheme="minorEastAsia" w:hAnsi="Cambria Math"/>
+                          </w:rPr>
+                          <m:t>zy</m:t>
+                        </m:r>
+                      </m:sub>
+                    </m:sSub>
+                  </m:e>
+                </m:mr>
+                <m:mr>
+                  <m:e>
+                    <m:r>
+                      <w:rPr>
+                        <w:rFonts w:ascii="Cambria Math" w:eastAsiaTheme="minorEastAsia" w:hAnsi="Cambria Math"/>
+                      </w:rPr>
+                      <m:t>0</m:t>
+                    </m:r>
+                  </m:e>
+                  <m:e>
+                    <m:r>
+                      <w:rPr>
+                        <w:rFonts w:ascii="Cambria Math" w:eastAsiaTheme="minorEastAsia" w:hAnsi="Cambria Math"/>
+                      </w:rPr>
+                      <m:t>1</m:t>
+                    </m:r>
+                  </m:e>
+                  <m:e>
+                    <m:r>
+                      <w:rPr>
+                        <w:rFonts w:ascii="Cambria Math" w:eastAsiaTheme="minorEastAsia" w:hAnsi="Cambria Math"/>
+                      </w:rPr>
+                      <m:t>-</m:t>
+                    </m:r>
+                    <m:sSub>
+                      <m:sSubPr>
+                        <m:ctrlPr>
+                          <w:rPr>
+                            <w:rFonts w:ascii="Cambria Math" w:eastAsiaTheme="minorEastAsia" w:hAnsi="Cambria Math"/>
+                            <w:i/>
+                          </w:rPr>
+                        </m:ctrlPr>
+                      </m:sSubPr>
+                      <m:e>
+                        <m:r>
+                          <w:rPr>
+                            <w:rFonts w:ascii="Cambria Math" w:eastAsiaTheme="minorEastAsia" w:hAnsi="Cambria Math"/>
+                          </w:rPr>
+                          <m:t>γ</m:t>
+                        </m:r>
+                      </m:e>
+                      <m:sub>
+                        <m:r>
+                          <w:rPr>
+                            <w:rFonts w:ascii="Cambria Math" w:eastAsiaTheme="minorEastAsia" w:hAnsi="Cambria Math"/>
+                          </w:rPr>
+                          <m:t>zx</m:t>
+                        </m:r>
+                      </m:sub>
+                    </m:sSub>
+                  </m:e>
+                </m:mr>
+                <m:mr>
+                  <m:e>
+                    <m:r>
+                      <w:rPr>
+                        <w:rFonts w:ascii="Cambria Math" w:eastAsiaTheme="minorEastAsia" w:hAnsi="Cambria Math"/>
+                      </w:rPr>
+                      <m:t>0</m:t>
+                    </m:r>
+                  </m:e>
+                  <m:e>
+                    <m:r>
+                      <w:rPr>
+                        <w:rFonts w:ascii="Cambria Math" w:eastAsiaTheme="minorEastAsia" w:hAnsi="Cambria Math"/>
+                      </w:rPr>
+                      <m:t>0</m:t>
+                    </m:r>
+                  </m:e>
+                  <m:e>
+                    <m:r>
+                      <w:rPr>
+                        <w:rFonts w:ascii="Cambria Math" w:eastAsiaTheme="minorEastAsia" w:hAnsi="Cambria Math"/>
+                      </w:rPr>
+                      <m:t>1</m:t>
+                    </m:r>
+                  </m:e>
+                </m:mr>
+              </m:m>
+            </m:e>
+          </m:d>
+          <m:r>
+            <w:rPr>
+              <w:rFonts w:ascii="Cambria Math" w:eastAsiaTheme="minorEastAsia" w:hAnsi="Cambria Math"/>
+            </w:rPr>
+            <m:t xml:space="preserve">,  </m:t>
+          </m:r>
+          <m:sSub>
+            <m:sSubPr>
+              <m:ctrlPr>
+                <w:rPr>
+                  <w:rFonts w:ascii="Cambria Math" w:eastAsiaTheme="minorEastAsia" w:hAnsi="Cambria Math"/>
+                  <w:i/>
+                </w:rPr>
+              </m:ctrlPr>
+            </m:sSubPr>
+            <m:e>
+              <m:r>
+                <w:rPr>
+                  <w:rFonts w:ascii="Cambria Math" w:eastAsiaTheme="minorEastAsia" w:hAnsi="Cambria Math"/>
+                </w:rPr>
+                <m:t>T</m:t>
+              </m:r>
+            </m:e>
+            <m:sub>
+              <m:r>
+                <w:rPr>
+                  <w:rFonts w:ascii="Cambria Math" w:eastAsiaTheme="minorEastAsia" w:hAnsi="Cambria Math"/>
+                </w:rPr>
+                <m:t>g</m:t>
+              </m:r>
+            </m:sub>
+          </m:sSub>
+          <m:r>
+            <w:rPr>
+              <w:rFonts w:ascii="Cambria Math" w:eastAsiaTheme="minorEastAsia" w:hAnsi="Cambria Math"/>
+            </w:rPr>
+            <m:t xml:space="preserve">= </m:t>
+          </m:r>
+          <m:d>
+            <m:dPr>
+              <m:begChr m:val="["/>
+              <m:endChr m:val="]"/>
+              <m:ctrlPr>
+                <w:rPr>
+                  <w:rFonts w:ascii="Cambria Math" w:eastAsiaTheme="minorEastAsia" w:hAnsi="Cambria Math"/>
+                  <w:i/>
+                </w:rPr>
+              </m:ctrlPr>
+            </m:dPr>
+            <m:e>
+              <m:m>
+                <m:mPr>
+                  <m:mcs>
+                    <m:mc>
+                      <m:mcPr>
+                        <m:count m:val="3"/>
+                        <m:mcJc m:val="center"/>
+                      </m:mcPr>
+                    </m:mc>
+                  </m:mcs>
+                  <m:ctrlPr>
+                    <w:rPr>
+                      <w:rFonts w:ascii="Cambria Math" w:eastAsiaTheme="minorEastAsia" w:hAnsi="Cambria Math"/>
+                      <w:i/>
+                    </w:rPr>
+                  </m:ctrlPr>
+                </m:mPr>
+                <m:mr>
+                  <m:e>
+                    <m:r>
+                      <w:rPr>
+                        <w:rFonts w:ascii="Cambria Math" w:eastAsiaTheme="minorEastAsia" w:hAnsi="Cambria Math"/>
+                      </w:rPr>
+                      <m:t>1</m:t>
+                    </m:r>
+                  </m:e>
+                  <m:e>
+                    <m:r>
+                      <w:rPr>
+                        <w:rFonts w:ascii="Cambria Math" w:eastAsiaTheme="minorEastAsia" w:hAnsi="Cambria Math"/>
+                      </w:rPr>
+                      <m:t>-</m:t>
+                    </m:r>
+                    <m:sSub>
+                      <m:sSubPr>
+                        <m:ctrlPr>
+                          <w:rPr>
+                            <w:rFonts w:ascii="Cambria Math" w:eastAsiaTheme="minorEastAsia" w:hAnsi="Cambria Math"/>
+                            <w:i/>
+                          </w:rPr>
+                        </m:ctrlPr>
+                      </m:sSubPr>
+                      <m:e>
+                        <m:r>
+                          <w:rPr>
+                            <w:rFonts w:ascii="Cambria Math" w:eastAsiaTheme="minorEastAsia" w:hAnsi="Cambria Math"/>
+                          </w:rPr>
+                          <m:t>γ</m:t>
+                        </m:r>
+                      </m:e>
+                      <m:sub>
+                        <m:r>
+                          <w:rPr>
+                            <w:rFonts w:ascii="Cambria Math" w:eastAsiaTheme="minorEastAsia" w:hAnsi="Cambria Math"/>
+                          </w:rPr>
+                          <m:t>yz</m:t>
+                        </m:r>
+                      </m:sub>
+                    </m:sSub>
+                  </m:e>
+                  <m:e>
+                    <m:sSub>
+                      <m:sSubPr>
+                        <m:ctrlPr>
+                          <w:rPr>
+                            <w:rFonts w:ascii="Cambria Math" w:eastAsiaTheme="minorEastAsia" w:hAnsi="Cambria Math"/>
+                            <w:i/>
+                          </w:rPr>
+                        </m:ctrlPr>
+                      </m:sSubPr>
+                      <m:e>
+                        <m:r>
+                          <w:rPr>
+                            <w:rFonts w:ascii="Cambria Math" w:eastAsiaTheme="minorEastAsia" w:hAnsi="Cambria Math"/>
+                          </w:rPr>
+                          <m:t>γ</m:t>
+                        </m:r>
+                      </m:e>
+                      <m:sub>
+                        <m:r>
+                          <w:rPr>
+                            <w:rFonts w:ascii="Cambria Math" w:eastAsiaTheme="minorEastAsia" w:hAnsi="Cambria Math"/>
+                          </w:rPr>
+                          <m:t>zy</m:t>
+                        </m:r>
+                      </m:sub>
+                    </m:sSub>
+                  </m:e>
+                </m:mr>
+                <m:mr>
+                  <m:e>
+                    <m:sSub>
+                      <m:sSubPr>
+                        <m:ctrlPr>
+                          <w:rPr>
+                            <w:rFonts w:ascii="Cambria Math" w:eastAsiaTheme="minorEastAsia" w:hAnsi="Cambria Math"/>
+                            <w:i/>
+                          </w:rPr>
+                        </m:ctrlPr>
+                      </m:sSubPr>
+                      <m:e>
+                        <m:r>
+                          <w:rPr>
+                            <w:rFonts w:ascii="Cambria Math" w:eastAsiaTheme="minorEastAsia" w:hAnsi="Cambria Math"/>
+                          </w:rPr>
+                          <m:t>γ</m:t>
+                        </m:r>
+                      </m:e>
+                      <m:sub>
+                        <m:r>
+                          <w:rPr>
+                            <w:rFonts w:ascii="Cambria Math" w:eastAsiaTheme="minorEastAsia" w:hAnsi="Cambria Math"/>
+                          </w:rPr>
+                          <m:t>xz</m:t>
+                        </m:r>
+                      </m:sub>
+                    </m:sSub>
+                  </m:e>
+                  <m:e>
+                    <m:r>
+                      <w:rPr>
+                        <w:rFonts w:ascii="Cambria Math" w:eastAsiaTheme="minorEastAsia" w:hAnsi="Cambria Math"/>
+                      </w:rPr>
+                      <m:t>1</m:t>
+                    </m:r>
+                  </m:e>
+                  <m:e>
+                    <m:r>
+                      <w:rPr>
+                        <w:rFonts w:ascii="Cambria Math" w:eastAsiaTheme="minorEastAsia" w:hAnsi="Cambria Math"/>
+                      </w:rPr>
+                      <m:t>-</m:t>
+                    </m:r>
+                    <m:sSub>
+                      <m:sSubPr>
+                        <m:ctrlPr>
+                          <w:rPr>
+                            <w:rFonts w:ascii="Cambria Math" w:eastAsiaTheme="minorEastAsia" w:hAnsi="Cambria Math"/>
+                            <w:i/>
+                          </w:rPr>
+                        </m:ctrlPr>
+                      </m:sSubPr>
+                      <m:e>
+                        <m:r>
+                          <w:rPr>
+                            <w:rFonts w:ascii="Cambria Math" w:eastAsiaTheme="minorEastAsia" w:hAnsi="Cambria Math"/>
+                          </w:rPr>
+                          <m:t>γ</m:t>
+                        </m:r>
+                      </m:e>
+                      <m:sub>
+                        <m:r>
+                          <w:rPr>
+                            <w:rFonts w:ascii="Cambria Math" w:eastAsiaTheme="minorEastAsia" w:hAnsi="Cambria Math"/>
+                          </w:rPr>
+                          <m:t>zx</m:t>
+                        </m:r>
+                      </m:sub>
+                    </m:sSub>
+                  </m:e>
+                </m:mr>
+                <m:mr>
+                  <m:e>
+                    <m:r>
+                      <w:rPr>
+                        <w:rFonts w:ascii="Cambria Math" w:eastAsiaTheme="minorEastAsia" w:hAnsi="Cambria Math"/>
+                      </w:rPr>
+                      <m:t>-</m:t>
+                    </m:r>
+                    <m:sSub>
+                      <m:sSubPr>
+                        <m:ctrlPr>
+                          <w:rPr>
+                            <w:rFonts w:ascii="Cambria Math" w:eastAsiaTheme="minorEastAsia" w:hAnsi="Cambria Math"/>
+                            <w:i/>
+                          </w:rPr>
+                        </m:ctrlPr>
+                      </m:sSubPr>
+                      <m:e>
+                        <m:r>
+                          <w:rPr>
+                            <w:rFonts w:ascii="Cambria Math" w:eastAsiaTheme="minorEastAsia" w:hAnsi="Cambria Math"/>
+                          </w:rPr>
+                          <m:t>γ</m:t>
+                        </m:r>
+                      </m:e>
+                      <m:sub>
+                        <m:r>
+                          <w:rPr>
+                            <w:rFonts w:ascii="Cambria Math" w:eastAsiaTheme="minorEastAsia" w:hAnsi="Cambria Math"/>
+                          </w:rPr>
+                          <m:t>xy</m:t>
+                        </m:r>
+                      </m:sub>
+                    </m:sSub>
+                  </m:e>
+                  <m:e>
+                    <m:sSub>
+                      <m:sSubPr>
+                        <m:ctrlPr>
+                          <w:rPr>
+                            <w:rFonts w:ascii="Cambria Math" w:eastAsiaTheme="minorEastAsia" w:hAnsi="Cambria Math"/>
+                            <w:i/>
+                          </w:rPr>
+                        </m:ctrlPr>
+                      </m:sSubPr>
+                      <m:e>
+                        <m:r>
+                          <w:rPr>
+                            <w:rFonts w:ascii="Cambria Math" w:eastAsiaTheme="minorEastAsia" w:hAnsi="Cambria Math"/>
+                          </w:rPr>
+                          <m:t>γ</m:t>
+                        </m:r>
+                      </m:e>
+                      <m:sub>
+                        <m:r>
+                          <w:rPr>
+                            <w:rFonts w:ascii="Cambria Math" w:eastAsiaTheme="minorEastAsia" w:hAnsi="Cambria Math"/>
+                          </w:rPr>
+                          <m:t>yx</m:t>
+                        </m:r>
+                      </m:sub>
+                    </m:sSub>
+                  </m:e>
+                  <m:e>
+                    <m:r>
+                      <w:rPr>
+                        <w:rFonts w:ascii="Cambria Math" w:eastAsiaTheme="minorEastAsia" w:hAnsi="Cambria Math"/>
+                      </w:rPr>
+                      <m:t>1</m:t>
+                    </m:r>
+                  </m:e>
+                </m:mr>
+              </m:m>
+            </m:e>
+          </m:d>
+        </m:oMath>
+      </m:oMathPara>
+    </w:p>
+    <w:p>
+      <w:pPr>
+        <w:rPr>
+          <w:rFonts w:eastAsiaTheme="minorEastAsia"/>
+        </w:rPr>
+      </w:pPr>
+      <w:r>
+        <w:rPr>
+          <w:rFonts w:eastAsiaTheme="minorEastAsia"/>
+        </w:rPr>
+        <w:t>Reaalsetes teljestikes kiirendus- ja nurkkiirendusvektoritest on võimalik saada füüsilises teljestikus vektorit korrutades:</w:t>
+      </w:r>
+    </w:p>
+    <w:p>
+      <w:pPr>
+        <w:rPr>
+          <w:rFonts w:eastAsiaTheme="minorEastAsia"/>
+          <w:i/>
+          <w:lang w:val="en-US"/>
+        </w:rPr>
+      </w:pPr>
+      <m:oMathPara>
+        <m:oMath>
+          <m:acc>
+            <m:accPr>
+              <m:chr m:val="⃗"/>
+              <m:ctrlPr>
+                <w:rPr>
+                  <w:rFonts w:ascii="Cambria Math" w:eastAsiaTheme="minorEastAsia" w:hAnsi="Cambria Math"/>
+                  <w:i/>
+                  <w:lang w:val="en-US"/>
+                </w:rPr>
+              </m:ctrlPr>
+            </m:accPr>
+            <m:e>
+              <m:sSub>
+                <m:sSubPr>
+                  <m:ctrlPr>
+                    <w:rPr>
+                      <w:rFonts w:ascii="Cambria Math" w:eastAsiaTheme="minorEastAsia" w:hAnsi="Cambria Math"/>
+                      <w:i/>
+                      <w:lang w:val="en-US"/>
+                    </w:rPr>
+                  </m:ctrlPr>
+                </m:sSubPr>
+                <m:e>
+                  <m:r>
+                    <w:rPr>
+                      <w:rFonts w:ascii="Cambria Math" w:eastAsiaTheme="minorEastAsia" w:hAnsi="Cambria Math"/>
+                      <w:lang w:val="en-US"/>
+                    </w:rPr>
+                    <m:t>a</m:t>
+                  </m:r>
+                </m:e>
+                <m:sub>
+                  <m:r>
+                    <w:rPr>
+                      <w:rFonts w:ascii="Cambria Math" w:eastAsiaTheme="minorEastAsia" w:hAnsi="Cambria Math"/>
+                      <w:lang w:val="en-US"/>
+                    </w:rPr>
+                    <m:t>f</m:t>
+                  </m:r>
+                </m:sub>
+              </m:sSub>
+            </m:e>
+          </m:acc>
+          <m:r>
+            <w:rPr>
+              <w:rFonts w:ascii="Cambria Math" w:eastAsiaTheme="minorEastAsia" w:hAnsi="Cambria Math"/>
+              <w:lang w:val="en-US"/>
+            </w:rPr>
+            <m:t>=</m:t>
+          </m:r>
+          <m:acc>
+            <m:accPr>
+              <m:chr m:val="⃗"/>
+              <m:ctrlPr>
+                <w:rPr>
+                  <w:rFonts w:ascii="Cambria Math" w:eastAsiaTheme="minorEastAsia" w:hAnsi="Cambria Math"/>
+                  <w:i/>
+                  <w:lang w:val="en-US"/>
+                </w:rPr>
+              </m:ctrlPr>
+            </m:accPr>
+            <m:e>
+              <m:sSub>
+                <m:sSubPr>
+                  <m:ctrlPr>
+                    <w:rPr>
+                      <w:rFonts w:ascii="Cambria Math" w:eastAsiaTheme="minorEastAsia" w:hAnsi="Cambria Math"/>
+                      <w:i/>
+                      <w:lang w:val="en-US"/>
+                    </w:rPr>
+                  </m:ctrlPr>
+                </m:sSubPr>
+                <m:e>
+                  <m:r>
+                    <w:rPr>
+                      <w:rFonts w:ascii="Cambria Math" w:eastAsiaTheme="minorEastAsia" w:hAnsi="Cambria Math"/>
+                      <w:lang w:val="en-US"/>
+                    </w:rPr>
+                    <m:t>a</m:t>
+                  </m:r>
+                </m:e>
+                <m:sub>
+                  <m:r>
+                    <w:rPr>
+                      <w:rFonts w:ascii="Cambria Math" w:eastAsiaTheme="minorEastAsia" w:hAnsi="Cambria Math"/>
+                      <w:lang w:val="en-US"/>
+                    </w:rPr>
+                    <m:t>a</m:t>
+                  </m:r>
+                </m:sub>
+              </m:sSub>
+            </m:e>
+          </m:acc>
+          <m:r>
+            <w:rPr>
+              <w:rFonts w:ascii="Cambria Math" w:eastAsiaTheme="minorEastAsia" w:hAnsi="Cambria Math"/>
+              <w:lang w:val="en-US"/>
+            </w:rPr>
+            <m:t>*</m:t>
+          </m:r>
+          <m:sSub>
+            <m:sSubPr>
+              <m:ctrlPr>
+                <w:rPr>
+                  <w:rFonts w:ascii="Cambria Math" w:eastAsiaTheme="minorEastAsia" w:hAnsi="Cambria Math"/>
+                  <w:i/>
+                  <w:lang w:val="en-US"/>
+                </w:rPr>
+              </m:ctrlPr>
+            </m:sSubPr>
+            <m:e>
+              <m:r>
+                <w:rPr>
+                  <w:rFonts w:ascii="Cambria Math" w:eastAsiaTheme="minorEastAsia" w:hAnsi="Cambria Math"/>
+                  <w:lang w:val="en-US"/>
+                </w:rPr>
+                <m:t>T</m:t>
+              </m:r>
+            </m:e>
+            <m:sub>
+              <m:r>
+                <w:rPr>
+                  <w:rFonts w:ascii="Cambria Math" w:eastAsiaTheme="minorEastAsia" w:hAnsi="Cambria Math"/>
+                  <w:lang w:val="en-US"/>
+                </w:rPr>
+                <m:t>a</m:t>
+              </m:r>
+            </m:sub>
+          </m:sSub>
+          <m:r>
+            <w:rPr>
+              <w:rFonts w:ascii="Cambria Math" w:eastAsiaTheme="minorEastAsia" w:hAnsi="Cambria Math"/>
+              <w:lang w:val="en-US"/>
+            </w:rPr>
+            <m:t xml:space="preserve">,  </m:t>
+          </m:r>
+          <m:acc>
+            <m:accPr>
+              <m:chr m:val="⃗"/>
+              <m:ctrlPr>
+                <w:rPr>
+                  <w:rFonts w:ascii="Cambria Math" w:eastAsiaTheme="minorEastAsia" w:hAnsi="Cambria Math"/>
+                  <w:i/>
+                  <w:lang w:val="en-US"/>
+                </w:rPr>
+              </m:ctrlPr>
+            </m:accPr>
+            <m:e>
+              <m:sSub>
+                <m:sSubPr>
+                  <m:ctrlPr>
+                    <w:rPr>
+                      <w:rFonts w:ascii="Cambria Math" w:eastAsiaTheme="minorEastAsia" w:hAnsi="Cambria Math"/>
+                      <w:i/>
+                      <w:lang w:val="en-US"/>
+                    </w:rPr>
+                  </m:ctrlPr>
+                </m:sSubPr>
+                <m:e>
+                  <m:r>
+                    <w:rPr>
+                      <w:rFonts w:ascii="Cambria Math" w:eastAsiaTheme="minorEastAsia" w:hAnsi="Cambria Math"/>
+                      <w:lang w:val="en-US"/>
+                    </w:rPr>
+                    <m:t>ω</m:t>
+                  </m:r>
+                </m:e>
+                <m:sub>
+                  <m:r>
+                    <w:rPr>
+                      <w:rFonts w:ascii="Cambria Math" w:eastAsiaTheme="minorEastAsia" w:hAnsi="Cambria Math"/>
+                      <w:lang w:val="en-US"/>
+                    </w:rPr>
+                    <m:t>f</m:t>
+                  </m:r>
+                </m:sub>
+              </m:sSub>
+            </m:e>
+          </m:acc>
+          <m:r>
+            <w:rPr>
+              <w:rFonts w:ascii="Cambria Math" w:eastAsiaTheme="minorEastAsia" w:hAnsi="Cambria Math"/>
+              <w:lang w:val="en-US"/>
+            </w:rPr>
+            <m:t>=</m:t>
+          </m:r>
+          <m:acc>
+            <m:accPr>
+              <m:chr m:val="⃗"/>
+              <m:ctrlPr>
+                <w:rPr>
+                  <w:rFonts w:ascii="Cambria Math" w:eastAsiaTheme="minorEastAsia" w:hAnsi="Cambria Math"/>
+                  <w:i/>
+                  <w:lang w:val="en-US"/>
+                </w:rPr>
+              </m:ctrlPr>
+            </m:accPr>
+            <m:e>
+              <m:sSub>
+                <m:sSubPr>
+                  <m:ctrlPr>
+                    <w:rPr>
+                      <w:rFonts w:ascii="Cambria Math" w:eastAsiaTheme="minorEastAsia" w:hAnsi="Cambria Math"/>
+                      <w:i/>
+                      <w:lang w:val="en-US"/>
+                    </w:rPr>
+                  </m:ctrlPr>
+                </m:sSubPr>
+                <m:e>
+                  <m:r>
+                    <w:rPr>
+                      <w:rFonts w:ascii="Cambria Math" w:eastAsiaTheme="minorEastAsia" w:hAnsi="Cambria Math"/>
+                      <w:lang w:val="en-US"/>
+                    </w:rPr>
+                    <m:t>ω</m:t>
+                  </m:r>
+                </m:e>
+                <m:sub>
+                  <m:r>
+                    <w:rPr>
+                      <w:rFonts w:ascii="Cambria Math" w:eastAsiaTheme="minorEastAsia" w:hAnsi="Cambria Math"/>
+                      <w:lang w:val="en-US"/>
+                    </w:rPr>
+                    <m:t>g</m:t>
+                  </m:r>
+                </m:sub>
+              </m:sSub>
+            </m:e>
+          </m:acc>
+          <m:r>
+            <w:rPr>
+              <w:rFonts w:ascii="Cambria Math" w:eastAsiaTheme="minorEastAsia" w:hAnsi="Cambria Math"/>
+              <w:lang w:val="en-US"/>
+            </w:rPr>
+            <m:t>*</m:t>
+          </m:r>
+          <m:sSub>
+            <m:sSubPr>
+              <m:ctrlPr>
+                <w:rPr>
+                  <w:rFonts w:ascii="Cambria Math" w:eastAsiaTheme="minorEastAsia" w:hAnsi="Cambria Math"/>
+                  <w:i/>
+                  <w:lang w:val="en-US"/>
+                </w:rPr>
+              </m:ctrlPr>
+            </m:sSubPr>
+            <m:e>
+              <m:r>
+                <w:rPr>
+                  <w:rFonts w:ascii="Cambria Math" w:eastAsiaTheme="minorEastAsia" w:hAnsi="Cambria Math"/>
+                  <w:lang w:val="en-US"/>
+                </w:rPr>
+                <m:t>T</m:t>
+              </m:r>
+            </m:e>
+            <m:sub>
+              <m:r>
+                <w:rPr>
+                  <w:rFonts w:ascii="Cambria Math" w:eastAsiaTheme="minorEastAsia" w:hAnsi="Cambria Math"/>
+                  <w:lang w:val="en-US"/>
+                </w:rPr>
+                <m:t>g</m:t>
+              </m:r>
+            </m:sub>
+          </m:sSub>
+        </m:oMath>
+      </m:oMathPara>
+    </w:p>
+    <w:p>
+      <w:r>
+        <w:t xml:space="preserve">Peale joondusparameetrite esinevad igal teljel veel nii güroskoobi kui ka </w:t>
+      </w:r>
+      <w:proofErr w:type="spellStart"/>
+      <w:r>
+        <w:t>aktseleromeetri</w:t>
+      </w:r>
+      <w:proofErr w:type="spellEnd"/>
+      <w:r>
+        <w:t xml:space="preserve"> jaoks kõrvalekaldeparameetrid.</w:t>
+      </w:r>
+    </w:p>
+    <w:p>
+      <w:pPr>
+        <w:pStyle w:val="Heading2"/>
+      </w:pPr>
+      <w:proofErr w:type="spellStart"/>
+      <w:r>
+        <w:t>Aktseleromeetri</w:t>
+      </w:r>
+      <w:proofErr w:type="spellEnd"/>
+      <w:r>
+        <w:t xml:space="preserve"> kalibreerimise põhimõte</w:t>
+      </w:r>
+    </w:p>
+    <w:p>
+      <w:pPr>
+        <w:pStyle w:val="Heading2"/>
+      </w:pPr>
+      <w:r>
+        <w:t>Güroskoobi kalibreerimise põhimõte</w:t>
+      </w:r>
+      <w:r>
+        <w:br w:type="page"/>
+      </w:r>
+    </w:p>
+    <w:p/>
+    <w:p/>
+    <w:p>
+      <w:pPr>
+        <w:pStyle w:val="Heading1"/>
+      </w:pPr>
+      <w:bookmarkStart w:id="5" w:name="_Toc214745365"/>
+      <w:r>
+        <w:t>Metoodika ja katseseadmed</w:t>
       </w:r>
       <w:bookmarkEnd w:id="5"/>
     </w:p>
@@ -1688,16 +4014,3355 @@
       <w:pPr>
         <w:pStyle w:val="Heading2"/>
       </w:pPr>
-      <w:bookmarkStart w:id="6" w:name="_Toc193461399"/>
-      <w:r>
-        <w:t>Alapealkiri 2</w:t>
+      <w:r>
+        <w:t>Mehaanilise statiivi ehitus ja valmimine</w:t>
+      </w:r>
+    </w:p>
+    <w:p>
+      <w:pPr>
+        <w:pStyle w:val="Heading2"/>
+      </w:pPr>
+      <w:r>
+        <w:t>Andmete kogumine ja salvestamine</w:t>
+      </w:r>
+    </w:p>
+    <w:p>
+      <w:pPr>
+        <w:pStyle w:val="Heading2"/>
+      </w:pPr>
+      <w:r>
+        <w:br w:type="page"/>
+      </w:r>
+    </w:p>
+    <w:p/>
+    <w:p/>
+    <w:p>
+      <w:pPr>
+        <w:pStyle w:val="Heading1"/>
+      </w:pPr>
+      <w:bookmarkStart w:id="6" w:name="_Toc214745366"/>
+      <w:commentRangeStart w:id="7"/>
+      <w:r>
+        <w:t>Kalibreerimistäpsuse võrdlus</w:t>
+      </w:r>
+      <w:commentRangeEnd w:id="7"/>
+      <w:r>
+        <w:rPr>
+          <w:rStyle w:val="CommentReference"/>
+          <w:rFonts w:eastAsiaTheme="minorHAnsi" w:cstheme="minorBidi"/>
+          <w:b w:val="0"/>
+          <w:color w:val="auto"/>
+        </w:rPr>
+        <w:commentReference w:id="7"/>
       </w:r>
       <w:bookmarkEnd w:id="6"/>
+    </w:p>
+    <w:p>
+      <w:pPr>
+        <w:pStyle w:val="Heading2"/>
+      </w:pPr>
+      <w:bookmarkStart w:id="8" w:name="_Toc214745367"/>
+      <w:r>
+        <w:t>Esimese kontrollkatse läbiviimine</w:t>
+      </w:r>
+      <w:bookmarkEnd w:id="8"/>
+    </w:p>
+    <w:p>
+      <w:r>
+        <w:t xml:space="preserve">Esimeseks kontrollkatseks, mis teostati, oli kolme </w:t>
+      </w:r>
+      <w:r>
+        <w:t>mõõte</w:t>
+      </w:r>
+      <w:r>
+        <w:t>viisi</w:t>
+      </w:r>
+      <w:r>
+        <w:t>ga</w:t>
+      </w:r>
+      <w:r>
+        <w:t xml:space="preserve"> leitud</w:t>
+      </w:r>
+      <w:r>
+        <w:t xml:space="preserve"> </w:t>
+      </w:r>
+      <w:proofErr w:type="spellStart"/>
+      <w:r>
+        <w:t>aktseleromeetri</w:t>
+      </w:r>
+      <w:proofErr w:type="spellEnd"/>
+      <w:r>
+        <w:t xml:space="preserve"> kalibreerimisparameetrite kontrollimine suurema andmehulga peal, mille andmed koguti eraldi mõõtmisena. Selleks kasutati mehaanilist statiivi, kuna see võimaldas võimalikult täpselt ja kerge vaevaga andurit eri positsioonides hoida. </w:t>
+      </w:r>
+    </w:p>
+    <w:p>
+      <w:r>
+        <w:t>Kokku võeti 62 kontrollpositsiooni sellisel viisil, et iga kahe positsiooni vahel pidi andurit pöörama 30</w:t>
+      </w:r>
+      <w:r>
+        <w:t xml:space="preserve">° sammu võrra. Nii oli võimalik saada mitmekesist infot kõikide kalibreerimisparameetrite kohta, kuna iga skaala- ja kõrvalekaldeparameeter mõjutab anduri näitusid vaid ühel teljel ning </w:t>
+      </w:r>
+      <w:commentRangeStart w:id="9"/>
+      <w:r>
+        <w:t xml:space="preserve">eritelgsusparameeter </w:t>
+      </w:r>
+      <w:commentRangeEnd w:id="9"/>
+      <w:r>
+        <w:rPr>
+          <w:rStyle w:val="CommentReference"/>
+        </w:rPr>
+        <w:commentReference w:id="9"/>
+      </w:r>
+      <w:r>
+        <w:t xml:space="preserve"> kahe telje näitusid. </w:t>
+      </w:r>
+    </w:p>
+    <w:p>
+      <w:r>
+        <w:t xml:space="preserve">Positsioonide valik tehti nii, et need ei kattunud mehaanilise statiiviga eelnevalt kalibreerimiseks kasutatud positsioonidega. Sellega prooviti minimaliseerida selle kalibreerimismeetodi eelist kontrollimisel, kuid tasub tõdeda, et sellegipoolest on võimalik, et ka kontrollkatsel esinesid näiteks juhtmetele avaldatavast tõmbest tulev müra või muud vead, mida sellise </w:t>
+      </w:r>
+      <w:r>
+        <w:t>katsemeetodi juures võib kohata.</w:t>
+      </w:r>
+    </w:p>
+    <w:p>
+      <w:r>
+        <w:t>Katse ajal koguti andmeid sama mõõtmissagedusega nagu kalibreerimisel ehk 70Hz ning enne andmete kogumist leiti igaks juhuks uuesti 120 sekundilise testi vältel staatiline lävend, vt. peatükk … . Suure positsioonide arvu ja kulunud aja tõttu ei hakatud tegema kordusmõõtmisi</w:t>
+      </w:r>
+      <w:r>
+        <w:t>.</w:t>
+      </w:r>
+    </w:p>
+    <w:p>
+      <w:pPr>
+        <w:pStyle w:val="Heading2"/>
+      </w:pPr>
+      <w:bookmarkStart w:id="10" w:name="_Toc214745368"/>
+      <w:r>
+        <w:t>Esimese kontrollkatse põhimõte</w:t>
+      </w:r>
+      <w:bookmarkEnd w:id="10"/>
+    </w:p>
+    <w:p>
+      <w:r>
+        <w:t xml:space="preserve">Nagu kirjeldatud peatükis …, siis on </w:t>
+      </w:r>
+      <w:proofErr w:type="spellStart"/>
+      <w:r>
+        <w:t>aktseleromeetri</w:t>
+      </w:r>
+      <w:proofErr w:type="spellEnd"/>
+      <w:r>
+        <w:t xml:space="preserve"> kalibreerimise põhimõtteks </w:t>
+      </w:r>
+      <w:r>
+        <w:t>kohandada kiirenduse projektsioonide väärtuseid, et kiirendusvektori moodulväärtus oleks raskuskiirendus:</w:t>
+      </w:r>
     </w:p>
     <w:p>
       <w:pPr>
         <w:spacing w:after="160" w:line="278" w:lineRule="auto"/>
         <w:jc w:val="left"/>
+        <w:rPr>
+          <w:rFonts w:eastAsiaTheme="minorEastAsia"/>
+        </w:rPr>
+      </w:pPr>
+      <m:oMathPara>
+        <m:oMath>
+          <m:rad>
+            <m:radPr>
+              <m:degHide m:val="1"/>
+              <m:ctrlPr>
+                <w:rPr>
+                  <w:rFonts w:ascii="Cambria Math" w:hAnsi="Cambria Math"/>
+                  <w:i/>
+                </w:rPr>
+              </m:ctrlPr>
+            </m:radPr>
+            <m:deg/>
+            <m:e>
+              <m:r>
+                <w:rPr>
+                  <w:rFonts w:ascii="Cambria Math" w:hAnsi="Cambria Math"/>
+                </w:rPr>
+                <m:t xml:space="preserve"> </m:t>
+              </m:r>
+              <m:sSubSup>
+                <m:sSubSupPr>
+                  <m:ctrlPr>
+                    <w:rPr>
+                      <w:rFonts w:ascii="Cambria Math" w:hAnsi="Cambria Math"/>
+                      <w:i/>
+                    </w:rPr>
+                  </m:ctrlPr>
+                </m:sSubSupPr>
+                <m:e>
+                  <m:r>
+                    <w:rPr>
+                      <w:rFonts w:ascii="Cambria Math" w:hAnsi="Cambria Math"/>
+                    </w:rPr>
+                    <m:t>g</m:t>
+                  </m:r>
+                </m:e>
+                <m:sub>
+                  <m:r>
+                    <w:rPr>
+                      <w:rFonts w:ascii="Cambria Math" w:hAnsi="Cambria Math"/>
+                    </w:rPr>
+                    <m:t>x</m:t>
+                  </m:r>
+                </m:sub>
+                <m:sup>
+                  <m:r>
+                    <w:rPr>
+                      <w:rFonts w:ascii="Cambria Math" w:hAnsi="Cambria Math"/>
+                    </w:rPr>
+                    <m:t>2</m:t>
+                  </m:r>
+                </m:sup>
+              </m:sSubSup>
+              <m:r>
+                <w:rPr>
+                  <w:rFonts w:ascii="Cambria Math" w:hAnsi="Cambria Math"/>
+                </w:rPr>
+                <m:t xml:space="preserve">+ </m:t>
+              </m:r>
+              <m:sSubSup>
+                <m:sSubSupPr>
+                  <m:ctrlPr>
+                    <w:rPr>
+                      <w:rFonts w:ascii="Cambria Math" w:hAnsi="Cambria Math"/>
+                      <w:i/>
+                    </w:rPr>
+                  </m:ctrlPr>
+                </m:sSubSupPr>
+                <m:e>
+                  <m:r>
+                    <w:rPr>
+                      <w:rFonts w:ascii="Cambria Math" w:hAnsi="Cambria Math"/>
+                    </w:rPr>
+                    <m:t>g</m:t>
+                  </m:r>
+                </m:e>
+                <m:sub>
+                  <m:r>
+                    <w:rPr>
+                      <w:rFonts w:ascii="Cambria Math" w:hAnsi="Cambria Math"/>
+                    </w:rPr>
+                    <m:t>y</m:t>
+                  </m:r>
+                </m:sub>
+                <m:sup>
+                  <m:r>
+                    <w:rPr>
+                      <w:rFonts w:ascii="Cambria Math" w:hAnsi="Cambria Math"/>
+                    </w:rPr>
+                    <m:t>2</m:t>
+                  </m:r>
+                </m:sup>
+              </m:sSubSup>
+              <m:r>
+                <w:rPr>
+                  <w:rFonts w:ascii="Cambria Math" w:hAnsi="Cambria Math"/>
+                </w:rPr>
+                <m:t xml:space="preserve">+ </m:t>
+              </m:r>
+              <m:sSubSup>
+                <m:sSubSupPr>
+                  <m:ctrlPr>
+                    <w:rPr>
+                      <w:rFonts w:ascii="Cambria Math" w:hAnsi="Cambria Math"/>
+                      <w:i/>
+                    </w:rPr>
+                  </m:ctrlPr>
+                </m:sSubSupPr>
+                <m:e>
+                  <m:r>
+                    <w:rPr>
+                      <w:rFonts w:ascii="Cambria Math" w:hAnsi="Cambria Math"/>
+                    </w:rPr>
+                    <m:t>g</m:t>
+                  </m:r>
+                </m:e>
+                <m:sub>
+                  <m:r>
+                    <w:rPr>
+                      <w:rFonts w:ascii="Cambria Math" w:hAnsi="Cambria Math"/>
+                    </w:rPr>
+                    <m:t>z</m:t>
+                  </m:r>
+                </m:sub>
+                <m:sup>
+                  <m:r>
+                    <w:rPr>
+                      <w:rFonts w:ascii="Cambria Math" w:hAnsi="Cambria Math"/>
+                    </w:rPr>
+                    <m:t>2</m:t>
+                  </m:r>
+                </m:sup>
+              </m:sSubSup>
+            </m:e>
+          </m:rad>
+          <m:r>
+            <w:rPr>
+              <w:rFonts w:ascii="Cambria Math" w:hAnsi="Cambria Math"/>
+            </w:rPr>
+            <m:t>= g</m:t>
+          </m:r>
+        </m:oMath>
+      </m:oMathPara>
+    </w:p>
+    <w:p/>
+    <w:p>
+      <w:r>
+        <w:lastRenderedPageBreak/>
+        <w:t xml:space="preserve">Järgnevalt kirjeldatud vead leitakse esmalt kasutades katsest kogutud tooreid näite, pärast mida leitakse vead </w:t>
+      </w:r>
+      <w:r>
+        <w:t>erinevalt kalibreeritud anduri</w:t>
+      </w:r>
+      <w:r>
+        <w:t xml:space="preserve"> </w:t>
+      </w:r>
+      <w:r>
+        <w:t>abil</w:t>
+      </w:r>
+      <w:r>
+        <w:t>, rakendades katses kogutud näitudele vastavaid kalibreerimisparameetreid.</w:t>
+      </w:r>
+    </w:p>
+    <w:p>
+      <w:r>
+        <w:t xml:space="preserve">Kalibreerimise õnnestumise </w:t>
+      </w:r>
+      <w:r>
+        <w:t xml:space="preserve">hindamiseks </w:t>
+      </w:r>
+      <w:r>
+        <w:t xml:space="preserve">vaadatakse </w:t>
+      </w:r>
+      <w:r>
+        <w:t xml:space="preserve">esmalt </w:t>
+      </w:r>
+      <w:r>
+        <w:t>ruutkeskmist viga</w:t>
+      </w:r>
+      <w:r>
+        <w:t xml:space="preserve">, </w:t>
+      </w:r>
+      <w:r>
+        <w:t>seda on tehtud</w:t>
+      </w:r>
+      <w:r>
+        <w:t xml:space="preserve"> ka </w:t>
+      </w:r>
+      <w:r>
+        <w:t xml:space="preserve">paljudes </w:t>
+      </w:r>
+      <w:r>
+        <w:t xml:space="preserve">teistes </w:t>
+      </w:r>
+      <w:proofErr w:type="spellStart"/>
+      <w:r>
+        <w:t>aktseleromeetri</w:t>
+      </w:r>
+      <w:proofErr w:type="spellEnd"/>
+      <w:r>
+        <w:t xml:space="preserve"> kalibreerimisega seotud</w:t>
+      </w:r>
+      <w:r>
+        <w:t xml:space="preserve"> teadustöödes. </w:t>
+      </w:r>
+      <w:commentRangeStart w:id="11"/>
+      <w:commentRangeStart w:id="12"/>
+      <w:r>
+        <w:t>(</w:t>
+      </w:r>
+      <w:proofErr w:type="spellStart"/>
+      <w:r>
+        <w:t>García</w:t>
+      </w:r>
+      <w:proofErr w:type="spellEnd"/>
+      <w:r>
+        <w:t xml:space="preserve"> </w:t>
+      </w:r>
+      <w:r>
+        <w:rPr>
+          <w:i/>
+          <w:iCs/>
+        </w:rPr>
+        <w:t xml:space="preserve">et </w:t>
+      </w:r>
+      <w:proofErr w:type="spellStart"/>
+      <w:r>
+        <w:rPr>
+          <w:i/>
+          <w:iCs/>
+        </w:rPr>
+        <w:t>al</w:t>
+      </w:r>
+      <w:proofErr w:type="spellEnd"/>
+      <w:r>
+        <w:rPr>
+          <w:i/>
+          <w:iCs/>
+        </w:rPr>
+        <w:t xml:space="preserve">. </w:t>
+      </w:r>
+      <w:r>
+        <w:t xml:space="preserve">2020: 16) </w:t>
+      </w:r>
+      <w:commentRangeEnd w:id="11"/>
+      <w:r>
+        <w:rPr>
+          <w:rStyle w:val="CommentReference"/>
+        </w:rPr>
+        <w:commentReference w:id="11"/>
+      </w:r>
+      <w:commentRangeEnd w:id="12"/>
+      <w:r>
+        <w:rPr>
+          <w:rStyle w:val="CommentReference"/>
+        </w:rPr>
+        <w:commentReference w:id="12"/>
+      </w:r>
+      <w:r>
+        <w:t>Se</w:t>
+      </w:r>
+      <w:r>
+        <w:t xml:space="preserve">da meetodit kasutatakse, sest </w:t>
+      </w:r>
+      <w:r>
+        <w:t xml:space="preserve">väljundis peegeldub paremini see, </w:t>
+      </w:r>
+      <w:r>
+        <w:t>kui näit kõigub rohkem päris väärtuse ümber</w:t>
+      </w:r>
+      <w:r>
+        <w:t xml:space="preserve"> ehk absoluutne viga on suurem</w:t>
+      </w:r>
+      <w:r>
+        <w:t xml:space="preserve">. </w:t>
+      </w:r>
+      <w:r>
+        <w:t>Keskmine</w:t>
+      </w:r>
+      <w:r>
+        <w:t xml:space="preserve"> suhteline või </w:t>
+      </w:r>
+      <w:r>
+        <w:t xml:space="preserve">keskmine </w:t>
+      </w:r>
+      <w:r>
+        <w:t>absoluutne viga</w:t>
+      </w:r>
+      <w:r>
+        <w:t xml:space="preserve"> on sellisele kõikumisele vähem tundlik</w:t>
+      </w:r>
+      <w:r>
+        <w:t xml:space="preserve">, </w:t>
+      </w:r>
+      <w:r>
+        <w:t xml:space="preserve">kuna eri positsioonides esinevad </w:t>
+      </w:r>
+      <w:proofErr w:type="spellStart"/>
+      <w:r>
+        <w:t>vastasmärgilise</w:t>
+      </w:r>
+      <w:proofErr w:type="spellEnd"/>
+      <w:r>
+        <w:t xml:space="preserve"> </w:t>
+      </w:r>
+      <w:r>
+        <w:t xml:space="preserve">kõikumised </w:t>
+      </w:r>
+      <w:r>
+        <w:t xml:space="preserve">taanduksid </w:t>
+      </w:r>
+      <w:r>
+        <w:t>välja</w:t>
+      </w:r>
+      <w:r>
+        <w:t xml:space="preserve"> või vähemalt omaksid vähem kaalu</w:t>
+      </w:r>
+      <w:r>
+        <w:t xml:space="preserve">. </w:t>
+      </w:r>
+      <w:r>
+        <w:t>(</w:t>
+      </w:r>
+      <w:proofErr w:type="spellStart"/>
+      <w:r>
+        <w:t>Chai</w:t>
+      </w:r>
+      <w:proofErr w:type="spellEnd"/>
+      <w:r>
+        <w:t xml:space="preserve">, </w:t>
+      </w:r>
+      <w:proofErr w:type="spellStart"/>
+      <w:r>
+        <w:t>Draxler</w:t>
+      </w:r>
+      <w:proofErr w:type="spellEnd"/>
+      <w:r>
+        <w:t xml:space="preserve"> 2014: 1</w:t>
+      </w:r>
+      <w:r>
+        <w:t>)</w:t>
+      </w:r>
+    </w:p>
+    <w:p>
+      <w:r>
+        <w:t>Ruutkeskmise vea arvutamiseks kasutatakse valemit:</w:t>
+      </w:r>
+    </w:p>
+    <w:p>
+      <m:oMathPara>
+        <m:oMath>
+          <m:sSub>
+            <m:sSubPr>
+              <m:ctrlPr>
+                <w:rPr>
+                  <w:rFonts w:ascii="Cambria Math" w:hAnsi="Cambria Math"/>
+                  <w:i/>
+                </w:rPr>
+              </m:ctrlPr>
+            </m:sSubPr>
+            <m:e>
+              <m:r>
+                <w:rPr>
+                  <w:rFonts w:ascii="Cambria Math" w:hAnsi="Cambria Math"/>
+                </w:rPr>
+                <m:t>σ</m:t>
+              </m:r>
+            </m:e>
+            <m:sub>
+              <m:r>
+                <w:rPr>
+                  <w:rFonts w:ascii="Cambria Math" w:hAnsi="Cambria Math"/>
+                </w:rPr>
+                <m:t>ruutkeskmine</m:t>
+              </m:r>
+            </m:sub>
+          </m:sSub>
+          <m:r>
+            <w:rPr>
+              <w:rFonts w:ascii="Cambria Math" w:hAnsi="Cambria Math"/>
+            </w:rPr>
+            <m:t>=</m:t>
+          </m:r>
+          <m:rad>
+            <m:radPr>
+              <m:degHide m:val="1"/>
+              <m:ctrlPr>
+                <w:rPr>
+                  <w:rFonts w:ascii="Cambria Math" w:hAnsi="Cambria Math"/>
+                  <w:i/>
+                </w:rPr>
+              </m:ctrlPr>
+            </m:radPr>
+            <m:deg/>
+            <m:e>
+              <m:f>
+                <m:fPr>
+                  <m:ctrlPr>
+                    <w:rPr>
+                      <w:rFonts w:ascii="Cambria Math" w:hAnsi="Cambria Math"/>
+                      <w:i/>
+                    </w:rPr>
+                  </m:ctrlPr>
+                </m:fPr>
+                <m:num>
+                  <m:r>
+                    <w:rPr>
+                      <w:rFonts w:ascii="Cambria Math" w:hAnsi="Cambria Math"/>
+                    </w:rPr>
+                    <m:t>1</m:t>
+                  </m:r>
+                </m:num>
+                <m:den>
+                  <m:r>
+                    <w:rPr>
+                      <w:rFonts w:ascii="Cambria Math" w:hAnsi="Cambria Math"/>
+                    </w:rPr>
+                    <m:t>N</m:t>
+                  </m:r>
+                </m:den>
+              </m:f>
+              <m:r>
+                <w:rPr>
+                  <w:rFonts w:ascii="Cambria Math" w:hAnsi="Cambria Math"/>
+                </w:rPr>
+                <m:t>*</m:t>
+              </m:r>
+              <m:nary>
+                <m:naryPr>
+                  <m:chr m:val="∑"/>
+                  <m:limLoc m:val="undOvr"/>
+                  <m:ctrlPr>
+                    <w:rPr>
+                      <w:rFonts w:ascii="Cambria Math" w:hAnsi="Cambria Math"/>
+                      <w:i/>
+                    </w:rPr>
+                  </m:ctrlPr>
+                </m:naryPr>
+                <m:sub>
+                  <m:r>
+                    <w:rPr>
+                      <w:rFonts w:ascii="Cambria Math" w:hAnsi="Cambria Math"/>
+                    </w:rPr>
+                    <m:t>i=1</m:t>
+                  </m:r>
+                </m:sub>
+                <m:sup>
+                  <m:r>
+                    <w:rPr>
+                      <w:rFonts w:ascii="Cambria Math" w:hAnsi="Cambria Math"/>
+                    </w:rPr>
+                    <m:t>N</m:t>
+                  </m:r>
+                </m:sup>
+                <m:e>
+                  <m:d>
+                    <m:dPr>
+                      <m:ctrlPr>
+                        <w:rPr>
+                          <w:rFonts w:ascii="Cambria Math" w:hAnsi="Cambria Math"/>
+                          <w:i/>
+                        </w:rPr>
+                      </m:ctrlPr>
+                    </m:dPr>
+                    <m:e>
+                      <m:d>
+                        <m:dPr>
+                          <m:begChr m:val="‖"/>
+                          <m:endChr m:val="‖"/>
+                          <m:ctrlPr>
+                            <w:rPr>
+                              <w:rFonts w:ascii="Cambria Math" w:hAnsi="Cambria Math"/>
+                              <w:i/>
+                            </w:rPr>
+                          </m:ctrlPr>
+                        </m:dPr>
+                        <m:e>
+                          <m:sSub>
+                            <m:sSubPr>
+                              <m:ctrlPr>
+                                <w:rPr>
+                                  <w:rFonts w:ascii="Cambria Math" w:hAnsi="Cambria Math"/>
+                                  <w:i/>
+                                </w:rPr>
+                              </m:ctrlPr>
+                            </m:sSubPr>
+                            <m:e>
+                              <m:r>
+                                <w:rPr>
+                                  <w:rFonts w:ascii="Cambria Math" w:hAnsi="Cambria Math"/>
+                                </w:rPr>
+                                <m:t>a</m:t>
+                              </m:r>
+                            </m:e>
+                            <m:sub>
+                              <m:r>
+                                <w:rPr>
+                                  <w:rFonts w:ascii="Cambria Math" w:hAnsi="Cambria Math"/>
+                                </w:rPr>
+                                <m:t>i</m:t>
+                              </m:r>
+                            </m:sub>
+                          </m:sSub>
+                        </m:e>
+                      </m:d>
+                      <m:r>
+                        <w:rPr>
+                          <w:rFonts w:ascii="Cambria Math" w:hAnsi="Cambria Math"/>
+                        </w:rPr>
+                        <m:t>-</m:t>
+                      </m:r>
+                      <m:sSub>
+                        <m:sSubPr>
+                          <m:ctrlPr>
+                            <w:rPr>
+                              <w:rFonts w:ascii="Cambria Math" w:hAnsi="Cambria Math"/>
+                              <w:i/>
+                            </w:rPr>
+                          </m:ctrlPr>
+                        </m:sSubPr>
+                        <m:e>
+                          <m:r>
+                            <w:rPr>
+                              <w:rFonts w:ascii="Cambria Math" w:hAnsi="Cambria Math"/>
+                            </w:rPr>
+                            <m:t>g</m:t>
+                          </m:r>
+                        </m:e>
+                        <m:sub>
+                          <m:r>
+                            <w:rPr>
+                              <w:rFonts w:ascii="Cambria Math" w:hAnsi="Cambria Math"/>
+                            </w:rPr>
+                            <m:t>teoreetiline</m:t>
+                          </m:r>
+                        </m:sub>
+                      </m:sSub>
+                    </m:e>
+                  </m:d>
+                </m:e>
+              </m:nary>
+            </m:e>
+          </m:rad>
+        </m:oMath>
+      </m:oMathPara>
+    </w:p>
+    <w:p>
+      <w:commentRangeStart w:id="13"/>
+      <w:r>
+        <w:t xml:space="preserve">, kus </w:t>
+      </w:r>
+      <w:commentRangeEnd w:id="13"/>
+      <w:r>
+        <w:rPr>
+          <w:rStyle w:val="CommentReference"/>
+        </w:rPr>
+        <w:commentReference w:id="13"/>
+      </w:r>
+      <w:r>
+        <w:t xml:space="preserve">leitud </w:t>
+      </w:r>
+      <w:commentRangeStart w:id="14"/>
+      <m:oMath>
+        <m:d>
+          <m:dPr>
+            <m:begChr m:val="‖"/>
+            <m:endChr m:val="‖"/>
+            <m:ctrlPr>
+              <w:rPr>
+                <w:rFonts w:ascii="Cambria Math" w:hAnsi="Cambria Math"/>
+                <w:i/>
+              </w:rPr>
+            </m:ctrlPr>
+          </m:dPr>
+          <m:e>
+            <m:sSub>
+              <m:sSubPr>
+                <m:ctrlPr>
+                  <w:rPr>
+                    <w:rFonts w:ascii="Cambria Math" w:hAnsi="Cambria Math"/>
+                    <w:i/>
+                  </w:rPr>
+                </m:ctrlPr>
+              </m:sSubPr>
+              <m:e>
+                <m:r>
+                  <w:rPr>
+                    <w:rFonts w:ascii="Cambria Math" w:hAnsi="Cambria Math"/>
+                  </w:rPr>
+                  <m:t>a</m:t>
+                </m:r>
+              </m:e>
+              <m:sub>
+                <m:r>
+                  <w:rPr>
+                    <w:rFonts w:ascii="Cambria Math" w:hAnsi="Cambria Math"/>
+                  </w:rPr>
+                  <m:t>i</m:t>
+                </m:r>
+              </m:sub>
+            </m:sSub>
+          </m:e>
+        </m:d>
+      </m:oMath>
+      <w:commentRangeEnd w:id="14"/>
+      <w:r>
+        <w:t xml:space="preserve"> </w:t>
+      </w:r>
+      <w:r>
+        <w:rPr>
+          <w:rStyle w:val="CommentReference"/>
+        </w:rPr>
+        <w:commentReference w:id="14"/>
+      </w:r>
+      <w:r>
+        <w:t xml:space="preserve">on kolme telje näitude põhjal leitud kiirendusvektori moodul positsioonis </w:t>
+      </w:r>
+      <m:oMath>
+        <m:r>
+          <w:rPr>
+            <w:rFonts w:ascii="Cambria Math" w:hAnsi="Cambria Math"/>
+          </w:rPr>
+          <m:t>i</m:t>
+        </m:r>
+      </m:oMath>
+      <w:r>
+        <w:t xml:space="preserve"> ja </w:t>
+      </w:r>
+      <m:oMath>
+        <m:sSub>
+          <m:sSubPr>
+            <m:ctrlPr>
+              <w:rPr>
+                <w:rFonts w:ascii="Cambria Math" w:hAnsi="Cambria Math"/>
+                <w:i/>
+              </w:rPr>
+            </m:ctrlPr>
+          </m:sSubPr>
+          <m:e>
+            <m:r>
+              <w:rPr>
+                <w:rFonts w:ascii="Cambria Math" w:hAnsi="Cambria Math"/>
+              </w:rPr>
+              <m:t>g</m:t>
+            </m:r>
+          </m:e>
+          <m:sub>
+            <m:r>
+              <w:rPr>
+                <w:rFonts w:ascii="Cambria Math" w:hAnsi="Cambria Math"/>
+              </w:rPr>
+              <m:t>teoreetiline</m:t>
+            </m:r>
+          </m:sub>
+        </m:sSub>
+        <m:r>
+          <w:rPr>
+            <w:rFonts w:ascii="Cambria Math" w:hAnsi="Cambria Math"/>
+          </w:rPr>
+          <m:t xml:space="preserve"> </m:t>
+        </m:r>
+      </m:oMath>
+      <w:r>
+        <w:rPr>
+          <w:rFonts w:eastAsiaTheme="minorEastAsia"/>
+        </w:rPr>
+        <w:t xml:space="preserve"> on</w:t>
+      </w:r>
+      <w:r>
+        <w:t xml:space="preserve"> raskuskiirendus teatud laiusel ja kõrgusel merepinnast. </w:t>
+      </w:r>
+      <w:commentRangeStart w:id="15"/>
+      <w:r>
+        <w:t>(</w:t>
+      </w:r>
+      <w:proofErr w:type="spellStart"/>
+      <w:r>
+        <w:t>Physikalisch-technische</w:t>
+      </w:r>
+      <w:proofErr w:type="spellEnd"/>
+      <w:r>
+        <w:t xml:space="preserve"> </w:t>
+      </w:r>
+      <w:proofErr w:type="spellStart"/>
+      <w:r>
+        <w:t>Bundesanstalt</w:t>
+      </w:r>
+      <w:proofErr w:type="spellEnd"/>
+      <w:r>
+        <w:t>)</w:t>
+      </w:r>
+      <w:commentRangeEnd w:id="15"/>
+      <w:r>
+        <w:rPr>
+          <w:rStyle w:val="CommentReference"/>
+        </w:rPr>
+        <w:commentReference w:id="15"/>
+      </w:r>
+      <w:r>
+        <w:t xml:space="preserve"> N tähistab erinevate positsioonide koguarvu.</w:t>
+      </w:r>
+    </w:p>
+    <w:p>
+      <w:r>
+        <w:t>Ruutkeskmine vea abil ei ole võimalik määrata sensori absoluutset mõõtemääramatust ja seega anduri päris mõõtetäpsust, ent kalibreerimata ning eri viisidel kalibreeritud andmehulkade ruutkeskmist viga võrreldes on võimalik saada aimu, kumb kalibreerimine tuli paremini välja ning kui suur on vahe.</w:t>
+      </w:r>
+    </w:p>
+    <w:p>
+      <w:r>
+        <w:t>Teiseks</w:t>
+      </w:r>
+      <w:r>
+        <w:t xml:space="preserve"> vaadatakse kontrollkatse kolme telje näitude põhjal eri kalibreerimisparameetrite korral arvutatud raskuskiirenduse absoluutset erinevust päris raskuskiirendust:</w:t>
+      </w:r>
+    </w:p>
+    <w:p>
+      <w:pPr>
+        <w:rPr>
+          <w:i/>
+        </w:rPr>
+      </w:pPr>
+      <m:oMathPara>
+        <m:oMath>
+          <m:r>
+            <w:rPr>
+              <w:rFonts w:ascii="Cambria Math" w:hAnsi="Cambria Math"/>
+            </w:rPr>
+            <m:t>Δ</m:t>
+          </m:r>
+          <m:acc>
+            <m:accPr>
+              <m:chr m:val="̅"/>
+              <m:ctrlPr>
+                <w:rPr>
+                  <w:rFonts w:ascii="Cambria Math" w:hAnsi="Cambria Math"/>
+                  <w:i/>
+                </w:rPr>
+              </m:ctrlPr>
+            </m:accPr>
+            <m:e>
+              <m:r>
+                <w:rPr>
+                  <w:rFonts w:ascii="Cambria Math" w:hAnsi="Cambria Math"/>
+                </w:rPr>
+                <m:t>g</m:t>
+              </m:r>
+            </m:e>
+          </m:acc>
+          <m:r>
+            <w:rPr>
+              <w:rFonts w:ascii="Cambria Math" w:hAnsi="Cambria Math"/>
+            </w:rPr>
+            <m:t>=</m:t>
+          </m:r>
+          <m:f>
+            <m:fPr>
+              <m:ctrlPr>
+                <w:rPr>
+                  <w:rFonts w:ascii="Cambria Math" w:hAnsi="Cambria Math"/>
+                  <w:i/>
+                </w:rPr>
+              </m:ctrlPr>
+            </m:fPr>
+            <m:num>
+              <m:r>
+                <w:rPr>
+                  <w:rFonts w:ascii="Cambria Math" w:hAnsi="Cambria Math"/>
+                </w:rPr>
+                <m:t>1</m:t>
+              </m:r>
+            </m:num>
+            <m:den>
+              <m:r>
+                <w:rPr>
+                  <w:rFonts w:ascii="Cambria Math" w:hAnsi="Cambria Math"/>
+                </w:rPr>
+                <m:t>N</m:t>
+              </m:r>
+            </m:den>
+          </m:f>
+          <m:r>
+            <w:rPr>
+              <w:rFonts w:ascii="Cambria Math" w:hAnsi="Cambria Math"/>
+            </w:rPr>
+            <m:t>*</m:t>
+          </m:r>
+          <m:sSub>
+            <m:sSubPr>
+              <m:ctrlPr>
+                <w:rPr>
+                  <w:rFonts w:ascii="Cambria Math" w:hAnsi="Cambria Math"/>
+                  <w:i/>
+                </w:rPr>
+              </m:ctrlPr>
+            </m:sSubPr>
+            <m:e>
+              <m:nary>
+                <m:naryPr>
+                  <m:chr m:val="∑"/>
+                  <m:limLoc m:val="undOvr"/>
+                  <m:ctrlPr>
+                    <w:rPr>
+                      <w:rFonts w:ascii="Cambria Math" w:hAnsi="Cambria Math"/>
+                      <w:i/>
+                    </w:rPr>
+                  </m:ctrlPr>
+                </m:naryPr>
+                <m:sub>
+                  <m:r>
+                    <w:rPr>
+                      <w:rFonts w:ascii="Cambria Math" w:hAnsi="Cambria Math"/>
+                    </w:rPr>
+                    <m:t>i=1</m:t>
+                  </m:r>
+                </m:sub>
+                <m:sup>
+                  <m:r>
+                    <w:rPr>
+                      <w:rFonts w:ascii="Cambria Math" w:hAnsi="Cambria Math"/>
+                    </w:rPr>
+                    <m:t>N</m:t>
+                  </m:r>
+                </m:sup>
+                <m:e>
+                  <m:sSub>
+                    <m:sSubPr>
+                      <m:ctrlPr>
+                        <w:rPr>
+                          <w:rFonts w:ascii="Cambria Math" w:hAnsi="Cambria Math"/>
+                          <w:i/>
+                        </w:rPr>
+                      </m:ctrlPr>
+                    </m:sSubPr>
+                    <m:e>
+                      <m:r>
+                        <w:rPr>
+                          <w:rFonts w:ascii="Cambria Math" w:hAnsi="Cambria Math"/>
+                        </w:rPr>
+                        <m:t>(</m:t>
+                      </m:r>
+                      <m:r>
+                        <m:rPr>
+                          <m:lit/>
+                        </m:rPr>
+                        <w:rPr>
+                          <w:rFonts w:ascii="Cambria Math" w:hAnsi="Cambria Math"/>
+                        </w:rPr>
+                        <m:t>||</m:t>
+                      </m:r>
+                      <m:r>
+                        <w:rPr>
+                          <w:rFonts w:ascii="Cambria Math" w:hAnsi="Cambria Math"/>
+                        </w:rPr>
+                        <m:t>a</m:t>
+                      </m:r>
+                    </m:e>
+                    <m:sub>
+                      <m:r>
+                        <w:rPr>
+                          <w:rFonts w:ascii="Cambria Math" w:hAnsi="Cambria Math"/>
+                        </w:rPr>
+                        <m:t>i</m:t>
+                      </m:r>
+                    </m:sub>
+                  </m:sSub>
+                  <m:r>
+                    <m:rPr>
+                      <m:lit/>
+                    </m:rPr>
+                    <w:rPr>
+                      <w:rFonts w:ascii="Cambria Math" w:hAnsi="Cambria Math"/>
+                    </w:rPr>
+                    <m:t>||</m:t>
+                  </m:r>
+                </m:e>
+              </m:nary>
+              <m:r>
+                <w:rPr>
+                  <w:rFonts w:ascii="Cambria Math" w:hAnsi="Cambria Math"/>
+                </w:rPr>
+                <m:t>-g</m:t>
+              </m:r>
+            </m:e>
+            <m:sub>
+              <m:r>
+                <w:rPr>
+                  <w:rFonts w:ascii="Cambria Math" w:hAnsi="Cambria Math"/>
+                </w:rPr>
+                <m:t>teoreetiline</m:t>
+              </m:r>
+            </m:sub>
+          </m:sSub>
+          <m:r>
+            <w:rPr>
+              <w:rFonts w:ascii="Cambria Math" w:hAnsi="Cambria Math"/>
+            </w:rPr>
+            <m:t>)</m:t>
+          </m:r>
+        </m:oMath>
+      </m:oMathPara>
+    </w:p>
+    <w:p>
+      <w:r>
+        <w:t>Niiviisi leitakse kõikides positsioonides absoluutsete erinevuste aritmeetiline keskmine nii kalibreerimata kui ka kalibreeritud näitude jaoks. Võrreldes neid kahte on võimalik hinnata, kas mingi</w:t>
+      </w:r>
+      <w:r>
+        <w:t xml:space="preserve"> kalibreerimismeetodiga </w:t>
+      </w:r>
+      <w:r>
+        <w:t>on märgata kõrvalekalde tendents</w:t>
+      </w:r>
+      <w:r>
+        <w:t>i</w:t>
+      </w:r>
+      <w:r>
+        <w:t xml:space="preserve"> mingisuguse muu liikumise tõttu ehk raskuskiirendus tuleb pidevalt suurem, kui ta olema peaks.</w:t>
+      </w:r>
+    </w:p>
+    <w:p>
+      <w:r>
+        <w:lastRenderedPageBreak/>
+        <w:t xml:space="preserve">Kolmandaks vaadatakse keskmist absoluutset erinevust, kui on võetud vaid need 10% andmetest, milles viga on suurim (kasutan tähist </w:t>
+      </w:r>
+      <m:oMath>
+        <m:r>
+          <w:rPr>
+            <w:rFonts w:ascii="Cambria Math" w:hAnsi="Cambria Math"/>
+          </w:rPr>
+          <m:t>∆</m:t>
+        </m:r>
+        <m:sSub>
+          <m:sSubPr>
+            <m:ctrlPr>
+              <w:rPr>
+                <w:rFonts w:ascii="Cambria Math" w:hAnsi="Cambria Math"/>
+                <w:i/>
+              </w:rPr>
+            </m:ctrlPr>
+          </m:sSubPr>
+          <m:e>
+            <m:r>
+              <w:rPr>
+                <w:rFonts w:ascii="Cambria Math" w:hAnsi="Cambria Math"/>
+              </w:rPr>
+              <m:t>g</m:t>
+            </m:r>
+          </m:e>
+          <m:sub>
+            <m:r>
+              <w:rPr>
+                <w:rFonts w:ascii="Cambria Math" w:hAnsi="Cambria Math"/>
+              </w:rPr>
+              <m:t>10%</m:t>
+            </m:r>
+          </m:sub>
+        </m:sSub>
+      </m:oMath>
+      <w:r>
+        <w:t xml:space="preserve">). See näitab, kas mudel rahuldab kõiki positsioone enam-vähem sama hästi, või on osad positsioonid, kus kalibreerimine eriti hästi välja ei tulnud. See on oluline, kuna see annab aimu selle kohta, et mingil kindlal teljel ei ole mingi kindel kalibreerimisparameeter päris õige, mis vihjab sellele, et mingil teljel jäi kalibreerimisel andmeid väheseks. </w:t>
+      </w:r>
+    </w:p>
+    <w:p>
+      <w:pPr>
+        <w:pStyle w:val="Heading2"/>
+      </w:pPr>
+      <w:bookmarkStart w:id="16" w:name="_Toc214745369"/>
+      <w:r>
+        <w:t>Esimese kontrollkatse tulemused</w:t>
+      </w:r>
+      <w:bookmarkEnd w:id="16"/>
+    </w:p>
+    <w:p>
+      <w:commentRangeStart w:id="17"/>
+      <w:r>
+        <w:t xml:space="preserve">Tabel … . </w:t>
+      </w:r>
+      <w:commentRangeEnd w:id="17"/>
+      <w:r>
+        <w:t>Ruutkeskmine viga eri katsetel saadud parameetrite rakendamisel andmehulgale</w:t>
+      </w:r>
+      <w:r>
+        <w:t xml:space="preserve"> </w:t>
+      </w:r>
+      <w:r>
+        <w:rPr>
+          <w:rStyle w:val="CommentReference"/>
+        </w:rPr>
+        <w:commentReference w:id="17"/>
+      </w:r>
+    </w:p>
+    <w:tbl>
+      <w:tblPr>
+        <w:tblStyle w:val="TableGridLight"/>
+        <w:tblW w:w="0" w:type="auto"/>
+        <w:tblLook w:val="04A0" w:firstRow="1" w:lastRow="0" w:firstColumn="1" w:lastColumn="0" w:noHBand="0" w:noVBand="1"/>
+      </w:tblPr>
+      <w:tblGrid>
+        <w:gridCol w:w="1806"/>
+        <w:gridCol w:w="1837"/>
+        <w:gridCol w:w="1806"/>
+        <w:gridCol w:w="1806"/>
+        <w:gridCol w:w="1806"/>
+      </w:tblGrid>
+      <w:tr>
+        <w:trPr>
+          <w:trHeight w:val="1351"/>
+        </w:trPr>
+        <w:tc>
+          <w:tcPr>
+            <w:tcW w:w="1806" w:type="dxa"/>
+            <w:tcBorders>
+              <w:bottom w:val="single" w:sz="12" w:space="0" w:color="auto"/>
+              <w:right w:val="single" w:sz="12" w:space="0" w:color="auto"/>
+            </w:tcBorders>
+          </w:tcPr>
+          <w:p>
+            <w:pPr>
+              <w:rPr>
+                <w:b/>
+                <w:bCs/>
+              </w:rPr>
+            </w:pPr>
+            <w:r>
+              <w:rPr>
+                <w:b/>
+                <w:bCs/>
+              </w:rPr>
+              <w:t>Katse</w:t>
+            </w:r>
+          </w:p>
+        </w:tc>
+        <w:tc>
+          <w:tcPr>
+            <w:tcW w:w="1837" w:type="dxa"/>
+            <w:tcBorders>
+              <w:left w:val="single" w:sz="12" w:space="0" w:color="auto"/>
+              <w:bottom w:val="single" w:sz="12" w:space="0" w:color="auto"/>
+              <w:right w:val="single" w:sz="12" w:space="0" w:color="auto"/>
+            </w:tcBorders>
+          </w:tcPr>
+          <w:p>
+            <w:pPr>
+              <w:rPr>
+                <w:b/>
+                <w:bCs/>
+              </w:rPr>
+            </w:pPr>
+            <w:r>
+              <w:rPr>
+                <w:b/>
+                <w:bCs/>
+              </w:rPr>
+              <w:t>Kalibreerimata näidud</w:t>
+            </w:r>
+          </w:p>
+        </w:tc>
+        <w:tc>
+          <w:tcPr>
+            <w:tcW w:w="1806" w:type="dxa"/>
+            <w:tcBorders>
+              <w:left w:val="single" w:sz="12" w:space="0" w:color="auto"/>
+              <w:bottom w:val="single" w:sz="12" w:space="0" w:color="auto"/>
+              <w:right w:val="single" w:sz="12" w:space="0" w:color="auto"/>
+            </w:tcBorders>
+          </w:tcPr>
+          <w:p>
+            <w:pPr>
+              <w:rPr>
+                <w:b/>
+                <w:bCs/>
+              </w:rPr>
+            </w:pPr>
+            <w:r>
+              <w:rPr>
+                <w:b/>
+                <w:bCs/>
+              </w:rPr>
+              <w:t>Käsitsi kalibreerimine</w:t>
+            </w:r>
+          </w:p>
+        </w:tc>
+        <w:tc>
+          <w:tcPr>
+            <w:tcW w:w="1806" w:type="dxa"/>
+            <w:tcBorders>
+              <w:left w:val="single" w:sz="12" w:space="0" w:color="auto"/>
+              <w:bottom w:val="single" w:sz="12" w:space="0" w:color="auto"/>
+              <w:right w:val="single" w:sz="12" w:space="0" w:color="auto"/>
+            </w:tcBorders>
+          </w:tcPr>
+          <w:p>
+            <w:pPr>
+              <w:rPr>
+                <w:b/>
+                <w:bCs/>
+              </w:rPr>
+            </w:pPr>
+            <w:r>
+              <w:rPr>
+                <w:b/>
+                <w:bCs/>
+              </w:rPr>
+              <w:t>Käsitsi suunajaga kalibreerimine</w:t>
+            </w:r>
+          </w:p>
+        </w:tc>
+        <w:tc>
+          <w:tcPr>
+            <w:tcW w:w="1806" w:type="dxa"/>
+            <w:tcBorders>
+              <w:left w:val="single" w:sz="12" w:space="0" w:color="auto"/>
+              <w:bottom w:val="single" w:sz="12" w:space="0" w:color="auto"/>
+            </w:tcBorders>
+          </w:tcPr>
+          <w:p>
+            <w:pPr>
+              <w:rPr>
+                <w:b/>
+                <w:bCs/>
+              </w:rPr>
+            </w:pPr>
+            <w:r>
+              <w:rPr>
+                <w:b/>
+                <w:bCs/>
+              </w:rPr>
+              <w:t>Statiiviga kalibreerimine</w:t>
+            </w:r>
+          </w:p>
+        </w:tc>
+      </w:tr>
+      <w:tr>
+        <w:tc>
+          <w:tcPr>
+            <w:tcW w:w="1806" w:type="dxa"/>
+            <w:tcBorders>
+              <w:top w:val="single" w:sz="12" w:space="0" w:color="auto"/>
+              <w:right w:val="single" w:sz="12" w:space="0" w:color="auto"/>
+            </w:tcBorders>
+          </w:tcPr>
+          <w:p>
+            <w:r>
+              <w:t>1</w:t>
+            </w:r>
+          </w:p>
+        </w:tc>
+        <w:tc>
+          <w:tcPr>
+            <w:tcW w:w="1837" w:type="dxa"/>
+            <w:tcBorders>
+              <w:top w:val="single" w:sz="12" w:space="0" w:color="auto"/>
+              <w:left w:val="single" w:sz="12" w:space="0" w:color="auto"/>
+              <w:right w:val="single" w:sz="12" w:space="0" w:color="auto"/>
+            </w:tcBorders>
+          </w:tcPr>
+          <w:p>
+            <w:r>
+              <w:t>0.136</w:t>
+            </w:r>
+            <w:r>
+              <w:t>5</w:t>
+            </w:r>
+          </w:p>
+        </w:tc>
+        <w:tc>
+          <w:tcPr>
+            <w:tcW w:w="1806" w:type="dxa"/>
+            <w:tcBorders>
+              <w:top w:val="single" w:sz="12" w:space="0" w:color="auto"/>
+              <w:left w:val="single" w:sz="12" w:space="0" w:color="auto"/>
+              <w:right w:val="single" w:sz="12" w:space="0" w:color="auto"/>
+            </w:tcBorders>
+          </w:tcPr>
+          <w:p>
+            <w:r>
+              <w:t>0.0230</w:t>
+            </w:r>
+            <w:r>
+              <w:t>2</w:t>
+            </w:r>
+          </w:p>
+        </w:tc>
+        <w:tc>
+          <w:tcPr>
+            <w:tcW w:w="1806" w:type="dxa"/>
+            <w:tcBorders>
+              <w:top w:val="single" w:sz="12" w:space="0" w:color="auto"/>
+              <w:left w:val="single" w:sz="12" w:space="0" w:color="auto"/>
+              <w:right w:val="single" w:sz="12" w:space="0" w:color="auto"/>
+            </w:tcBorders>
+          </w:tcPr>
+          <w:p>
+            <w:r>
+              <w:t>0.02527</w:t>
+            </w:r>
+          </w:p>
+        </w:tc>
+        <w:tc>
+          <w:tcPr>
+            <w:tcW w:w="1806" w:type="dxa"/>
+            <w:tcBorders>
+              <w:top w:val="single" w:sz="12" w:space="0" w:color="auto"/>
+              <w:left w:val="single" w:sz="12" w:space="0" w:color="auto"/>
+            </w:tcBorders>
+          </w:tcPr>
+          <w:p>
+            <w:r>
+              <w:t>0.0140</w:t>
+            </w:r>
+            <w:r>
+              <w:t>5</w:t>
+            </w:r>
+          </w:p>
+        </w:tc>
+      </w:tr>
+      <w:tr>
+        <w:tc>
+          <w:tcPr>
+            <w:tcW w:w="1806" w:type="dxa"/>
+            <w:tcBorders>
+              <w:right w:val="single" w:sz="12" w:space="0" w:color="auto"/>
+            </w:tcBorders>
+          </w:tcPr>
+          <w:p>
+            <w:r>
+              <w:t>2</w:t>
+            </w:r>
+          </w:p>
+        </w:tc>
+        <w:tc>
+          <w:tcPr>
+            <w:tcW w:w="1837" w:type="dxa"/>
+            <w:tcBorders>
+              <w:left w:val="single" w:sz="12" w:space="0" w:color="auto"/>
+              <w:right w:val="single" w:sz="12" w:space="0" w:color="auto"/>
+            </w:tcBorders>
+          </w:tcPr>
+          <w:p>
+            <w:r>
+              <w:t>0.136</w:t>
+            </w:r>
+            <w:r>
+              <w:t>5</w:t>
+            </w:r>
+          </w:p>
+        </w:tc>
+        <w:tc>
+          <w:tcPr>
+            <w:tcW w:w="1806" w:type="dxa"/>
+            <w:tcBorders>
+              <w:left w:val="single" w:sz="12" w:space="0" w:color="auto"/>
+              <w:right w:val="single" w:sz="12" w:space="0" w:color="auto"/>
+            </w:tcBorders>
+          </w:tcPr>
+          <w:p>
+            <w:r>
+              <w:t>0.0199</w:t>
+            </w:r>
+            <w:r>
+              <w:t>5</w:t>
+            </w:r>
+          </w:p>
+        </w:tc>
+        <w:tc>
+          <w:tcPr>
+            <w:tcW w:w="1806" w:type="dxa"/>
+            <w:tcBorders>
+              <w:left w:val="single" w:sz="12" w:space="0" w:color="auto"/>
+              <w:right w:val="single" w:sz="12" w:space="0" w:color="auto"/>
+            </w:tcBorders>
+          </w:tcPr>
+          <w:p>
+            <w:r>
+              <w:t>0.02321</w:t>
+            </w:r>
+          </w:p>
+        </w:tc>
+        <w:tc>
+          <w:tcPr>
+            <w:tcW w:w="1806" w:type="dxa"/>
+            <w:tcBorders>
+              <w:left w:val="single" w:sz="12" w:space="0" w:color="auto"/>
+            </w:tcBorders>
+          </w:tcPr>
+          <w:p>
+            <w:r>
+              <w:t>0.01921</w:t>
+            </w:r>
+          </w:p>
+        </w:tc>
+      </w:tr>
+      <w:tr>
+        <w:tc>
+          <w:tcPr>
+            <w:tcW w:w="1806" w:type="dxa"/>
+            <w:tcBorders>
+              <w:bottom w:val="single" w:sz="12" w:space="0" w:color="auto"/>
+              <w:right w:val="single" w:sz="12" w:space="0" w:color="auto"/>
+            </w:tcBorders>
+          </w:tcPr>
+          <w:p>
+            <w:pPr>
+              <w:rPr>
+                <w:rFonts w:eastAsia="Aptos" w:cs="Times New Roman"/>
+              </w:rPr>
+            </w:pPr>
+            <w:r>
+              <w:rPr>
+                <w:rFonts w:eastAsia="Aptos" w:cs="Times New Roman"/>
+              </w:rPr>
+              <w:t>3</w:t>
+            </w:r>
+          </w:p>
+        </w:tc>
+        <w:tc>
+          <w:tcPr>
+            <w:tcW w:w="1837" w:type="dxa"/>
+            <w:tcBorders>
+              <w:left w:val="single" w:sz="12" w:space="0" w:color="auto"/>
+              <w:bottom w:val="single" w:sz="12" w:space="0" w:color="auto"/>
+              <w:right w:val="single" w:sz="12" w:space="0" w:color="auto"/>
+            </w:tcBorders>
+          </w:tcPr>
+          <w:p>
+            <w:r>
+              <w:t>0.136</w:t>
+            </w:r>
+            <w:r>
+              <w:t>5</w:t>
+            </w:r>
+          </w:p>
+        </w:tc>
+        <w:tc>
+          <w:tcPr>
+            <w:tcW w:w="1806" w:type="dxa"/>
+            <w:tcBorders>
+              <w:left w:val="single" w:sz="12" w:space="0" w:color="auto"/>
+              <w:bottom w:val="single" w:sz="12" w:space="0" w:color="auto"/>
+              <w:right w:val="single" w:sz="12" w:space="0" w:color="auto"/>
+            </w:tcBorders>
+          </w:tcPr>
+          <w:p>
+            <w:r>
+              <w:t>0.0227</w:t>
+            </w:r>
+            <w:r>
+              <w:t>3</w:t>
+            </w:r>
+          </w:p>
+        </w:tc>
+        <w:tc>
+          <w:tcPr>
+            <w:tcW w:w="1806" w:type="dxa"/>
+            <w:tcBorders>
+              <w:left w:val="single" w:sz="12" w:space="0" w:color="auto"/>
+              <w:bottom w:val="single" w:sz="12" w:space="0" w:color="auto"/>
+              <w:right w:val="single" w:sz="12" w:space="0" w:color="auto"/>
+            </w:tcBorders>
+          </w:tcPr>
+          <w:p>
+            <w:r>
+              <w:t>0.02767</w:t>
+            </w:r>
+          </w:p>
+        </w:tc>
+        <w:tc>
+          <w:tcPr>
+            <w:tcW w:w="1806" w:type="dxa"/>
+            <w:tcBorders>
+              <w:left w:val="single" w:sz="12" w:space="0" w:color="auto"/>
+              <w:bottom w:val="single" w:sz="12" w:space="0" w:color="auto"/>
+            </w:tcBorders>
+          </w:tcPr>
+          <w:p>
+            <w:r>
+              <w:t>0.02216</w:t>
+            </w:r>
+          </w:p>
+        </w:tc>
+      </w:tr>
+      <w:tr>
+        <w:tc>
+          <w:tcPr>
+            <w:tcW w:w="1806" w:type="dxa"/>
+            <w:tcBorders>
+              <w:top w:val="single" w:sz="12" w:space="0" w:color="auto"/>
+              <w:right w:val="single" w:sz="12" w:space="0" w:color="auto"/>
+            </w:tcBorders>
+          </w:tcPr>
+          <w:p>
+            <w:pPr>
+              <w:rPr>
+                <w:rFonts w:eastAsia="Aptos" w:cs="Times New Roman"/>
+                <w:b/>
+                <w:bCs/>
+              </w:rPr>
+            </w:pPr>
+            <w:r>
+              <w:rPr>
+                <w:rFonts w:eastAsia="Aptos" w:cs="Times New Roman"/>
+                <w:b/>
+                <w:bCs/>
+              </w:rPr>
+              <w:t>Keskmine</w:t>
+            </w:r>
+          </w:p>
+        </w:tc>
+        <w:tc>
+          <w:tcPr>
+            <w:tcW w:w="1837" w:type="dxa"/>
+            <w:tcBorders>
+              <w:top w:val="single" w:sz="12" w:space="0" w:color="auto"/>
+              <w:left w:val="single" w:sz="12" w:space="0" w:color="auto"/>
+              <w:right w:val="single" w:sz="12" w:space="0" w:color="auto"/>
+            </w:tcBorders>
+          </w:tcPr>
+          <w:p>
+            <w:r>
+              <w:t>0.136</w:t>
+            </w:r>
+            <w:r>
+              <w:t>5</w:t>
+            </w:r>
+          </w:p>
+        </w:tc>
+        <w:tc>
+          <w:tcPr>
+            <w:tcW w:w="1806" w:type="dxa"/>
+            <w:tcBorders>
+              <w:top w:val="single" w:sz="12" w:space="0" w:color="auto"/>
+              <w:left w:val="single" w:sz="12" w:space="0" w:color="auto"/>
+              <w:right w:val="single" w:sz="12" w:space="0" w:color="auto"/>
+            </w:tcBorders>
+          </w:tcPr>
+          <w:p>
+            <w:r>
+              <w:t>0</w:t>
+            </w:r>
+            <w:r>
+              <w:t>.0</w:t>
+            </w:r>
+            <w:r>
+              <w:t>21</w:t>
+            </w:r>
+            <w:r>
+              <w:t>90</w:t>
+            </w:r>
+          </w:p>
+        </w:tc>
+        <w:tc>
+          <w:tcPr>
+            <w:tcW w:w="1806" w:type="dxa"/>
+            <w:tcBorders>
+              <w:top w:val="single" w:sz="12" w:space="0" w:color="auto"/>
+              <w:left w:val="single" w:sz="12" w:space="0" w:color="auto"/>
+              <w:right w:val="single" w:sz="12" w:space="0" w:color="auto"/>
+            </w:tcBorders>
+          </w:tcPr>
+          <w:p>
+            <w:r>
+              <w:t>0.02538</w:t>
+            </w:r>
+          </w:p>
+        </w:tc>
+        <w:tc>
+          <w:tcPr>
+            <w:tcW w:w="1806" w:type="dxa"/>
+            <w:tcBorders>
+              <w:top w:val="single" w:sz="12" w:space="0" w:color="auto"/>
+              <w:left w:val="single" w:sz="12" w:space="0" w:color="auto"/>
+            </w:tcBorders>
+          </w:tcPr>
+          <w:p>
+            <w:r>
+              <w:t>0.01847</w:t>
+            </w:r>
+          </w:p>
+        </w:tc>
+      </w:tr>
+    </w:tbl>
+    <w:p>
+      <w:bookmarkStart w:id="18" w:name="_Toc214745370"/>
+    </w:p>
+    <w:p>
+      <w:r>
+        <w:t xml:space="preserve">Kõigi kolme mõõteviisi puhul näha väga märgatavat ruutkeskmise vea vähenemist, keskmiselt vähenes ruutkeskmine viga 84%. Kõige väiksem oli viga statiiviga </w:t>
+      </w:r>
+      <w:r>
+        <w:t>kalibreerimisel, mis</w:t>
+      </w:r>
+      <w:r>
+        <w:t xml:space="preserve"> oli ootuspärane, kuna sellega saavutab andur mitmekesiseid, aga stabiilseid positsioone.</w:t>
+      </w:r>
+      <w:r>
+        <w:t xml:space="preserve"> </w:t>
+      </w:r>
+    </w:p>
+    <w:p>
+      <w:r>
+        <w:t xml:space="preserve">Ootamatuks osutus aga see, et suunajaga </w:t>
+      </w:r>
+      <w:r>
+        <w:t>kalibreerimisel ruutkeskmine viga märksa suurem isegi käsitsi kalibreerimisest ning sellel võib olla mitu põhjust, millest autor peab kõige tõenäolisemaks ebastabiilsetes poosides ette tulnud käe värinat, kui seevastu ilma suunajata asetati andur tihedamalt stabiilsematesse poosidesse, kus andur oli kindlamalt vastu lauda.</w:t>
+      </w:r>
+    </w:p>
+    <w:p>
+      <w:r>
+        <w:t xml:space="preserve">Tabel … . Keskmine absoluutne viga eri katsetel saadud parameetrite rakendamisel andmehulgale </w:t>
+      </w:r>
+    </w:p>
+    <w:tbl>
+      <w:tblPr>
+        <w:tblStyle w:val="TableGridLight"/>
+        <w:tblW w:w="0" w:type="auto"/>
+        <w:tblLook w:val="04A0" w:firstRow="1" w:lastRow="0" w:firstColumn="1" w:lastColumn="0" w:noHBand="0" w:noVBand="1"/>
+      </w:tblPr>
+      <w:tblGrid>
+        <w:gridCol w:w="1806"/>
+        <w:gridCol w:w="1837"/>
+        <w:gridCol w:w="1806"/>
+        <w:gridCol w:w="1806"/>
+        <w:gridCol w:w="1806"/>
+      </w:tblGrid>
+      <w:tr>
+        <w:trPr>
+          <w:trHeight w:val="1351"/>
+        </w:trPr>
+        <w:tc>
+          <w:tcPr>
+            <w:tcW w:w="1806" w:type="dxa"/>
+            <w:tcBorders>
+              <w:bottom w:val="single" w:sz="12" w:space="0" w:color="auto"/>
+              <w:right w:val="single" w:sz="12" w:space="0" w:color="auto"/>
+            </w:tcBorders>
+          </w:tcPr>
+          <w:p>
+            <w:pPr>
+              <w:rPr>
+                <w:b/>
+                <w:bCs/>
+              </w:rPr>
+            </w:pPr>
+            <w:r>
+              <w:rPr>
+                <w:b/>
+                <w:bCs/>
+              </w:rPr>
+              <w:lastRenderedPageBreak/>
+              <w:t>Katse</w:t>
+            </w:r>
+          </w:p>
+        </w:tc>
+        <w:tc>
+          <w:tcPr>
+            <w:tcW w:w="1837" w:type="dxa"/>
+            <w:tcBorders>
+              <w:left w:val="single" w:sz="12" w:space="0" w:color="auto"/>
+              <w:bottom w:val="single" w:sz="12" w:space="0" w:color="auto"/>
+              <w:right w:val="single" w:sz="12" w:space="0" w:color="auto"/>
+            </w:tcBorders>
+          </w:tcPr>
+          <w:p>
+            <w:pPr>
+              <w:rPr>
+                <w:b/>
+                <w:bCs/>
+              </w:rPr>
+            </w:pPr>
+            <w:r>
+              <w:rPr>
+                <w:b/>
+                <w:bCs/>
+              </w:rPr>
+              <w:t>Kalibreerimata näidud</w:t>
+            </w:r>
+          </w:p>
+        </w:tc>
+        <w:tc>
+          <w:tcPr>
+            <w:tcW w:w="1806" w:type="dxa"/>
+            <w:tcBorders>
+              <w:left w:val="single" w:sz="12" w:space="0" w:color="auto"/>
+              <w:bottom w:val="single" w:sz="12" w:space="0" w:color="auto"/>
+              <w:right w:val="single" w:sz="12" w:space="0" w:color="auto"/>
+            </w:tcBorders>
+          </w:tcPr>
+          <w:p>
+            <w:pPr>
+              <w:rPr>
+                <w:b/>
+                <w:bCs/>
+              </w:rPr>
+            </w:pPr>
+            <w:r>
+              <w:rPr>
+                <w:b/>
+                <w:bCs/>
+              </w:rPr>
+              <w:t>Käsitsi kalibreerimine</w:t>
+            </w:r>
+          </w:p>
+        </w:tc>
+        <w:tc>
+          <w:tcPr>
+            <w:tcW w:w="1806" w:type="dxa"/>
+            <w:tcBorders>
+              <w:left w:val="single" w:sz="12" w:space="0" w:color="auto"/>
+              <w:bottom w:val="single" w:sz="12" w:space="0" w:color="auto"/>
+              <w:right w:val="single" w:sz="12" w:space="0" w:color="auto"/>
+            </w:tcBorders>
+          </w:tcPr>
+          <w:p>
+            <w:pPr>
+              <w:rPr>
+                <w:b/>
+                <w:bCs/>
+              </w:rPr>
+            </w:pPr>
+            <w:r>
+              <w:rPr>
+                <w:b/>
+                <w:bCs/>
+              </w:rPr>
+              <w:t>Käsitsi suunajaga kalibreerimine</w:t>
+            </w:r>
+          </w:p>
+        </w:tc>
+        <w:tc>
+          <w:tcPr>
+            <w:tcW w:w="1806" w:type="dxa"/>
+            <w:tcBorders>
+              <w:left w:val="single" w:sz="12" w:space="0" w:color="auto"/>
+              <w:bottom w:val="single" w:sz="12" w:space="0" w:color="auto"/>
+            </w:tcBorders>
+          </w:tcPr>
+          <w:p>
+            <w:pPr>
+              <w:rPr>
+                <w:b/>
+                <w:bCs/>
+              </w:rPr>
+            </w:pPr>
+            <w:r>
+              <w:rPr>
+                <w:b/>
+                <w:bCs/>
+              </w:rPr>
+              <w:t>Statiiviga kalibreerimine</w:t>
+            </w:r>
+          </w:p>
+        </w:tc>
+      </w:tr>
+      <w:tr>
+        <w:tc>
+          <w:tcPr>
+            <w:tcW w:w="1806" w:type="dxa"/>
+            <w:tcBorders>
+              <w:top w:val="single" w:sz="12" w:space="0" w:color="auto"/>
+              <w:right w:val="single" w:sz="12" w:space="0" w:color="auto"/>
+            </w:tcBorders>
+          </w:tcPr>
+          <w:p>
+            <w:r>
+              <w:t>1</w:t>
+            </w:r>
+          </w:p>
+        </w:tc>
+        <w:tc>
+          <w:tcPr>
+            <w:tcW w:w="1837" w:type="dxa"/>
+            <w:tcBorders>
+              <w:top w:val="single" w:sz="12" w:space="0" w:color="auto"/>
+              <w:left w:val="single" w:sz="12" w:space="0" w:color="auto"/>
+              <w:right w:val="single" w:sz="12" w:space="0" w:color="auto"/>
+            </w:tcBorders>
+          </w:tcPr>
+          <w:p>
+            <w:r>
+              <w:t>0.040090</w:t>
+            </w:r>
+          </w:p>
+        </w:tc>
+        <w:tc>
+          <w:tcPr>
+            <w:tcW w:w="1806" w:type="dxa"/>
+            <w:tcBorders>
+              <w:top w:val="single" w:sz="12" w:space="0" w:color="auto"/>
+              <w:left w:val="single" w:sz="12" w:space="0" w:color="auto"/>
+              <w:right w:val="single" w:sz="12" w:space="0" w:color="auto"/>
+            </w:tcBorders>
+          </w:tcPr>
+          <w:p>
+            <w:r>
+              <w:t>-0.003466</w:t>
+            </w:r>
+          </w:p>
+        </w:tc>
+        <w:tc>
+          <w:tcPr>
+            <w:tcW w:w="1806" w:type="dxa"/>
+            <w:tcBorders>
+              <w:top w:val="single" w:sz="12" w:space="0" w:color="auto"/>
+              <w:left w:val="single" w:sz="12" w:space="0" w:color="auto"/>
+              <w:right w:val="single" w:sz="12" w:space="0" w:color="auto"/>
+            </w:tcBorders>
+          </w:tcPr>
+          <w:p>
+            <w:r>
+              <w:t>0.000408</w:t>
+            </w:r>
+          </w:p>
+        </w:tc>
+        <w:tc>
+          <w:tcPr>
+            <w:tcW w:w="1806" w:type="dxa"/>
+            <w:tcBorders>
+              <w:top w:val="single" w:sz="12" w:space="0" w:color="auto"/>
+              <w:left w:val="single" w:sz="12" w:space="0" w:color="auto"/>
+            </w:tcBorders>
+          </w:tcPr>
+          <w:p>
+            <w:r>
+              <w:t>-0.001743</w:t>
+            </w:r>
+          </w:p>
+        </w:tc>
+      </w:tr>
+      <w:tr>
+        <w:tc>
+          <w:tcPr>
+            <w:tcW w:w="1806" w:type="dxa"/>
+            <w:tcBorders>
+              <w:right w:val="single" w:sz="12" w:space="0" w:color="auto"/>
+            </w:tcBorders>
+          </w:tcPr>
+          <w:p>
+            <w:r>
+              <w:t>2</w:t>
+            </w:r>
+          </w:p>
+        </w:tc>
+        <w:tc>
+          <w:tcPr>
+            <w:tcW w:w="1837" w:type="dxa"/>
+            <w:tcBorders>
+              <w:left w:val="single" w:sz="12" w:space="0" w:color="auto"/>
+              <w:right w:val="single" w:sz="12" w:space="0" w:color="auto"/>
+            </w:tcBorders>
+          </w:tcPr>
+          <w:p>
+            <w:r>
+              <w:t>0.040090</w:t>
+            </w:r>
+          </w:p>
+        </w:tc>
+        <w:tc>
+          <w:tcPr>
+            <w:tcW w:w="1806" w:type="dxa"/>
+            <w:tcBorders>
+              <w:left w:val="single" w:sz="12" w:space="0" w:color="auto"/>
+              <w:right w:val="single" w:sz="12" w:space="0" w:color="auto"/>
+            </w:tcBorders>
+          </w:tcPr>
+          <w:p>
+            <w:r>
+              <w:t>-0.001355</w:t>
+            </w:r>
+          </w:p>
+        </w:tc>
+        <w:tc>
+          <w:tcPr>
+            <w:tcW w:w="1806" w:type="dxa"/>
+            <w:tcBorders>
+              <w:left w:val="single" w:sz="12" w:space="0" w:color="auto"/>
+              <w:right w:val="single" w:sz="12" w:space="0" w:color="auto"/>
+            </w:tcBorders>
+          </w:tcPr>
+          <w:p>
+            <w:r>
+              <w:t>0.003829</w:t>
+            </w:r>
+          </w:p>
+        </w:tc>
+        <w:tc>
+          <w:tcPr>
+            <w:tcW w:w="1806" w:type="dxa"/>
+            <w:tcBorders>
+              <w:left w:val="single" w:sz="12" w:space="0" w:color="auto"/>
+            </w:tcBorders>
+          </w:tcPr>
+          <w:p>
+            <w:r>
+              <w:t>0.004049</w:t>
+            </w:r>
+          </w:p>
+        </w:tc>
+      </w:tr>
+      <w:tr>
+        <w:tc>
+          <w:tcPr>
+            <w:tcW w:w="1806" w:type="dxa"/>
+            <w:tcBorders>
+              <w:bottom w:val="single" w:sz="12" w:space="0" w:color="auto"/>
+              <w:right w:val="single" w:sz="12" w:space="0" w:color="auto"/>
+            </w:tcBorders>
+          </w:tcPr>
+          <w:p>
+            <w:pPr>
+              <w:rPr>
+                <w:rFonts w:eastAsia="Aptos" w:cs="Times New Roman"/>
+              </w:rPr>
+            </w:pPr>
+            <w:r>
+              <w:rPr>
+                <w:rFonts w:eastAsia="Aptos" w:cs="Times New Roman"/>
+              </w:rPr>
+              <w:t>3</w:t>
+            </w:r>
+          </w:p>
+        </w:tc>
+        <w:tc>
+          <w:tcPr>
+            <w:tcW w:w="1837" w:type="dxa"/>
+            <w:tcBorders>
+              <w:left w:val="single" w:sz="12" w:space="0" w:color="auto"/>
+              <w:bottom w:val="single" w:sz="12" w:space="0" w:color="auto"/>
+              <w:right w:val="single" w:sz="12" w:space="0" w:color="auto"/>
+            </w:tcBorders>
+          </w:tcPr>
+          <w:p>
+            <w:r>
+              <w:t>0.040090</w:t>
+            </w:r>
+          </w:p>
+        </w:tc>
+        <w:tc>
+          <w:tcPr>
+            <w:tcW w:w="1806" w:type="dxa"/>
+            <w:tcBorders>
+              <w:left w:val="single" w:sz="12" w:space="0" w:color="auto"/>
+              <w:bottom w:val="single" w:sz="12" w:space="0" w:color="auto"/>
+              <w:right w:val="single" w:sz="12" w:space="0" w:color="auto"/>
+            </w:tcBorders>
+          </w:tcPr>
+          <w:p>
+            <w:r>
+              <w:t>0.002781</w:t>
+            </w:r>
+          </w:p>
+        </w:tc>
+        <w:tc>
+          <w:tcPr>
+            <w:tcW w:w="1806" w:type="dxa"/>
+            <w:tcBorders>
+              <w:left w:val="single" w:sz="12" w:space="0" w:color="auto"/>
+              <w:bottom w:val="single" w:sz="12" w:space="0" w:color="auto"/>
+              <w:right w:val="single" w:sz="12" w:space="0" w:color="auto"/>
+            </w:tcBorders>
+          </w:tcPr>
+          <w:p>
+            <w:r>
+              <w:t>0.002900</w:t>
+            </w:r>
+          </w:p>
+        </w:tc>
+        <w:tc>
+          <w:tcPr>
+            <w:tcW w:w="1806" w:type="dxa"/>
+            <w:tcBorders>
+              <w:left w:val="single" w:sz="12" w:space="0" w:color="auto"/>
+              <w:bottom w:val="single" w:sz="12" w:space="0" w:color="auto"/>
+            </w:tcBorders>
+          </w:tcPr>
+          <w:p>
+            <w:r>
+              <w:t>-0.000923</w:t>
+            </w:r>
+          </w:p>
+        </w:tc>
+      </w:tr>
+      <w:tr>
+        <w:tc>
+          <w:tcPr>
+            <w:tcW w:w="1806" w:type="dxa"/>
+            <w:tcBorders>
+              <w:top w:val="single" w:sz="12" w:space="0" w:color="auto"/>
+              <w:right w:val="single" w:sz="12" w:space="0" w:color="auto"/>
+            </w:tcBorders>
+          </w:tcPr>
+          <w:p>
+            <w:pPr>
+              <w:rPr>
+                <w:rFonts w:eastAsia="Aptos" w:cs="Times New Roman"/>
+                <w:b/>
+                <w:bCs/>
+              </w:rPr>
+            </w:pPr>
+            <w:r>
+              <w:rPr>
+                <w:rFonts w:eastAsia="Aptos" w:cs="Times New Roman"/>
+                <w:b/>
+                <w:bCs/>
+              </w:rPr>
+              <w:t>Keskmine</w:t>
+            </w:r>
+          </w:p>
+        </w:tc>
+        <w:tc>
+          <w:tcPr>
+            <w:tcW w:w="1837" w:type="dxa"/>
+            <w:tcBorders>
+              <w:top w:val="single" w:sz="12" w:space="0" w:color="auto"/>
+              <w:left w:val="single" w:sz="12" w:space="0" w:color="auto"/>
+              <w:right w:val="single" w:sz="12" w:space="0" w:color="auto"/>
+            </w:tcBorders>
+          </w:tcPr>
+          <w:p>
+            <w:r>
+              <w:t>0.040090</w:t>
+            </w:r>
+          </w:p>
+        </w:tc>
+        <w:tc>
+          <w:tcPr>
+            <w:tcW w:w="1806" w:type="dxa"/>
+            <w:tcBorders>
+              <w:top w:val="single" w:sz="12" w:space="0" w:color="auto"/>
+              <w:left w:val="single" w:sz="12" w:space="0" w:color="auto"/>
+              <w:right w:val="single" w:sz="12" w:space="0" w:color="auto"/>
+            </w:tcBorders>
+          </w:tcPr>
+          <w:p/>
+        </w:tc>
+        <w:tc>
+          <w:tcPr>
+            <w:tcW w:w="1806" w:type="dxa"/>
+            <w:tcBorders>
+              <w:top w:val="single" w:sz="12" w:space="0" w:color="auto"/>
+              <w:left w:val="single" w:sz="12" w:space="0" w:color="auto"/>
+              <w:right w:val="single" w:sz="12" w:space="0" w:color="auto"/>
+            </w:tcBorders>
+          </w:tcPr>
+          <w:p/>
+        </w:tc>
+        <w:tc>
+          <w:tcPr>
+            <w:tcW w:w="1806" w:type="dxa"/>
+            <w:tcBorders>
+              <w:top w:val="single" w:sz="12" w:space="0" w:color="auto"/>
+              <w:left w:val="single" w:sz="12" w:space="0" w:color="auto"/>
+            </w:tcBorders>
+          </w:tcPr>
+          <w:p/>
+        </w:tc>
+      </w:tr>
+    </w:tbl>
+    <w:p/>
+    <w:p>
+      <w:r>
+        <w:t xml:space="preserve">Tabel … . Keskmine absoluutne viga 10% suurima absoluutse veaga väljunditel rakendades eri katsetel saadud kalibreerimisparameetreid </w:t>
+      </w:r>
+    </w:p>
+    <w:tbl>
+      <w:tblPr>
+        <w:tblStyle w:val="TableGridLight"/>
+        <w:tblW w:w="0" w:type="auto"/>
+        <w:tblLook w:val="04A0" w:firstRow="1" w:lastRow="0" w:firstColumn="1" w:lastColumn="0" w:noHBand="0" w:noVBand="1"/>
+      </w:tblPr>
+      <w:tblGrid>
+        <w:gridCol w:w="1806"/>
+        <w:gridCol w:w="1837"/>
+        <w:gridCol w:w="1806"/>
+        <w:gridCol w:w="1806"/>
+        <w:gridCol w:w="1806"/>
+      </w:tblGrid>
+      <w:tr>
+        <w:trPr>
+          <w:trHeight w:val="1351"/>
+        </w:trPr>
+        <w:tc>
+          <w:tcPr>
+            <w:tcW w:w="1806" w:type="dxa"/>
+            <w:tcBorders>
+              <w:bottom w:val="single" w:sz="12" w:space="0" w:color="auto"/>
+              <w:right w:val="single" w:sz="12" w:space="0" w:color="auto"/>
+            </w:tcBorders>
+          </w:tcPr>
+          <w:p>
+            <w:pPr>
+              <w:rPr>
+                <w:b/>
+                <w:bCs/>
+              </w:rPr>
+            </w:pPr>
+            <w:r>
+              <w:rPr>
+                <w:b/>
+                <w:bCs/>
+              </w:rPr>
+              <w:t>Katse</w:t>
+            </w:r>
+          </w:p>
+        </w:tc>
+        <w:tc>
+          <w:tcPr>
+            <w:tcW w:w="1837" w:type="dxa"/>
+            <w:tcBorders>
+              <w:left w:val="single" w:sz="12" w:space="0" w:color="auto"/>
+              <w:bottom w:val="single" w:sz="12" w:space="0" w:color="auto"/>
+              <w:right w:val="single" w:sz="12" w:space="0" w:color="auto"/>
+            </w:tcBorders>
+          </w:tcPr>
+          <w:p>
+            <w:pPr>
+              <w:rPr>
+                <w:b/>
+                <w:bCs/>
+              </w:rPr>
+            </w:pPr>
+            <w:r>
+              <w:rPr>
+                <w:b/>
+                <w:bCs/>
+              </w:rPr>
+              <w:t>Kalibreerimata näidud</w:t>
+            </w:r>
+          </w:p>
+        </w:tc>
+        <w:tc>
+          <w:tcPr>
+            <w:tcW w:w="1806" w:type="dxa"/>
+            <w:tcBorders>
+              <w:left w:val="single" w:sz="12" w:space="0" w:color="auto"/>
+              <w:bottom w:val="single" w:sz="12" w:space="0" w:color="auto"/>
+              <w:right w:val="single" w:sz="12" w:space="0" w:color="auto"/>
+            </w:tcBorders>
+          </w:tcPr>
+          <w:p>
+            <w:pPr>
+              <w:rPr>
+                <w:b/>
+                <w:bCs/>
+              </w:rPr>
+            </w:pPr>
+            <w:r>
+              <w:rPr>
+                <w:b/>
+                <w:bCs/>
+              </w:rPr>
+              <w:t>Käsitsi kalibreerimine</w:t>
+            </w:r>
+          </w:p>
+        </w:tc>
+        <w:tc>
+          <w:tcPr>
+            <w:tcW w:w="1806" w:type="dxa"/>
+            <w:tcBorders>
+              <w:left w:val="single" w:sz="12" w:space="0" w:color="auto"/>
+              <w:bottom w:val="single" w:sz="12" w:space="0" w:color="auto"/>
+              <w:right w:val="single" w:sz="12" w:space="0" w:color="auto"/>
+            </w:tcBorders>
+          </w:tcPr>
+          <w:p>
+            <w:pPr>
+              <w:rPr>
+                <w:b/>
+                <w:bCs/>
+              </w:rPr>
+            </w:pPr>
+            <w:r>
+              <w:rPr>
+                <w:b/>
+                <w:bCs/>
+              </w:rPr>
+              <w:t>Käsitsi suunajaga kalibreerimine</w:t>
+            </w:r>
+          </w:p>
+        </w:tc>
+        <w:tc>
+          <w:tcPr>
+            <w:tcW w:w="1806" w:type="dxa"/>
+            <w:tcBorders>
+              <w:left w:val="single" w:sz="12" w:space="0" w:color="auto"/>
+              <w:bottom w:val="single" w:sz="12" w:space="0" w:color="auto"/>
+            </w:tcBorders>
+          </w:tcPr>
+          <w:p>
+            <w:pPr>
+              <w:rPr>
+                <w:b/>
+                <w:bCs/>
+              </w:rPr>
+            </w:pPr>
+            <w:r>
+              <w:rPr>
+                <w:b/>
+                <w:bCs/>
+              </w:rPr>
+              <w:t>Statiiviga kalibreerimine</w:t>
+            </w:r>
+          </w:p>
+        </w:tc>
+      </w:tr>
+      <w:tr>
+        <w:tc>
+          <w:tcPr>
+            <w:tcW w:w="1806" w:type="dxa"/>
+            <w:tcBorders>
+              <w:top w:val="single" w:sz="12" w:space="0" w:color="auto"/>
+              <w:right w:val="single" w:sz="12" w:space="0" w:color="auto"/>
+            </w:tcBorders>
+          </w:tcPr>
+          <w:p>
+            <w:r>
+              <w:t>1</w:t>
+            </w:r>
+          </w:p>
+        </w:tc>
+        <w:tc>
+          <w:tcPr>
+            <w:tcW w:w="1837" w:type="dxa"/>
+            <w:tcBorders>
+              <w:top w:val="single" w:sz="12" w:space="0" w:color="auto"/>
+              <w:left w:val="single" w:sz="12" w:space="0" w:color="auto"/>
+              <w:right w:val="single" w:sz="12" w:space="0" w:color="auto"/>
+            </w:tcBorders>
+          </w:tcPr>
+          <w:p/>
+        </w:tc>
+        <w:tc>
+          <w:tcPr>
+            <w:tcW w:w="1806" w:type="dxa"/>
+            <w:tcBorders>
+              <w:top w:val="single" w:sz="12" w:space="0" w:color="auto"/>
+              <w:left w:val="single" w:sz="12" w:space="0" w:color="auto"/>
+              <w:right w:val="single" w:sz="12" w:space="0" w:color="auto"/>
+            </w:tcBorders>
+          </w:tcPr>
+          <w:p/>
+        </w:tc>
+        <w:tc>
+          <w:tcPr>
+            <w:tcW w:w="1806" w:type="dxa"/>
+            <w:tcBorders>
+              <w:top w:val="single" w:sz="12" w:space="0" w:color="auto"/>
+              <w:left w:val="single" w:sz="12" w:space="0" w:color="auto"/>
+              <w:right w:val="single" w:sz="12" w:space="0" w:color="auto"/>
+            </w:tcBorders>
+          </w:tcPr>
+          <w:p/>
+        </w:tc>
+        <w:tc>
+          <w:tcPr>
+            <w:tcW w:w="1806" w:type="dxa"/>
+            <w:tcBorders>
+              <w:top w:val="single" w:sz="12" w:space="0" w:color="auto"/>
+              <w:left w:val="single" w:sz="12" w:space="0" w:color="auto"/>
+            </w:tcBorders>
+          </w:tcPr>
+          <w:p/>
+        </w:tc>
+      </w:tr>
+      <w:tr>
+        <w:tc>
+          <w:tcPr>
+            <w:tcW w:w="1806" w:type="dxa"/>
+            <w:tcBorders>
+              <w:right w:val="single" w:sz="12" w:space="0" w:color="auto"/>
+            </w:tcBorders>
+          </w:tcPr>
+          <w:p>
+            <w:r>
+              <w:t>2</w:t>
+            </w:r>
+          </w:p>
+        </w:tc>
+        <w:tc>
+          <w:tcPr>
+            <w:tcW w:w="1837" w:type="dxa"/>
+            <w:tcBorders>
+              <w:left w:val="single" w:sz="12" w:space="0" w:color="auto"/>
+              <w:right w:val="single" w:sz="12" w:space="0" w:color="auto"/>
+            </w:tcBorders>
+          </w:tcPr>
+          <w:p/>
+        </w:tc>
+        <w:tc>
+          <w:tcPr>
+            <w:tcW w:w="1806" w:type="dxa"/>
+            <w:tcBorders>
+              <w:left w:val="single" w:sz="12" w:space="0" w:color="auto"/>
+              <w:right w:val="single" w:sz="12" w:space="0" w:color="auto"/>
+            </w:tcBorders>
+          </w:tcPr>
+          <w:p/>
+        </w:tc>
+        <w:tc>
+          <w:tcPr>
+            <w:tcW w:w="1806" w:type="dxa"/>
+            <w:tcBorders>
+              <w:left w:val="single" w:sz="12" w:space="0" w:color="auto"/>
+              <w:right w:val="single" w:sz="12" w:space="0" w:color="auto"/>
+            </w:tcBorders>
+          </w:tcPr>
+          <w:p/>
+        </w:tc>
+        <w:tc>
+          <w:tcPr>
+            <w:tcW w:w="1806" w:type="dxa"/>
+            <w:tcBorders>
+              <w:left w:val="single" w:sz="12" w:space="0" w:color="auto"/>
+            </w:tcBorders>
+          </w:tcPr>
+          <w:p/>
+        </w:tc>
+      </w:tr>
+      <w:tr>
+        <w:tc>
+          <w:tcPr>
+            <w:tcW w:w="1806" w:type="dxa"/>
+            <w:tcBorders>
+              <w:bottom w:val="single" w:sz="12" w:space="0" w:color="auto"/>
+              <w:right w:val="single" w:sz="12" w:space="0" w:color="auto"/>
+            </w:tcBorders>
+          </w:tcPr>
+          <w:p>
+            <w:pPr>
+              <w:rPr>
+                <w:rFonts w:eastAsia="Aptos" w:cs="Times New Roman"/>
+              </w:rPr>
+            </w:pPr>
+            <w:r>
+              <w:rPr>
+                <w:rFonts w:eastAsia="Aptos" w:cs="Times New Roman"/>
+              </w:rPr>
+              <w:t>3</w:t>
+            </w:r>
+          </w:p>
+        </w:tc>
+        <w:tc>
+          <w:tcPr>
+            <w:tcW w:w="1837" w:type="dxa"/>
+            <w:tcBorders>
+              <w:left w:val="single" w:sz="12" w:space="0" w:color="auto"/>
+              <w:bottom w:val="single" w:sz="12" w:space="0" w:color="auto"/>
+              <w:right w:val="single" w:sz="12" w:space="0" w:color="auto"/>
+            </w:tcBorders>
+          </w:tcPr>
+          <w:p/>
+        </w:tc>
+        <w:tc>
+          <w:tcPr>
+            <w:tcW w:w="1806" w:type="dxa"/>
+            <w:tcBorders>
+              <w:left w:val="single" w:sz="12" w:space="0" w:color="auto"/>
+              <w:bottom w:val="single" w:sz="12" w:space="0" w:color="auto"/>
+              <w:right w:val="single" w:sz="12" w:space="0" w:color="auto"/>
+            </w:tcBorders>
+          </w:tcPr>
+          <w:p/>
+        </w:tc>
+        <w:tc>
+          <w:tcPr>
+            <w:tcW w:w="1806" w:type="dxa"/>
+            <w:tcBorders>
+              <w:left w:val="single" w:sz="12" w:space="0" w:color="auto"/>
+              <w:bottom w:val="single" w:sz="12" w:space="0" w:color="auto"/>
+              <w:right w:val="single" w:sz="12" w:space="0" w:color="auto"/>
+            </w:tcBorders>
+          </w:tcPr>
+          <w:p/>
+        </w:tc>
+        <w:tc>
+          <w:tcPr>
+            <w:tcW w:w="1806" w:type="dxa"/>
+            <w:tcBorders>
+              <w:left w:val="single" w:sz="12" w:space="0" w:color="auto"/>
+              <w:bottom w:val="single" w:sz="12" w:space="0" w:color="auto"/>
+            </w:tcBorders>
+          </w:tcPr>
+          <w:p/>
+        </w:tc>
+      </w:tr>
+      <w:tr>
+        <w:tc>
+          <w:tcPr>
+            <w:tcW w:w="1806" w:type="dxa"/>
+            <w:tcBorders>
+              <w:top w:val="single" w:sz="12" w:space="0" w:color="auto"/>
+              <w:right w:val="single" w:sz="12" w:space="0" w:color="auto"/>
+            </w:tcBorders>
+          </w:tcPr>
+          <w:p>
+            <w:pPr>
+              <w:rPr>
+                <w:rFonts w:eastAsia="Aptos" w:cs="Times New Roman"/>
+                <w:b/>
+                <w:bCs/>
+              </w:rPr>
+            </w:pPr>
+            <w:r>
+              <w:rPr>
+                <w:rFonts w:eastAsia="Aptos" w:cs="Times New Roman"/>
+                <w:b/>
+                <w:bCs/>
+              </w:rPr>
+              <w:t>Keskmine</w:t>
+            </w:r>
+          </w:p>
+        </w:tc>
+        <w:tc>
+          <w:tcPr>
+            <w:tcW w:w="1837" w:type="dxa"/>
+            <w:tcBorders>
+              <w:top w:val="single" w:sz="12" w:space="0" w:color="auto"/>
+              <w:left w:val="single" w:sz="12" w:space="0" w:color="auto"/>
+              <w:right w:val="single" w:sz="12" w:space="0" w:color="auto"/>
+            </w:tcBorders>
+          </w:tcPr>
+          <w:p/>
+        </w:tc>
+        <w:tc>
+          <w:tcPr>
+            <w:tcW w:w="1806" w:type="dxa"/>
+            <w:tcBorders>
+              <w:top w:val="single" w:sz="12" w:space="0" w:color="auto"/>
+              <w:left w:val="single" w:sz="12" w:space="0" w:color="auto"/>
+              <w:right w:val="single" w:sz="12" w:space="0" w:color="auto"/>
+            </w:tcBorders>
+          </w:tcPr>
+          <w:p/>
+        </w:tc>
+        <w:tc>
+          <w:tcPr>
+            <w:tcW w:w="1806" w:type="dxa"/>
+            <w:tcBorders>
+              <w:top w:val="single" w:sz="12" w:space="0" w:color="auto"/>
+              <w:left w:val="single" w:sz="12" w:space="0" w:color="auto"/>
+              <w:right w:val="single" w:sz="12" w:space="0" w:color="auto"/>
+            </w:tcBorders>
+          </w:tcPr>
+          <w:p/>
+        </w:tc>
+        <w:tc>
+          <w:tcPr>
+            <w:tcW w:w="1806" w:type="dxa"/>
+            <w:tcBorders>
+              <w:top w:val="single" w:sz="12" w:space="0" w:color="auto"/>
+              <w:left w:val="single" w:sz="12" w:space="0" w:color="auto"/>
+            </w:tcBorders>
+          </w:tcPr>
+          <w:p/>
+        </w:tc>
+      </w:tr>
+    </w:tbl>
+    <w:p/>
+    <w:p>
+      <w:r>
+        <w:t xml:space="preserve">Teise kahe vea puhul on märgata täpselt sama mustrit mis oli ka ruutkeskmisel veal, nimelt on väikseim viga statiiviga kalibreerimisel ja suurim viga suunajaga kalibreerimisel. Samuti ei paista absoluutsest veast välja mingit kõrvalekallet, </w:t>
+      </w:r>
+      <w:r>
+        <w:t>kuna kõigil kolmel mõõteviisil on absoluutne viga sarnases suurusjärgus. Suunajaga kalibreerimisel on kõigil korral keskmine absoluutne viga samamärgiline, kuid madala vea korral ei ole see nii väikese katsete valimi korral märk süstemaatilise kõrvalekalde tekkest kalibreerimisel.</w:t>
+      </w:r>
+    </w:p>
+    <w:p/>
+    <w:p>
+      <w:pPr>
+        <w:pStyle w:val="Heading2"/>
+      </w:pPr>
+      <w:r>
+        <w:lastRenderedPageBreak/>
+        <w:t>Teise kontrollkatse läbiviimine</w:t>
+      </w:r>
+      <w:bookmarkEnd w:id="18"/>
+    </w:p>
+    <w:p>
+      <w:r>
+        <w:t>Teise kontrollkatse põhimõtteks oli nurga integreerimise abil kontrollida güroskoobi kalibreerimist. Ka see ei ole otsemõõtmine ning ei ole ka liiga usaldusväärne viis leida anduri mõõtetäpsust, ent see on hea ning teistsugune võimalus mõõteviiside omavaheliseks võrdlemiseks. Selle jaoks oli vaja seadet, mis oleks suutnud andurit stabiilse kiirusega kindla nurga võrra pöörata.</w:t>
+      </w:r>
+    </w:p>
+    <w:p>
+      <w:commentRangeStart w:id="19"/>
+      <w:r>
+        <w:t xml:space="preserve">Teise katse läbiviimiseks kasutati motoriseeritud statiivi, </w:t>
+      </w:r>
+      <w:r>
+        <w:t xml:space="preserve">mille kõige viimane disain oli lihtsalt lai alus, mille peal oli kahepoolne teip ning mille külge oli kruvitud </w:t>
+      </w:r>
+      <w:r>
+        <w:t xml:space="preserve">SER0067 </w:t>
+      </w:r>
+      <w:r>
+        <w:t xml:space="preserve">servomootor. </w:t>
+      </w:r>
+      <w:proofErr w:type="spellStart"/>
+      <w:r>
+        <w:t>Inertsiaalanduri</w:t>
+      </w:r>
+      <w:proofErr w:type="spellEnd"/>
+      <w:r>
+        <w:t xml:space="preserve"> jaoks oli 3D</w:t>
+      </w:r>
+      <w:r>
+        <w:t xml:space="preserve"> </w:t>
+      </w:r>
+      <w:r>
+        <w:t xml:space="preserve">modelleeritud ja prinditud spetsiaalne statiiv, mis mootori plastotsikuga ühendus ja mida mootori külge kruvida sai. Nagu kõigil teistel katsetel, kasutati ka siin ESP32 mikrokontrollerit nii servomootori juhtimiseks kui ka </w:t>
+      </w:r>
+      <w:proofErr w:type="spellStart"/>
+      <w:r>
+        <w:t>inertsiaalanduriga</w:t>
+      </w:r>
+      <w:proofErr w:type="spellEnd"/>
+      <w:r>
+        <w:t xml:space="preserve"> suhtlemiseks.</w:t>
+      </w:r>
+      <w:commentRangeEnd w:id="19"/>
+      <w:r>
+        <w:rPr>
+          <w:rStyle w:val="CommentReference"/>
+        </w:rPr>
+        <w:commentReference w:id="19"/>
+      </w:r>
+      <w:r>
+        <w:t xml:space="preserve"> (vt. joonis …)</w:t>
+      </w:r>
+    </w:p>
+    <w:p>
+      <w:r>
+        <w:drawing>
+          <wp:anchor distT="0" distB="0" distL="114300" distR="114300" simplePos="0" relativeHeight="251659264" behindDoc="0" locked="0" layoutInCell="1" allowOverlap="1" wp14:anchorId="059606E0" wp14:editId="60FF3E52">
+            <wp:simplePos x="0" y="0"/>
+            <wp:positionH relativeFrom="margin">
+              <wp:posOffset>-635</wp:posOffset>
+            </wp:positionH>
+            <wp:positionV relativeFrom="paragraph">
+              <wp:posOffset>0</wp:posOffset>
+            </wp:positionV>
+            <wp:extent cx="4325620" cy="2434590"/>
+            <wp:effectExtent l="0" t="0" r="0" b="3810"/>
+            <wp:wrapTopAndBottom/>
+            <wp:docPr id="352634914" name="Picture 1"/>
+            <wp:cNvGraphicFramePr>
+              <a:graphicFrameLocks xmlns:a="http://schemas.openxmlformats.org/drawingml/2006/main" noChangeAspect="1"/>
+            </wp:cNvGraphicFramePr>
+            <a:graphic xmlns:a="http://schemas.openxmlformats.org/drawingml/2006/main">
+              <a:graphicData uri="http://schemas.openxmlformats.org/drawingml/2006/picture">
+                <pic:pic xmlns:pic="http://schemas.openxmlformats.org/drawingml/2006/picture">
+                  <pic:nvPicPr>
+                    <pic:cNvPr id="0" name="Picture 1"/>
+                    <pic:cNvPicPr>
+                      <a:picLocks noChangeAspect="1" noChangeArrowheads="1"/>
+                    </pic:cNvPicPr>
+                  </pic:nvPicPr>
+                  <pic:blipFill>
+                    <a:blip r:embed="rId17" cstate="print">
+                      <a:extLst>
+                        <a:ext uri="{28A0092B-C50C-407E-A947-70E740481C1C}">
+                          <a14:useLocalDpi xmlns:a14="http://schemas.microsoft.com/office/drawing/2010/main" val="0"/>
+                        </a:ext>
+                      </a:extLst>
+                    </a:blip>
+                    <a:srcRect/>
+                    <a:stretch>
+                      <a:fillRect/>
+                    </a:stretch>
+                  </pic:blipFill>
+                  <pic:spPr bwMode="auto">
+                    <a:xfrm>
+                      <a:off x="0" y="0"/>
+                      <a:ext cx="4325620" cy="2434590"/>
+                    </a:xfrm>
+                    <a:prstGeom prst="rect">
+                      <a:avLst/>
+                    </a:prstGeom>
+                    <a:noFill/>
+                    <a:ln>
+                      <a:noFill/>
+                    </a:ln>
+                  </pic:spPr>
+                </pic:pic>
+              </a:graphicData>
+            </a:graphic>
+          </wp:anchor>
+        </w:drawing>
+      </w:r>
+      <w:r>
+        <w:t>Joonis … . Motoriseeritud statiiv</w:t>
+      </w:r>
+    </w:p>
+    <w:p>
+      <w:r>
+        <w:t>Allikas: Autori erakogu</w:t>
+      </w:r>
+    </w:p>
+    <w:p>
+      <w:r>
+        <w:t xml:space="preserve">Selle katse õnnestumiseks pidi mootor </w:t>
+      </w:r>
+      <w:proofErr w:type="spellStart"/>
+      <w:r>
+        <w:t>inertsiaalandurit</w:t>
+      </w:r>
+      <w:proofErr w:type="spellEnd"/>
+      <w:r>
+        <w:t xml:space="preserve"> ühel teljel võimalikult aeglaselt pöörama. </w:t>
+      </w:r>
+      <w:r>
+        <w:t>Kiirus ei tohtinud samas</w:t>
+      </w:r>
+      <w:r>
+        <w:t xml:space="preserve"> olla liiga </w:t>
+      </w:r>
+      <w:r>
+        <w:t xml:space="preserve">madal, kuna sel juhul oli märgata teatud vibratsiooni ja värisemist, mistõttu </w:t>
+      </w:r>
+      <w:r>
+        <w:t>seati</w:t>
+      </w:r>
+      <w:r>
+        <w:t xml:space="preserve"> kiiruseks 10° sekundis. </w:t>
+      </w:r>
+      <w:r>
+        <w:t xml:space="preserve">Katses </w:t>
+      </w:r>
+      <w:r>
+        <w:t xml:space="preserve">kasutati </w:t>
+      </w:r>
+      <w:proofErr w:type="spellStart"/>
+      <w:r>
+        <w:t>positsiooniservot</w:t>
+      </w:r>
+      <w:proofErr w:type="spellEnd"/>
+      <w:r>
+        <w:t>, mis võib</w:t>
+      </w:r>
+      <w:r>
+        <w:t xml:space="preserve"> pöörata 360° ulatuses suhteliselt täpselt</w:t>
+      </w:r>
+      <w:r>
+        <w:t xml:space="preserve">: selle mootori </w:t>
+      </w:r>
+      <w:r>
+        <w:t xml:space="preserve">tootja poolt määratud </w:t>
+      </w:r>
+      <w:r>
+        <w:t xml:space="preserve">absoluutne </w:t>
+      </w:r>
+      <w:r>
+        <w:t>viga</w:t>
+      </w:r>
+      <w:r>
+        <w:t xml:space="preserve"> o</w:t>
+      </w:r>
+      <w:r>
+        <w:t>n</w:t>
+      </w:r>
+      <w:r>
+        <w:t xml:space="preserve"> </w:t>
+      </w:r>
+      <m:oMath>
+        <m:r>
+          <w:rPr>
+            <w:rFonts w:ascii="Cambria Math" w:hAnsi="Cambria Math"/>
+          </w:rPr>
+          <m:t>≤1</m:t>
+        </m:r>
+        <m:r>
+          <m:rPr>
+            <m:sty m:val="p"/>
+          </m:rPr>
+          <w:rPr>
+            <w:rFonts w:ascii="Cambria Math" w:hAnsi="Cambria Math"/>
+          </w:rPr>
+          <m:t>°</m:t>
+        </m:r>
+      </m:oMath>
+      <w:r>
+        <w:rPr>
+          <w:rFonts w:eastAsiaTheme="minorEastAsia"/>
+        </w:rPr>
+        <w:t>,</w:t>
+      </w:r>
+      <w:r>
+        <w:rPr>
+          <w:rFonts w:eastAsiaTheme="minorEastAsia"/>
+        </w:rPr>
+        <w:t xml:space="preserve"> </w:t>
+      </w:r>
+      <w:r>
+        <w:rPr>
+          <w:rFonts w:eastAsiaTheme="minorEastAsia"/>
+        </w:rPr>
+        <w:t>aga</w:t>
+      </w:r>
+      <w:r>
+        <w:rPr>
+          <w:rFonts w:eastAsiaTheme="minorEastAsia"/>
+        </w:rPr>
+        <w:t xml:space="preserve"> see ei suutnud hoida stabiilset kiirust. </w:t>
+      </w:r>
+      <w:r>
+        <w:rPr>
+          <w:rFonts w:eastAsiaTheme="minorEastAsia"/>
+        </w:rPr>
+        <w:t>(</w:t>
+      </w:r>
+      <w:proofErr w:type="spellStart"/>
+      <w:r>
+        <w:rPr>
+          <w:rFonts w:eastAsiaTheme="minorEastAsia"/>
+        </w:rPr>
+        <w:t>DFRobot</w:t>
+      </w:r>
+      <w:proofErr w:type="spellEnd"/>
+      <w:r>
+        <w:rPr>
+          <w:rFonts w:eastAsiaTheme="minorEastAsia"/>
+        </w:rPr>
+        <w:t xml:space="preserve">) </w:t>
+      </w:r>
+      <w:r>
+        <w:rPr>
+          <w:rFonts w:eastAsiaTheme="minorEastAsia"/>
+        </w:rPr>
+        <w:t xml:space="preserve">Selle tõttu ei saanud güroskoobi näite </w:t>
+      </w:r>
+      <w:r>
+        <w:t>otseselt võrrelda anduri väljunditega ning selle asemel otsustati integreerimise kasuks.</w:t>
+      </w:r>
+      <w:r>
+        <w:t xml:space="preserve"> </w:t>
+      </w:r>
+    </w:p>
+    <w:p>
+      <w:r>
+        <w:lastRenderedPageBreak/>
+        <w:t xml:space="preserve">Katse õnnestumiseks oli tähtis, et mootori pööramisel tehtaks güroskoobi </w:t>
+      </w:r>
+      <w:proofErr w:type="spellStart"/>
+      <w:r>
+        <w:t>mõõtmiseid</w:t>
+      </w:r>
+      <w:proofErr w:type="spellEnd"/>
+      <w:r>
+        <w:t xml:space="preserve"> võimalikult ühtlaste ajavahemike tagant. Selle tõttu mõõdeti andmeid nii siin kui mujal sagedusega 70Hz, kuna sellest kiiremaks minnes ei tulnud güroskoobi kalibreerimine mingil põhjusel välja.</w:t>
+      </w:r>
+    </w:p>
+    <w:p>
+      <w:r>
+        <w:t xml:space="preserve">Andur pööras nurga 180° ligikaudse kiirusega 10°/s, pärast mida läks andur tagasi algpositsiooni. Selle tõttu, et katse oli täiesti automaatne ning igas positsioonis tehti vaid üks mõõtmine samal ajal kui teistes katsetes võeti </w:t>
+      </w:r>
+      <w:proofErr w:type="spellStart"/>
+      <w:r>
+        <w:t>aktseleromeetri</w:t>
+      </w:r>
+      <w:proofErr w:type="spellEnd"/>
+      <w:r>
+        <w:t xml:space="preserve"> kalibreerimisel 800 mõõtmist ühest positsioonist, </w:t>
+      </w:r>
+      <w:r>
+        <w:t>korrati pööramist … korda.</w:t>
+      </w:r>
+    </w:p>
+    <w:p>
+      <w:pPr>
+        <w:pStyle w:val="Heading2"/>
+      </w:pPr>
+      <w:bookmarkStart w:id="20" w:name="_Toc214745371"/>
+      <w:r>
+        <w:t>Teise kontrollkatse põhimõte</w:t>
+      </w:r>
+      <w:bookmarkEnd w:id="20"/>
+    </w:p>
+    <w:p>
+      <w:r>
+        <w:t>Teise k</w:t>
+      </w:r>
+      <w:r>
+        <w:t>ontrollkatse matemaatiliseks aluseks oli güroskoobi leitud nurkkiiruse integreerimi</w:t>
+      </w:r>
+      <w:r>
+        <w:t>ne</w:t>
+      </w:r>
+      <w:r>
+        <w:t xml:space="preserve"> läbi aja ning </w:t>
+      </w:r>
+      <w:r>
+        <w:t>leitud kogunurga võrdlemine</w:t>
+      </w:r>
+      <w:r>
+        <w:t xml:space="preserve"> nurgaga, mille võrra servomootor andurit päriselt sellel teljel pööras</w:t>
+      </w:r>
+      <w:r>
+        <w:t>. Mõõdetud nurga valem on seega:</w:t>
+      </w:r>
+    </w:p>
+    <w:p>
+      <w:pPr>
+        <w:rPr>
+          <w:rFonts w:eastAsiaTheme="minorEastAsia"/>
+        </w:rPr>
+      </w:pPr>
+      <m:oMathPara>
+        <m:oMath>
+          <m:sSub>
+            <m:sSubPr>
+              <m:ctrlPr>
+                <w:rPr>
+                  <w:rFonts w:ascii="Cambria Math" w:hAnsi="Cambria Math"/>
+                  <w:i/>
+                </w:rPr>
+              </m:ctrlPr>
+            </m:sSubPr>
+            <m:e>
+              <m:r>
+                <w:rPr>
+                  <w:rFonts w:ascii="Cambria Math" w:hAnsi="Cambria Math"/>
+                </w:rPr>
+                <m:t>θ</m:t>
+              </m:r>
+            </m:e>
+            <m:sub>
+              <m:r>
+                <w:rPr>
+                  <w:rFonts w:ascii="Cambria Math" w:hAnsi="Cambria Math"/>
+                </w:rPr>
+                <m:t>mõõdetud</m:t>
+              </m:r>
+            </m:sub>
+          </m:sSub>
+          <m:r>
+            <w:rPr>
+              <w:rFonts w:ascii="Cambria Math" w:hAnsi="Cambria Math"/>
+            </w:rPr>
+            <m:t>=</m:t>
+          </m:r>
+          <m:nary>
+            <m:naryPr>
+              <m:limLoc m:val="undOvr"/>
+              <m:subHide m:val="1"/>
+              <m:supHide m:val="1"/>
+              <m:ctrlPr>
+                <w:rPr>
+                  <w:rFonts w:ascii="Cambria Math" w:hAnsi="Cambria Math"/>
+                  <w:i/>
+                </w:rPr>
+              </m:ctrlPr>
+            </m:naryPr>
+            <m:sub/>
+            <m:sup/>
+            <m:e>
+              <m:sSub>
+                <m:sSubPr>
+                  <m:ctrlPr>
+                    <w:rPr>
+                      <w:rFonts w:ascii="Cambria Math" w:hAnsi="Cambria Math"/>
+                      <w:i/>
+                    </w:rPr>
+                  </m:ctrlPr>
+                </m:sSubPr>
+                <m:e>
+                  <m:r>
+                    <w:rPr>
+                      <w:rFonts w:ascii="Cambria Math" w:hAnsi="Cambria Math"/>
+                    </w:rPr>
+                    <m:t>ω</m:t>
+                  </m:r>
+                </m:e>
+                <m:sub>
+                  <m:r>
+                    <w:rPr>
+                      <w:rFonts w:ascii="Cambria Math" w:hAnsi="Cambria Math"/>
+                    </w:rPr>
+                    <m:t>telg​</m:t>
+                  </m:r>
+                </m:sub>
+              </m:sSub>
+              <m:d>
+                <m:dPr>
+                  <m:ctrlPr>
+                    <w:rPr>
+                      <w:rFonts w:ascii="Cambria Math" w:hAnsi="Cambria Math"/>
+                      <w:i/>
+                      <w:iCs/>
+                    </w:rPr>
+                  </m:ctrlPr>
+                </m:dPr>
+                <m:e>
+                  <m:r>
+                    <w:rPr>
+                      <w:rFonts w:ascii="Cambria Math" w:hAnsi="Cambria Math"/>
+                    </w:rPr>
+                    <m:t>t</m:t>
+                  </m:r>
+                  <m:ctrlPr>
+                    <w:rPr>
+                      <w:rFonts w:ascii="Cambria Math" w:hAnsi="Cambria Math"/>
+                      <w:i/>
+                    </w:rPr>
+                  </m:ctrlPr>
+                </m:e>
+              </m:d>
+              <m:r>
+                <w:rPr>
+                  <w:rFonts w:ascii="Cambria Math" w:hAnsi="Cambria Math"/>
+                </w:rPr>
+                <m:t>dt</m:t>
+              </m:r>
+            </m:e>
+          </m:nary>
+        </m:oMath>
+      </m:oMathPara>
+    </w:p>
+    <w:p>
+      <w:pPr>
+        <w:rPr>
+          <w:rFonts w:eastAsiaTheme="minorEastAsia"/>
+        </w:rPr>
+      </w:pPr>
+      <w:r>
+        <w:rPr>
+          <w:rFonts w:eastAsiaTheme="minorEastAsia"/>
+        </w:rPr>
+        <w:t xml:space="preserve">, kus </w:t>
+      </w:r>
+      <m:oMath>
+        <m:sSub>
+          <m:sSubPr>
+            <m:ctrlPr>
+              <w:rPr>
+                <w:rFonts w:ascii="Cambria Math" w:hAnsi="Cambria Math"/>
+                <w:i/>
+              </w:rPr>
+            </m:ctrlPr>
+          </m:sSubPr>
+          <m:e>
+            <m:r>
+              <w:rPr>
+                <w:rFonts w:ascii="Cambria Math" w:hAnsi="Cambria Math"/>
+              </w:rPr>
+              <m:t>ω</m:t>
+            </m:r>
+          </m:e>
+          <m:sub>
+            <m:r>
+              <w:rPr>
+                <w:rFonts w:ascii="Cambria Math" w:hAnsi="Cambria Math"/>
+              </w:rPr>
+              <m:t>telg​</m:t>
+            </m:r>
+          </m:sub>
+        </m:sSub>
+        <m:r>
+          <w:rPr>
+            <w:rFonts w:ascii="Cambria Math" w:hAnsi="Cambria Math"/>
+          </w:rPr>
+          <m:t>(t)</m:t>
+        </m:r>
+      </m:oMath>
+      <w:r>
+        <w:rPr>
+          <w:rFonts w:eastAsiaTheme="minorEastAsia"/>
+        </w:rPr>
+        <w:t xml:space="preserve"> tähistab nurkkiirust ajahetkel t.</w:t>
+      </w:r>
+    </w:p>
+    <w:p>
+      <w:pPr>
+        <w:rPr>
+          <w:rFonts w:eastAsiaTheme="minorEastAsia"/>
+        </w:rPr>
+      </w:pPr>
+      <w:r>
+        <w:rPr>
+          <w:rFonts w:eastAsiaTheme="minorEastAsia"/>
+        </w:rPr>
+        <w:t xml:space="preserve">Kuna </w:t>
+      </w:r>
+      <w:proofErr w:type="spellStart"/>
+      <w:r>
+        <w:rPr>
+          <w:rFonts w:eastAsiaTheme="minorEastAsia"/>
+        </w:rPr>
+        <w:t>mõõtmiseid</w:t>
+      </w:r>
+      <w:proofErr w:type="spellEnd"/>
+      <w:r>
+        <w:rPr>
+          <w:rFonts w:eastAsiaTheme="minorEastAsia"/>
+        </w:rPr>
+        <w:t xml:space="preserve"> tehakse stabiilse ajavahemiku tagant ning koodis on isegi kontrollalgoritm, mis päris sagedust jälgib, siis </w:t>
+      </w:r>
+      <w:r>
+        <w:rPr>
+          <w:rFonts w:eastAsiaTheme="minorEastAsia"/>
+        </w:rPr>
+        <w:t>muutub integreerimine lihtsaks aja ja nurkkiiruste korrutiste summaks:</w:t>
+      </w:r>
+    </w:p>
+    <w:p>
+      <w:pPr>
+        <w:rPr>
+          <w:rFonts w:eastAsiaTheme="minorEastAsia"/>
+        </w:rPr>
+      </w:pPr>
+      <m:oMathPara>
+        <m:oMath>
+          <m:sSub>
+            <m:sSubPr>
+              <m:ctrlPr>
+                <w:rPr>
+                  <w:rFonts w:ascii="Cambria Math" w:hAnsi="Cambria Math"/>
+                  <w:i/>
+                </w:rPr>
+              </m:ctrlPr>
+            </m:sSubPr>
+            <m:e>
+              <m:r>
+                <w:rPr>
+                  <w:rFonts w:ascii="Cambria Math" w:hAnsi="Cambria Math"/>
+                </w:rPr>
+                <m:t>θ</m:t>
+              </m:r>
+            </m:e>
+            <m:sub>
+              <m:r>
+                <w:rPr>
+                  <w:rFonts w:ascii="Cambria Math" w:hAnsi="Cambria Math"/>
+                </w:rPr>
+                <m:t>mõõdetud</m:t>
+              </m:r>
+            </m:sub>
+          </m:sSub>
+          <m:r>
+            <w:rPr>
+              <w:rFonts w:ascii="Cambria Math" w:hAnsi="Cambria Math"/>
+            </w:rPr>
+            <m:t xml:space="preserve">= ∆t </m:t>
+          </m:r>
+          <m:nary>
+            <m:naryPr>
+              <m:chr m:val="∑"/>
+              <m:limLoc m:val="undOvr"/>
+              <m:ctrlPr>
+                <w:rPr>
+                  <w:rFonts w:ascii="Cambria Math" w:hAnsi="Cambria Math"/>
+                  <w:i/>
+                </w:rPr>
+              </m:ctrlPr>
+            </m:naryPr>
+            <m:sub>
+              <m:r>
+                <w:rPr>
+                  <w:rFonts w:ascii="Cambria Math" w:hAnsi="Cambria Math"/>
+                </w:rPr>
+                <m:t>i=1</m:t>
+              </m:r>
+            </m:sub>
+            <m:sup>
+              <m:r>
+                <w:rPr>
+                  <w:rFonts w:ascii="Cambria Math" w:hAnsi="Cambria Math"/>
+                </w:rPr>
+                <m:t>N</m:t>
+              </m:r>
+            </m:sup>
+            <m:e>
+              <m:sSub>
+                <m:sSubPr>
+                  <m:ctrlPr>
+                    <w:rPr>
+                      <w:rFonts w:ascii="Cambria Math" w:hAnsi="Cambria Math"/>
+                      <w:i/>
+                    </w:rPr>
+                  </m:ctrlPr>
+                </m:sSubPr>
+                <m:e>
+                  <m:r>
+                    <w:rPr>
+                      <w:rFonts w:ascii="Cambria Math" w:hAnsi="Cambria Math"/>
+                    </w:rPr>
+                    <m:t>ω</m:t>
+                  </m:r>
+                </m:e>
+                <m:sub>
+                  <m:r>
+                    <w:rPr>
+                      <w:rFonts w:ascii="Cambria Math" w:hAnsi="Cambria Math"/>
+                    </w:rPr>
+                    <m:t>telg,  i</m:t>
+                  </m:r>
+                </m:sub>
+              </m:sSub>
+            </m:e>
+          </m:nary>
+        </m:oMath>
+      </m:oMathPara>
+    </w:p>
+    <w:p>
+      <w:r>
+        <w:t xml:space="preserve">Sel viisil saab arvutada mõõdetud nurga kalibreerimata ja eri mõõteviisidega kalibreeritud näitudega ning absoluutsete erinevuste võrdlemisel on võimalik võrrelda </w:t>
+      </w:r>
+      <w:proofErr w:type="spellStart"/>
+      <w:r>
+        <w:t>mõõtevisiide</w:t>
+      </w:r>
+      <w:proofErr w:type="spellEnd"/>
+      <w:r>
+        <w:t xml:space="preserve"> täpsust:</w:t>
+      </w:r>
+    </w:p>
+    <w:p>
+      <w:pPr>
+        <w:rPr>
+          <w:rFonts w:eastAsiaTheme="minorEastAsia"/>
+        </w:rPr>
+      </w:pPr>
+      <m:oMathPara>
+        <m:oMath>
+          <m:r>
+            <w:rPr>
+              <w:rFonts w:ascii="Cambria Math" w:hAnsi="Cambria Math"/>
+            </w:rPr>
+            <m:t>∆θ=</m:t>
+          </m:r>
+          <m:d>
+            <m:dPr>
+              <m:begChr m:val="|"/>
+              <m:endChr m:val="|"/>
+              <m:ctrlPr>
+                <w:rPr>
+                  <w:rFonts w:ascii="Cambria Math" w:hAnsi="Cambria Math"/>
+                  <w:i/>
+                </w:rPr>
+              </m:ctrlPr>
+            </m:dPr>
+            <m:e>
+              <m:sSub>
+                <m:sSubPr>
+                  <m:ctrlPr>
+                    <w:rPr>
+                      <w:rFonts w:ascii="Cambria Math" w:hAnsi="Cambria Math"/>
+                      <w:i/>
+                    </w:rPr>
+                  </m:ctrlPr>
+                </m:sSubPr>
+                <m:e>
+                  <m:r>
+                    <w:rPr>
+                      <w:rFonts w:ascii="Cambria Math" w:hAnsi="Cambria Math"/>
+                    </w:rPr>
+                    <m:t>θ</m:t>
+                  </m:r>
+                </m:e>
+                <m:sub>
+                  <m:r>
+                    <w:rPr>
+                      <w:rFonts w:ascii="Cambria Math" w:hAnsi="Cambria Math"/>
+                    </w:rPr>
+                    <m:t>tegelik</m:t>
+                  </m:r>
+                </m:sub>
+              </m:sSub>
+              <m:r>
+                <w:rPr>
+                  <w:rFonts w:ascii="Cambria Math" w:hAnsi="Cambria Math"/>
+                </w:rPr>
+                <m:t>-</m:t>
+              </m:r>
+              <m:sSub>
+                <m:sSubPr>
+                  <m:ctrlPr>
+                    <w:rPr>
+                      <w:rFonts w:ascii="Cambria Math" w:hAnsi="Cambria Math"/>
+                      <w:i/>
+                    </w:rPr>
+                  </m:ctrlPr>
+                </m:sSubPr>
+                <m:e>
+                  <m:r>
+                    <w:rPr>
+                      <w:rFonts w:ascii="Cambria Math" w:hAnsi="Cambria Math"/>
+                    </w:rPr>
+                    <m:t>θ</m:t>
+                  </m:r>
+                </m:e>
+                <m:sub>
+                  <m:r>
+                    <w:rPr>
+                      <w:rFonts w:ascii="Cambria Math" w:hAnsi="Cambria Math"/>
+                    </w:rPr>
+                    <m:t>mõõdetud</m:t>
+                  </m:r>
+                </m:sub>
+              </m:sSub>
+            </m:e>
+          </m:d>
+        </m:oMath>
+      </m:oMathPara>
+    </w:p>
+    <w:p>
+      <w:r>
+        <w:rPr>
+          <w:rFonts w:eastAsiaTheme="minorEastAsia"/>
+        </w:rPr>
+        <w:t xml:space="preserve">Kui </w:t>
+      </w:r>
+      <m:oMath>
+        <m:r>
+          <w:rPr>
+            <w:rFonts w:ascii="Cambria Math" w:hAnsi="Cambria Math"/>
+          </w:rPr>
+          <m:t>∆θ</m:t>
+        </m:r>
+      </m:oMath>
+      <w:r>
+        <w:rPr>
+          <w:rFonts w:eastAsiaTheme="minorEastAsia"/>
+        </w:rPr>
+        <w:t xml:space="preserve"> on väiksem kui 1</w:t>
+      </w:r>
+      <w:r>
+        <w:t>°, siis ei ole täpsuse hindamine võimalik, kuna sel juhul võib viga tulla ka servomootorist endast ning mitte güroskoobi kalibreerimistäpsusest.</w:t>
+      </w:r>
+    </w:p>
+    <w:p>
+      <w:pPr>
+        <w:pStyle w:val="Heading2"/>
+      </w:pPr>
+      <w:bookmarkStart w:id="21" w:name="_Toc214745372"/>
+      <w:r>
+        <w:lastRenderedPageBreak/>
+        <w:t>Teise kontrollkatse tulemused</w:t>
+      </w:r>
+      <w:bookmarkEnd w:id="21"/>
+    </w:p>
+    <w:p/>
+    <w:p>
+      <w:pPr>
+        <w:pStyle w:val="Heading2"/>
+      </w:pPr>
+      <w:bookmarkStart w:id="22" w:name="_Toc214745373"/>
+      <w:r>
+        <w:t>Eri mõõte</w:t>
+      </w:r>
+      <w:r>
+        <w:t>viis</w:t>
+      </w:r>
+      <w:r>
+        <w:t>i</w:t>
+      </w:r>
+      <w:r>
+        <w:t>d</w:t>
+      </w:r>
+      <w:r>
+        <w:t xml:space="preserve">e </w:t>
+      </w:r>
+      <w:proofErr w:type="spellStart"/>
+      <w:r>
+        <w:t>järjepidavuse</w:t>
+      </w:r>
+      <w:proofErr w:type="spellEnd"/>
+      <w:r>
+        <w:t xml:space="preserve"> hindamine</w:t>
+      </w:r>
+      <w:bookmarkEnd w:id="22"/>
+    </w:p>
+    <w:p>
+      <w:r>
+        <w:t xml:space="preserve">Tabelitest …, … ja … saadud andmete põhjal on võimalik anda vigade kohta keskmine fluktueerimine erinevate mõõteviiside korral. </w:t>
+      </w:r>
+      <w:r>
+        <w:br w:type="page"/>
+      </w:r>
+    </w:p>
+    <w:p/>
+    <w:p/>
+    <w:p>
+      <w:pPr>
+        <w:pStyle w:val="Heading1"/>
+      </w:pPr>
+      <w:bookmarkStart w:id="23" w:name="_Toc214745374"/>
+      <w:r>
+        <w:t>Kokkuvõte</w:t>
+      </w:r>
+      <w:bookmarkEnd w:id="23"/>
+    </w:p>
+    <w:p>
+      <w:r>
+        <w:t>Kokkuvõte on kahe lehekülje pikkune, seal sõnastatakse eesmärgi täitmine ja antakse vastus sissejuhatuse uurimisküsimusele või -küsimustele. Samuti tõdetakse, kas hüpotees leidis kinnitust või mitte. Esitatakse kõige olulisemad järeldused, milleni töö käigus jõuti.</w:t>
+      </w:r>
+    </w:p>
+    <w:p>
+      <w:pPr>
         <w:rPr>
           <w:rFonts w:eastAsiaTheme="majorEastAsia" w:cstheme="majorBidi"/>
           <w:b/>
@@ -1707,6 +7372,9 @@
         </w:rPr>
       </w:pPr>
       <w:r>
+        <w:t>Kirjeldatakse tekkinud ja edaspidist uurimist vajavaid probleeme, kuid uusi andmeid enam ei esitata. Kokkuvõttes ei viidata kirjandusallikaile, ei esitata enam uusi andmeid, järeldusi ega püstitata uusi probleeme.</w:t>
+      </w:r>
+      <w:r>
         <w:br w:type="page"/>
       </w:r>
     </w:p>
@@ -1716,19 +7384,754 @@
       <w:pPr>
         <w:pStyle w:val="Heading1"/>
       </w:pPr>
-      <w:bookmarkStart w:id="7" w:name="_Toc193461400"/>
-      <w:r>
-        <w:t>Kokkuvõte</w:t>
-      </w:r>
-      <w:bookmarkEnd w:id="7"/>
-    </w:p>
-    <w:p>
-      <w:r>
-        <w:t>Kokkuvõte on kahe lehekülje pikkune, seal sõnastatakse eesmärgi täitmine ja antakse vastus sissejuhatuse uurimisküsimusele või -küsimustele. Samuti tõdetakse, kas hüpotees leidis kinnitust või mitte. Esitatakse kõige olulisemad järeldused, milleni töö käigus jõuti.</w:t>
-      </w:r>
-    </w:p>
-    <w:p>
-      <w:pPr>
+      <w:bookmarkStart w:id="24" w:name="_Toc214745375"/>
+      <w:r>
+        <w:t>Kasutatud materjalid</w:t>
+      </w:r>
+      <w:bookmarkEnd w:id="24"/>
+    </w:p>
+    <w:p>
+      <w:r>
+        <w:t>-</w:t>
+      </w:r>
+      <w:proofErr w:type="spellStart"/>
+      <w:r>
+        <w:t>Cao</w:t>
+      </w:r>
+      <w:proofErr w:type="spellEnd"/>
+      <w:r>
+        <w:t xml:space="preserve">, H. (2024). MEMS </w:t>
+      </w:r>
+      <w:proofErr w:type="spellStart"/>
+      <w:r>
+        <w:t>Inertial</w:t>
+      </w:r>
+      <w:proofErr w:type="spellEnd"/>
+      <w:r>
+        <w:t xml:space="preserve"> </w:t>
+      </w:r>
+      <w:proofErr w:type="spellStart"/>
+      <w:r>
+        <w:t>Device</w:t>
+      </w:r>
+      <w:proofErr w:type="spellEnd"/>
+      <w:r>
+        <w:t xml:space="preserve">.  Loetud: </w:t>
+      </w:r>
+      <w:hyperlink r:id="rId18" w:history="1">
+        <w:r>
+          <w:rPr>
+            <w:rStyle w:val="Hyperlink"/>
+          </w:rPr>
+          <w:t>https://mdpi-res.com/bookfiles/book/8872/MEMS_Inertial_Device.pdf?v=1751677730</w:t>
+        </w:r>
+      </w:hyperlink>
+      <w:r>
+        <w:t xml:space="preserve"> , 04.10.2025</w:t>
+      </w:r>
+    </w:p>
+    <w:p>
+      <w:proofErr w:type="spellStart"/>
+      <w:r>
+        <w:t>DFRobot</w:t>
+      </w:r>
+      <w:proofErr w:type="spellEnd"/>
+      <w:r>
+        <w:t xml:space="preserve">. </w:t>
+      </w:r>
+      <w:proofErr w:type="spellStart"/>
+      <w:r>
+        <w:t>High</w:t>
+      </w:r>
+      <w:proofErr w:type="spellEnd"/>
+      <w:r>
+        <w:t xml:space="preserve"> </w:t>
+      </w:r>
+      <w:proofErr w:type="spellStart"/>
+      <w:r>
+        <w:t>Torque</w:t>
+      </w:r>
+      <w:proofErr w:type="spellEnd"/>
+      <w:r>
+        <w:t xml:space="preserve"> </w:t>
+      </w:r>
+      <w:proofErr w:type="spellStart"/>
+      <w:r>
+        <w:t>Waterproof</w:t>
+      </w:r>
+      <w:proofErr w:type="spellEnd"/>
+      <w:r>
+        <w:t xml:space="preserve"> Digital </w:t>
+      </w:r>
+      <w:proofErr w:type="spellStart"/>
+      <w:r>
+        <w:t>Servo</w:t>
+      </w:r>
+      <w:proofErr w:type="spellEnd"/>
+      <w:r>
+        <w:t xml:space="preserve"> </w:t>
+      </w:r>
+      <w:proofErr w:type="spellStart"/>
+      <w:r>
+        <w:t>with</w:t>
+      </w:r>
+      <w:proofErr w:type="spellEnd"/>
+      <w:r>
+        <w:t xml:space="preserve"> </w:t>
+      </w:r>
+      <w:proofErr w:type="spellStart"/>
+      <w:r>
+        <w:t>Magnetic</w:t>
+      </w:r>
+      <w:proofErr w:type="spellEnd"/>
+      <w:r>
+        <w:t xml:space="preserve"> </w:t>
+      </w:r>
+      <w:proofErr w:type="spellStart"/>
+      <w:r>
+        <w:t>Encoder</w:t>
+      </w:r>
+      <w:proofErr w:type="spellEnd"/>
+      <w:r>
+        <w:t xml:space="preserve"> (35KG, 360°, IP54). Loetud: </w:t>
+      </w:r>
+      <w:hyperlink r:id="rId19" w:history="1">
+        <w:r>
+          <w:rPr>
+            <w:rStyle w:val="Hyperlink"/>
+          </w:rPr>
+          <w:t>https://www.dfrobot.com/product-2790.html?srsltid=AfmBOoq3EPIfU5yb400bQ8WR1G81WAPsd3O4905WQRQr9ZA1NmdfmkXG</w:t>
+        </w:r>
+      </w:hyperlink>
+      <w:r>
+        <w:t xml:space="preserve"> , 23.11.2025</w:t>
+      </w:r>
+    </w:p>
+    <w:p>
+      <w:r>
+        <w:t>-</w:t>
+      </w:r>
+      <w:proofErr w:type="spellStart"/>
+      <w:r>
+        <w:t>Fong</w:t>
+      </w:r>
+      <w:proofErr w:type="spellEnd"/>
+      <w:r>
+        <w:t xml:space="preserve">, W. T., </w:t>
+      </w:r>
+      <w:proofErr w:type="spellStart"/>
+      <w:r>
+        <w:t>Ong</w:t>
+      </w:r>
+      <w:proofErr w:type="spellEnd"/>
+      <w:r>
+        <w:t xml:space="preserve">, S. K., </w:t>
+      </w:r>
+      <w:proofErr w:type="spellStart"/>
+      <w:r>
+        <w:t>Nee</w:t>
+      </w:r>
+      <w:proofErr w:type="spellEnd"/>
+      <w:r>
+        <w:t xml:space="preserve">, A. Y. C. (2008) </w:t>
+      </w:r>
+      <w:proofErr w:type="spellStart"/>
+      <w:r>
+        <w:t>Methods</w:t>
+      </w:r>
+      <w:proofErr w:type="spellEnd"/>
+      <w:r>
+        <w:t xml:space="preserve"> </w:t>
+      </w:r>
+      <w:proofErr w:type="spellStart"/>
+      <w:r>
+        <w:t>for</w:t>
+      </w:r>
+      <w:proofErr w:type="spellEnd"/>
+      <w:r>
+        <w:t xml:space="preserve"> in-</w:t>
+      </w:r>
+      <w:proofErr w:type="spellStart"/>
+      <w:r>
+        <w:t>field</w:t>
+      </w:r>
+      <w:proofErr w:type="spellEnd"/>
+      <w:r>
+        <w:t xml:space="preserve"> </w:t>
+      </w:r>
+      <w:proofErr w:type="spellStart"/>
+      <w:r>
+        <w:t>user</w:t>
+      </w:r>
+      <w:proofErr w:type="spellEnd"/>
+      <w:r>
+        <w:t xml:space="preserve"> </w:t>
+      </w:r>
+      <w:proofErr w:type="spellStart"/>
+      <w:r>
+        <w:t>calibration</w:t>
+      </w:r>
+      <w:proofErr w:type="spellEnd"/>
+      <w:r>
+        <w:t xml:space="preserve"> of </w:t>
+      </w:r>
+      <w:proofErr w:type="spellStart"/>
+      <w:r>
+        <w:t>an</w:t>
+      </w:r>
+      <w:proofErr w:type="spellEnd"/>
+      <w:r>
+        <w:t xml:space="preserve"> </w:t>
+      </w:r>
+      <w:proofErr w:type="spellStart"/>
+      <w:r>
+        <w:t>inertial</w:t>
+      </w:r>
+      <w:proofErr w:type="spellEnd"/>
+      <w:r>
+        <w:t xml:space="preserve"> </w:t>
+      </w:r>
+      <w:proofErr w:type="spellStart"/>
+      <w:r>
+        <w:t>measurement</w:t>
+      </w:r>
+      <w:proofErr w:type="spellEnd"/>
+      <w:r>
+        <w:t xml:space="preserve"> </w:t>
+      </w:r>
+      <w:proofErr w:type="spellStart"/>
+      <w:r>
+        <w:t>unit</w:t>
+      </w:r>
+      <w:proofErr w:type="spellEnd"/>
+      <w:r>
+        <w:t xml:space="preserve"> </w:t>
+      </w:r>
+      <w:proofErr w:type="spellStart"/>
+      <w:r>
+        <w:t>without</w:t>
+      </w:r>
+      <w:proofErr w:type="spellEnd"/>
+      <w:r>
+        <w:t xml:space="preserve"> </w:t>
+      </w:r>
+      <w:proofErr w:type="spellStart"/>
+      <w:r>
+        <w:t>external</w:t>
+      </w:r>
+      <w:proofErr w:type="spellEnd"/>
+      <w:r>
+        <w:t xml:space="preserve"> </w:t>
+      </w:r>
+      <w:proofErr w:type="spellStart"/>
+      <w:r>
+        <w:t>equipment</w:t>
+      </w:r>
+      <w:proofErr w:type="spellEnd"/>
+      <w:r>
+        <w:t xml:space="preserve">. Loetud: </w:t>
+      </w:r>
+      <w:hyperlink r:id="rId20" w:history="1">
+        <w:r>
+          <w:rPr>
+            <w:rStyle w:val="Hyperlink"/>
+          </w:rPr>
+          <w:t>https://www.researchgate.net/publication/228788329_Methods_for_in-field_user_calibration_of_an_inertial_measurement_unit_without_external_equipment</w:t>
+        </w:r>
+      </w:hyperlink>
+      <w:r>
+        <w:t xml:space="preserve"> , 04.10.2025</w:t>
+      </w:r>
+    </w:p>
+    <w:p>
+      <w:proofErr w:type="spellStart"/>
+      <w:r>
+        <w:t>García</w:t>
+      </w:r>
+      <w:proofErr w:type="spellEnd"/>
+      <w:r>
+        <w:t xml:space="preserve">, J. A., Lara, E., </w:t>
+      </w:r>
+      <w:proofErr w:type="spellStart"/>
+      <w:r>
+        <w:t>Aguilar</w:t>
+      </w:r>
+      <w:proofErr w:type="spellEnd"/>
+      <w:r>
+        <w:t xml:space="preserve">, L. (2020) A </w:t>
+      </w:r>
+      <w:proofErr w:type="spellStart"/>
+      <w:r>
+        <w:t>Low</w:t>
+      </w:r>
+      <w:proofErr w:type="spellEnd"/>
+      <w:r>
+        <w:t xml:space="preserve">-Cost </w:t>
+      </w:r>
+      <w:proofErr w:type="spellStart"/>
+      <w:r>
+        <w:t>Calibration</w:t>
+      </w:r>
+      <w:proofErr w:type="spellEnd"/>
+      <w:r>
+        <w:t xml:space="preserve"> </w:t>
+      </w:r>
+      <w:proofErr w:type="spellStart"/>
+      <w:r>
+        <w:t>Method</w:t>
+      </w:r>
+      <w:proofErr w:type="spellEnd"/>
+      <w:r>
+        <w:t xml:space="preserve"> </w:t>
+      </w:r>
+      <w:proofErr w:type="spellStart"/>
+      <w:r>
+        <w:t>for</w:t>
+      </w:r>
+      <w:proofErr w:type="spellEnd"/>
+      <w:r>
+        <w:t xml:space="preserve"> </w:t>
+      </w:r>
+      <w:proofErr w:type="spellStart"/>
+      <w:r>
+        <w:t>Low</w:t>
+      </w:r>
+      <w:proofErr w:type="spellEnd"/>
+      <w:r>
+        <w:t xml:space="preserve">-Cost MEMS </w:t>
+      </w:r>
+      <w:proofErr w:type="spellStart"/>
+      <w:r>
+        <w:t>Accelerometers</w:t>
+      </w:r>
+      <w:proofErr w:type="spellEnd"/>
+      <w:r>
+        <w:t xml:space="preserve"> </w:t>
+      </w:r>
+      <w:proofErr w:type="spellStart"/>
+      <w:r>
+        <w:t>Based</w:t>
+      </w:r>
+      <w:proofErr w:type="spellEnd"/>
+      <w:r>
+        <w:t xml:space="preserve"> on 3D </w:t>
+      </w:r>
+      <w:proofErr w:type="spellStart"/>
+      <w:r>
+        <w:t>Printing</w:t>
+      </w:r>
+      <w:proofErr w:type="spellEnd"/>
+      <w:r>
+        <w:t xml:space="preserve">. Loetud: </w:t>
+      </w:r>
+      <w:hyperlink r:id="rId21" w:history="1">
+        <w:r>
+          <w:rPr>
+            <w:rStyle w:val="Hyperlink"/>
+          </w:rPr>
+          <w:t>https://www.mdpi.com/1424-8220/20/22/6454</w:t>
+        </w:r>
+      </w:hyperlink>
+      <w:r>
+        <w:t>, 22.11.2025</w:t>
+      </w:r>
+    </w:p>
+    <w:p>
+      <w:proofErr w:type="spellStart"/>
+      <w:r>
+        <w:t>Chai</w:t>
+      </w:r>
+      <w:proofErr w:type="spellEnd"/>
+      <w:r>
+        <w:t xml:space="preserve">, T., </w:t>
+      </w:r>
+      <w:proofErr w:type="spellStart"/>
+      <w:r>
+        <w:t>Draxler</w:t>
+      </w:r>
+      <w:proofErr w:type="spellEnd"/>
+      <w:r>
+        <w:t xml:space="preserve">, R. R. (2014) </w:t>
+      </w:r>
+      <w:proofErr w:type="spellStart"/>
+      <w:r>
+        <w:t>Root</w:t>
+      </w:r>
+      <w:proofErr w:type="spellEnd"/>
+      <w:r>
+        <w:t xml:space="preserve"> </w:t>
+      </w:r>
+      <w:proofErr w:type="spellStart"/>
+      <w:r>
+        <w:t>mean</w:t>
+      </w:r>
+      <w:proofErr w:type="spellEnd"/>
+      <w:r>
+        <w:t xml:space="preserve"> </w:t>
+      </w:r>
+      <w:proofErr w:type="spellStart"/>
+      <w:r>
+        <w:t>square</w:t>
+      </w:r>
+      <w:proofErr w:type="spellEnd"/>
+      <w:r>
+        <w:t xml:space="preserve"> </w:t>
+      </w:r>
+      <w:proofErr w:type="spellStart"/>
+      <w:r>
+        <w:t>error</w:t>
+      </w:r>
+      <w:proofErr w:type="spellEnd"/>
+      <w:r>
+        <w:t xml:space="preserve"> (RMSE) </w:t>
+      </w:r>
+      <w:proofErr w:type="spellStart"/>
+      <w:r>
+        <w:t>or</w:t>
+      </w:r>
+      <w:proofErr w:type="spellEnd"/>
+      <w:r>
+        <w:t xml:space="preserve"> </w:t>
+      </w:r>
+      <w:proofErr w:type="spellStart"/>
+      <w:r>
+        <w:t>mean</w:t>
+      </w:r>
+      <w:proofErr w:type="spellEnd"/>
+      <w:r>
+        <w:t xml:space="preserve"> </w:t>
+      </w:r>
+      <w:proofErr w:type="spellStart"/>
+      <w:r>
+        <w:t>absolute</w:t>
+      </w:r>
+      <w:proofErr w:type="spellEnd"/>
+      <w:r>
+        <w:t xml:space="preserve"> </w:t>
+      </w:r>
+      <w:proofErr w:type="spellStart"/>
+      <w:r>
+        <w:t>error</w:t>
+      </w:r>
+      <w:proofErr w:type="spellEnd"/>
+      <w:r>
+        <w:t xml:space="preserve"> (MAE)?. Loetud: </w:t>
+      </w:r>
+      <w:hyperlink r:id="rId22" w:history="1">
+        <w:r>
+          <w:rPr>
+            <w:rStyle w:val="Hyperlink"/>
+          </w:rPr>
+          <w:t>https://gmd.copernicus.org/articles/7/1247/2014/gmd-7-1247-2014.pdf</w:t>
+        </w:r>
+      </w:hyperlink>
+      <w:r>
+        <w:t xml:space="preserve"> , 22.11.2025</w:t>
+      </w:r>
+    </w:p>
+    <w:p>
+      <w:r>
+        <w:t>-</w:t>
+      </w:r>
+      <w:proofErr w:type="spellStart"/>
+      <w:r>
+        <w:t>Invensense</w:t>
+      </w:r>
+      <w:proofErr w:type="spellEnd"/>
+      <w:r>
+        <w:t xml:space="preserve">. ICG-20660/L </w:t>
+      </w:r>
+      <w:proofErr w:type="spellStart"/>
+      <w:r>
+        <w:t>Datasheet</w:t>
+      </w:r>
+      <w:proofErr w:type="spellEnd"/>
+      <w:r>
+        <w:t xml:space="preserve">. Loetud: </w:t>
+      </w:r>
+      <w:hyperlink r:id="rId23" w:history="1">
+        <w:r>
+          <w:rPr>
+            <w:rStyle w:val="Hyperlink"/>
+          </w:rPr>
+          <w:t>https://invensense.tdk.com/download-pdf/icg-20660l-datasheet/</w:t>
+        </w:r>
+      </w:hyperlink>
+      <w:r>
+        <w:t xml:space="preserve"> , 04.10.2025</w:t>
+      </w:r>
+    </w:p>
+    <w:p>
+      <w:proofErr w:type="spellStart"/>
+      <w:r>
+        <w:t>Physikalisch-technische</w:t>
+      </w:r>
+      <w:proofErr w:type="spellEnd"/>
+      <w:r>
+        <w:t xml:space="preserve"> </w:t>
+      </w:r>
+      <w:proofErr w:type="spellStart"/>
+      <w:r>
+        <w:t>Bundesanstalt</w:t>
+      </w:r>
+      <w:proofErr w:type="spellEnd"/>
+      <w:r>
+        <w:t xml:space="preserve"> g-</w:t>
+      </w:r>
+      <w:proofErr w:type="spellStart"/>
+      <w:r>
+        <w:t>Extractor</w:t>
+      </w:r>
+      <w:proofErr w:type="spellEnd"/>
+      <w:r>
+        <w:t xml:space="preserve">. Loetud: </w:t>
+      </w:r>
+      <w:hyperlink r:id="rId24" w:history="1">
+        <w:r>
+          <w:rPr>
+            <w:rStyle w:val="Hyperlink"/>
+          </w:rPr>
+          <w:t>https://www.ptb.de/cms/en/ptb/fachabteilungen/abt1/fb-11/fb-11-sis/g-extractor.html</w:t>
+        </w:r>
+      </w:hyperlink>
+      <w:r>
+        <w:t>, 22.11.2025</w:t>
+      </w:r>
+    </w:p>
+    <w:p>
+      <w:r>
+        <w:t>-</w:t>
+      </w:r>
+      <w:proofErr w:type="spellStart"/>
+      <w:r>
+        <w:t>Savage</w:t>
+      </w:r>
+      <w:proofErr w:type="spellEnd"/>
+      <w:r>
+        <w:t xml:space="preserve">, P. (1998) </w:t>
+      </w:r>
+      <w:proofErr w:type="spellStart"/>
+      <w:r>
+        <w:t>Strapdown</w:t>
+      </w:r>
+      <w:proofErr w:type="spellEnd"/>
+      <w:r>
+        <w:t xml:space="preserve"> </w:t>
+      </w:r>
+      <w:proofErr w:type="spellStart"/>
+      <w:r>
+        <w:t>Analytics</w:t>
+      </w:r>
+      <w:proofErr w:type="spellEnd"/>
+      <w:r>
+        <w:t>. Loetud:</w:t>
+      </w:r>
+      <w:r>
+        <w:t xml:space="preserve"> </w:t>
+      </w:r>
+      <w:hyperlink r:id="rId25" w:history="1">
+        <w:r>
+          <w:rPr>
+            <w:rStyle w:val="Hyperlink"/>
+          </w:rPr>
+          <w:t>https://strapdownassociates.com/Strapdown%20Analytics%20II%20Part%201.pdf</w:t>
+        </w:r>
+      </w:hyperlink>
+      <w:r>
+        <w:t xml:space="preserve"> , 04.10.2025</w:t>
+      </w:r>
+    </w:p>
+    <w:p>
+      <w:r>
+        <w:lastRenderedPageBreak/>
+        <w:t>-</w:t>
+      </w:r>
+      <w:proofErr w:type="spellStart"/>
+      <w:r>
+        <w:t>Strout</w:t>
+      </w:r>
+      <w:proofErr w:type="spellEnd"/>
+      <w:r>
+        <w:t xml:space="preserve">, Z. (2025) </w:t>
+      </w:r>
+      <w:proofErr w:type="spellStart"/>
+      <w:r>
+        <w:t>How</w:t>
+      </w:r>
+      <w:proofErr w:type="spellEnd"/>
+      <w:r>
+        <w:t xml:space="preserve"> </w:t>
+      </w:r>
+      <w:proofErr w:type="spellStart"/>
+      <w:r>
+        <w:t>does</w:t>
+      </w:r>
+      <w:proofErr w:type="spellEnd"/>
+      <w:r>
+        <w:t xml:space="preserve"> </w:t>
+      </w:r>
+      <w:proofErr w:type="spellStart"/>
+      <w:r>
+        <w:t>an</w:t>
+      </w:r>
+      <w:proofErr w:type="spellEnd"/>
+      <w:r>
+        <w:t xml:space="preserve"> IMU </w:t>
+      </w:r>
+      <w:proofErr w:type="spellStart"/>
+      <w:r>
+        <w:t>work</w:t>
+      </w:r>
+      <w:proofErr w:type="spellEnd"/>
+      <w:r>
+        <w:t xml:space="preserve">? Loetud: </w:t>
+      </w:r>
+      <w:hyperlink r:id="rId26" w:history="1">
+        <w:r>
+          <w:rPr>
+            <w:rStyle w:val="Hyperlink"/>
+          </w:rPr>
+          <w:t>https://www.sagemotion.com/blog/how-does-an-imu-work</w:t>
+        </w:r>
+      </w:hyperlink>
+      <w:r>
+        <w:t xml:space="preserve"> , 06.10.2025</w:t>
+      </w:r>
+    </w:p>
+    <w:p>
+      <w:r>
+        <w:t>-</w:t>
+      </w:r>
+      <w:proofErr w:type="spellStart"/>
+      <w:r>
+        <w:t>Tedaldi</w:t>
+      </w:r>
+      <w:proofErr w:type="spellEnd"/>
+      <w:r>
+        <w:t xml:space="preserve">, P., </w:t>
+      </w:r>
+      <w:proofErr w:type="spellStart"/>
+      <w:r>
+        <w:t>Pretto</w:t>
+      </w:r>
+      <w:proofErr w:type="spellEnd"/>
+      <w:r>
+        <w:t xml:space="preserve">, A., </w:t>
+      </w:r>
+      <w:proofErr w:type="spellStart"/>
+      <w:r>
+        <w:t>Menegatti</w:t>
+      </w:r>
+      <w:proofErr w:type="spellEnd"/>
+      <w:r>
+        <w:t xml:space="preserve">, E. (2013) “A robust and </w:t>
+      </w:r>
+      <w:proofErr w:type="spellStart"/>
+      <w:r>
+        <w:t>easy</w:t>
+      </w:r>
+      <w:proofErr w:type="spellEnd"/>
+      <w:r>
+        <w:t xml:space="preserve"> </w:t>
+      </w:r>
+      <w:proofErr w:type="spellStart"/>
+      <w:r>
+        <w:t>to</w:t>
+      </w:r>
+      <w:proofErr w:type="spellEnd"/>
+      <w:r>
+        <w:t xml:space="preserve"> </w:t>
+      </w:r>
+      <w:proofErr w:type="spellStart"/>
+      <w:r>
+        <w:t>implement</w:t>
+      </w:r>
+      <w:proofErr w:type="spellEnd"/>
+      <w:r>
+        <w:t xml:space="preserve"> </w:t>
+      </w:r>
+      <w:proofErr w:type="spellStart"/>
+      <w:r>
+        <w:t>method</w:t>
+      </w:r>
+      <w:proofErr w:type="spellEnd"/>
+      <w:r>
+        <w:t xml:space="preserve"> </w:t>
+      </w:r>
+      <w:proofErr w:type="spellStart"/>
+      <w:r>
+        <w:t>for</w:t>
+      </w:r>
+      <w:proofErr w:type="spellEnd"/>
+      <w:r>
+        <w:t xml:space="preserve"> IMU </w:t>
+      </w:r>
+      <w:proofErr w:type="spellStart"/>
+      <w:r>
+        <w:t>calibration</w:t>
+      </w:r>
+      <w:proofErr w:type="spellEnd"/>
+      <w:r>
+        <w:t xml:space="preserve"> </w:t>
+      </w:r>
+      <w:proofErr w:type="spellStart"/>
+      <w:r>
+        <w:t>without</w:t>
+      </w:r>
+      <w:proofErr w:type="spellEnd"/>
+      <w:r>
+        <w:t xml:space="preserve"> </w:t>
+      </w:r>
+      <w:proofErr w:type="spellStart"/>
+      <w:r>
+        <w:t>external</w:t>
+      </w:r>
+      <w:proofErr w:type="spellEnd"/>
+      <w:r>
+        <w:t xml:space="preserve"> </w:t>
+      </w:r>
+      <w:proofErr w:type="spellStart"/>
+      <w:r>
+        <w:t>equipments</w:t>
+      </w:r>
+      <w:proofErr w:type="spellEnd"/>
+      <w:r>
+        <w:t>”. Loetud:</w:t>
+      </w:r>
+      <w:r>
+        <w:t xml:space="preserve"> </w:t>
+      </w:r>
+      <w:hyperlink r:id="rId27" w:history="1">
+        <w:r>
+          <w:rPr>
+            <w:rStyle w:val="Hyperlink"/>
+          </w:rPr>
+          <w:t>https://www.researchgate.net/publication/273383944_A_robust_and_easy_to_implement_method_for_IMU_calibration_without_external_equipments</w:t>
+        </w:r>
+      </w:hyperlink>
+      <w:r>
+        <w:t xml:space="preserve"> , 04.10.2025</w:t>
+      </w:r>
+      <w:r>
+        <w:br w:type="page"/>
+      </w:r>
+    </w:p>
+    <w:p/>
+    <w:p/>
+    <w:p>
+      <w:pPr>
+        <w:pStyle w:val="Heading1"/>
+      </w:pPr>
+      <w:bookmarkStart w:id="25" w:name="_Toc214745376"/>
+      <w:r>
+        <w:t>Lisa</w:t>
+      </w:r>
+      <w:bookmarkEnd w:id="25"/>
+    </w:p>
+    <w:p>
+      <w:pPr>
+        <w:spacing w:after="160" w:line="278" w:lineRule="auto"/>
+        <w:jc w:val="left"/>
         <w:rPr>
           <w:rFonts w:eastAsiaTheme="majorEastAsia" w:cstheme="majorBidi"/>
           <w:b/>
@@ -1738,9 +8141,6 @@
         </w:rPr>
       </w:pPr>
       <w:r>
-        <w:t>Kirjeldatakse tekkinud ja edaspidist uurimist vajavaid probleeme, kuid uusi andmeid enam ei esitata. Kokkuvõttes ei viidata kirjandusallikaile, ei esitata enam uusi andmeid, järeldusi ega püstitata uusi probleeme.</w:t>
-      </w:r>
-      <w:r>
         <w:br w:type="page"/>
       </w:r>
     </w:p>
@@ -1750,21 +8150,11 @@
       <w:pPr>
         <w:pStyle w:val="Heading1"/>
       </w:pPr>
-      <w:bookmarkStart w:id="8" w:name="_Toc193461401"/>
-      <w:r>
-        <w:t>Kasutatud materjalid</w:t>
-      </w:r>
-      <w:bookmarkEnd w:id="8"/>
-    </w:p>
-    <w:p>
-      <w:r>
-        <w:t xml:space="preserve">Kasutatud materjalide loetelu peab sisaldama kõiki allikaid, mida antud töö käigus kasutati ja millele on viidatud. Viidatud allikad loetletakse autori(te) perekonnanime(de) tähestikulises järjekorras, autori(te) nime(de) puudumisel pealkirja esimese sõna järgi (Lisa 3). Kasutatud materjale ei nummerdata. </w:t>
-      </w:r>
-    </w:p>
-    <w:p>
-      <w:r>
-        <w:t>Täielikud viitekirjed sisaldavad kasutatud kirjanduse loetelus autori ja teose ilmumise andmeid (pealkiri, aasta, ilmumiskoht või elektrooniliste allika täpne aadress). Autori eesnime initsiaalid kirjutatakse perekonnanime järele. Kolme või enama autori puhul eraldatakse nimed komadega, autorid tuuakse samas järjestuses nagu allikal. Töö pealkirja ei panda jutumärkidesse. Seda tuleb teha aga siis, kui jutumärgid esinevad ka originaalpealkirjas. Kirjavahemärkide kasutamine viites on oluline – need peavad tehniliselt eraldama viiteosasid üksteisest. Nii tuleb konkreetse kirje osad eraldada eelkõige punktiga. Komaga eraldatakse üksnes viite viimane osa – lk. Kirje lõpeb punktiga. Kasutatud materjalid loetletakse ühes loetelus, sh allikate liike omavahel ei eristata. St illustratiivsed materjalid on samas loetelus kui kirjalikud allikad.</w:t>
-      </w:r>
+      <w:bookmarkStart w:id="26" w:name="_Toc214745377"/>
+      <w:r>
+        <w:t>Resümee</w:t>
+      </w:r>
+      <w:bookmarkEnd w:id="26"/>
     </w:p>
     <w:p>
       <w:pPr>
@@ -1776,6 +8166,21 @@
         </w:rPr>
       </w:pPr>
       <w:r>
+        <w:t>Töö lõppu lisatakse eesti- ja inglisekeelne resümee, mille koostamist õpetatakse vastavalt eesti keele ja inglise keele tunnis. Nii eesti- kui inglisekeelne resümee algavad uurimistöö pealkirjaga ning resümeede pikkus ei ületa ühte lehekülge. Inglisekeelne resümee (</w:t>
+      </w:r>
+      <w:proofErr w:type="spellStart"/>
+      <w:r>
+        <w:rPr>
+          <w:i/>
+          <w:iCs/>
+        </w:rPr>
+        <w:t>Abstract</w:t>
+      </w:r>
+      <w:proofErr w:type="spellEnd"/>
+      <w:r>
+        <w:t>) peab sisaldama inglisekeelset töö pealkirja.</w:t>
+      </w:r>
+      <w:r>
         <w:br w:type="page"/>
       </w:r>
     </w:p>
@@ -1785,11 +8190,13 @@
       <w:pPr>
         <w:pStyle w:val="Heading1"/>
       </w:pPr>
-      <w:bookmarkStart w:id="9" w:name="_Toc193461402"/>
-      <w:r>
-        <w:t>Lisa</w:t>
-      </w:r>
-      <w:bookmarkEnd w:id="9"/>
+      <w:bookmarkStart w:id="27" w:name="_Toc214745378"/>
+      <w:proofErr w:type="spellStart"/>
+      <w:r>
+        <w:t>Abstract</w:t>
+      </w:r>
+      <w:bookmarkEnd w:id="27"/>
+      <w:proofErr w:type="spellEnd"/>
     </w:p>
     <w:p>
       <w:pPr>
@@ -1813,77 +8220,11 @@
       <w:pPr>
         <w:pStyle w:val="Heading1"/>
       </w:pPr>
-      <w:bookmarkStart w:id="10" w:name="_Toc193461403"/>
-      <w:r>
-        <w:t>Resümee</w:t>
-      </w:r>
-      <w:bookmarkEnd w:id="10"/>
-    </w:p>
-    <w:p>
-      <w:pPr>
-        <w:rPr>
-          <w:rFonts w:eastAsiaTheme="majorEastAsia" w:cstheme="majorBidi"/>
-          <w:color w:val="0D0D0D" w:themeColor="text1" w:themeTint="F2"/>
-          <w:sz w:val="32"/>
-          <w:szCs w:val="40"/>
-        </w:rPr>
-      </w:pPr>
-      <w:r>
-        <w:t>Töö lõppu lisatakse eesti- ja inglisekeelne resümee, mille koostamist õpetatakse vastavalt eesti keele ja inglise keele tunnis. Nii eesti- kui inglisekeelne resümee algavad uurimistöö pealkirjaga ning resümeede pikkus ei ületa ühte lehekülge. Inglisekeelne resümee (</w:t>
-      </w:r>
-      <w:r>
-        <w:rPr>
-          <w:i/>
-          <w:iCs/>
-        </w:rPr>
-        <w:t>Abstract</w:t>
-      </w:r>
-      <w:r>
-        <w:t>) peab sisaldama inglisekeelset töö pealkirja.</w:t>
-      </w:r>
-      <w:r>
-        <w:br w:type="page"/>
-      </w:r>
-    </w:p>
-    <w:p/>
-    <w:p/>
-    <w:p>
-      <w:pPr>
-        <w:pStyle w:val="Heading1"/>
-      </w:pPr>
-      <w:bookmarkStart w:id="11" w:name="_Toc193461404"/>
-      <w:r>
-        <w:t>Abstract</w:t>
-      </w:r>
-      <w:bookmarkEnd w:id="11"/>
-    </w:p>
-    <w:p>
-      <w:pPr>
-        <w:spacing w:after="160" w:line="278" w:lineRule="auto"/>
-        <w:jc w:val="left"/>
-        <w:rPr>
-          <w:rFonts w:eastAsiaTheme="majorEastAsia" w:cstheme="majorBidi"/>
-          <w:b/>
-          <w:color w:val="0D0D0D" w:themeColor="text1" w:themeTint="F2"/>
-          <w:sz w:val="32"/>
-          <w:szCs w:val="40"/>
-        </w:rPr>
-      </w:pPr>
-      <w:r>
-        <w:br w:type="page"/>
-      </w:r>
-    </w:p>
-    <w:p/>
-    <w:p/>
-    <w:p>
-      <w:pPr>
-        <w:pStyle w:val="Heading1"/>
-      </w:pPr>
-      <w:bookmarkStart w:id="12" w:name="_Toc193461405"/>
+      <w:bookmarkStart w:id="28" w:name="_Toc214745379"/>
       <w:r>
         <w:t>Kinnitusleht</w:t>
       </w:r>
-      <w:bookmarkEnd w:id="12"/>
+      <w:bookmarkEnd w:id="28"/>
     </w:p>
     <w:p>
       <w:r>
@@ -1946,7 +8287,7 @@
       </w:r>
     </w:p>
     <w:sectPr>
-      <w:footerReference w:type="default" r:id="rId10"/>
+      <w:footerReference w:type="default" r:id="rId28"/>
       <w:type w:val="continuous"/>
       <w:pgSz w:w="11906" w:h="16838"/>
       <w:pgMar w:top="1418" w:right="1134" w:bottom="1418" w:left="1701" w:header="709" w:footer="709" w:gutter="0"/>
@@ -1955,6 +8296,249 @@
     </w:sectPr>
   </w:body>
 </w:document>
+</file>
+
+<file path=word/comments.xml><?xml version="1.0" encoding="utf-8"?>
+<w:comments xmlns:wpc="http://schemas.microsoft.com/office/word/2010/wordprocessingCanvas" xmlns:cx="http://schemas.microsoft.com/office/drawing/2014/chartex" xmlns:cx1="http://schemas.microsoft.com/office/drawing/2015/9/8/chartex" xmlns:cx2="http://schemas.microsoft.com/office/drawing/2015/10/21/chartex" xmlns:cx3="http://schemas.microsoft.com/office/drawing/2016/5/9/chartex" xmlns:cx4="http://schemas.microsoft.com/office/drawing/2016/5/10/chartex" xmlns:cx5="http://schemas.microsoft.com/office/drawing/2016/5/11/chartex" xmlns:cx6="http://schemas.microsoft.com/office/drawing/2016/5/12/chartex" xmlns:cx7="http://schemas.microsoft.com/office/drawing/2016/5/13/chartex" xmlns:cx8="http://schemas.microsoft.com/office/drawing/2016/5/14/chartex" xmlns:mc="http://schemas.openxmlformats.org/markup-compatibility/2006" xmlns:aink="http://schemas.microsoft.com/office/drawing/2016/ink" xmlns:am3d="http://schemas.microsoft.com/office/drawing/2017/model3d" xmlns:o="urn:schemas-microsoft-com:office:office" xmlns:oel="http://schemas.microsoft.com/office/2019/extlst" xmlns:r="http://schemas.openxmlformats.org/officeDocument/2006/relationships" xmlns:m="http://schemas.openxmlformats.org/officeDocument/2006/math" xmlns:v="urn:schemas-microsoft-com:vml" xmlns:wp14="http://schemas.microsoft.com/office/word/2010/wordprocessingDrawing" xmlns:wp="http://schemas.openxmlformats.org/drawingml/2006/wordprocessingDrawing" xmlns:w10="urn:schemas-microsoft-com:office:word" xmlns:w="http://schemas.openxmlformats.org/wordprocessingml/2006/main" xmlns:w14="http://schemas.microsoft.com/office/word/2010/wordml" xmlns:w15="http://schemas.microsoft.com/office/word/2012/wordml" xmlns:w16cex="http://schemas.microsoft.com/office/word/2018/wordml/cex" xmlns:w16cid="http://schemas.microsoft.com/office/word/2016/wordml/cid" xmlns:w16="http://schemas.microsoft.com/office/word/2018/wordml" xmlns:w16du="http://schemas.microsoft.com/office/word/2023/wordml/word16du" xmlns:w16sdtdh="http://schemas.microsoft.com/office/word/2020/wordml/sdtdatahash" xmlns:w16sdtfl="http://schemas.microsoft.com/office/word/2024/wordml/sdtformatlock" xmlns:w16se="http://schemas.microsoft.com/office/word/2015/wordml/symex" xmlns:wpg="http://schemas.microsoft.com/office/word/2010/wordprocessingGroup" xmlns:wpi="http://schemas.microsoft.com/office/word/2010/wordprocessingInk" xmlns:wne="http://schemas.microsoft.com/office/word/2006/wordml" xmlns:wps="http://schemas.microsoft.com/office/word/2010/wordprocessingShape" mc:Ignorable="w14 w15 w16se w16cid w16 w16cex w16sdtdh w16sdtfl w16du wp14">
+  <w:comment w:id="3" w:author="Daniel Rebrov" w:date="2025-12-03T00:15:00Z" w:initials="DR">
+    <w:p>
+      <w:pPr>
+        <w:pStyle w:val="CommentText"/>
+        <w:jc w:val="left"/>
+      </w:pPr>
+      <w:r>
+        <w:rPr>
+          <w:rStyle w:val="CommentReference"/>
+        </w:rPr>
+        <w:annotationRef/>
+      </w:r>
+      <w:r>
+        <w:t>Viide joonisele, kus on näha ICG 20660L breakouti koos peale märgitud x, y ja z telgedega</w:t>
+      </w:r>
+    </w:p>
+  </w:comment>
+  <w:comment w:id="4" w:author="Daniel Rebrov" w:date="2025-12-03T00:18:00Z" w:initials="DR">
+    <w:p>
+      <w:pPr>
+        <w:pStyle w:val="CommentText"/>
+        <w:jc w:val="left"/>
+      </w:pPr>
+      <w:r>
+        <w:rPr>
+          <w:rStyle w:val="CommentReference"/>
+        </w:rPr>
+        <w:annotationRef/>
+      </w:r>
+      <w:r>
+        <w:t>Need võiks ära nimetada aga ma ei tea kuidas seda teha et see ei tuleks niimoodi kole ja kohmakas</w:t>
+      </w:r>
+    </w:p>
+  </w:comment>
+  <w:comment w:id="7" w:author="Daniel Rebrov" w:date="2025-11-22T21:31:00Z" w:initials="DR">
+    <w:p>
+      <w:pPr>
+        <w:pStyle w:val="CommentText"/>
+        <w:jc w:val="left"/>
+      </w:pPr>
+      <w:r>
+        <w:rPr>
+          <w:rStyle w:val="CommentReference"/>
+        </w:rPr>
+        <w:annotationRef/>
+      </w:r>
+      <w:r>
+        <w:t>Kas siin on mõttekas ühendada peatükid läbiviimisest, põhimõttest ja tulemustest või on niipidi selgem?</w:t>
+      </w:r>
+    </w:p>
+  </w:comment>
+  <w:comment w:id="9" w:author="Daniel Rebrov" w:date="2025-11-22T13:48:00Z" w:initials="DR">
+    <w:p>
+      <w:pPr>
+        <w:pStyle w:val="CommentText"/>
+        <w:jc w:val="left"/>
+      </w:pPr>
+      <w:r>
+        <w:rPr>
+          <w:rStyle w:val="CommentReference"/>
+        </w:rPr>
+        <w:annotationRef/>
+      </w:r>
+      <w:r>
+        <w:t>Leidsin selle sõna Sõnaveebist, ma ei leidnud paremat alternatiivi sõnale misalignment.</w:t>
+      </w:r>
+    </w:p>
+  </w:comment>
+  <w:comment w:id="11" w:author="Daniel Rebrov" w:date="2025-11-22T19:50:00Z" w:initials="DR">
+    <w:p>
+      <w:pPr>
+        <w:pStyle w:val="CommentText"/>
+        <w:jc w:val="left"/>
+      </w:pPr>
+      <w:r>
+        <w:rPr>
+          <w:rStyle w:val="CommentReference"/>
+        </w:rPr>
+        <w:annotationRef/>
+      </w:r>
+      <w:r>
+        <w:t>Panin ühe näite aktseleromeetri kalibreerimisega seotud teadustööst</w:t>
+      </w:r>
+    </w:p>
+  </w:comment>
+  <w:comment w:id="12" w:author="Daniel Rebrov" w:date="2025-11-22T20:02:00Z" w:initials="DR">
+    <w:p>
+      <w:pPr>
+        <w:pStyle w:val="CommentText"/>
+        <w:jc w:val="left"/>
+      </w:pPr>
+      <w:r>
+        <w:rPr>
+          <w:rStyle w:val="CommentReference"/>
+        </w:rPr>
+        <w:annotationRef/>
+      </w:r>
+      <w:r>
+        <w:t>Kas kui ma viitan leheküljele veebis olevale teadusajakirja artiklile, kas siis on keelatud panna leheküljenumbrit kui need on seal põhimõtteliselt olemas kui sa selle alla laadid?</w:t>
+      </w:r>
+    </w:p>
+  </w:comment>
+  <w:comment w:id="13" w:author="Daniel Rebrov" w:date="2025-11-22T20:29:00Z" w:initials="DR">
+    <w:p>
+      <w:pPr>
+        <w:pStyle w:val="CommentText"/>
+        <w:jc w:val="left"/>
+      </w:pPr>
+      <w:r>
+        <w:rPr>
+          <w:rStyle w:val="CommentReference"/>
+        </w:rPr>
+        <w:annotationRef/>
+      </w:r>
+      <w:r>
+        <w:t>Kas nii saab teha</w:t>
+      </w:r>
+    </w:p>
+  </w:comment>
+  <w:comment w:id="14" w:author="Daniel Rebrov" w:date="2025-11-22T20:15:00Z" w:initials="DR">
+    <w:p>
+      <w:pPr>
+        <w:pStyle w:val="CommentText"/>
+        <w:jc w:val="left"/>
+      </w:pPr>
+      <w:r>
+        <w:rPr>
+          <w:rStyle w:val="CommentReference"/>
+        </w:rPr>
+        <w:annotationRef/>
+      </w:r>
+      <w:r>
+        <w:t>Kas see peaks olema joonealuse viitena?</w:t>
+      </w:r>
+    </w:p>
+  </w:comment>
+  <w:comment w:id="15" w:author="Daniel Rebrov" w:date="2025-11-22T20:17:00Z" w:initials="DR">
+    <w:p>
+      <w:pPr>
+        <w:pStyle w:val="CommentText"/>
+        <w:jc w:val="left"/>
+      </w:pPr>
+      <w:r>
+        <w:rPr>
+          <w:rStyle w:val="CommentReference"/>
+        </w:rPr>
+        <w:annotationRef/>
+      </w:r>
+      <w:r>
+        <w:t>Kalkulaator kust ma sain raskuskiirenduse, kas selelle peab viitama?</w:t>
+      </w:r>
+    </w:p>
+  </w:comment>
+  <w:comment w:id="17" w:author="Daniel Rebrov" w:date="2025-11-23T00:55:00Z" w:initials="DR">
+    <w:p>
+      <w:pPr>
+        <w:pStyle w:val="CommentText"/>
+        <w:jc w:val="left"/>
+      </w:pPr>
+      <w:r>
+        <w:rPr>
+          <w:rStyle w:val="CommentReference"/>
+        </w:rPr>
+        <w:annotationRef/>
+      </w:r>
+      <w:r>
+        <w:t>Kas tabelile peab allika panema kui see on minu enda loodud??</w:t>
+      </w:r>
+    </w:p>
+  </w:comment>
+  <w:comment w:id="19" w:author="Daniel Rebrov" w:date="2025-11-22T23:20:00Z" w:initials="DR">
+    <w:p>
+      <w:pPr>
+        <w:pStyle w:val="CommentText"/>
+        <w:jc w:val="left"/>
+        <w:rPr>
+          <w:lang w:val="en-US"/>
+        </w:rPr>
+      </w:pPr>
+      <w:r>
+        <w:rPr>
+          <w:rStyle w:val="CommentReference"/>
+        </w:rPr>
+        <w:annotationRef/>
+      </w:r>
+      <w:r>
+        <w:t>Mõtlesin jätta motoriseeritud statiivi kirjelduse metoodikast välja ja rääkida sellest lühidalt siin, kuna see on kasutusel vaid selles katses ja mitte kuskil mujal</w:t>
+      </w:r>
+    </w:p>
+  </w:comment>
+</w:comments>
+</file>
+
+<file path=word/commentsExtended.xml><?xml version="1.0" encoding="utf-8"?>
+<w15:commentsEx xmlns:wpc="http://schemas.microsoft.com/office/word/2010/wordprocessingCanvas" xmlns:cx="http://schemas.microsoft.com/office/drawing/2014/chartex" xmlns:cx1="http://schemas.microsoft.com/office/drawing/2015/9/8/chartex" xmlns:cx2="http://schemas.microsoft.com/office/drawing/2015/10/21/chartex" xmlns:cx3="http://schemas.microsoft.com/office/drawing/2016/5/9/chartex" xmlns:cx4="http://schemas.microsoft.com/office/drawing/2016/5/10/chartex" xmlns:cx5="http://schemas.microsoft.com/office/drawing/2016/5/11/chartex" xmlns:cx6="http://schemas.microsoft.com/office/drawing/2016/5/12/chartex" xmlns:cx7="http://schemas.microsoft.com/office/drawing/2016/5/13/chartex" xmlns:cx8="http://schemas.microsoft.com/office/drawing/2016/5/14/chartex" xmlns:mc="http://schemas.openxmlformats.org/markup-compatibility/2006" xmlns:aink="http://schemas.microsoft.com/office/drawing/2016/ink" xmlns:am3d="http://schemas.microsoft.com/office/drawing/2017/model3d" xmlns:o="urn:schemas-microsoft-com:office:office" xmlns:oel="http://schemas.microsoft.com/office/2019/extlst" xmlns:r="http://schemas.openxmlformats.org/officeDocument/2006/relationships" xmlns:m="http://schemas.openxmlformats.org/officeDocument/2006/math" xmlns:v="urn:schemas-microsoft-com:vml" xmlns:wp14="http://schemas.microsoft.com/office/word/2010/wordprocessingDrawing" xmlns:wp="http://schemas.openxmlformats.org/drawingml/2006/wordprocessingDrawing" xmlns:w10="urn:schemas-microsoft-com:office:word" xmlns:w="http://schemas.openxmlformats.org/wordprocessingml/2006/main" xmlns:w14="http://schemas.microsoft.com/office/word/2010/wordml" xmlns:w15="http://schemas.microsoft.com/office/word/2012/wordml" xmlns:w16cex="http://schemas.microsoft.com/office/word/2018/wordml/cex" xmlns:w16cid="http://schemas.microsoft.com/office/word/2016/wordml/cid" xmlns:w16="http://schemas.microsoft.com/office/word/2018/wordml" xmlns:w16du="http://schemas.microsoft.com/office/word/2023/wordml/word16du" xmlns:w16sdtdh="http://schemas.microsoft.com/office/word/2020/wordml/sdtdatahash" xmlns:w16sdtfl="http://schemas.microsoft.com/office/word/2024/wordml/sdtformatlock" xmlns:w16se="http://schemas.microsoft.com/office/word/2015/wordml/symex" xmlns:wpg="http://schemas.microsoft.com/office/word/2010/wordprocessingGroup" xmlns:wpi="http://schemas.microsoft.com/office/word/2010/wordprocessingInk" xmlns:wne="http://schemas.microsoft.com/office/word/2006/wordml" xmlns:wps="http://schemas.microsoft.com/office/word/2010/wordprocessingShape" mc:Ignorable="w14 w15 w16se w16cid w16 w16cex w16sdtdh w16sdtfl w16du wp14">
+  <w15:commentEx w15:paraId="0BB5984F" w15:done="0"/>
+  <w15:commentEx w15:paraId="1BFAE602" w15:done="0"/>
+  <w15:commentEx w15:paraId="51E9E44E" w15:done="0"/>
+  <w15:commentEx w15:paraId="10127410" w15:done="0"/>
+  <w15:commentEx w15:paraId="527445D6" w15:done="0"/>
+  <w15:commentEx w15:paraId="5B6B2956" w15:paraIdParent="527445D6" w15:done="0"/>
+  <w15:commentEx w15:paraId="35117ACD" w15:done="0"/>
+  <w15:commentEx w15:paraId="49D94D94" w15:done="0"/>
+  <w15:commentEx w15:paraId="537DB9FC" w15:done="0"/>
+  <w15:commentEx w15:paraId="47AB9CDC" w15:done="0"/>
+  <w15:commentEx w15:paraId="080207E3" w15:done="0"/>
+</w15:commentsEx>
+</file>
+
+<file path=word/commentsExtensible.xml><?xml version="1.0" encoding="utf-8"?>
+<w16cex:commentsExtensible xmlns:wpc="http://schemas.microsoft.com/office/word/2010/wordprocessingCanvas" xmlns:cx="http://schemas.microsoft.com/office/drawing/2014/chartex" xmlns:cx1="http://schemas.microsoft.com/office/drawing/2015/9/8/chartex" xmlns:cx2="http://schemas.microsoft.com/office/drawing/2015/10/21/chartex" xmlns:cx3="http://schemas.microsoft.com/office/drawing/2016/5/9/chartex" xmlns:cx4="http://schemas.microsoft.com/office/drawing/2016/5/10/chartex" xmlns:cx5="http://schemas.microsoft.com/office/drawing/2016/5/11/chartex" xmlns:cx6="http://schemas.microsoft.com/office/drawing/2016/5/12/chartex" xmlns:cx7="http://schemas.microsoft.com/office/drawing/2016/5/13/chartex" xmlns:cx8="http://schemas.microsoft.com/office/drawing/2016/5/14/chartex" xmlns:cr="http://schemas.microsoft.com/office/comments/2020/reactions" xmlns:mc="http://schemas.openxmlformats.org/markup-compatibility/2006" xmlns:aink="http://schemas.microsoft.com/office/drawing/2016/ink" xmlns:am3d="http://schemas.microsoft.com/office/drawing/2017/model3d" xmlns:o="urn:schemas-microsoft-com:office:office" xmlns:oel="http://schemas.microsoft.com/office/2019/extlst" xmlns:r="http://schemas.openxmlformats.org/officeDocument/2006/relationships" xmlns:m="http://schemas.openxmlformats.org/officeDocument/2006/math" xmlns:v="urn:schemas-microsoft-com:vml" xmlns:wp14="http://schemas.microsoft.com/office/word/2010/wordprocessingDrawing" xmlns:wp="http://schemas.openxmlformats.org/drawingml/2006/wordprocessingDrawing" xmlns:w10="urn:schemas-microsoft-com:office:word" xmlns:w="http://schemas.openxmlformats.org/wordprocessingml/2006/main" xmlns:w14="http://schemas.microsoft.com/office/word/2010/wordml" xmlns:w15="http://schemas.microsoft.com/office/word/2012/wordml" xmlns:w16cex="http://schemas.microsoft.com/office/word/2018/wordml/cex" xmlns:w16cid="http://schemas.microsoft.com/office/word/2016/wordml/cid" xmlns:w16="http://schemas.microsoft.com/office/word/2018/wordml" xmlns:w16du="http://schemas.microsoft.com/office/word/2023/wordml/word16du" xmlns:w16sdtdh="http://schemas.microsoft.com/office/word/2020/wordml/sdtdatahash" xmlns:w16sdtfl="http://schemas.microsoft.com/office/word/2024/wordml/sdtformatlock" xmlns:w16se="http://schemas.microsoft.com/office/word/2015/wordml/symex" xmlns:wpg="http://schemas.microsoft.com/office/word/2010/wordprocessingGroup" xmlns:wpi="http://schemas.microsoft.com/office/word/2010/wordprocessingInk" xmlns:wne="http://schemas.microsoft.com/office/word/2006/wordml" xmlns:wps="http://schemas.microsoft.com/office/word/2010/wordprocessingShape" mc:Ignorable="w14 w15 w16se w16cid w16 w16cex w16sdtdh w16sdtfl cr w16du wp14">
+  <w16cex:commentExtensible w16cex:durableId="303B0A98" w16cex:dateUtc="2025-12-02T22:15:00Z"/>
+  <w16cex:commentExtensible w16cex:durableId="5551A9EE" w16cex:dateUtc="2025-12-02T22:18:00Z"/>
+  <w16cex:commentExtensible w16cex:durableId="24699E30" w16cex:dateUtc="2025-11-22T19:31:00Z"/>
+  <w16cex:commentExtensible w16cex:durableId="6AF61476" w16cex:dateUtc="2025-11-22T11:48:00Z"/>
+  <w16cex:commentExtensible w16cex:durableId="66D72442" w16cex:dateUtc="2025-11-22T17:50:00Z"/>
+  <w16cex:commentExtensible w16cex:durableId="323FA0D6" w16cex:dateUtc="2025-11-22T18:02:00Z"/>
+  <w16cex:commentExtensible w16cex:durableId="4F2FA11D" w16cex:dateUtc="2025-11-22T18:29:00Z"/>
+  <w16cex:commentExtensible w16cex:durableId="71F46FCF" w16cex:dateUtc="2025-11-22T18:15:00Z"/>
+  <w16cex:commentExtensible w16cex:durableId="0010D7FD" w16cex:dateUtc="2025-11-22T18:17:00Z"/>
+  <w16cex:commentExtensible w16cex:durableId="048B78CD" w16cex:dateUtc="2025-11-22T22:55:00Z"/>
+  <w16cex:commentExtensible w16cex:durableId="148332BC" w16cex:dateUtc="2025-11-22T21:20:00Z"/>
+</w16cex:commentsExtensible>
+</file>
+
+<file path=word/commentsIds.xml><?xml version="1.0" encoding="utf-8"?>
+<w16cid:commentsIds xmlns:wpc="http://schemas.microsoft.com/office/word/2010/wordprocessingCanvas" xmlns:cx="http://schemas.microsoft.com/office/drawing/2014/chartex" xmlns:cx1="http://schemas.microsoft.com/office/drawing/2015/9/8/chartex" xmlns:cx2="http://schemas.microsoft.com/office/drawing/2015/10/21/chartex" xmlns:cx3="http://schemas.microsoft.com/office/drawing/2016/5/9/chartex" xmlns:cx4="http://schemas.microsoft.com/office/drawing/2016/5/10/chartex" xmlns:cx5="http://schemas.microsoft.com/office/drawing/2016/5/11/chartex" xmlns:cx6="http://schemas.microsoft.com/office/drawing/2016/5/12/chartex" xmlns:cx7="http://schemas.microsoft.com/office/drawing/2016/5/13/chartex" xmlns:cx8="http://schemas.microsoft.com/office/drawing/2016/5/14/chartex" xmlns:mc="http://schemas.openxmlformats.org/markup-compatibility/2006" xmlns:aink="http://schemas.microsoft.com/office/drawing/2016/ink" xmlns:am3d="http://schemas.microsoft.com/office/drawing/2017/model3d" xmlns:o="urn:schemas-microsoft-com:office:office" xmlns:oel="http://schemas.microsoft.com/office/2019/extlst" xmlns:r="http://schemas.openxmlformats.org/officeDocument/2006/relationships" xmlns:m="http://schemas.openxmlformats.org/officeDocument/2006/math" xmlns:v="urn:schemas-microsoft-com:vml" xmlns:wp14="http://schemas.microsoft.com/office/word/2010/wordprocessingDrawing" xmlns:wp="http://schemas.openxmlformats.org/drawingml/2006/wordprocessingDrawing" xmlns:w10="urn:schemas-microsoft-com:office:word" xmlns:w="http://schemas.openxmlformats.org/wordprocessingml/2006/main" xmlns:w14="http://schemas.microsoft.com/office/word/2010/wordml" xmlns:w15="http://schemas.microsoft.com/office/word/2012/wordml" xmlns:w16cex="http://schemas.microsoft.com/office/word/2018/wordml/cex" xmlns:w16cid="http://schemas.microsoft.com/office/word/2016/wordml/cid" xmlns:w16="http://schemas.microsoft.com/office/word/2018/wordml" xmlns:w16du="http://schemas.microsoft.com/office/word/2023/wordml/word16du" xmlns:w16sdtdh="http://schemas.microsoft.com/office/word/2020/wordml/sdtdatahash" xmlns:w16sdtfl="http://schemas.microsoft.com/office/word/2024/wordml/sdtformatlock" xmlns:w16se="http://schemas.microsoft.com/office/word/2015/wordml/symex" xmlns:wpg="http://schemas.microsoft.com/office/word/2010/wordprocessingGroup" xmlns:wpi="http://schemas.microsoft.com/office/word/2010/wordprocessingInk" xmlns:wne="http://schemas.microsoft.com/office/word/2006/wordml" xmlns:wps="http://schemas.microsoft.com/office/word/2010/wordprocessingShape" mc:Ignorable="w14 w15 w16se w16cid w16 w16cex w16sdtdh w16sdtfl w16du wp14">
+  <w16cid:commentId w16cid:paraId="0BB5984F" w16cid:durableId="303B0A98"/>
+  <w16cid:commentId w16cid:paraId="1BFAE602" w16cid:durableId="5551A9EE"/>
+  <w16cid:commentId w16cid:paraId="51E9E44E" w16cid:durableId="24699E30"/>
+  <w16cid:commentId w16cid:paraId="10127410" w16cid:durableId="6AF61476"/>
+  <w16cid:commentId w16cid:paraId="527445D6" w16cid:durableId="66D72442"/>
+  <w16cid:commentId w16cid:paraId="5B6B2956" w16cid:durableId="323FA0D6"/>
+  <w16cid:commentId w16cid:paraId="35117ACD" w16cid:durableId="4F2FA11D"/>
+  <w16cid:commentId w16cid:paraId="49D94D94" w16cid:durableId="71F46FCF"/>
+  <w16cid:commentId w16cid:paraId="537DB9FC" w16cid:durableId="0010D7FD"/>
+  <w16cid:commentId w16cid:paraId="47AB9CDC" w16cid:durableId="048B78CD"/>
+  <w16cid:commentId w16cid:paraId="080207E3" w16cid:durableId="148332BC"/>
+</w16cid:commentsIds>
 </file>
 
 <file path=word/endnotes.xml><?xml version="1.0" encoding="utf-8"?>
@@ -2578,6 +9162,14 @@
     <w:abstractNumId w:val="3"/>
   </w:num>
 </w:numbering>
+</file>
+
+<file path=word/people.xml><?xml version="1.0" encoding="utf-8"?>
+<w15:people xmlns:wpc="http://schemas.microsoft.com/office/word/2010/wordprocessingCanvas" xmlns:cx="http://schemas.microsoft.com/office/drawing/2014/chartex" xmlns:cx1="http://schemas.microsoft.com/office/drawing/2015/9/8/chartex" xmlns:cx2="http://schemas.microsoft.com/office/drawing/2015/10/21/chartex" xmlns:cx3="http://schemas.microsoft.com/office/drawing/2016/5/9/chartex" xmlns:cx4="http://schemas.microsoft.com/office/drawing/2016/5/10/chartex" xmlns:cx5="http://schemas.microsoft.com/office/drawing/2016/5/11/chartex" xmlns:cx6="http://schemas.microsoft.com/office/drawing/2016/5/12/chartex" xmlns:cx7="http://schemas.microsoft.com/office/drawing/2016/5/13/chartex" xmlns:cx8="http://schemas.microsoft.com/office/drawing/2016/5/14/chartex" xmlns:mc="http://schemas.openxmlformats.org/markup-compatibility/2006" xmlns:aink="http://schemas.microsoft.com/office/drawing/2016/ink" xmlns:am3d="http://schemas.microsoft.com/office/drawing/2017/model3d" xmlns:o="urn:schemas-microsoft-com:office:office" xmlns:oel="http://schemas.microsoft.com/office/2019/extlst" xmlns:r="http://schemas.openxmlformats.org/officeDocument/2006/relationships" xmlns:m="http://schemas.openxmlformats.org/officeDocument/2006/math" xmlns:v="urn:schemas-microsoft-com:vml" xmlns:wp14="http://schemas.microsoft.com/office/word/2010/wordprocessingDrawing" xmlns:wp="http://schemas.openxmlformats.org/drawingml/2006/wordprocessingDrawing" xmlns:w10="urn:schemas-microsoft-com:office:word" xmlns:w="http://schemas.openxmlformats.org/wordprocessingml/2006/main" xmlns:w14="http://schemas.microsoft.com/office/word/2010/wordml" xmlns:w15="http://schemas.microsoft.com/office/word/2012/wordml" xmlns:w16cex="http://schemas.microsoft.com/office/word/2018/wordml/cex" xmlns:w16cid="http://schemas.microsoft.com/office/word/2016/wordml/cid" xmlns:w16="http://schemas.microsoft.com/office/word/2018/wordml" xmlns:w16du="http://schemas.microsoft.com/office/word/2023/wordml/word16du" xmlns:w16sdtdh="http://schemas.microsoft.com/office/word/2020/wordml/sdtdatahash" xmlns:w16sdtfl="http://schemas.microsoft.com/office/word/2024/wordml/sdtformatlock" xmlns:w16se="http://schemas.microsoft.com/office/word/2015/wordml/symex" xmlns:wpg="http://schemas.microsoft.com/office/word/2010/wordprocessingGroup" xmlns:wpi="http://schemas.microsoft.com/office/word/2010/wordprocessingInk" xmlns:wne="http://schemas.microsoft.com/office/word/2006/wordml" xmlns:wps="http://schemas.microsoft.com/office/word/2010/wordprocessingShape" mc:Ignorable="w14 w15 w16se w16cid w16 w16cex w16sdtdh w16sdtfl w16du wp14">
+  <w15:person w15:author="Daniel Rebrov">
+    <w15:presenceInfo w15:providerId="AD" w15:userId="S::daniel.rebrov@365.real.edu.ee::6f23f641-13d9-49e4-bb81-fb892a55b063"/>
+  </w15:person>
+</w15:people>
 </file>
 
 <file path=word/styles.xml><?xml version="1.0" encoding="utf-8"?>
@@ -2980,7 +9572,7 @@
   <w:style w:type="paragraph" w:default="1" w:styleId="Normal">
     <w:name w:val="Normal"/>
     <w:qFormat/>
-    <w:rsid w:val="00F228CF"/>
+    <w:rsid w:val="009C5A4E"/>
     <w:pPr>
       <w:spacing w:after="240" w:line="360" w:lineRule="auto"/>
       <w:jc w:val="both"/>
@@ -3666,6 +10258,453 @@
       <w:rFonts w:ascii="Times New Roman" w:hAnsi="Times New Roman"/>
     </w:rPr>
   </w:style>
+  <w:style w:type="character" w:styleId="CommentReference">
+    <w:name w:val="annotation reference"/>
+    <w:basedOn w:val="DefaultParagraphFont"/>
+    <w:uiPriority w:val="99"/>
+    <w:semiHidden/>
+    <w:unhideWhenUsed/>
+    <w:rsid w:val="00CF1A9E"/>
+    <w:rPr>
+      <w:sz w:val="16"/>
+      <w:szCs w:val="16"/>
+    </w:rPr>
+  </w:style>
+  <w:style w:type="paragraph" w:styleId="CommentText">
+    <w:name w:val="annotation text"/>
+    <w:basedOn w:val="Normal"/>
+    <w:link w:val="CommentTextChar"/>
+    <w:uiPriority w:val="99"/>
+    <w:unhideWhenUsed/>
+    <w:rsid w:val="00CF1A9E"/>
+    <w:pPr>
+      <w:spacing w:line="240" w:lineRule="auto"/>
+    </w:pPr>
+    <w:rPr>
+      <w:sz w:val="20"/>
+      <w:szCs w:val="20"/>
+    </w:rPr>
+  </w:style>
+  <w:style w:type="character" w:customStyle="1" w:styleId="CommentTextChar">
+    <w:name w:val="Comment Text Char"/>
+    <w:basedOn w:val="DefaultParagraphFont"/>
+    <w:link w:val="CommentText"/>
+    <w:uiPriority w:val="99"/>
+    <w:rsid w:val="00CF1A9E"/>
+    <w:rPr>
+      <w:rFonts w:ascii="Times New Roman" w:hAnsi="Times New Roman"/>
+      <w:sz w:val="20"/>
+      <w:szCs w:val="20"/>
+    </w:rPr>
+  </w:style>
+  <w:style w:type="paragraph" w:styleId="CommentSubject">
+    <w:name w:val="annotation subject"/>
+    <w:basedOn w:val="CommentText"/>
+    <w:next w:val="CommentText"/>
+    <w:link w:val="CommentSubjectChar"/>
+    <w:uiPriority w:val="99"/>
+    <w:semiHidden/>
+    <w:unhideWhenUsed/>
+    <w:rsid w:val="00CF1A9E"/>
+    <w:rPr>
+      <w:b/>
+      <w:bCs/>
+    </w:rPr>
+  </w:style>
+  <w:style w:type="character" w:customStyle="1" w:styleId="CommentSubjectChar">
+    <w:name w:val="Comment Subject Char"/>
+    <w:basedOn w:val="CommentTextChar"/>
+    <w:link w:val="CommentSubject"/>
+    <w:uiPriority w:val="99"/>
+    <w:semiHidden/>
+    <w:rsid w:val="00CF1A9E"/>
+    <w:rPr>
+      <w:rFonts w:ascii="Times New Roman" w:hAnsi="Times New Roman"/>
+      <w:b/>
+      <w:bCs/>
+      <w:sz w:val="20"/>
+      <w:szCs w:val="20"/>
+    </w:rPr>
+  </w:style>
+  <w:style w:type="character" w:styleId="PlaceholderText">
+    <w:name w:val="Placeholder Text"/>
+    <w:basedOn w:val="DefaultParagraphFont"/>
+    <w:uiPriority w:val="99"/>
+    <w:semiHidden/>
+    <w:rsid w:val="004B19F4"/>
+    <w:rPr>
+      <w:color w:val="666666"/>
+    </w:rPr>
+  </w:style>
+  <w:style w:type="character" w:styleId="UnresolvedMention">
+    <w:name w:val="Unresolved Mention"/>
+    <w:basedOn w:val="DefaultParagraphFont"/>
+    <w:uiPriority w:val="99"/>
+    <w:semiHidden/>
+    <w:unhideWhenUsed/>
+    <w:rsid w:val="00B46AD2"/>
+    <w:rPr>
+      <w:color w:val="605E5C"/>
+      <w:shd w:val="clear" w:color="auto" w:fill="E1DFDD"/>
+    </w:rPr>
+  </w:style>
+  <w:style w:type="table" w:styleId="TableGrid">
+    <w:name w:val="Table Grid"/>
+    <w:basedOn w:val="TableNormal"/>
+    <w:uiPriority w:val="39"/>
+    <w:rsid w:val="00976DB2"/>
+    <w:pPr>
+      <w:spacing w:after="0" w:line="240" w:lineRule="auto"/>
+    </w:pPr>
+    <w:tblPr>
+      <w:tblBorders>
+        <w:top w:val="single" w:sz="4" w:space="0" w:color="auto"/>
+        <w:left w:val="single" w:sz="4" w:space="0" w:color="auto"/>
+        <w:bottom w:val="single" w:sz="4" w:space="0" w:color="auto"/>
+        <w:right w:val="single" w:sz="4" w:space="0" w:color="auto"/>
+        <w:insideH w:val="single" w:sz="4" w:space="0" w:color="auto"/>
+        <w:insideV w:val="single" w:sz="4" w:space="0" w:color="auto"/>
+      </w:tblBorders>
+    </w:tblPr>
+  </w:style>
+  <w:style w:type="table" w:styleId="PlainTable3">
+    <w:name w:val="Plain Table 3"/>
+    <w:basedOn w:val="TableNormal"/>
+    <w:uiPriority w:val="43"/>
+    <w:rsid w:val="00976DB2"/>
+    <w:pPr>
+      <w:spacing w:after="0" w:line="240" w:lineRule="auto"/>
+    </w:pPr>
+    <w:tblPr>
+      <w:tblStyleRowBandSize w:val="1"/>
+      <w:tblStyleColBandSize w:val="1"/>
+    </w:tblPr>
+    <w:tblStylePr w:type="firstRow">
+      <w:rPr>
+        <w:b/>
+        <w:bCs/>
+        <w:caps/>
+      </w:rPr>
+      <w:tblPr/>
+      <w:tcPr>
+        <w:tcBorders>
+          <w:bottom w:val="single" w:sz="4" w:space="0" w:color="7F7F7F" w:themeColor="text1" w:themeTint="80"/>
+        </w:tcBorders>
+      </w:tcPr>
+    </w:tblStylePr>
+    <w:tblStylePr w:type="lastRow">
+      <w:rPr>
+        <w:b/>
+        <w:bCs/>
+        <w:caps/>
+      </w:rPr>
+      <w:tblPr/>
+      <w:tcPr>
+        <w:tcBorders>
+          <w:top w:val="nil"/>
+        </w:tcBorders>
+      </w:tcPr>
+    </w:tblStylePr>
+    <w:tblStylePr w:type="firstCol">
+      <w:rPr>
+        <w:b/>
+        <w:bCs/>
+        <w:caps/>
+      </w:rPr>
+      <w:tblPr/>
+      <w:tcPr>
+        <w:tcBorders>
+          <w:right w:val="single" w:sz="4" w:space="0" w:color="7F7F7F" w:themeColor="text1" w:themeTint="80"/>
+        </w:tcBorders>
+      </w:tcPr>
+    </w:tblStylePr>
+    <w:tblStylePr w:type="lastCol">
+      <w:rPr>
+        <w:b/>
+        <w:bCs/>
+        <w:caps/>
+      </w:rPr>
+      <w:tblPr/>
+      <w:tcPr>
+        <w:tcBorders>
+          <w:left w:val="nil"/>
+        </w:tcBorders>
+      </w:tcPr>
+    </w:tblStylePr>
+    <w:tblStylePr w:type="band1Vert">
+      <w:tblPr/>
+      <w:tcPr>
+        <w:shd w:val="clear" w:color="auto" w:fill="F2F2F2" w:themeFill="background1" w:themeFillShade="F2"/>
+      </w:tcPr>
+    </w:tblStylePr>
+    <w:tblStylePr w:type="band1Horz">
+      <w:tblPr/>
+      <w:tcPr>
+        <w:shd w:val="clear" w:color="auto" w:fill="F2F2F2" w:themeFill="background1" w:themeFillShade="F2"/>
+      </w:tcPr>
+    </w:tblStylePr>
+    <w:tblStylePr w:type="neCell">
+      <w:tblPr/>
+      <w:tcPr>
+        <w:tcBorders>
+          <w:left w:val="nil"/>
+        </w:tcBorders>
+      </w:tcPr>
+    </w:tblStylePr>
+    <w:tblStylePr w:type="nwCell">
+      <w:tblPr/>
+      <w:tcPr>
+        <w:tcBorders>
+          <w:right w:val="nil"/>
+        </w:tcBorders>
+      </w:tcPr>
+    </w:tblStylePr>
+  </w:style>
+  <w:style w:type="table" w:styleId="PlainTable5">
+    <w:name w:val="Plain Table 5"/>
+    <w:basedOn w:val="TableNormal"/>
+    <w:uiPriority w:val="45"/>
+    <w:rsid w:val="00976DB2"/>
+    <w:pPr>
+      <w:spacing w:after="0" w:line="240" w:lineRule="auto"/>
+    </w:pPr>
+    <w:tblPr>
+      <w:tblStyleRowBandSize w:val="1"/>
+      <w:tblStyleColBandSize w:val="1"/>
+    </w:tblPr>
+    <w:tblStylePr w:type="firstRow">
+      <w:rPr>
+        <w:rFonts w:asciiTheme="majorHAnsi" w:eastAsiaTheme="majorEastAsia" w:hAnsiTheme="majorHAnsi" w:cstheme="majorBidi"/>
+        <w:i/>
+        <w:iCs/>
+        <w:sz w:val="26"/>
+      </w:rPr>
+      <w:tblPr/>
+      <w:tcPr>
+        <w:tcBorders>
+          <w:bottom w:val="single" w:sz="4" w:space="0" w:color="7F7F7F" w:themeColor="text1" w:themeTint="80"/>
+        </w:tcBorders>
+        <w:shd w:val="clear" w:color="auto" w:fill="FFFFFF" w:themeFill="background1"/>
+      </w:tcPr>
+    </w:tblStylePr>
+    <w:tblStylePr w:type="lastRow">
+      <w:rPr>
+        <w:rFonts w:asciiTheme="majorHAnsi" w:eastAsiaTheme="majorEastAsia" w:hAnsiTheme="majorHAnsi" w:cstheme="majorBidi"/>
+        <w:i/>
+        <w:iCs/>
+        <w:sz w:val="26"/>
+      </w:rPr>
+      <w:tblPr/>
+      <w:tcPr>
+        <w:tcBorders>
+          <w:top w:val="single" w:sz="4" w:space="0" w:color="7F7F7F" w:themeColor="text1" w:themeTint="80"/>
+        </w:tcBorders>
+        <w:shd w:val="clear" w:color="auto" w:fill="FFFFFF" w:themeFill="background1"/>
+      </w:tcPr>
+    </w:tblStylePr>
+    <w:tblStylePr w:type="firstCol">
+      <w:pPr>
+        <w:jc w:val="right"/>
+      </w:pPr>
+      <w:rPr>
+        <w:rFonts w:asciiTheme="majorHAnsi" w:eastAsiaTheme="majorEastAsia" w:hAnsiTheme="majorHAnsi" w:cstheme="majorBidi"/>
+        <w:i/>
+        <w:iCs/>
+        <w:sz w:val="26"/>
+      </w:rPr>
+      <w:tblPr/>
+      <w:tcPr>
+        <w:tcBorders>
+          <w:right w:val="single" w:sz="4" w:space="0" w:color="7F7F7F" w:themeColor="text1" w:themeTint="80"/>
+        </w:tcBorders>
+        <w:shd w:val="clear" w:color="auto" w:fill="FFFFFF" w:themeFill="background1"/>
+      </w:tcPr>
+    </w:tblStylePr>
+    <w:tblStylePr w:type="lastCol">
+      <w:rPr>
+        <w:rFonts w:asciiTheme="majorHAnsi" w:eastAsiaTheme="majorEastAsia" w:hAnsiTheme="majorHAnsi" w:cstheme="majorBidi"/>
+        <w:i/>
+        <w:iCs/>
+        <w:sz w:val="26"/>
+      </w:rPr>
+      <w:tblPr/>
+      <w:tcPr>
+        <w:tcBorders>
+          <w:left w:val="single" w:sz="4" w:space="0" w:color="7F7F7F" w:themeColor="text1" w:themeTint="80"/>
+        </w:tcBorders>
+        <w:shd w:val="clear" w:color="auto" w:fill="FFFFFF" w:themeFill="background1"/>
+      </w:tcPr>
+    </w:tblStylePr>
+    <w:tblStylePr w:type="band1Vert">
+      <w:tblPr/>
+      <w:tcPr>
+        <w:shd w:val="clear" w:color="auto" w:fill="F2F2F2" w:themeFill="background1" w:themeFillShade="F2"/>
+      </w:tcPr>
+    </w:tblStylePr>
+    <w:tblStylePr w:type="band1Horz">
+      <w:tblPr/>
+      <w:tcPr>
+        <w:shd w:val="clear" w:color="auto" w:fill="F2F2F2" w:themeFill="background1" w:themeFillShade="F2"/>
+      </w:tcPr>
+    </w:tblStylePr>
+    <w:tblStylePr w:type="neCell">
+      <w:tblPr/>
+      <w:tcPr>
+        <w:tcBorders>
+          <w:left w:val="nil"/>
+        </w:tcBorders>
+      </w:tcPr>
+    </w:tblStylePr>
+    <w:tblStylePr w:type="nwCell">
+      <w:tblPr/>
+      <w:tcPr>
+        <w:tcBorders>
+          <w:right w:val="nil"/>
+        </w:tcBorders>
+      </w:tcPr>
+    </w:tblStylePr>
+    <w:tblStylePr w:type="seCell">
+      <w:tblPr/>
+      <w:tcPr>
+        <w:tcBorders>
+          <w:left w:val="nil"/>
+        </w:tcBorders>
+      </w:tcPr>
+    </w:tblStylePr>
+    <w:tblStylePr w:type="swCell">
+      <w:tblPr/>
+      <w:tcPr>
+        <w:tcBorders>
+          <w:right w:val="nil"/>
+        </w:tcBorders>
+      </w:tcPr>
+    </w:tblStylePr>
+  </w:style>
+  <w:style w:type="table" w:styleId="PlainTable4">
+    <w:name w:val="Plain Table 4"/>
+    <w:basedOn w:val="TableNormal"/>
+    <w:uiPriority w:val="44"/>
+    <w:rsid w:val="00976DB2"/>
+    <w:pPr>
+      <w:spacing w:after="0" w:line="240" w:lineRule="auto"/>
+    </w:pPr>
+    <w:tblPr>
+      <w:tblStyleRowBandSize w:val="1"/>
+      <w:tblStyleColBandSize w:val="1"/>
+    </w:tblPr>
+    <w:tblStylePr w:type="firstRow">
+      <w:rPr>
+        <w:b/>
+        <w:bCs/>
+      </w:rPr>
+    </w:tblStylePr>
+    <w:tblStylePr w:type="lastRow">
+      <w:rPr>
+        <w:b/>
+        <w:bCs/>
+      </w:rPr>
+    </w:tblStylePr>
+    <w:tblStylePr w:type="firstCol">
+      <w:rPr>
+        <w:b/>
+        <w:bCs/>
+      </w:rPr>
+    </w:tblStylePr>
+    <w:tblStylePr w:type="lastCol">
+      <w:rPr>
+        <w:b/>
+        <w:bCs/>
+      </w:rPr>
+    </w:tblStylePr>
+    <w:tblStylePr w:type="band1Vert">
+      <w:tblPr/>
+      <w:tcPr>
+        <w:shd w:val="clear" w:color="auto" w:fill="F2F2F2" w:themeFill="background1" w:themeFillShade="F2"/>
+      </w:tcPr>
+    </w:tblStylePr>
+    <w:tblStylePr w:type="band1Horz">
+      <w:tblPr/>
+      <w:tcPr>
+        <w:shd w:val="clear" w:color="auto" w:fill="F2F2F2" w:themeFill="background1" w:themeFillShade="F2"/>
+      </w:tcPr>
+    </w:tblStylePr>
+  </w:style>
+  <w:style w:type="table" w:styleId="GridTable1Light-Accent6">
+    <w:name w:val="Grid Table 1 Light Accent 6"/>
+    <w:basedOn w:val="TableNormal"/>
+    <w:uiPriority w:val="46"/>
+    <w:rsid w:val="00976DB2"/>
+    <w:pPr>
+      <w:spacing w:after="0" w:line="240" w:lineRule="auto"/>
+    </w:pPr>
+    <w:tblPr>
+      <w:tblStyleRowBandSize w:val="1"/>
+      <w:tblStyleColBandSize w:val="1"/>
+      <w:tblBorders>
+        <w:top w:val="single" w:sz="4" w:space="0" w:color="B3E5A1" w:themeColor="accent6" w:themeTint="66"/>
+        <w:left w:val="single" w:sz="4" w:space="0" w:color="B3E5A1" w:themeColor="accent6" w:themeTint="66"/>
+        <w:bottom w:val="single" w:sz="4" w:space="0" w:color="B3E5A1" w:themeColor="accent6" w:themeTint="66"/>
+        <w:right w:val="single" w:sz="4" w:space="0" w:color="B3E5A1" w:themeColor="accent6" w:themeTint="66"/>
+        <w:insideH w:val="single" w:sz="4" w:space="0" w:color="B3E5A1" w:themeColor="accent6" w:themeTint="66"/>
+        <w:insideV w:val="single" w:sz="4" w:space="0" w:color="B3E5A1" w:themeColor="accent6" w:themeTint="66"/>
+      </w:tblBorders>
+    </w:tblPr>
+    <w:tblStylePr w:type="firstRow">
+      <w:rPr>
+        <w:b/>
+        <w:bCs/>
+      </w:rPr>
+      <w:tblPr/>
+      <w:tcPr>
+        <w:tcBorders>
+          <w:bottom w:val="single" w:sz="12" w:space="0" w:color="8DD873" w:themeColor="accent6" w:themeTint="99"/>
+        </w:tcBorders>
+      </w:tcPr>
+    </w:tblStylePr>
+    <w:tblStylePr w:type="lastRow">
+      <w:rPr>
+        <w:b/>
+        <w:bCs/>
+      </w:rPr>
+      <w:tblPr/>
+      <w:tcPr>
+        <w:tcBorders>
+          <w:top w:val="double" w:sz="2" w:space="0" w:color="8DD873" w:themeColor="accent6" w:themeTint="99"/>
+        </w:tcBorders>
+      </w:tcPr>
+    </w:tblStylePr>
+    <w:tblStylePr w:type="firstCol">
+      <w:rPr>
+        <w:b/>
+        <w:bCs/>
+      </w:rPr>
+    </w:tblStylePr>
+    <w:tblStylePr w:type="lastCol">
+      <w:rPr>
+        <w:b/>
+        <w:bCs/>
+      </w:rPr>
+    </w:tblStylePr>
+  </w:style>
+  <w:style w:type="table" w:styleId="TableGridLight">
+    <w:name w:val="Grid Table Light"/>
+    <w:basedOn w:val="TableNormal"/>
+    <w:uiPriority w:val="40"/>
+    <w:rsid w:val="00976DB2"/>
+    <w:pPr>
+      <w:spacing w:after="0" w:line="240" w:lineRule="auto"/>
+    </w:pPr>
+    <w:tblPr>
+      <w:tblBorders>
+        <w:top w:val="single" w:sz="4" w:space="0" w:color="BFBFBF" w:themeColor="background1" w:themeShade="BF"/>
+        <w:left w:val="single" w:sz="4" w:space="0" w:color="BFBFBF" w:themeColor="background1" w:themeShade="BF"/>
+        <w:bottom w:val="single" w:sz="4" w:space="0" w:color="BFBFBF" w:themeColor="background1" w:themeShade="BF"/>
+        <w:right w:val="single" w:sz="4" w:space="0" w:color="BFBFBF" w:themeColor="background1" w:themeShade="BF"/>
+        <w:insideH w:val="single" w:sz="4" w:space="0" w:color="BFBFBF" w:themeColor="background1" w:themeShade="BF"/>
+        <w:insideV w:val="single" w:sz="4" w:space="0" w:color="BFBFBF" w:themeColor="background1" w:themeShade="BF"/>
+      </w:tblBorders>
+    </w:tblPr>
+  </w:style>
 </w:styles>
 </file>
 
@@ -3968,10 +11007,225 @@
 <b:Sources xmlns:b="http://schemas.openxmlformats.org/officeDocument/2006/bibliography" xmlns="http://schemas.openxmlformats.org/officeDocument/2006/bibliography" SelectedStyle="\APASixthEditionOfficeOnline.xsl" StyleName="APA" Version="6"/>
 </file>
 
+<file path=customXml/item2.xml><?xml version="1.0" encoding="utf-8"?>
+<ct:contentTypeSchema xmlns:ct="http://schemas.microsoft.com/office/2006/metadata/contentType" xmlns:ma="http://schemas.microsoft.com/office/2006/metadata/properties/metaAttributes" ct:_="" ma:_="" ma:contentTypeName="Dokument" ma:contentTypeID="0x010100AEB0FBD2FC37B448A88CE14257B2FD50" ma:contentTypeVersion="6" ma:contentTypeDescription="Loo uus dokument" ma:contentTypeScope="" ma:versionID="8c40e6db980813bd4e3e8bba4c2c76d0">
+  <xsd:schema xmlns:xsd="http://www.w3.org/2001/XMLSchema" xmlns:xs="http://www.w3.org/2001/XMLSchema" xmlns:p="http://schemas.microsoft.com/office/2006/metadata/properties" xmlns:ns3="bd5a8bfd-7688-488a-93b7-f683c5ec1301" targetNamespace="http://schemas.microsoft.com/office/2006/metadata/properties" ma:root="true" ma:fieldsID="ad10e7e52bc8e0a3eb89e76f090e4cf3" ns3:_="">
+    <xsd:import namespace="bd5a8bfd-7688-488a-93b7-f683c5ec1301"/>
+    <xsd:element name="properties">
+      <xsd:complexType>
+        <xsd:sequence>
+          <xsd:element name="documentManagement">
+            <xsd:complexType>
+              <xsd:all>
+                <xsd:element ref="ns3:MediaServiceDateTaken" minOccurs="0"/>
+                <xsd:element ref="ns3:MediaServiceMetadata" minOccurs="0"/>
+                <xsd:element ref="ns3:MediaServiceFastMetadata" minOccurs="0"/>
+                <xsd:element ref="ns3:MediaServiceSearchProperties" minOccurs="0"/>
+                <xsd:element ref="ns3:MediaServiceObjectDetectorVersions" minOccurs="0"/>
+                <xsd:element ref="ns3:_activity" minOccurs="0"/>
+              </xsd:all>
+            </xsd:complexType>
+          </xsd:element>
+        </xsd:sequence>
+      </xsd:complexType>
+    </xsd:element>
+  </xsd:schema>
+  <xsd:schema xmlns:xsd="http://www.w3.org/2001/XMLSchema" xmlns:xs="http://www.w3.org/2001/XMLSchema" xmlns:dms="http://schemas.microsoft.com/office/2006/documentManagement/types" xmlns:pc="http://schemas.microsoft.com/office/infopath/2007/PartnerControls" targetNamespace="bd5a8bfd-7688-488a-93b7-f683c5ec1301" elementFormDefault="qualified">
+    <xsd:import namespace="http://schemas.microsoft.com/office/2006/documentManagement/types"/>
+    <xsd:import namespace="http://schemas.microsoft.com/office/infopath/2007/PartnerControls"/>
+    <xsd:element name="MediaServiceDateTaken" ma:index="8" nillable="true" ma:displayName="MediaServiceDateTaken" ma:hidden="true" ma:indexed="true" ma:internalName="MediaServiceDateTaken" ma:readOnly="true">
+      <xsd:simpleType>
+        <xsd:restriction base="dms:Text"/>
+      </xsd:simpleType>
+    </xsd:element>
+    <xsd:element name="MediaServiceMetadata" ma:index="9" nillable="true" ma:displayName="MediaServiceMetadata" ma:hidden="true" ma:internalName="MediaServiceMetadata" ma:readOnly="true">
+      <xsd:simpleType>
+        <xsd:restriction base="dms:Note"/>
+      </xsd:simpleType>
+    </xsd:element>
+    <xsd:element name="MediaServiceFastMetadata" ma:index="10" nillable="true" ma:displayName="MediaServiceFastMetadata" ma:hidden="true" ma:internalName="MediaServiceFastMetadata" ma:readOnly="true">
+      <xsd:simpleType>
+        <xsd:restriction base="dms:Note"/>
+      </xsd:simpleType>
+    </xsd:element>
+    <xsd:element name="MediaServiceSearchProperties" ma:index="11" nillable="true" ma:displayName="MediaServiceSearchProperties" ma:hidden="true" ma:internalName="MediaServiceSearchProperties" ma:readOnly="true">
+      <xsd:simpleType>
+        <xsd:restriction base="dms:Note"/>
+      </xsd:simpleType>
+    </xsd:element>
+    <xsd:element name="MediaServiceObjectDetectorVersions" ma:index="12" nillable="true" ma:displayName="MediaServiceObjectDetectorVersions" ma:hidden="true" ma:indexed="true" ma:internalName="MediaServiceObjectDetectorVersions" ma:readOnly="true">
+      <xsd:simpleType>
+        <xsd:restriction base="dms:Text"/>
+      </xsd:simpleType>
+    </xsd:element>
+    <xsd:element name="_activity" ma:index="13" nillable="true" ma:displayName="_activity" ma:hidden="true" ma:internalName="_activity">
+      <xsd:simpleType>
+        <xsd:restriction base="dms:Note"/>
+      </xsd:simpleType>
+    </xsd:element>
+  </xsd:schema>
+  <xsd:schema xmlns="http://schemas.openxmlformats.org/package/2006/metadata/core-properties" xmlns:xsd="http://www.w3.org/2001/XMLSchema" xmlns:xsi="http://www.w3.org/2001/XMLSchema-instance" xmlns:dc="http://purl.org/dc/elements/1.1/" xmlns:dcterms="http://purl.org/dc/terms/" xmlns:odoc="http://schemas.microsoft.com/internal/obd" targetNamespace="http://schemas.openxmlformats.org/package/2006/metadata/core-properties" elementFormDefault="qualified" attributeFormDefault="unqualified" blockDefault="#all">
+    <xsd:import namespace="http://purl.org/dc/elements/1.1/" schemaLocation="http://dublincore.org/schemas/xmls/qdc/2003/04/02/dc.xsd"/>
+    <xsd:import namespace="http://purl.org/dc/terms/" schemaLocation="http://dublincore.org/schemas/xmls/qdc/2003/04/02/dcterms.xsd"/>
+    <xsd:element name="coreProperties" type="CT_coreProperties"/>
+    <xsd:complexType name="CT_coreProperties">
+      <xsd:all>
+        <xsd:element ref="dc:creator" minOccurs="0" maxOccurs="1"/>
+        <xsd:element ref="dcterms:created" minOccurs="0" maxOccurs="1"/>
+        <xsd:element ref="dc:identifier" minOccurs="0" maxOccurs="1"/>
+        <xsd:element name="contentType" minOccurs="0" maxOccurs="1" type="xsd:string" ma:index="0" ma:displayName="Sisutüüp"/>
+        <xsd:element ref="dc:title" minOccurs="0" maxOccurs="1" ma:index="4" ma:displayName="Pealkiri"/>
+        <xsd:element ref="dc:subject" minOccurs="0" maxOccurs="1"/>
+        <xsd:element ref="dc:description" minOccurs="0" maxOccurs="1"/>
+        <xsd:element name="keywords" minOccurs="0" maxOccurs="1" type="xsd:string"/>
+        <xsd:element ref="dc:language" minOccurs="0" maxOccurs="1"/>
+        <xsd:element name="category" minOccurs="0" maxOccurs="1" type="xsd:string"/>
+        <xsd:element name="version" minOccurs="0" maxOccurs="1" type="xsd:string"/>
+        <xsd:element name="revision" minOccurs="0" maxOccurs="1" type="xsd:string">
+          <xsd:annotation>
+            <xsd:documentation>
+                        This value indicates the number of saves or revisions. The application is responsible for updating this value after each revision.
+                    </xsd:documentation>
+          </xsd:annotation>
+        </xsd:element>
+        <xsd:element name="lastModifiedBy" minOccurs="0" maxOccurs="1" type="xsd:string"/>
+        <xsd:element ref="dcterms:modified" minOccurs="0" maxOccurs="1"/>
+        <xsd:element name="contentStatus" minOccurs="0" maxOccurs="1" type="xsd:string"/>
+      </xsd:all>
+    </xsd:complexType>
+  </xsd:schema>
+  <xs:schema xmlns:pc="http://schemas.microsoft.com/office/infopath/2007/PartnerControls" xmlns:xs="http://www.w3.org/2001/XMLSchema" targetNamespace="http://schemas.microsoft.com/office/infopath/2007/PartnerControls" elementFormDefault="qualified" attributeFormDefault="unqualified">
+    <xs:element name="Person">
+      <xs:complexType>
+        <xs:sequence>
+          <xs:element ref="pc:DisplayName" minOccurs="0"/>
+          <xs:element ref="pc:AccountId" minOccurs="0"/>
+          <xs:element ref="pc:AccountType" minOccurs="0"/>
+        </xs:sequence>
+      </xs:complexType>
+    </xs:element>
+    <xs:element name="DisplayName" type="xs:string"/>
+    <xs:element name="AccountId" type="xs:string"/>
+    <xs:element name="AccountType" type="xs:string"/>
+    <xs:element name="BDCAssociatedEntity">
+      <xs:complexType>
+        <xs:sequence>
+          <xs:element ref="pc:BDCEntity" minOccurs="0" maxOccurs="unbounded"/>
+        </xs:sequence>
+        <xs:attribute ref="pc:EntityNamespace"/>
+        <xs:attribute ref="pc:EntityName"/>
+        <xs:attribute ref="pc:SystemInstanceName"/>
+        <xs:attribute ref="pc:AssociationName"/>
+      </xs:complexType>
+    </xs:element>
+    <xs:attribute name="EntityNamespace" type="xs:string"/>
+    <xs:attribute name="EntityName" type="xs:string"/>
+    <xs:attribute name="SystemInstanceName" type="xs:string"/>
+    <xs:attribute name="AssociationName" type="xs:string"/>
+    <xs:element name="BDCEntity">
+      <xs:complexType>
+        <xs:sequence>
+          <xs:element ref="pc:EntityDisplayName" minOccurs="0"/>
+          <xs:element ref="pc:EntityInstanceReference" minOccurs="0"/>
+          <xs:element ref="pc:EntityId1" minOccurs="0"/>
+          <xs:element ref="pc:EntityId2" minOccurs="0"/>
+          <xs:element ref="pc:EntityId3" minOccurs="0"/>
+          <xs:element ref="pc:EntityId4" minOccurs="0"/>
+          <xs:element ref="pc:EntityId5" minOccurs="0"/>
+        </xs:sequence>
+      </xs:complexType>
+    </xs:element>
+    <xs:element name="EntityDisplayName" type="xs:string"/>
+    <xs:element name="EntityInstanceReference" type="xs:string"/>
+    <xs:element name="EntityId1" type="xs:string"/>
+    <xs:element name="EntityId2" type="xs:string"/>
+    <xs:element name="EntityId3" type="xs:string"/>
+    <xs:element name="EntityId4" type="xs:string"/>
+    <xs:element name="EntityId5" type="xs:string"/>
+    <xs:element name="Terms">
+      <xs:complexType>
+        <xs:sequence>
+          <xs:element ref="pc:TermInfo" minOccurs="0" maxOccurs="unbounded"/>
+        </xs:sequence>
+      </xs:complexType>
+    </xs:element>
+    <xs:element name="TermInfo">
+      <xs:complexType>
+        <xs:sequence>
+          <xs:element ref="pc:TermName" minOccurs="0"/>
+          <xs:element ref="pc:TermId" minOccurs="0"/>
+        </xs:sequence>
+      </xs:complexType>
+    </xs:element>
+    <xs:element name="TermName" type="xs:string"/>
+    <xs:element name="TermId" type="xs:string"/>
+  </xs:schema>
+</ct:contentTypeSchema>
+</file>
+
+<file path=customXml/item3.xml><?xml version="1.0" encoding="utf-8"?>
+<?mso-contentType ?>
+<FormTemplates xmlns="http://schemas.microsoft.com/sharepoint/v3/contenttype/forms">
+  <Display>DocumentLibraryForm</Display>
+  <Edit>DocumentLibraryForm</Edit>
+  <New>DocumentLibraryForm</New>
+</FormTemplates>
+</file>
+
+<file path=customXml/item4.xml><?xml version="1.0" encoding="utf-8"?>
+<p:properties xmlns:p="http://schemas.microsoft.com/office/2006/metadata/properties" xmlns:xsi="http://www.w3.org/2001/XMLSchema-instance" xmlns:pc="http://schemas.microsoft.com/office/infopath/2007/PartnerControls">
+  <documentManagement>
+    <_activity xmlns="bd5a8bfd-7688-488a-93b7-f683c5ec1301" xsi:nil="true"/>
+  </documentManagement>
+</p:properties>
+</file>
+
 <file path=customXml/itemProps1.xml><?xml version="1.0" encoding="utf-8"?>
 <ds:datastoreItem xmlns:ds="http://schemas.openxmlformats.org/officeDocument/2006/customXml" ds:itemID="{EF21B4B5-BF6E-4291-9B60-C6A57154C863}">
   <ds:schemaRefs>
     <ds:schemaRef ds:uri="http://schemas.openxmlformats.org/officeDocument/2006/bibliography"/>
   </ds:schemaRefs>
 </ds:datastoreItem>
+</file>
+
+<file path=customXml/itemProps2.xml><?xml version="1.0" encoding="utf-8"?>
+<ds:datastoreItem xmlns:ds="http://schemas.openxmlformats.org/officeDocument/2006/customXml" ds:itemID="{A1764141-0982-4753-8732-F3152F951D2B}">
+  <ds:schemaRefs>
+    <ds:schemaRef ds:uri="http://schemas.microsoft.com/office/2006/metadata/contentType"/>
+    <ds:schemaRef ds:uri="http://schemas.microsoft.com/office/2006/metadata/properties/metaAttributes"/>
+    <ds:schemaRef ds:uri="http://www.w3.org/2001/XMLSchema"/>
+    <ds:schemaRef ds:uri="http://schemas.microsoft.com/office/2006/metadata/properties"/>
+    <ds:schemaRef ds:uri="bd5a8bfd-7688-488a-93b7-f683c5ec1301"/>
+    <ds:schemaRef ds:uri="http://schemas.microsoft.com/office/2006/documentManagement/types"/>
+    <ds:schemaRef ds:uri="http://schemas.microsoft.com/office/infopath/2007/PartnerControls"/>
+    <ds:schemaRef ds:uri="http://schemas.openxmlformats.org/package/2006/metadata/core-properties"/>
+    <ds:schemaRef ds:uri="http://purl.org/dc/elements/1.1/"/>
+    <ds:schemaRef ds:uri="http://purl.org/dc/terms/"/>
+    <ds:schemaRef ds:uri="http://schemas.microsoft.com/internal/obd"/>
+  </ds:schemaRefs>
+</ds:datastoreItem>
+</file>
+
+<file path=customXml/itemProps3.xml><?xml version="1.0" encoding="utf-8"?>
+<ds:datastoreItem xmlns:ds="http://schemas.openxmlformats.org/officeDocument/2006/customXml" ds:itemID="{82CFB4EC-7E21-45AF-8F91-11BC36F595F5}">
+  <ds:schemaRefs>
+    <ds:schemaRef ds:uri="http://schemas.microsoft.com/sharepoint/v3/contenttype/forms"/>
+  </ds:schemaRefs>
+</ds:datastoreItem>
+</file>
+
+<file path=customXml/itemProps4.xml><?xml version="1.0" encoding="utf-8"?>
+<ds:datastoreItem xmlns:ds="http://schemas.openxmlformats.org/officeDocument/2006/customXml" ds:itemID="{0942560E-BE2A-4562-A86B-2539B5C5C9C4}">
+  <ds:schemaRefs>
+    <ds:schemaRef ds:uri="http://schemas.microsoft.com/office/2006/metadata/properties"/>
+    <ds:schemaRef ds:uri="http://schemas.microsoft.com/office/infopath/2007/PartnerControls"/>
+    <ds:schemaRef ds:uri="bd5a8bfd-7688-488a-93b7-f683c5ec1301"/>
+  </ds:schemaRefs>
+</ds:datastoreItem>
+</file>
+
+<file path=docMetadata/LabelInfo.xml><?xml version="1.0" encoding="utf-8"?>
+<clbl:labelList xmlns:clbl="http://schemas.microsoft.com/office/2020/mipLabelMetadata">
+  <clbl:label id="{f877b927-aefd-44ae-987e-16c5415433b5}" enabled="0" method="" siteId="{f877b927-aefd-44ae-987e-16c5415433b5}" removed="1"/>
+</clbl:labelList>
 </file>
--- a/UT_Daniel_Rebrov_25_26.docx
+++ b/UT_Daniel_Rebrov_25_26.docx
@@ -1,6 +1,6 @@
 
 <file path=word/document.xml><?xml version="1.0" encoding="utf-8"?>
-<w:document xmlns:wpc="http://schemas.microsoft.com/office/word/2010/wordprocessingCanvas" xmlns:cx="http://schemas.microsoft.com/office/drawing/2014/chartex" xmlns:cx1="http://schemas.microsoft.com/office/drawing/2015/9/8/chartex" xmlns:cx2="http://schemas.microsoft.com/office/drawing/2015/10/21/chartex" xmlns:cx3="http://schemas.microsoft.com/office/drawing/2016/5/9/chartex" xmlns:cx4="http://schemas.microsoft.com/office/drawing/2016/5/10/chartex" xmlns:cx5="http://schemas.microsoft.com/office/drawing/2016/5/11/chartex" xmlns:cx6="http://schemas.microsoft.com/office/drawing/2016/5/12/chartex" xmlns:cx7="http://schemas.microsoft.com/office/drawing/2016/5/13/chartex" xmlns:cx8="http://schemas.microsoft.com/office/drawing/2016/5/14/chartex" xmlns:mc="http://schemas.openxmlformats.org/markup-compatibility/2006" xmlns:aink="http://schemas.microsoft.com/office/drawing/2016/ink" xmlns:am3d="http://schemas.microsoft.com/office/drawing/2017/model3d" xmlns:o="urn:schemas-microsoft-com:office:office" xmlns:oel="http://schemas.microsoft.com/office/2019/extlst" xmlns:r="http://schemas.openxmlformats.org/officeDocument/2006/relationships" xmlns:m="http://schemas.openxmlformats.org/officeDocument/2006/math" xmlns:v="urn:schemas-microsoft-com:vml" xmlns:wp14="http://schemas.microsoft.com/office/word/2010/wordprocessingDrawing" xmlns:wp="http://schemas.openxmlformats.org/drawingml/2006/wordprocessingDrawing" xmlns:w10="urn:schemas-microsoft-com:office:word" xmlns:w="http://schemas.openxmlformats.org/wordprocessingml/2006/main" xmlns:w14="http://schemas.microsoft.com/office/word/2010/wordml" xmlns:w15="http://schemas.microsoft.com/office/word/2012/wordml" xmlns:w16cex="http://schemas.microsoft.com/office/word/2018/wordml/cex" xmlns:w16cid="http://schemas.microsoft.com/office/word/2016/wordml/cid" xmlns:w16="http://schemas.microsoft.com/office/word/2018/wordml" xmlns:w16sdtdh="http://schemas.microsoft.com/office/word/2020/wordml/sdtdatahash" xmlns:w16se="http://schemas.microsoft.com/office/word/2015/wordml/symex" xmlns:wpg="http://schemas.microsoft.com/office/word/2010/wordprocessingGroup" xmlns:wpi="http://schemas.microsoft.com/office/word/2010/wordprocessingInk" xmlns:wne="http://schemas.microsoft.com/office/word/2006/wordml" xmlns:wps="http://schemas.microsoft.com/office/word/2010/wordprocessingShape" mc:Ignorable="w14 w15 w16se w16cid w16 w16cex w16sdtdh wp14">
+<w:document xmlns:wpc="http://schemas.microsoft.com/office/word/2010/wordprocessingCanvas" xmlns:cx="http://schemas.microsoft.com/office/drawing/2014/chartex" xmlns:cx1="http://schemas.microsoft.com/office/drawing/2015/9/8/chartex" xmlns:cx2="http://schemas.microsoft.com/office/drawing/2015/10/21/chartex" xmlns:cx3="http://schemas.microsoft.com/office/drawing/2016/5/9/chartex" xmlns:cx4="http://schemas.microsoft.com/office/drawing/2016/5/10/chartex" xmlns:cx5="http://schemas.microsoft.com/office/drawing/2016/5/11/chartex" xmlns:cx6="http://schemas.microsoft.com/office/drawing/2016/5/12/chartex" xmlns:cx7="http://schemas.microsoft.com/office/drawing/2016/5/13/chartex" xmlns:cx8="http://schemas.microsoft.com/office/drawing/2016/5/14/chartex" xmlns:mc="http://schemas.openxmlformats.org/markup-compatibility/2006" xmlns:aink="http://schemas.microsoft.com/office/drawing/2016/ink" xmlns:am3d="http://schemas.microsoft.com/office/drawing/2017/model3d" xmlns:o="urn:schemas-microsoft-com:office:office" xmlns:oel="http://schemas.microsoft.com/office/2019/extlst" xmlns:r="http://schemas.openxmlformats.org/officeDocument/2006/relationships" xmlns:m="http://schemas.openxmlformats.org/officeDocument/2006/math" xmlns:v="urn:schemas-microsoft-com:vml" xmlns:wp14="http://schemas.microsoft.com/office/word/2010/wordprocessingDrawing" xmlns:wp="http://schemas.openxmlformats.org/drawingml/2006/wordprocessingDrawing" xmlns:w10="urn:schemas-microsoft-com:office:word" xmlns:w="http://schemas.openxmlformats.org/wordprocessingml/2006/main" xmlns:w14="http://schemas.microsoft.com/office/word/2010/wordml" xmlns:w15="http://schemas.microsoft.com/office/word/2012/wordml" xmlns:w16cex="http://schemas.microsoft.com/office/word/2018/wordml/cex" xmlns:w16cid="http://schemas.microsoft.com/office/word/2016/wordml/cid" xmlns:w16="http://schemas.microsoft.com/office/word/2018/wordml" xmlns:w16du="http://schemas.microsoft.com/office/word/2023/wordml/word16du" xmlns:w16sdtdh="http://schemas.microsoft.com/office/word/2020/wordml/sdtdatahash" xmlns:w16sdtfl="http://schemas.microsoft.com/office/word/2024/wordml/sdtformatlock" xmlns:w16se="http://schemas.microsoft.com/office/word/2015/wordml/symex" xmlns:wpg="http://schemas.microsoft.com/office/word/2010/wordprocessingGroup" xmlns:wpi="http://schemas.microsoft.com/office/word/2010/wordprocessingInk" xmlns:wne="http://schemas.microsoft.com/office/word/2006/wordml" xmlns:wps="http://schemas.microsoft.com/office/word/2010/wordprocessingShape" mc:Ignorable="w14 w15 w16se w16cid w16 w16cex w16sdtdh w16sdtfl w16du wp14">
   <w:body>
     <w:p>
       <w:pPr>
@@ -73,6 +73,7 @@
           <w:szCs w:val="40"/>
         </w:rPr>
       </w:pPr>
+      <w:proofErr w:type="spellStart"/>
       <w:r>
         <w:rPr>
           <w:b/>
@@ -80,7 +81,17 @@
           <w:sz w:val="40"/>
           <w:szCs w:val="40"/>
         </w:rPr>
-        <w:t>Inertsiaalanduri käsitsi kalibreerimine erinevate mõõteviisidega</w:t>
+        <w:t>Inertsiaalanduri</w:t>
+      </w:r>
+      <w:proofErr w:type="spellEnd"/>
+      <w:r>
+        <w:rPr>
+          <w:b/>
+          <w:bCs/>
+          <w:sz w:val="40"/>
+          <w:szCs w:val="40"/>
+        </w:rPr>
+        <w:t xml:space="preserve"> käsitsi kalibreerimine erinevate mõõteviisidega</w:t>
       </w:r>
     </w:p>
     <w:p>
@@ -280,7 +291,7 @@
             <w:rPr>
               <w:rFonts w:asciiTheme="minorHAnsi" w:eastAsiaTheme="minorEastAsia" w:hAnsiTheme="minorHAnsi"/>
               <w:noProof/>
-              <w:lang w:val="en-EE" w:eastAsia="en-GB"/>
+              <w:lang w:eastAsia="en-GB"/>
             </w:rPr>
           </w:pPr>
           <w:r>
@@ -304,7 +315,7 @@
               <w:rPr>
                 <w:rFonts w:asciiTheme="minorHAnsi" w:eastAsiaTheme="minorEastAsia" w:hAnsiTheme="minorHAnsi"/>
                 <w:noProof/>
-                <w:lang w:val="en-EE" w:eastAsia="en-GB"/>
+                <w:lang w:eastAsia="en-GB"/>
               </w:rPr>
               <w:tab/>
             </w:r>
@@ -375,7 +386,7 @@
             <w:rPr>
               <w:rFonts w:asciiTheme="minorHAnsi" w:eastAsiaTheme="minorEastAsia" w:hAnsiTheme="minorHAnsi"/>
               <w:noProof/>
-              <w:lang w:val="en-EE" w:eastAsia="en-GB"/>
+              <w:lang w:eastAsia="en-GB"/>
             </w:rPr>
           </w:pPr>
           <w:hyperlink w:anchor="_Toc217749172" w:history="1">
@@ -390,7 +401,7 @@
               <w:rPr>
                 <w:rFonts w:asciiTheme="minorHAnsi" w:eastAsiaTheme="minorEastAsia" w:hAnsiTheme="minorHAnsi"/>
                 <w:noProof/>
-                <w:lang w:val="en-EE" w:eastAsia="en-GB"/>
+                <w:lang w:eastAsia="en-GB"/>
               </w:rPr>
               <w:tab/>
             </w:r>
@@ -461,7 +472,7 @@
             <w:rPr>
               <w:rFonts w:asciiTheme="minorHAnsi" w:eastAsiaTheme="minorEastAsia" w:hAnsiTheme="minorHAnsi"/>
               <w:noProof/>
-              <w:lang w:val="en-EE" w:eastAsia="en-GB"/>
+              <w:lang w:eastAsia="en-GB"/>
             </w:rPr>
           </w:pPr>
           <w:hyperlink w:anchor="_Toc217749173" w:history="1">
@@ -476,7 +487,7 @@
               <w:rPr>
                 <w:rFonts w:asciiTheme="minorHAnsi" w:eastAsiaTheme="minorEastAsia" w:hAnsiTheme="minorHAnsi"/>
                 <w:noProof/>
-                <w:lang w:val="en-EE" w:eastAsia="en-GB"/>
+                <w:lang w:eastAsia="en-GB"/>
               </w:rPr>
               <w:tab/>
             </w:r>
@@ -547,7 +558,7 @@
             <w:rPr>
               <w:rFonts w:asciiTheme="minorHAnsi" w:eastAsiaTheme="minorEastAsia" w:hAnsiTheme="minorHAnsi"/>
               <w:noProof/>
-              <w:lang w:val="en-EE" w:eastAsia="en-GB"/>
+              <w:lang w:eastAsia="en-GB"/>
             </w:rPr>
           </w:pPr>
           <w:hyperlink w:anchor="_Toc217749174" w:history="1">
@@ -562,7 +573,7 @@
               <w:rPr>
                 <w:rFonts w:asciiTheme="minorHAnsi" w:eastAsiaTheme="minorEastAsia" w:hAnsiTheme="minorHAnsi"/>
                 <w:noProof/>
-                <w:lang w:val="en-EE" w:eastAsia="en-GB"/>
+                <w:lang w:eastAsia="en-GB"/>
               </w:rPr>
               <w:tab/>
             </w:r>
@@ -633,7 +644,7 @@
             <w:rPr>
               <w:rFonts w:asciiTheme="minorHAnsi" w:eastAsiaTheme="minorEastAsia" w:hAnsiTheme="minorHAnsi"/>
               <w:noProof/>
-              <w:lang w:val="en-EE" w:eastAsia="en-GB"/>
+              <w:lang w:eastAsia="en-GB"/>
             </w:rPr>
           </w:pPr>
           <w:hyperlink w:anchor="_Toc217749175" w:history="1">
@@ -648,7 +659,7 @@
               <w:rPr>
                 <w:rFonts w:asciiTheme="minorHAnsi" w:eastAsiaTheme="minorEastAsia" w:hAnsiTheme="minorHAnsi"/>
                 <w:noProof/>
-                <w:lang w:val="en-EE" w:eastAsia="en-GB"/>
+                <w:lang w:eastAsia="en-GB"/>
               </w:rPr>
               <w:tab/>
             </w:r>
@@ -719,7 +730,7 @@
             <w:rPr>
               <w:rFonts w:asciiTheme="minorHAnsi" w:eastAsiaTheme="minorEastAsia" w:hAnsiTheme="minorHAnsi"/>
               <w:noProof/>
-              <w:lang w:val="en-EE" w:eastAsia="en-GB"/>
+              <w:lang w:eastAsia="en-GB"/>
             </w:rPr>
           </w:pPr>
           <w:hyperlink w:anchor="_Toc217749176" w:history="1">
@@ -734,7 +745,7 @@
               <w:rPr>
                 <w:rFonts w:asciiTheme="minorHAnsi" w:eastAsiaTheme="minorEastAsia" w:hAnsiTheme="minorHAnsi"/>
                 <w:noProof/>
-                <w:lang w:val="en-EE" w:eastAsia="en-GB"/>
+                <w:lang w:eastAsia="en-GB"/>
               </w:rPr>
               <w:tab/>
             </w:r>
@@ -805,7 +816,7 @@
             <w:rPr>
               <w:rFonts w:asciiTheme="minorHAnsi" w:eastAsiaTheme="minorEastAsia" w:hAnsiTheme="minorHAnsi"/>
               <w:noProof/>
-              <w:lang w:val="en-EE" w:eastAsia="en-GB"/>
+              <w:lang w:eastAsia="en-GB"/>
             </w:rPr>
           </w:pPr>
           <w:hyperlink w:anchor="_Toc217749177" w:history="1">
@@ -820,7 +831,7 @@
               <w:rPr>
                 <w:rFonts w:asciiTheme="minorHAnsi" w:eastAsiaTheme="minorEastAsia" w:hAnsiTheme="minorHAnsi"/>
                 <w:noProof/>
-                <w:lang w:val="en-EE" w:eastAsia="en-GB"/>
+                <w:lang w:eastAsia="en-GB"/>
               </w:rPr>
               <w:tab/>
             </w:r>
@@ -891,7 +902,7 @@
             <w:rPr>
               <w:rFonts w:asciiTheme="minorHAnsi" w:eastAsiaTheme="minorEastAsia" w:hAnsiTheme="minorHAnsi"/>
               <w:noProof/>
-              <w:lang w:val="en-EE" w:eastAsia="en-GB"/>
+              <w:lang w:eastAsia="en-GB"/>
             </w:rPr>
           </w:pPr>
           <w:hyperlink w:anchor="_Toc217749178" w:history="1">
@@ -906,7 +917,7 @@
               <w:rPr>
                 <w:rFonts w:asciiTheme="minorHAnsi" w:eastAsiaTheme="minorEastAsia" w:hAnsiTheme="minorHAnsi"/>
                 <w:noProof/>
-                <w:lang w:val="en-EE" w:eastAsia="en-GB"/>
+                <w:lang w:eastAsia="en-GB"/>
               </w:rPr>
               <w:tab/>
             </w:r>
@@ -977,7 +988,7 @@
             <w:rPr>
               <w:rFonts w:asciiTheme="minorHAnsi" w:eastAsiaTheme="minorEastAsia" w:hAnsiTheme="minorHAnsi"/>
               <w:noProof/>
-              <w:lang w:val="en-EE" w:eastAsia="en-GB"/>
+              <w:lang w:eastAsia="en-GB"/>
             </w:rPr>
           </w:pPr>
           <w:hyperlink w:anchor="_Toc217749179" w:history="1">
@@ -992,7 +1003,7 @@
               <w:rPr>
                 <w:rFonts w:asciiTheme="minorHAnsi" w:eastAsiaTheme="minorEastAsia" w:hAnsiTheme="minorHAnsi"/>
                 <w:noProof/>
-                <w:lang w:val="en-EE" w:eastAsia="en-GB"/>
+                <w:lang w:eastAsia="en-GB"/>
               </w:rPr>
               <w:tab/>
             </w:r>
@@ -1063,7 +1074,7 @@
             <w:rPr>
               <w:rFonts w:asciiTheme="minorHAnsi" w:eastAsiaTheme="minorEastAsia" w:hAnsiTheme="minorHAnsi"/>
               <w:noProof/>
-              <w:lang w:val="en-EE" w:eastAsia="en-GB"/>
+              <w:lang w:eastAsia="en-GB"/>
             </w:rPr>
           </w:pPr>
           <w:hyperlink w:anchor="_Toc217749180" w:history="1">
@@ -1078,7 +1089,7 @@
               <w:rPr>
                 <w:rFonts w:asciiTheme="minorHAnsi" w:eastAsiaTheme="minorEastAsia" w:hAnsiTheme="minorHAnsi"/>
                 <w:noProof/>
-                <w:lang w:val="en-EE" w:eastAsia="en-GB"/>
+                <w:lang w:eastAsia="en-GB"/>
               </w:rPr>
               <w:tab/>
             </w:r>
@@ -1149,7 +1160,7 @@
             <w:rPr>
               <w:rFonts w:asciiTheme="minorHAnsi" w:eastAsiaTheme="minorEastAsia" w:hAnsiTheme="minorHAnsi"/>
               <w:noProof/>
-              <w:lang w:val="en-EE" w:eastAsia="en-GB"/>
+              <w:lang w:eastAsia="en-GB"/>
             </w:rPr>
           </w:pPr>
           <w:hyperlink w:anchor="_Toc217749181" w:history="1">
@@ -1164,7 +1175,7 @@
               <w:rPr>
                 <w:rFonts w:asciiTheme="minorHAnsi" w:eastAsiaTheme="minorEastAsia" w:hAnsiTheme="minorHAnsi"/>
                 <w:noProof/>
-                <w:lang w:val="en-EE" w:eastAsia="en-GB"/>
+                <w:lang w:eastAsia="en-GB"/>
               </w:rPr>
               <w:tab/>
             </w:r>
@@ -1235,7 +1246,7 @@
             <w:rPr>
               <w:rFonts w:asciiTheme="minorHAnsi" w:eastAsiaTheme="minorEastAsia" w:hAnsiTheme="minorHAnsi"/>
               <w:noProof/>
-              <w:lang w:val="en-EE" w:eastAsia="en-GB"/>
+              <w:lang w:eastAsia="en-GB"/>
             </w:rPr>
           </w:pPr>
           <w:hyperlink w:anchor="_Toc217749182" w:history="1">
@@ -1250,7 +1261,7 @@
               <w:rPr>
                 <w:rFonts w:asciiTheme="minorHAnsi" w:eastAsiaTheme="minorEastAsia" w:hAnsiTheme="minorHAnsi"/>
                 <w:noProof/>
-                <w:lang w:val="en-EE" w:eastAsia="en-GB"/>
+                <w:lang w:eastAsia="en-GB"/>
               </w:rPr>
               <w:tab/>
             </w:r>
@@ -1321,7 +1332,7 @@
             <w:rPr>
               <w:rFonts w:asciiTheme="minorHAnsi" w:eastAsiaTheme="minorEastAsia" w:hAnsiTheme="minorHAnsi"/>
               <w:noProof/>
-              <w:lang w:val="en-EE" w:eastAsia="en-GB"/>
+              <w:lang w:eastAsia="en-GB"/>
             </w:rPr>
           </w:pPr>
           <w:hyperlink w:anchor="_Toc217749183" w:history="1">
@@ -1336,7 +1347,7 @@
               <w:rPr>
                 <w:rFonts w:asciiTheme="minorHAnsi" w:eastAsiaTheme="minorEastAsia" w:hAnsiTheme="minorHAnsi"/>
                 <w:noProof/>
-                <w:lang w:val="en-EE" w:eastAsia="en-GB"/>
+                <w:lang w:eastAsia="en-GB"/>
               </w:rPr>
               <w:tab/>
             </w:r>
@@ -1407,7 +1418,7 @@
             <w:rPr>
               <w:rFonts w:asciiTheme="minorHAnsi" w:eastAsiaTheme="minorEastAsia" w:hAnsiTheme="minorHAnsi"/>
               <w:noProof/>
-              <w:lang w:val="en-EE" w:eastAsia="en-GB"/>
+              <w:lang w:eastAsia="en-GB"/>
             </w:rPr>
           </w:pPr>
           <w:hyperlink w:anchor="_Toc217749184" w:history="1">
@@ -1422,7 +1433,7 @@
               <w:rPr>
                 <w:rFonts w:asciiTheme="minorHAnsi" w:eastAsiaTheme="minorEastAsia" w:hAnsiTheme="minorHAnsi"/>
                 <w:noProof/>
-                <w:lang w:val="en-EE" w:eastAsia="en-GB"/>
+                <w:lang w:eastAsia="en-GB"/>
               </w:rPr>
               <w:tab/>
             </w:r>
@@ -1493,7 +1504,7 @@
             <w:rPr>
               <w:rFonts w:asciiTheme="minorHAnsi" w:eastAsiaTheme="minorEastAsia" w:hAnsiTheme="minorHAnsi"/>
               <w:noProof/>
-              <w:lang w:val="en-EE" w:eastAsia="en-GB"/>
+              <w:lang w:eastAsia="en-GB"/>
             </w:rPr>
           </w:pPr>
           <w:hyperlink w:anchor="_Toc217749185" w:history="1">
@@ -1508,7 +1519,7 @@
               <w:rPr>
                 <w:rFonts w:asciiTheme="minorHAnsi" w:eastAsiaTheme="minorEastAsia" w:hAnsiTheme="minorHAnsi"/>
                 <w:noProof/>
-                <w:lang w:val="en-EE" w:eastAsia="en-GB"/>
+                <w:lang w:eastAsia="en-GB"/>
               </w:rPr>
               <w:tab/>
             </w:r>
@@ -1579,7 +1590,7 @@
             <w:rPr>
               <w:rFonts w:asciiTheme="minorHAnsi" w:eastAsiaTheme="minorEastAsia" w:hAnsiTheme="minorHAnsi"/>
               <w:noProof/>
-              <w:lang w:val="en-EE" w:eastAsia="en-GB"/>
+              <w:lang w:eastAsia="en-GB"/>
             </w:rPr>
           </w:pPr>
           <w:hyperlink w:anchor="_Toc217749186" w:history="1">
@@ -1594,7 +1605,7 @@
               <w:rPr>
                 <w:rFonts w:asciiTheme="minorHAnsi" w:eastAsiaTheme="minorEastAsia" w:hAnsiTheme="minorHAnsi"/>
                 <w:noProof/>
-                <w:lang w:val="en-EE" w:eastAsia="en-GB"/>
+                <w:lang w:eastAsia="en-GB"/>
               </w:rPr>
               <w:tab/>
             </w:r>
@@ -1665,7 +1676,7 @@
             <w:rPr>
               <w:rFonts w:asciiTheme="minorHAnsi" w:eastAsiaTheme="minorEastAsia" w:hAnsiTheme="minorHAnsi"/>
               <w:noProof/>
-              <w:lang w:val="en-EE" w:eastAsia="en-GB"/>
+              <w:lang w:eastAsia="en-GB"/>
             </w:rPr>
           </w:pPr>
           <w:hyperlink w:anchor="_Toc217749187" w:history="1">
@@ -1680,7 +1691,7 @@
               <w:rPr>
                 <w:rFonts w:asciiTheme="minorHAnsi" w:eastAsiaTheme="minorEastAsia" w:hAnsiTheme="minorHAnsi"/>
                 <w:noProof/>
-                <w:lang w:val="en-EE" w:eastAsia="en-GB"/>
+                <w:lang w:eastAsia="en-GB"/>
               </w:rPr>
               <w:tab/>
             </w:r>
@@ -1751,7 +1762,7 @@
             <w:rPr>
               <w:rFonts w:asciiTheme="minorHAnsi" w:eastAsiaTheme="minorEastAsia" w:hAnsiTheme="minorHAnsi"/>
               <w:noProof/>
-              <w:lang w:val="en-EE" w:eastAsia="en-GB"/>
+              <w:lang w:eastAsia="en-GB"/>
             </w:rPr>
           </w:pPr>
           <w:hyperlink w:anchor="_Toc217749188" w:history="1">
@@ -1766,7 +1777,7 @@
               <w:rPr>
                 <w:rFonts w:asciiTheme="minorHAnsi" w:eastAsiaTheme="minorEastAsia" w:hAnsiTheme="minorHAnsi"/>
                 <w:noProof/>
-                <w:lang w:val="en-EE" w:eastAsia="en-GB"/>
+                <w:lang w:eastAsia="en-GB"/>
               </w:rPr>
               <w:tab/>
             </w:r>
@@ -1837,7 +1848,7 @@
             <w:rPr>
               <w:rFonts w:asciiTheme="minorHAnsi" w:eastAsiaTheme="minorEastAsia" w:hAnsiTheme="minorHAnsi"/>
               <w:noProof/>
-              <w:lang w:val="en-EE" w:eastAsia="en-GB"/>
+              <w:lang w:eastAsia="en-GB"/>
             </w:rPr>
           </w:pPr>
           <w:hyperlink w:anchor="_Toc217749189" w:history="1">
@@ -1852,7 +1863,7 @@
               <w:rPr>
                 <w:rFonts w:asciiTheme="minorHAnsi" w:eastAsiaTheme="minorEastAsia" w:hAnsiTheme="minorHAnsi"/>
                 <w:noProof/>
-                <w:lang w:val="en-EE" w:eastAsia="en-GB"/>
+                <w:lang w:eastAsia="en-GB"/>
               </w:rPr>
               <w:tab/>
             </w:r>
@@ -1923,7 +1934,7 @@
             <w:rPr>
               <w:rFonts w:asciiTheme="minorHAnsi" w:eastAsiaTheme="minorEastAsia" w:hAnsiTheme="minorHAnsi"/>
               <w:noProof/>
-              <w:lang w:val="en-EE" w:eastAsia="en-GB"/>
+              <w:lang w:eastAsia="en-GB"/>
             </w:rPr>
           </w:pPr>
           <w:hyperlink w:anchor="_Toc217749190" w:history="1">
@@ -1938,7 +1949,7 @@
               <w:rPr>
                 <w:rFonts w:asciiTheme="minorHAnsi" w:eastAsiaTheme="minorEastAsia" w:hAnsiTheme="minorHAnsi"/>
                 <w:noProof/>
-                <w:lang w:val="en-EE" w:eastAsia="en-GB"/>
+                <w:lang w:eastAsia="en-GB"/>
               </w:rPr>
               <w:tab/>
             </w:r>
@@ -2009,7 +2020,7 @@
             <w:rPr>
               <w:rFonts w:asciiTheme="minorHAnsi" w:eastAsiaTheme="minorEastAsia" w:hAnsiTheme="minorHAnsi"/>
               <w:noProof/>
-              <w:lang w:val="en-EE" w:eastAsia="en-GB"/>
+              <w:lang w:eastAsia="en-GB"/>
             </w:rPr>
           </w:pPr>
           <w:hyperlink w:anchor="_Toc217749191" w:history="1">
@@ -2024,7 +2035,7 @@
               <w:rPr>
                 <w:rFonts w:asciiTheme="minorHAnsi" w:eastAsiaTheme="minorEastAsia" w:hAnsiTheme="minorHAnsi"/>
                 <w:noProof/>
-                <w:lang w:val="en-EE" w:eastAsia="en-GB"/>
+                <w:lang w:eastAsia="en-GB"/>
               </w:rPr>
               <w:tab/>
             </w:r>
@@ -2095,7 +2106,7 @@
             <w:rPr>
               <w:rFonts w:asciiTheme="minorHAnsi" w:eastAsiaTheme="minorEastAsia" w:hAnsiTheme="minorHAnsi"/>
               <w:noProof/>
-              <w:lang w:val="en-EE" w:eastAsia="en-GB"/>
+              <w:lang w:eastAsia="en-GB"/>
             </w:rPr>
           </w:pPr>
           <w:hyperlink w:anchor="_Toc217749192" w:history="1">
@@ -2110,7 +2121,7 @@
               <w:rPr>
                 <w:rFonts w:asciiTheme="minorHAnsi" w:eastAsiaTheme="minorEastAsia" w:hAnsiTheme="minorHAnsi"/>
                 <w:noProof/>
-                <w:lang w:val="en-EE" w:eastAsia="en-GB"/>
+                <w:lang w:eastAsia="en-GB"/>
               </w:rPr>
               <w:tab/>
             </w:r>
@@ -2181,7 +2192,7 @@
             <w:rPr>
               <w:rFonts w:asciiTheme="minorHAnsi" w:eastAsiaTheme="minorEastAsia" w:hAnsiTheme="minorHAnsi"/>
               <w:noProof/>
-              <w:lang w:val="en-EE" w:eastAsia="en-GB"/>
+              <w:lang w:eastAsia="en-GB"/>
             </w:rPr>
           </w:pPr>
           <w:hyperlink w:anchor="_Toc217749193" w:history="1">
@@ -2196,7 +2207,7 @@
               <w:rPr>
                 <w:rFonts w:asciiTheme="minorHAnsi" w:eastAsiaTheme="minorEastAsia" w:hAnsiTheme="minorHAnsi"/>
                 <w:noProof/>
-                <w:lang w:val="en-EE" w:eastAsia="en-GB"/>
+                <w:lang w:eastAsia="en-GB"/>
               </w:rPr>
               <w:tab/>
             </w:r>
@@ -2267,7 +2278,7 @@
             <w:rPr>
               <w:rFonts w:asciiTheme="minorHAnsi" w:eastAsiaTheme="minorEastAsia" w:hAnsiTheme="minorHAnsi"/>
               <w:noProof/>
-              <w:lang w:val="en-EE" w:eastAsia="en-GB"/>
+              <w:lang w:eastAsia="en-GB"/>
             </w:rPr>
           </w:pPr>
           <w:hyperlink w:anchor="_Toc217749194" w:history="1">
@@ -2282,7 +2293,7 @@
               <w:rPr>
                 <w:rFonts w:asciiTheme="minorHAnsi" w:eastAsiaTheme="minorEastAsia" w:hAnsiTheme="minorHAnsi"/>
                 <w:noProof/>
-                <w:lang w:val="en-EE" w:eastAsia="en-GB"/>
+                <w:lang w:eastAsia="en-GB"/>
               </w:rPr>
               <w:tab/>
             </w:r>
@@ -2353,7 +2364,7 @@
             <w:rPr>
               <w:rFonts w:asciiTheme="minorHAnsi" w:eastAsiaTheme="minorEastAsia" w:hAnsiTheme="minorHAnsi"/>
               <w:noProof/>
-              <w:lang w:val="en-EE" w:eastAsia="en-GB"/>
+              <w:lang w:eastAsia="en-GB"/>
             </w:rPr>
           </w:pPr>
           <w:hyperlink w:anchor="_Toc217749195" w:history="1">
@@ -2368,7 +2379,7 @@
               <w:rPr>
                 <w:rFonts w:asciiTheme="minorHAnsi" w:eastAsiaTheme="minorEastAsia" w:hAnsiTheme="minorHAnsi"/>
                 <w:noProof/>
-                <w:lang w:val="en-EE" w:eastAsia="en-GB"/>
+                <w:lang w:eastAsia="en-GB"/>
               </w:rPr>
               <w:tab/>
             </w:r>
@@ -2453,6 +2464,7 @@
       <w:bookmarkEnd w:id="0"/>
     </w:p>
     <w:p>
+      <w:proofErr w:type="spellStart"/>
       <w:r>
         <w:t>Inertsiaal</w:t>
       </w:r>
@@ -2462,39 +2474,194 @@
       <w:r>
         <w:t>ndur</w:t>
       </w:r>
+      <w:proofErr w:type="spellEnd"/>
       <w:r>
         <w:t xml:space="preserve"> (inglise keeles </w:t>
       </w:r>
+      <w:proofErr w:type="spellStart"/>
       <w:r>
         <w:rPr>
           <w:i/>
           <w:iCs/>
         </w:rPr>
-        <w:t xml:space="preserve">Inertial Measurement Unit </w:t>
-      </w:r>
-      <w:r>
-        <w:t xml:space="preserve">või IMU) on äärmiselt kasulik olukordades, kus on vaja täpselt aru saada masina asendist ja liikumisest maa suhtes. Tavaliselt koosneb see väikesest güroskoobist ehk nurkkiiruseandurist ja aktseleromeetrist ehk kiirendusandurist. </w:t>
-      </w:r>
-    </w:p>
-    <w:p>
-      <w:r>
-        <w:t xml:space="preserve">Odavamaid andureid masstoodetakse tehaseliinil, mistõttu on otse tehasest tulnud inertsiaalanduril märgatav süstemaatiline mõõteviga, mida on võimalik matemaatiliselt mudeldada ja kasutajapoolse kalibreerimisega vähendada leides . </w:t>
-      </w:r>
-    </w:p>
-    <w:p>
-      <w:commentRangeStart w:id="1"/>
-      <w:r>
-        <w:t xml:space="preserve">Selle töö eesmärgiks on ühe kindla inertsiaalanduri kalibreerimismeetodi uurimine. Tegemist on lihtsa meetodiga, mille jaoks ei ole vaja ülimalt täpseid kalibreerimisplatvorme. Järgitakse protseduuri, mida on kirjeldatud Tedaldi </w:t>
-      </w:r>
+        <w:t>Inertial</w:t>
+      </w:r>
+      <w:proofErr w:type="spellEnd"/>
       <w:r>
         <w:rPr>
           <w:i/>
           <w:iCs/>
         </w:rPr>
-        <w:t>et al</w:t>
-      </w:r>
-      <w:r>
-        <w:t xml:space="preserve"> 2013. aastal läbi viidud uurimistöös „A robust and easy to implement method for IMU calibration without external equipments“. Seejuures vaadatakse, kas autori loodud lihtsa suunamisalgoritmi kasutamine viib täpsemate kalibreerimistulemusteni ning võrreldakse ka mitme kalibreerimise korral saadavate parameetrite erinevust. Kalibreerimise täpsust hinnatakse kahel viisil. Esiteks rakendatakse saadud kalibreerimisparameetrid sõltumatule andmehulgale, mis on saadud kolmel teljel pööratava statiiviga. Teiseks kasutatakse servomootorit, et uurida güroskoobi täpsust enne ning pärast kalibreerimist.</w:t>
+        <w:t xml:space="preserve"> </w:t>
+      </w:r>
+      <w:proofErr w:type="spellStart"/>
+      <w:r>
+        <w:rPr>
+          <w:i/>
+          <w:iCs/>
+        </w:rPr>
+        <w:t>Measurement</w:t>
+      </w:r>
+      <w:proofErr w:type="spellEnd"/>
+      <w:r>
+        <w:rPr>
+          <w:i/>
+          <w:iCs/>
+        </w:rPr>
+        <w:t xml:space="preserve"> </w:t>
+      </w:r>
+      <w:proofErr w:type="spellStart"/>
+      <w:r>
+        <w:rPr>
+          <w:i/>
+          <w:iCs/>
+        </w:rPr>
+        <w:t>Unit</w:t>
+      </w:r>
+      <w:proofErr w:type="spellEnd"/>
+      <w:r>
+        <w:rPr>
+          <w:i/>
+          <w:iCs/>
+        </w:rPr>
+        <w:t xml:space="preserve"> </w:t>
+      </w:r>
+      <w:r>
+        <w:t xml:space="preserve">või IMU) on äärmiselt kasulik olukordades, kus on vaja täpselt aru saada masina asendist ja liikumisest maa suhtes. Tavaliselt koosneb see väikesest güroskoobist ehk nurkkiiruseandurist ja </w:t>
+      </w:r>
+      <w:proofErr w:type="spellStart"/>
+      <w:r>
+        <w:t>aktseleromeetrist</w:t>
+      </w:r>
+      <w:proofErr w:type="spellEnd"/>
+      <w:r>
+        <w:t xml:space="preserve"> ehk kiirendusandurist. </w:t>
+      </w:r>
+    </w:p>
+    <w:p>
+      <w:r>
+        <w:t xml:space="preserve">Odavamaid andureid masstoodetakse tehaseliinil, mistõttu on otse tehasest tulnud </w:t>
+      </w:r>
+      <w:proofErr w:type="spellStart"/>
+      <w:r>
+        <w:t>inertsiaalanduril</w:t>
+      </w:r>
+      <w:proofErr w:type="spellEnd"/>
+      <w:r>
+        <w:t xml:space="preserve"> märgatav süstemaatiline mõõteviga, mida on võimalik matemaatiliselt mudeldada ja kasutajapoolse kalibreerimisega vähendada leides . </w:t>
+      </w:r>
+    </w:p>
+    <w:p>
+      <w:commentRangeStart w:id="1"/>
+      <w:r>
+        <w:t xml:space="preserve">Selle töö eesmärgiks on ühe kindla </w:t>
+      </w:r>
+      <w:proofErr w:type="spellStart"/>
+      <w:r>
+        <w:t>inertsiaalanduri</w:t>
+      </w:r>
+      <w:proofErr w:type="spellEnd"/>
+      <w:r>
+        <w:t xml:space="preserve"> kalibreerimismeetodi uurimine. Tegemist on lihtsa meetodiga, mille jaoks ei ole vaja ülimalt täpseid kalibreerimisplatvorme. Järgitakse protseduuri, mida on kirjeldatud </w:t>
+      </w:r>
+      <w:proofErr w:type="spellStart"/>
+      <w:r>
+        <w:t>Tedaldi</w:t>
+      </w:r>
+      <w:proofErr w:type="spellEnd"/>
+      <w:r>
+        <w:t xml:space="preserve"> </w:t>
+      </w:r>
+      <w:r>
+        <w:rPr>
+          <w:i/>
+          <w:iCs/>
+        </w:rPr>
+        <w:t xml:space="preserve">et </w:t>
+      </w:r>
+      <w:proofErr w:type="spellStart"/>
+      <w:r>
+        <w:rPr>
+          <w:i/>
+          <w:iCs/>
+        </w:rPr>
+        <w:t>al</w:t>
+      </w:r>
+      <w:proofErr w:type="spellEnd"/>
+      <w:r>
+        <w:t xml:space="preserve"> 2013. aastal läbi viidud uurimistöös „A robust and </w:t>
+      </w:r>
+      <w:proofErr w:type="spellStart"/>
+      <w:r>
+        <w:t>easy</w:t>
+      </w:r>
+      <w:proofErr w:type="spellEnd"/>
+      <w:r>
+        <w:t xml:space="preserve"> </w:t>
+      </w:r>
+      <w:proofErr w:type="spellStart"/>
+      <w:r>
+        <w:t>to</w:t>
+      </w:r>
+      <w:proofErr w:type="spellEnd"/>
+      <w:r>
+        <w:t xml:space="preserve"> </w:t>
+      </w:r>
+      <w:proofErr w:type="spellStart"/>
+      <w:r>
+        <w:t>implement</w:t>
+      </w:r>
+      <w:proofErr w:type="spellEnd"/>
+      <w:r>
+        <w:t xml:space="preserve"> </w:t>
+      </w:r>
+      <w:proofErr w:type="spellStart"/>
+      <w:r>
+        <w:t>method</w:t>
+      </w:r>
+      <w:proofErr w:type="spellEnd"/>
+      <w:r>
+        <w:t xml:space="preserve"> </w:t>
+      </w:r>
+      <w:proofErr w:type="spellStart"/>
+      <w:r>
+        <w:t>for</w:t>
+      </w:r>
+      <w:proofErr w:type="spellEnd"/>
+      <w:r>
+        <w:t xml:space="preserve"> IMU </w:t>
+      </w:r>
+      <w:proofErr w:type="spellStart"/>
+      <w:r>
+        <w:t>calibration</w:t>
+      </w:r>
+      <w:proofErr w:type="spellEnd"/>
+      <w:r>
+        <w:t xml:space="preserve"> </w:t>
+      </w:r>
+      <w:proofErr w:type="spellStart"/>
+      <w:r>
+        <w:t>without</w:t>
+      </w:r>
+      <w:proofErr w:type="spellEnd"/>
+      <w:r>
+        <w:t xml:space="preserve"> </w:t>
+      </w:r>
+      <w:proofErr w:type="spellStart"/>
+      <w:r>
+        <w:t>external</w:t>
+      </w:r>
+      <w:proofErr w:type="spellEnd"/>
+      <w:r>
+        <w:t xml:space="preserve"> </w:t>
+      </w:r>
+      <w:proofErr w:type="spellStart"/>
+      <w:r>
+        <w:t>equipments</w:t>
+      </w:r>
+      <w:proofErr w:type="spellEnd"/>
+      <w:r>
+        <w:t>“. Seejuures vaadatakse, kas autori loodud lihtsa suunamisalgoritmi kasutamine viib täpsemate kalibreerimistulemusteni ning võrreldakse ka mitme kalibreerimise korral saadavate parameetrite erinevust. Kalibreerimise täpsust hinnatakse kahel viisil. Esiteks rakendatakse saadud kalibreerimisparameetrid sõltumatule andmehulgale, mis on saadud kolmel teljel pööratava statiiviga. Teiseks kasutatakse servomootorit, et uurida güroskoobi täpsust enne ning pärast kalibreerimist.</w:t>
       </w:r>
       <w:commentRangeEnd w:id="1"/>
       <w:r>
@@ -2508,13 +2675,53 @@
     </w:p>
     <w:p>
       <w:r>
-        <w:t>Uurimistöö on aktuaalne, sest sellise võrdluse tegemisega on võimalik saada aimu sellest, kuidas on kõige täpsemalt ning usaldusväärsemalt võimalik inertsiaalandurit kasutada. See kalibreerimismeetod on väga lihtne ning seetõttu kasutusel inertsiaalandureid kasutatavates eksperimentaalsetes lahendustes, näiteks droonides, robotites ja liikumist jälgivates seadmetes. Valisin uurimiseks just selle valdkonna, kuna olen seotud Tartu Ülikooli üliõpilasprojekti KuupKulgur jaoks inertsiaalanduri kalibreerimise protsessi välja töötamisega ning pärast parima meetodi leidmisega tahtsin teada, kas saan enda valmistatud statiiviga usaldusväärsemalt kalibreerida sensorit kui käsitsi.</w:t>
+        <w:t xml:space="preserve">Uurimistöö on aktuaalne, sest sellise võrdluse tegemisega on võimalik saada aimu sellest, kuidas on kõige täpsemalt ning usaldusväärsemalt võimalik </w:t>
+      </w:r>
+      <w:proofErr w:type="spellStart"/>
+      <w:r>
+        <w:t>inertsiaalandurit</w:t>
+      </w:r>
+      <w:proofErr w:type="spellEnd"/>
+      <w:r>
+        <w:t xml:space="preserve"> kasutada. See kalibreerimismeetod on väga lihtne ning seetõttu kasutusel </w:t>
+      </w:r>
+      <w:proofErr w:type="spellStart"/>
+      <w:r>
+        <w:t>inertsiaalandureid</w:t>
+      </w:r>
+      <w:proofErr w:type="spellEnd"/>
+      <w:r>
+        <w:t xml:space="preserve"> kasutatavates eksperimentaalsetes lahendustes, näiteks droonides, robotites ja liikumist jälgivates seadmetes. Valisin uurimiseks just selle valdkonna, kuna olen seotud Tartu Ülikooli üliõpilasprojekti </w:t>
+      </w:r>
+      <w:proofErr w:type="spellStart"/>
+      <w:r>
+        <w:t>KuupKulgur</w:t>
+      </w:r>
+      <w:proofErr w:type="spellEnd"/>
+      <w:r>
+        <w:t xml:space="preserve"> jaoks </w:t>
+      </w:r>
+      <w:proofErr w:type="spellStart"/>
+      <w:r>
+        <w:t>inertsiaalanduri</w:t>
+      </w:r>
+      <w:proofErr w:type="spellEnd"/>
+      <w:r>
+        <w:t xml:space="preserve"> kalibreerimise protsessi välja töötamisega ning pärast parima meetodi leidmisega tahtsin teada, kas saan enda valmistatud statiiviga usaldusväärsemalt kalibreerida sensorit kui käsitsi.</w:t>
       </w:r>
     </w:p>
     <w:p>
       <w:r>
         <w:lastRenderedPageBreak/>
-        <w:t>Teoreetilise osa käigus uurin MEMS- tüüpi inertsiaalanduri põhikoostisosade tööpõhimõtet ja vastan uurimisküsimusele, et miks täpselt mõõteviga tekib. Metoodika osas selgitan matemaatikat kalibreerimismeetodi taga ning selgitan, kuidas valmis minu testalus. Katselises osas viin läbi 3 mõõtmist nii käsitsi kui ka kasutades enda valmistatud mehhaanilist testalust ning hindan, kumb andmete kogumise viis on usaldusväärsem. Usaldusväärsust hinnatakse kolme kriteeriumi alusel. Esiteks, võrreldakse sama mõõtevahendiga tehtud erinevaid mõõtmisi: mida suurem on suhteline erinevus kalibreerimisparameetritel, seda väiksem on andmete usaldusväärsus. Teiseks kontrollitakse, kui hästi sobituvad leitud kalibreerimisparameetrid algsete andmetega – mida suuremad on muud vead mõõtmisel, seda halvemini sobituvad kalibreeritud andmed omavahel. Kolmandaks proovitakse leida absoluutne viga kasutades 3D-prinditud testseadet, millega on võimalik sensorit asetada igale küljele.</w:t>
+        <w:t xml:space="preserve">Teoreetilise osa käigus uurin MEMS- tüüpi </w:t>
+      </w:r>
+      <w:proofErr w:type="spellStart"/>
+      <w:r>
+        <w:t>inertsiaalanduri</w:t>
+      </w:r>
+      <w:proofErr w:type="spellEnd"/>
+      <w:r>
+        <w:t xml:space="preserve"> põhikoostisosade tööpõhimõtet ja vastan uurimisküsimusele, et miks täpselt mõõteviga tekib. Metoodika osas selgitan matemaatikat kalibreerimismeetodi taga ning selgitan, kuidas valmis minu testalus. Katselises osas viin läbi 3 mõõtmist nii käsitsi kui ka kasutades enda valmistatud mehhaanilist testalust ning hindan, kumb andmete kogumise viis on usaldusväärsem. Usaldusväärsust hinnatakse kolme kriteeriumi alusel. Esiteks, võrreldakse sama mõõtevahendiga tehtud erinevaid mõõtmisi: mida suurem on suhteline erinevus kalibreerimisparameetritel, seda väiksem on andmete usaldusväärsus. Teiseks kontrollitakse, kui hästi sobituvad leitud kalibreerimisparameetrid algsete andmetega – mida suuremad on muud vead mõõtmisel, seda halvemini sobituvad kalibreeritud andmed omavahel. Kolmandaks proovitakse leida absoluutne viga kasutades 3D-prinditud testseadet, millega on võimalik sensorit asetada igale küljele.</w:t>
       </w:r>
     </w:p>
     <w:p>
@@ -2542,14 +2749,24 @@
         <w:pStyle w:val="Heading1"/>
       </w:pPr>
       <w:bookmarkStart w:id="2" w:name="_Toc217749172"/>
+      <w:proofErr w:type="spellStart"/>
       <w:r>
         <w:t>Inertsiaalanduritest</w:t>
       </w:r>
       <w:bookmarkEnd w:id="2"/>
-    </w:p>
-    <w:p>
-      <w:r>
-        <w:t>Selle peatüki eesmärgiks on anda lugejale arusaam inertsiaalandurite tähtsusest, tööpõhimõttest ja sellest tulenevalt näidata, miks on kasutajapoolne kalibreerimine vajalik.</w:t>
+      <w:proofErr w:type="spellEnd"/>
+    </w:p>
+    <w:p>
+      <w:r>
+        <w:t xml:space="preserve">Selle peatüki eesmärgiks on anda lugejale arusaam </w:t>
+      </w:r>
+      <w:proofErr w:type="spellStart"/>
+      <w:r>
+        <w:t>inertsiaalandurite</w:t>
+      </w:r>
+      <w:proofErr w:type="spellEnd"/>
+      <w:r>
+        <w:t xml:space="preserve"> tähtsusest, tööpõhimõttest ja sellest tulenevalt näidata, miks on kasutajapoolne kalibreerimine vajalik.</w:t>
       </w:r>
     </w:p>
     <w:p>
@@ -2566,9 +2783,11 @@
       <w:bookmarkEnd w:id="3"/>
     </w:p>
     <w:p>
+      <w:proofErr w:type="spellStart"/>
       <w:r>
         <w:t>Inertsiaalanduri</w:t>
       </w:r>
+      <w:proofErr w:type="spellEnd"/>
       <w:r>
         <w:t xml:space="preserve"> sees on kaks eraldiseisvat süsteemi, millest üks</w:t>
       </w:r>
@@ -2605,8 +2824,13 @@
       <w:r>
         <w:t xml:space="preserve">töös edaspidi </w:t>
       </w:r>
-      <w:r>
-        <w:t xml:space="preserve">aktseleromeetriks ja güroskoobiks. </w:t>
+      <w:proofErr w:type="spellStart"/>
+      <w:r>
+        <w:t>aktseleromeetriks</w:t>
+      </w:r>
+      <w:proofErr w:type="spellEnd"/>
+      <w:r>
+        <w:t xml:space="preserve"> ja güroskoobiks. </w:t>
       </w:r>
       <w:r>
         <w:t>Gravitatsiooniväljas on seega</w:t>
@@ -2651,7 +2875,15 @@
         <w:t>jas integreerides on võimalik anduri näitude abil leida ka seadme asetust maa suhtes, kuna teatakse algpositsiooni ja kolmel teljel pööratud nurka kolmel teljel, ja nihet, kui teatakse algkiirust. Sellegipoolest</w:t>
       </w:r>
       <w:r>
-        <w:t xml:space="preserve"> kasutatakse asetuse ja asukoha määramisel tavaliselt inertsiaalandurit koos teiste seadmetega (näiteks GNSS andurid või </w:t>
+        <w:t xml:space="preserve"> kasutatakse asetuse ja asukoha määramisel tavaliselt </w:t>
+      </w:r>
+      <w:proofErr w:type="spellStart"/>
+      <w:r>
+        <w:t>inertsiaalandurit</w:t>
+      </w:r>
+      <w:proofErr w:type="spellEnd"/>
+      <w:r>
+        <w:t xml:space="preserve"> koos teiste seadmetega (näiteks GNSS andurid või </w:t>
       </w:r>
       <w:r>
         <w:t>video</w:t>
@@ -2679,15 +2911,32 @@
       </w:r>
       <w:commentRangeStart w:id="4"/>
       <w:r>
-        <w:t xml:space="preserve">(Kok </w:t>
+        <w:t>(</w:t>
+      </w:r>
+      <w:proofErr w:type="spellStart"/>
+      <w:r>
+        <w:t>Kok</w:t>
+      </w:r>
+      <w:proofErr w:type="spellEnd"/>
+      <w:r>
+        <w:t xml:space="preserve"> </w:t>
       </w:r>
       <w:r>
         <w:rPr>
           <w:i/>
           <w:iCs/>
         </w:rPr>
-        <w:t>et al</w:t>
-      </w:r>
+        <w:t xml:space="preserve">et </w:t>
+      </w:r>
+      <w:proofErr w:type="spellStart"/>
+      <w:r>
+        <w:rPr>
+          <w:i/>
+          <w:iCs/>
+        </w:rPr>
+        <w:t>al</w:t>
+      </w:r>
+      <w:proofErr w:type="spellEnd"/>
       <w:r>
         <w:t>. 2018: 3</w:t>
       </w:r>
@@ -2710,7 +2959,23 @@
     </w:p>
     <w:p>
       <w:r>
-        <w:t>Kommertslahendustes ja tööstuses kasutatakse aina rohkem MEMS-tehnoloogial põhinevaid inertsiaalandureid, kuna need on väga väikesed, neid on võimalik toota väga kiiresti ja madala materjalikuluga ja need on muutumas aina täpsemaks. Sellist inertsiaalandurit kasutatakse ka selles uurimistöös, kuna see on odav, lihtsasti kasutatav ja kättesaadav ning selle</w:t>
+        <w:t xml:space="preserve">Kommertslahendustes ja tööstuses kasutatakse aina rohkem MEMS-tehnoloogial põhinevaid </w:t>
+      </w:r>
+      <w:proofErr w:type="spellStart"/>
+      <w:r>
+        <w:t>inertsiaalandureid</w:t>
+      </w:r>
+      <w:proofErr w:type="spellEnd"/>
+      <w:r>
+        <w:t xml:space="preserve">, kuna need on väga väikesed, neid on võimalik toota väga kiiresti ja madala materjalikuluga ja need on muutumas aina täpsemaks. Sellist </w:t>
+      </w:r>
+      <w:proofErr w:type="spellStart"/>
+      <w:r>
+        <w:t>inertsiaalandurit</w:t>
+      </w:r>
+      <w:proofErr w:type="spellEnd"/>
+      <w:r>
+        <w:t xml:space="preserve"> kasutatakse ka selles uurimistöös, kuna see on odav, lihtsasti kasutatav ja kättesaadav ning selle</w:t>
       </w:r>
       <w:r>
         <w:t xml:space="preserve"> kalibreerimise uurimine on tuleviku kontekstis kõige aktuaalsem.</w:t>
@@ -2719,16 +2984,53 @@
         <w:t xml:space="preserve"> Allveelaevades, kaugjuhitavates rakettides ja lennukites </w:t>
       </w:r>
       <w:r>
-        <w:t xml:space="preserve">kasutatakse seevastu optilisi güroskoope ja piesoelektrilisi aktseleromeetreid sisaldavaid </w:t>
-      </w:r>
-      <w:r>
-        <w:t xml:space="preserve">inertsiaalandureid. </w:t>
+        <w:t xml:space="preserve">kasutatakse seevastu optilisi güroskoope ja </w:t>
+      </w:r>
+      <w:proofErr w:type="spellStart"/>
+      <w:r>
+        <w:t>piesoelektrilisi</w:t>
+      </w:r>
+      <w:proofErr w:type="spellEnd"/>
+      <w:r>
+        <w:t xml:space="preserve"> </w:t>
+      </w:r>
+      <w:proofErr w:type="spellStart"/>
+      <w:r>
+        <w:t>aktseleromeetreid</w:t>
+      </w:r>
+      <w:proofErr w:type="spellEnd"/>
+      <w:r>
+        <w:t xml:space="preserve"> sisaldavaid </w:t>
+      </w:r>
+      <w:proofErr w:type="spellStart"/>
+      <w:r>
+        <w:t>inertsiaalandureid</w:t>
+      </w:r>
+      <w:proofErr w:type="spellEnd"/>
+      <w:r>
+        <w:t xml:space="preserve">. </w:t>
       </w:r>
       <w:r>
         <w:t xml:space="preserve">Need võimaldavad palju suuremat </w:t>
       </w:r>
       <w:r>
-        <w:t>mõõtmiste täpsust ja järjepidevust ning ilma geopositsioneerimiseta pikemat aega inertsiaalanduri andmete abil asukohta ja asendi määramist</w:t>
+        <w:t xml:space="preserve">mõõtmiste täpsust ja järjepidevust ning ilma </w:t>
+      </w:r>
+      <w:proofErr w:type="spellStart"/>
+      <w:r>
+        <w:t>geopositsioneerimiseta</w:t>
+      </w:r>
+      <w:proofErr w:type="spellEnd"/>
+      <w:r>
+        <w:t xml:space="preserve"> pikemat aega </w:t>
+      </w:r>
+      <w:proofErr w:type="spellStart"/>
+      <w:r>
+        <w:t>inertsiaalanduri</w:t>
+      </w:r>
+      <w:proofErr w:type="spellEnd"/>
+      <w:r>
+        <w:t xml:space="preserve"> andmete abil asukohta ja asendi määramist</w:t>
       </w:r>
       <w:r>
         <w:t xml:space="preserve">, </w:t>
@@ -2749,8 +3051,13 @@
       <w:r>
         <w:t>(</w:t>
       </w:r>
-      <w:r>
-        <w:t xml:space="preserve">Woodman 2007: </w:t>
+      <w:proofErr w:type="spellStart"/>
+      <w:r>
+        <w:t>Woodman</w:t>
+      </w:r>
+      <w:proofErr w:type="spellEnd"/>
+      <w:r>
+        <w:t xml:space="preserve"> 2007: </w:t>
       </w:r>
       <w:r>
         <w:t xml:space="preserve">3, </w:t>
@@ -2770,12 +3077,17 @@
       </w:r>
     </w:p>
     <w:p>
+      <w:proofErr w:type="spellStart"/>
       <w:r>
         <w:lastRenderedPageBreak/>
         <w:t>Inertsiaalandur</w:t>
       </w:r>
       <w:r>
-        <w:t>itel on</w:t>
+        <w:t>itel</w:t>
+      </w:r>
+      <w:proofErr w:type="spellEnd"/>
+      <w:r>
+        <w:t xml:space="preserve"> on</w:t>
       </w:r>
       <w:r>
         <w:t xml:space="preserve"> tänapäeval </w:t>
@@ -2805,11 +3117,24 @@
         <w:t>nutitelefonides ja -kellades</w:t>
       </w:r>
       <w:r>
-        <w:t xml:space="preserve"> töötavad tänu inertsiaalanduritele sammuluge</w:t>
+        <w:t xml:space="preserve"> töötavad tänu </w:t>
+      </w:r>
+      <w:proofErr w:type="spellStart"/>
+      <w:r>
+        <w:t>inertsiaalanduritele</w:t>
+      </w:r>
+      <w:proofErr w:type="spellEnd"/>
+      <w:r>
+        <w:t xml:space="preserve"> </w:t>
+      </w:r>
+      <w:proofErr w:type="spellStart"/>
+      <w:r>
+        <w:t>sammuluge</w:t>
       </w:r>
       <w:r>
         <w:t>rid</w:t>
       </w:r>
+      <w:proofErr w:type="spellEnd"/>
       <w:r>
         <w:t xml:space="preserve"> ja </w:t>
       </w:r>
@@ -2826,11 +3151,16 @@
         <w:t xml:space="preserve">ervishoius on seda tehnoloogiat kasutatud Parkinsoni tõvele viitavate ebatavaliste kõnnakumustrite tuvastamiseks ja </w:t>
       </w:r>
       <w:r>
-        <w:t>inimeste liikumise mudeldamiseks loomulikuma liikuvusega motoriseeritud eksoskelet</w:t>
+        <w:t xml:space="preserve">inimeste liikumise mudeldamiseks loomulikuma liikuvusega motoriseeritud </w:t>
+      </w:r>
+      <w:proofErr w:type="spellStart"/>
+      <w:r>
+        <w:t>eksoskelet</w:t>
       </w:r>
       <w:r>
         <w:t>i</w:t>
       </w:r>
+      <w:proofErr w:type="spellEnd"/>
       <w:r>
         <w:t xml:space="preserve"> loomiseks</w:t>
       </w:r>
@@ -2839,15 +3169,29 @@
       </w:r>
       <w:commentRangeStart w:id="6"/>
       <w:r>
-        <w:t>(Saraf</w:t>
-      </w:r>
+        <w:t>(</w:t>
+      </w:r>
+      <w:proofErr w:type="spellStart"/>
+      <w:r>
+        <w:t>Saraf</w:t>
+      </w:r>
+      <w:proofErr w:type="spellEnd"/>
       <w:r>
         <w:rPr>
           <w:i/>
           <w:iCs/>
         </w:rPr>
-        <w:t xml:space="preserve"> et al</w:t>
-      </w:r>
+        <w:t xml:space="preserve"> et </w:t>
+      </w:r>
+      <w:proofErr w:type="spellStart"/>
+      <w:r>
+        <w:rPr>
+          <w:i/>
+          <w:iCs/>
+        </w:rPr>
+        <w:t>al</w:t>
+      </w:r>
+      <w:proofErr w:type="spellEnd"/>
       <w:r>
         <w:t>. 2022: 1</w:t>
       </w:r>
@@ -2874,14 +3218,38 @@
         <w:t>roonid</w:t>
       </w:r>
       <w:r>
-        <w:t xml:space="preserve">es ja muudes autonoomsetes sõidukites võimaldavad inertsiaalandurid kiiret reaktsiooni ja liikumise korrigeerimist vastavalt keskkonnale ning eri mehhanismide omavahelist kooskõlastamist. Autodes toimub õhupatjade avanemine </w:t>
-      </w:r>
-      <w:r>
-        <w:t xml:space="preserve">tänu inertsiaalanduritele, mis suurt kiirendust väga kiiresti suudavad tajuda. </w:t>
+        <w:t xml:space="preserve">es ja muudes autonoomsetes sõidukites võimaldavad </w:t>
+      </w:r>
+      <w:proofErr w:type="spellStart"/>
+      <w:r>
+        <w:t>inertsiaalandurid</w:t>
+      </w:r>
+      <w:proofErr w:type="spellEnd"/>
+      <w:r>
+        <w:t xml:space="preserve"> kiiret reaktsiooni ja liikumise korrigeerimist vastavalt keskkonnale ning eri mehhanismide omavahelist kooskõlastamist. Autodes toimub õhupatjade avanemine </w:t>
+      </w:r>
+      <w:r>
+        <w:t xml:space="preserve">tänu </w:t>
+      </w:r>
+      <w:proofErr w:type="spellStart"/>
+      <w:r>
+        <w:t>inertsiaalanduritele</w:t>
+      </w:r>
+      <w:proofErr w:type="spellEnd"/>
+      <w:r>
+        <w:t xml:space="preserve">, mis suurt kiirendust väga kiiresti suudavad tajuda. </w:t>
       </w:r>
       <w:commentRangeStart w:id="7"/>
       <w:r>
-        <w:t xml:space="preserve">(STMicroelectronics </w:t>
+        <w:t>(</w:t>
+      </w:r>
+      <w:proofErr w:type="spellStart"/>
+      <w:r>
+        <w:t>STMicroelectronics</w:t>
+      </w:r>
+      <w:proofErr w:type="spellEnd"/>
+      <w:r>
+        <w:t xml:space="preserve"> </w:t>
       </w:r>
       <w:r>
         <w:t>2020: VAATA JARGI</w:t>
@@ -2914,7 +3282,23 @@
         <w:t>Selles uurimistöös kasutataval anduril sellist võimekust ei ole</w:t>
       </w:r>
       <w:r>
-        <w:t>, uuritakse aktseleromeetrit ja güroskoopi sisaldavat inertsiaalandurit.</w:t>
+        <w:t xml:space="preserve">, uuritakse </w:t>
+      </w:r>
+      <w:proofErr w:type="spellStart"/>
+      <w:r>
+        <w:t>aktseleromeetrit</w:t>
+      </w:r>
+      <w:proofErr w:type="spellEnd"/>
+      <w:r>
+        <w:t xml:space="preserve"> ja güroskoopi sisaldavat </w:t>
+      </w:r>
+      <w:proofErr w:type="spellStart"/>
+      <w:r>
+        <w:t>inertsiaalandurit</w:t>
+      </w:r>
+      <w:proofErr w:type="spellEnd"/>
+      <w:r>
+        <w:t>.</w:t>
       </w:r>
     </w:p>
     <w:p>
@@ -2923,7 +3307,7 @@
           <w:noProof/>
         </w:rPr>
         <w:drawing>
-          <wp:inline distT="0" distB="0" distL="0" distR="0" wp14:anchorId="53C9FA2A" wp14:editId="5B504F3A">
+          <wp:inline distT="0" distB="0" distL="0" distR="0" wp14:anchorId="53C9FA2A" wp14:editId="34EB70A1">
             <wp:extent cx="4394488" cy="3293807"/>
             <wp:effectExtent l="0" t="0" r="0" b="0"/>
             <wp:docPr id="1130426023" name="Picture 1"/>
@@ -2979,7 +3363,15 @@
     </w:p>
     <w:p>
       <w:r>
-        <w:t>Allikas: Matio 2019</w:t>
+        <w:t xml:space="preserve">Allikas: </w:t>
+      </w:r>
+      <w:proofErr w:type="spellStart"/>
+      <w:r>
+        <w:t>Matio</w:t>
+      </w:r>
+      <w:proofErr w:type="spellEnd"/>
+      <w:r>
+        <w:t xml:space="preserve"> 2019</w:t>
       </w:r>
     </w:p>
     <w:p>
@@ -2989,7 +3381,15 @@
       <w:bookmarkStart w:id="8" w:name="_Toc217749174"/>
       <w:r>
         <w:lastRenderedPageBreak/>
-        <w:t>MEMS-tüüpi inertsiaalanduri tööpõhimõte</w:t>
+        <w:t xml:space="preserve">MEMS-tüüpi </w:t>
+      </w:r>
+      <w:proofErr w:type="spellStart"/>
+      <w:r>
+        <w:t>inertsiaalanduri</w:t>
+      </w:r>
+      <w:proofErr w:type="spellEnd"/>
+      <w:r>
+        <w:t xml:space="preserve"> tööpõhimõte</w:t>
       </w:r>
       <w:bookmarkEnd w:id="8"/>
     </w:p>
@@ -3003,131 +3403,56 @@
       <w:r>
         <w:t xml:space="preserve">ekeelset terminit </w:t>
       </w:r>
+      <w:proofErr w:type="spellStart"/>
       <w:r>
         <w:rPr>
           <w:i/>
           <w:iCs/>
         </w:rPr>
-        <w:t>MicroElectroMechanical Systems</w:t>
-      </w:r>
-      <w:r>
-        <w:t xml:space="preserve">. </w:t>
-      </w:r>
-      <w:r>
-        <w:t>See on üldnimetus elektromehaanilisele süsteemile</w:t>
-      </w:r>
-      <w:r>
-        <w:t xml:space="preserve"> </w:t>
-      </w:r>
-      <w:r>
-        <w:t>ehk</w:t>
-      </w:r>
-      <w:r>
-        <w:t xml:space="preserve"> elektriliste ja mehaaniliste komponentidega süsteemi</w:t>
-      </w:r>
-      <w:r>
-        <w:t>le</w:t>
-      </w:r>
-      <w:r>
-        <w:t>, mi</w:t>
-      </w:r>
-      <w:r>
-        <w:t xml:space="preserve">lle osad on mõõdetavad mikromeetrites ja millimeetrites. Sellised süsteemid võivad mõõta, kontrollida või käivatada kõiksuguseid protsesse ja võivad töötada individuaalselt või kogumina, </w:t>
-      </w:r>
-      <w:r>
-        <w:t>mistõttu tänapäeval on need leitavad peaaegu igast elektriseadmest</w:t>
-      </w:r>
-      <w:r>
-        <w:t>.</w:t>
-      </w:r>
-      <w:r>
-        <w:t xml:space="preserve"> </w:t>
-      </w:r>
-      <w:r>
-        <w:t>See on tingitud to</w:t>
-      </w:r>
-      <w:r>
-        <w:t>otmise</w:t>
-      </w:r>
-      <w:r>
-        <w:t xml:space="preserve"> minimaalsest energia- ja materjalikulust</w:t>
-      </w:r>
-      <w:r>
-        <w:t xml:space="preserve"> ja ka madalast elektritarbimisest töötamise ajal. Pärast </w:t>
-      </w:r>
-      <w:r>
-        <w:t xml:space="preserve">tootmisprotsessi välja töötamist on </w:t>
-      </w:r>
-      <w:r>
-        <w:t xml:space="preserve">ka </w:t>
-      </w:r>
-      <w:r>
-        <w:t xml:space="preserve">masstootmine odav ja kerge. </w:t>
-      </w:r>
-      <w:r>
-        <w:t>MEMS-tüüpi andur on seadmest tavaliselt leitav millimeetrites mõõdetava mikrokiibina trükkplaadil</w:t>
-      </w:r>
-      <w:r>
-        <w:t xml:space="preserve"> ja selle sees on silma</w:t>
-      </w:r>
-      <w:r>
-        <w:t>le nähtamatu, tavaliselt</w:t>
-      </w:r>
-      <w:r>
-        <w:t xml:space="preserve"> ränist komponentidega süsteem. </w:t>
-      </w:r>
-      <w:commentRangeStart w:id="9"/>
-      <w:r>
-        <w:t xml:space="preserve">(M.K.Mishra </w:t>
-      </w:r>
+        <w:t>MicroElectroMechanical</w:t>
+      </w:r>
+      <w:proofErr w:type="spellEnd"/>
       <w:r>
         <w:rPr>
           <w:i/>
           <w:iCs/>
         </w:rPr>
-        <w:t>et al</w:t>
-      </w:r>
-      <w:r>
-        <w:t>., 2019</w:t>
-      </w:r>
-      <w:r>
-        <w:t>: 4–6</w:t>
-      </w:r>
-      <w:r>
-        <w:t>)</w:t>
-      </w:r>
-      <w:commentRangeEnd w:id="9"/>
-      <w:r>
-        <w:rPr>
-          <w:rStyle w:val="CommentReference"/>
-        </w:rPr>
-        <w:commentReference w:id="9"/>
-      </w:r>
-    </w:p>
-    <w:p>
-      <w:r>
-        <w:t>E</w:t>
-      </w:r>
-      <w:r>
-        <w:t>namik</w:t>
+        <w:t xml:space="preserve"> Systems</w:t>
+      </w:r>
+      <w:r>
+        <w:t xml:space="preserve">. </w:t>
+      </w:r>
+      <w:r>
+        <w:t>See on üldnimetus elektromehaanilisele süsteemile</w:t>
       </w:r>
       <w:r>
         <w:t xml:space="preserve"> </w:t>
       </w:r>
       <w:r>
-        <w:t xml:space="preserve">inertsiaalandureid kasutab </w:t>
-      </w:r>
-      <w:r>
-        <w:t xml:space="preserve">samuti </w:t>
-      </w:r>
-      <w:r>
-        <w:t xml:space="preserve">mikroskaalal </w:t>
-      </w:r>
-      <w:r>
-        <w:t>elektromehaanilisi süsteeme</w:t>
-      </w:r>
-      <w:r>
-        <w:t>, aga täpne tehnoloogia sõltub andurist</w:t>
+        <w:t>ehk</w:t>
+      </w:r>
+      <w:r>
+        <w:t xml:space="preserve"> elektriliste ja mehaaniliste komponentidega süsteemi</w:t>
+      </w:r>
+      <w:r>
+        <w:t>le</w:t>
+      </w:r>
+      <w:r>
+        <w:t>, mi</w:t>
+      </w:r>
+      <w:r>
+        <w:t xml:space="preserve">lle osad on mõõdetavad mikromeetrites ja millimeetrites. Sellised süsteemid võivad mõõta, kontrollida või </w:t>
+      </w:r>
+      <w:proofErr w:type="spellStart"/>
+      <w:r>
+        <w:t>käivatada</w:t>
+      </w:r>
+      <w:proofErr w:type="spellEnd"/>
+      <w:r>
+        <w:t xml:space="preserve"> kõiksuguseid protsesse ja võivad töötada individuaalselt või kogumina, </w:t>
+      </w:r>
+      <w:r>
+        <w:t>mistõttu tänapäeval on need leitavad peaaegu igast elektriseadmest</w:t>
       </w:r>
       <w:r>
         <w:t>.</w:t>
@@ -3136,148 +3461,302 @@
         <w:t xml:space="preserve"> </w:t>
       </w:r>
       <w:r>
-        <w:t xml:space="preserve">Nurkkiiruse ja kiirenduse mõõtmiseks on anduri sees </w:t>
-      </w:r>
-      <w:r>
-        <w:t xml:space="preserve">üksteisest </w:t>
-      </w:r>
-      <w:r>
-        <w:t>eraldiseisvad süsteemid, kusjuures iga telje kohta on eraldi just sellel teljel vastavat suurust mõõtev süsteem</w:t>
-      </w:r>
-      <w:r>
-        <w:t>, seega mõõdetakse kiirenduse ja nurkkiiruse projektsioone kolmele teljele.</w:t>
-      </w:r>
+        <w:t>See on tingitud to</w:t>
+      </w:r>
+      <w:r>
+        <w:t>otmise</w:t>
+      </w:r>
+      <w:r>
+        <w:t xml:space="preserve"> minimaalsest energia- ja materjalikulust</w:t>
+      </w:r>
+      <w:r>
+        <w:t xml:space="preserve"> ja ka madalast elektritarbimisest töötamise ajal. Pärast </w:t>
+      </w:r>
+      <w:r>
+        <w:t xml:space="preserve">tootmisprotsessi välja töötamist on </w:t>
+      </w:r>
+      <w:r>
+        <w:t xml:space="preserve">ka </w:t>
+      </w:r>
+      <w:r>
+        <w:t xml:space="preserve">masstootmine odav ja kerge. </w:t>
+      </w:r>
+      <w:r>
+        <w:t>MEMS-tüüpi andur on seadmest tavaliselt leitav millimeetrites mõõdetava mikrokiibina trükkplaadil</w:t>
+      </w:r>
+      <w:r>
+        <w:t xml:space="preserve"> ja selle sees on silma</w:t>
+      </w:r>
+      <w:r>
+        <w:t>le nähtamatu, tavaliselt</w:t>
+      </w:r>
+      <w:r>
+        <w:t xml:space="preserve"> ränist komponentidega süsteem. </w:t>
+      </w:r>
+      <w:commentRangeStart w:id="9"/>
+      <w:r>
+        <w:t>(</w:t>
+      </w:r>
+      <w:proofErr w:type="spellStart"/>
+      <w:r>
+        <w:t>M.K.Mishra</w:t>
+      </w:r>
+      <w:proofErr w:type="spellEnd"/>
       <w:r>
         <w:t xml:space="preserve"> </w:t>
-      </w:r>
-      <w:r>
-        <w:t xml:space="preserve">Tänapäeval </w:t>
-      </w:r>
-      <w:r>
-        <w:t>on kommertslahendustes levinud</w:t>
-      </w:r>
-      <w:r>
-        <w:t xml:space="preserve"> </w:t>
-      </w:r>
-      <w:r>
-        <w:t xml:space="preserve">oma suhteliselt kõrge täpsuse, madala temperatuurimuutlikkuse ja lihtsa siseehituse tõttu </w:t>
-      </w:r>
-      <w:r>
-        <w:t xml:space="preserve">just </w:t>
-      </w:r>
-      <w:r>
-        <w:t>elektrijuhtivus</w:t>
-      </w:r>
-      <w:r>
-        <w:t>t kasutavad MEMS-aktseleromeetrid</w:t>
-      </w:r>
-      <w:r>
-        <w:t>. S</w:t>
-      </w:r>
-      <w:r>
-        <w:t xml:space="preserve">uurem osa </w:t>
-      </w:r>
-      <w:r>
-        <w:t>MEMS-güroskoop</w:t>
-      </w:r>
-      <w:r>
-        <w:t>e kasutab</w:t>
-      </w:r>
-      <w:r>
-        <w:t xml:space="preserve"> </w:t>
-      </w:r>
-      <w:r>
-        <w:t xml:space="preserve">mingisugust </w:t>
-      </w:r>
-      <w:r>
-        <w:t>vibreerivat komponenti</w:t>
-      </w:r>
-      <w:r>
-        <w:t xml:space="preserve">, </w:t>
-      </w:r>
-      <w:r>
-        <w:t>mis võimaldab leida nurkkiirust, ilma et anduri sees päriselt mingi komponent peaks pöörlema. Pöörlemine nõuaks laagreid ja õlitamist, mikroskaalal oleks keeruline sellist süsteemi kokku panna</w:t>
-      </w:r>
-      <w:r>
-        <w:t xml:space="preserve">. </w:t>
-      </w:r>
-      <w:r>
-        <w:t>Eelnevalt kirjeldatud</w:t>
-      </w:r>
-      <w:r>
-        <w:t xml:space="preserve"> andur</w:t>
-      </w:r>
-      <w:r>
-        <w:t>itüüpe</w:t>
-      </w:r>
-      <w:r>
-        <w:t xml:space="preserve"> </w:t>
-      </w:r>
-      <w:r>
-        <w:t>kasutatakse ka antud uurimistöös</w:t>
-      </w:r>
-      <w:r>
-        <w:t>,</w:t>
-      </w:r>
-      <w:r>
-        <w:t xml:space="preserve"> </w:t>
-      </w:r>
-      <w:r>
-        <w:t xml:space="preserve">mistõttu </w:t>
-      </w:r>
-      <w:r>
-        <w:t xml:space="preserve">kirjeldatakse järgnevates lõikudes just selliste andurite tööpõhimõtet </w:t>
-      </w:r>
-      <w:r>
-        <w:t xml:space="preserve">(TDK InvenSense 2021: 20). </w:t>
-      </w:r>
-      <w:r>
-        <w:t xml:space="preserve">Samas </w:t>
-      </w:r>
-      <w:r>
-        <w:t>tasub märkida, et esineb</w:t>
-      </w:r>
-      <w:r>
-        <w:t xml:space="preserve"> näiteks </w:t>
-      </w:r>
-      <w:r>
-        <w:t>piesoelektrilisi takistei</w:t>
-      </w:r>
-      <w:r>
-        <w:t>d, resonantsi või soojust</w:t>
-      </w:r>
-      <w:r>
-        <w:t xml:space="preserve"> kasutavaid </w:t>
-      </w:r>
-      <w:r>
-        <w:t>MEMS-</w:t>
-      </w:r>
-      <w:r>
-        <w:t>kiirendusandureid</w:t>
-      </w:r>
-      <w:r>
-        <w:t>, millel on spetsiifilised kasud olnud ajalooliselt või kindlas tööstusharus</w:t>
-      </w:r>
-      <w:r>
-        <w:t xml:space="preserve">, aga nendest ei ole kujunenud tööstusstandard. </w:t>
-      </w:r>
-      <w:r>
-        <w:t xml:space="preserve"> </w:t>
-      </w:r>
-      <w:r>
-        <w:t>(</w:t>
-      </w:r>
-      <w:commentRangeStart w:id="10"/>
-      <w:r>
-        <w:t xml:space="preserve">Yazdi </w:t>
       </w:r>
       <w:r>
         <w:rPr>
           <w:i/>
           <w:iCs/>
         </w:rPr>
-        <w:t>et al</w:t>
-      </w:r>
+        <w:t xml:space="preserve">et </w:t>
+      </w:r>
+      <w:proofErr w:type="spellStart"/>
+      <w:r>
+        <w:rPr>
+          <w:i/>
+          <w:iCs/>
+        </w:rPr>
+        <w:t>al</w:t>
+      </w:r>
+      <w:proofErr w:type="spellEnd"/>
+      <w:r>
+        <w:t>., 2019</w:t>
+      </w:r>
+      <w:r>
+        <w:t>: 4–6</w:t>
+      </w:r>
+      <w:r>
+        <w:t>)</w:t>
+      </w:r>
+      <w:commentRangeEnd w:id="9"/>
+      <w:r>
+        <w:rPr>
+          <w:rStyle w:val="CommentReference"/>
+        </w:rPr>
+        <w:commentReference w:id="9"/>
+      </w:r>
+    </w:p>
+    <w:p>
+      <w:r>
+        <w:t>E</w:t>
+      </w:r>
+      <w:r>
+        <w:t>namik</w:t>
+      </w:r>
+      <w:r>
+        <w:t xml:space="preserve"> </w:t>
+      </w:r>
+      <w:proofErr w:type="spellStart"/>
+      <w:r>
+        <w:t>inertsiaalandureid</w:t>
+      </w:r>
+      <w:proofErr w:type="spellEnd"/>
+      <w:r>
+        <w:t xml:space="preserve"> kasutab </w:t>
+      </w:r>
+      <w:r>
+        <w:t xml:space="preserve">samuti </w:t>
+      </w:r>
+      <w:r>
+        <w:t xml:space="preserve">mikroskaalal </w:t>
+      </w:r>
+      <w:r>
+        <w:t>elektromehaanilisi süsteeme</w:t>
+      </w:r>
+      <w:r>
+        <w:t>, aga täpne tehnoloogia sõltub andurist</w:t>
+      </w:r>
+      <w:r>
+        <w:t>.</w:t>
+      </w:r>
+      <w:r>
+        <w:t xml:space="preserve"> </w:t>
+      </w:r>
+      <w:r>
+        <w:t xml:space="preserve">Nurkkiiruse ja kiirenduse mõõtmiseks on anduri sees </w:t>
+      </w:r>
+      <w:r>
+        <w:t xml:space="preserve">üksteisest </w:t>
+      </w:r>
+      <w:r>
+        <w:t>eraldiseisvad süsteemid, kusjuures iga telje kohta on eraldi just sellel teljel vastavat suurust mõõtev süsteem</w:t>
+      </w:r>
+      <w:r>
+        <w:t>, seega mõõdetakse kiirenduse ja nurkkiiruse projektsioone kolmele teljele.</w:t>
+      </w:r>
+      <w:r>
+        <w:t xml:space="preserve"> </w:t>
+      </w:r>
+      <w:r>
+        <w:t xml:space="preserve">Tänapäeval </w:t>
+      </w:r>
+      <w:r>
+        <w:t>on kommertslahendustes levinud</w:t>
+      </w:r>
+      <w:r>
+        <w:t xml:space="preserve"> </w:t>
+      </w:r>
+      <w:r>
+        <w:t xml:space="preserve">oma suhteliselt kõrge täpsuse, madala temperatuurimuutlikkuse ja lihtsa </w:t>
+      </w:r>
+      <w:proofErr w:type="spellStart"/>
+      <w:r>
+        <w:t>siseehituse</w:t>
+      </w:r>
+      <w:proofErr w:type="spellEnd"/>
+      <w:r>
+        <w:t xml:space="preserve"> tõttu </w:t>
+      </w:r>
+      <w:r>
+        <w:t xml:space="preserve">just </w:t>
+      </w:r>
+      <w:r>
+        <w:t>elektrijuhtivus</w:t>
+      </w:r>
+      <w:r>
+        <w:t>t kasutavad MEMS-</w:t>
+      </w:r>
+      <w:proofErr w:type="spellStart"/>
+      <w:r>
+        <w:t>aktseleromeetrid</w:t>
+      </w:r>
+      <w:proofErr w:type="spellEnd"/>
+      <w:r>
+        <w:t>. S</w:t>
+      </w:r>
+      <w:r>
+        <w:t xml:space="preserve">uurem osa </w:t>
+      </w:r>
+      <w:r>
+        <w:t>MEMS-güroskoop</w:t>
+      </w:r>
+      <w:r>
+        <w:t>e kasutab</w:t>
+      </w:r>
+      <w:r>
+        <w:t xml:space="preserve"> </w:t>
+      </w:r>
+      <w:r>
+        <w:t xml:space="preserve">mingisugust </w:t>
+      </w:r>
+      <w:r>
+        <w:t>vibreerivat komponenti</w:t>
+      </w:r>
+      <w:r>
+        <w:t xml:space="preserve">, </w:t>
+      </w:r>
+      <w:r>
+        <w:t>mis võimaldab leida nurkkiirust, ilma et anduri sees päriselt mingi komponent peaks pöörlema. Pöörlemine nõuaks laagreid ja õlitamist, mikroskaalal oleks keeruline sellist süsteemi kokku panna</w:t>
+      </w:r>
+      <w:r>
+        <w:t xml:space="preserve">. </w:t>
+      </w:r>
+      <w:r>
+        <w:t>Eelnevalt kirjeldatud</w:t>
+      </w:r>
+      <w:r>
+        <w:t xml:space="preserve"> andur</w:t>
+      </w:r>
+      <w:r>
+        <w:t>itüüpe</w:t>
+      </w:r>
+      <w:r>
+        <w:t xml:space="preserve"> </w:t>
+      </w:r>
+      <w:r>
+        <w:t>kasutatakse ka antud uurimistöös</w:t>
+      </w:r>
+      <w:r>
+        <w:t>,</w:t>
+      </w:r>
+      <w:r>
+        <w:t xml:space="preserve"> </w:t>
+      </w:r>
+      <w:r>
+        <w:t xml:space="preserve">mistõttu </w:t>
+      </w:r>
+      <w:r>
+        <w:t xml:space="preserve">kirjeldatakse järgnevates lõikudes just selliste andurite tööpõhimõtet </w:t>
+      </w:r>
+      <w:r>
+        <w:t xml:space="preserve">(TDK </w:t>
+      </w:r>
+      <w:proofErr w:type="spellStart"/>
+      <w:r>
+        <w:t>InvenSense</w:t>
+      </w:r>
+      <w:proofErr w:type="spellEnd"/>
+      <w:r>
+        <w:t xml:space="preserve"> 2021: 20). </w:t>
+      </w:r>
+      <w:r>
+        <w:t xml:space="preserve">Samas </w:t>
+      </w:r>
+      <w:r>
+        <w:t>tasub märkida, et esineb</w:t>
+      </w:r>
+      <w:r>
+        <w:t xml:space="preserve"> näiteks </w:t>
+      </w:r>
+      <w:proofErr w:type="spellStart"/>
+      <w:r>
+        <w:t>piesoelektrilisi</w:t>
+      </w:r>
+      <w:proofErr w:type="spellEnd"/>
+      <w:r>
+        <w:t xml:space="preserve"> takistei</w:t>
+      </w:r>
+      <w:r>
+        <w:t>d, resonantsi või soojust</w:t>
+      </w:r>
+      <w:r>
+        <w:t xml:space="preserve"> kasutavaid </w:t>
+      </w:r>
+      <w:r>
+        <w:t>MEMS-</w:t>
+      </w:r>
+      <w:r>
+        <w:t>kiirendusandureid</w:t>
+      </w:r>
+      <w:r>
+        <w:t>, millel on spetsiifilised kasud olnud ajalooliselt või kindlas tööstusharus</w:t>
+      </w:r>
+      <w:r>
+        <w:t xml:space="preserve">, aga nendest ei ole kujunenud tööstusstandard. </w:t>
+      </w:r>
+      <w:r>
+        <w:t xml:space="preserve"> </w:t>
+      </w:r>
+      <w:r>
+        <w:t>(</w:t>
+      </w:r>
+      <w:commentRangeStart w:id="10"/>
+      <w:proofErr w:type="spellStart"/>
+      <w:r>
+        <w:t>Yazdi</w:t>
+      </w:r>
+      <w:proofErr w:type="spellEnd"/>
+      <w:r>
+        <w:t xml:space="preserve"> </w:t>
+      </w:r>
+      <w:r>
+        <w:rPr>
+          <w:i/>
+          <w:iCs/>
+        </w:rPr>
+        <w:t xml:space="preserve">et </w:t>
+      </w:r>
+      <w:proofErr w:type="spellStart"/>
+      <w:r>
+        <w:rPr>
+          <w:i/>
+          <w:iCs/>
+        </w:rPr>
+        <w:t>al</w:t>
+      </w:r>
+      <w:proofErr w:type="spellEnd"/>
       <w:r>
         <w:t xml:space="preserve">. 2025: </w:t>
       </w:r>
@@ -3308,6 +3787,7 @@
       </w:r>
     </w:p>
     <w:p>
+      <w:proofErr w:type="spellStart"/>
       <w:r>
         <w:t>Aktse</w:t>
       </w:r>
@@ -3315,7 +3795,11 @@
         <w:t>le</w:t>
       </w:r>
       <w:r>
-        <w:t>romeetri tööpõhimõte põhineb kahe vedru</w:t>
+        <w:t>romeetri</w:t>
+      </w:r>
+      <w:proofErr w:type="spellEnd"/>
+      <w:r>
+        <w:t xml:space="preserve"> tööpõhimõte põhineb kahe vedru</w:t>
       </w:r>
       <w:r>
         <w:t xml:space="preserve"> </w:t>
@@ -3344,9 +3828,11 @@
       <w:r>
         <w:t xml:space="preserve">ankrute kaudu </w:t>
       </w:r>
+      <w:proofErr w:type="spellStart"/>
       <w:r>
         <w:t>inertsiaalanduri</w:t>
       </w:r>
+      <w:proofErr w:type="spellEnd"/>
       <w:r>
         <w:t xml:space="preserve"> korpuse</w:t>
       </w:r>
@@ -3377,8 +3863,13 @@
       <w:r>
         <w:t xml:space="preserve">Kui </w:t>
       </w:r>
-      <w:r>
-        <w:t>inertsiaalandurile mõjub vastaval teljel kiirendus</w:t>
+      <w:proofErr w:type="spellStart"/>
+      <w:r>
+        <w:t>inertsiaalandurile</w:t>
+      </w:r>
+      <w:proofErr w:type="spellEnd"/>
+      <w:r>
+        <w:t xml:space="preserve"> mõjub vastaval teljel kiirendus</w:t>
       </w:r>
       <w:r>
         <w:t>,</w:t>
@@ -3418,7 +3909,15 @@
         <w:t xml:space="preserve">e muutus on mõõdetav teiste mikrokomponentide abil. </w:t>
       </w:r>
       <w:r>
-        <w:t xml:space="preserve">Tasub märkida, et joonis ... näitab vaid osade omavahelist paiknemist ja näitab muutust kiirenduse kogemisel, aga tegelikkuses on juhtivaid elemente ja seismilise massi harjakesi palju rohkem, kuna nii väikesel skaalal komponentidel esineb paratamatult vigu nii ehituselt kui ka talitluselt ja keskmistamine võimaldab ühest vigasest komponendist tulenevaid vigu vähendada. </w:t>
+        <w:t xml:space="preserve">Tasub märkida, et joonis ... näitab vaid osade omavahelist paiknemist ja näitab muutust kiirenduse kogemisel, aga tegelikkuses on juhtivaid elemente ja seismilise massi harjakesi palju rohkem, kuna nii väikesel skaalal komponentidel esineb paratamatult vigu nii ehituselt kui ka talitluselt ja </w:t>
+      </w:r>
+      <w:proofErr w:type="spellStart"/>
+      <w:r>
+        <w:t>keskmistamine</w:t>
+      </w:r>
+      <w:proofErr w:type="spellEnd"/>
+      <w:r>
+        <w:t xml:space="preserve"> võimaldab ühest vigasest komponendist tulenevaid vigu vähendada. </w:t>
       </w:r>
       <w:r>
         <w:t>Mida rohkem</w:t>
@@ -3434,7 +3933,15 @@
       </w:r>
       <w:commentRangeStart w:id="11"/>
       <w:r>
-        <w:t>(Fraden 2016: 402, 405</w:t>
+        <w:t>(</w:t>
+      </w:r>
+      <w:proofErr w:type="spellStart"/>
+      <w:r>
+        <w:t>Fraden</w:t>
+      </w:r>
+      <w:proofErr w:type="spellEnd"/>
+      <w:r>
+        <w:t xml:space="preserve"> 2016: 402, 405</w:t>
       </w:r>
       <w:r>
         <w:t>)</w:t>
@@ -3497,7 +4004,15 @@
     </w:p>
     <w:p>
       <w:r>
-        <w:t>Joonis ... MEMS-tüüpi akseleromeetri komponentide lihtsustatud paiknemine</w:t>
+        <w:t xml:space="preserve">Joonis ... MEMS-tüüpi </w:t>
+      </w:r>
+      <w:proofErr w:type="spellStart"/>
+      <w:r>
+        <w:t>akseleromeetri</w:t>
+      </w:r>
+      <w:proofErr w:type="spellEnd"/>
+      <w:r>
+        <w:t xml:space="preserve"> komponentide lihtsustatud paiknemine</w:t>
       </w:r>
     </w:p>
     <w:p>
@@ -3505,8 +4020,13 @@
         <w:t xml:space="preserve">Allikas: </w:t>
       </w:r>
       <w:commentRangeStart w:id="12"/>
-      <w:r>
-        <w:t>Strout 2025</w:t>
+      <w:proofErr w:type="spellStart"/>
+      <w:r>
+        <w:t>Strout</w:t>
+      </w:r>
+      <w:proofErr w:type="spellEnd"/>
+      <w:r>
+        <w:t xml:space="preserve"> 2025</w:t>
       </w:r>
       <w:commentRangeEnd w:id="12"/>
       <w:r>
@@ -3518,10 +4038,26 @@
     </w:p>
     <w:p>
       <w:r>
-        <w:t xml:space="preserve">Järgnevalt vaadeldakse lihtsustatud füüsikalist mudelit, mille eesmärk on näidata, miks MEMS-tüüpi aktseleromeetri elektriline väljund on ligikaudselt võrdeline kiirendusega. </w:t>
-      </w:r>
-      <w:r>
-        <w:t>Tulenevalt Hooke’i seaduses</w:t>
+        <w:t xml:space="preserve">Järgnevalt vaadeldakse lihtsustatud füüsikalist mudelit, mille eesmärk on näidata, miks MEMS-tüüpi </w:t>
+      </w:r>
+      <w:proofErr w:type="spellStart"/>
+      <w:r>
+        <w:t>aktseleromeetri</w:t>
+      </w:r>
+      <w:proofErr w:type="spellEnd"/>
+      <w:r>
+        <w:t xml:space="preserve"> elektriline väljund on ligikaudselt võrdeline kiirendusega. </w:t>
+      </w:r>
+      <w:r>
+        <w:t xml:space="preserve">Tulenevalt </w:t>
+      </w:r>
+      <w:proofErr w:type="spellStart"/>
+      <w:r>
+        <w:t>Hooke’i</w:t>
+      </w:r>
+      <w:proofErr w:type="spellEnd"/>
+      <w:r>
+        <w:t xml:space="preserve"> seaduses</w:t>
       </w:r>
       <w:r>
         <w:t xml:space="preserve">t </w:t>
@@ -3723,6 +4259,7 @@
       <w:r>
         <w:t>(</w:t>
       </w:r>
+      <w:proofErr w:type="spellStart"/>
       <w:r>
         <w:rPr>
           <w:i/>
@@ -3730,6 +4267,7 @@
         </w:rPr>
         <w:t>ibid</w:t>
       </w:r>
+      <w:proofErr w:type="spellEnd"/>
       <w:r>
         <w:t>.: 403)</w:t>
       </w:r>
@@ -4676,8 +5214,13 @@
       <w:r>
         <w:t xml:space="preserve"> </w:t>
       </w:r>
-      <w:r>
-        <w:t xml:space="preserve">Coriolisi jõu mõjul </w:t>
+      <w:proofErr w:type="spellStart"/>
+      <w:r>
+        <w:t>Coriolisi</w:t>
+      </w:r>
+      <w:proofErr w:type="spellEnd"/>
+      <w:r>
+        <w:t xml:space="preserve"> jõu mõjul </w:t>
       </w:r>
       <w:r>
         <w:t xml:space="preserve">ühele </w:t>
@@ -4712,8 +5255,13 @@
       <w:r>
         <w:t xml:space="preserve"> </w:t>
       </w:r>
-      <w:r>
-        <w:t xml:space="preserve">Coriolisi jõu mõjul </w:t>
+      <w:proofErr w:type="spellStart"/>
+      <w:r>
+        <w:t>Coriolisi</w:t>
+      </w:r>
+      <w:proofErr w:type="spellEnd"/>
+      <w:r>
+        <w:t xml:space="preserve"> jõu mõjul </w:t>
       </w:r>
       <w:r>
         <w:t>nihkub seismiline mass</w:t>
@@ -4730,11 +5278,32 @@
       <w:r>
         <w:t xml:space="preserve"> </w:t>
       </w:r>
-      <w:r>
-        <w:t>Coriolisi jõuga kaasnenud kiirendus on leitav samaväärselt inertsjõu tekitatud kiirendusega aktseleromeetris. Selleks vaadatakse e</w:t>
-      </w:r>
-      <w:r>
-        <w:t xml:space="preserve">lektrijuhtivuse muutumist ja elektrostaatilise jõu tekitamiseks vajaminevat pinget </w:t>
+      <w:proofErr w:type="spellStart"/>
+      <w:r>
+        <w:t>Coriolisi</w:t>
+      </w:r>
+      <w:proofErr w:type="spellEnd"/>
+      <w:r>
+        <w:t xml:space="preserve"> jõuga kaasnenud kiirendus on leitav samaväärselt inertsjõu tekitatud kiirendusega </w:t>
+      </w:r>
+      <w:proofErr w:type="spellStart"/>
+      <w:r>
+        <w:t>aktseleromeetris</w:t>
+      </w:r>
+      <w:proofErr w:type="spellEnd"/>
+      <w:r>
+        <w:t>. Selleks vaadatakse e</w:t>
+      </w:r>
+      <w:r>
+        <w:t xml:space="preserve">lektrijuhtivuse muutumist ja </w:t>
+      </w:r>
+      <w:proofErr w:type="spellStart"/>
+      <w:r>
+        <w:t>elektrostaatilise</w:t>
+      </w:r>
+      <w:proofErr w:type="spellEnd"/>
+      <w:r>
+        <w:t xml:space="preserve"> jõu tekitamiseks vajaminevat pinget </w:t>
       </w:r>
       <w:r>
         <w:t>ning</w:t>
@@ -4745,8 +5314,13 @@
       <w:r>
         <w:t xml:space="preserve">elektrisignaal </w:t>
       </w:r>
-      <w:r>
-        <w:t xml:space="preserve">teisendastakse </w:t>
+      <w:proofErr w:type="spellStart"/>
+      <w:r>
+        <w:t>teisendastakse</w:t>
+      </w:r>
+      <w:proofErr w:type="spellEnd"/>
+      <w:r>
+        <w:t xml:space="preserve"> </w:t>
       </w:r>
       <w:r>
         <w:t>nurkkiiruseks</w:t>
@@ -5337,6 +5911,7 @@
       <w:r>
         <w:rPr>
           <w:rFonts w:eastAsiaTheme="minorEastAsia"/>
+          <w:noProof/>
         </w:rPr>
         <w:drawing>
           <wp:inline distT="0" distB="0" distL="0" distR="0" wp14:anchorId="3930424B" wp14:editId="291C16F7">
@@ -5384,23 +5959,30 @@
         <w:t xml:space="preserve">Joonis ... . </w:t>
       </w:r>
       <w:r>
-        <w:t xml:space="preserve">MEMS-tüüpi </w:t>
-      </w:r>
-      <w:r>
-        <w:t>güroskoobi</w:t>
-      </w:r>
-      <w:r>
-        <w:t xml:space="preserve"> komponentide lihtsustatud paiknemine</w:t>
-      </w:r>
-    </w:p>
-    <w:p>
-      <w:r>
-        <w:t>Allikas: Strout 2025</w:t>
-      </w:r>
-    </w:p>
-    <w:p>
-      <w:r>
-        <w:t>Coriolisi jõud</w:t>
+        <w:t>MEMS-tüüpi güroskoobi komponentide lihtsustatud paiknemine</w:t>
+      </w:r>
+    </w:p>
+    <w:p>
+      <w:r>
+        <w:t xml:space="preserve">Allikas: </w:t>
+      </w:r>
+      <w:proofErr w:type="spellStart"/>
+      <w:r>
+        <w:t>Strout</w:t>
+      </w:r>
+      <w:proofErr w:type="spellEnd"/>
+      <w:r>
+        <w:t xml:space="preserve"> 2025</w:t>
+      </w:r>
+    </w:p>
+    <w:p>
+      <w:proofErr w:type="spellStart"/>
+      <w:r>
+        <w:t>Coriolisi</w:t>
+      </w:r>
+      <w:proofErr w:type="spellEnd"/>
+      <w:r>
+        <w:t xml:space="preserve"> jõud</w:t>
       </w:r>
       <w:commentRangeStart w:id="14"/>
       <w:r>
@@ -5594,7 +6176,21 @@
         <w:rPr>
           <w:rFonts w:eastAsiaTheme="minorEastAsia"/>
         </w:rPr>
-        <w:t xml:space="preserve">mistõttu muutub ka Coriolisi jõu suund ja suurus ühe võnkumise ulatuses pidevalt. </w:t>
+        <w:t xml:space="preserve">mistõttu muutub ka </w:t>
+      </w:r>
+      <w:proofErr w:type="spellStart"/>
+      <w:r>
+        <w:rPr>
+          <w:rFonts w:eastAsiaTheme="minorEastAsia"/>
+        </w:rPr>
+        <w:t>Coriolisi</w:t>
+      </w:r>
+      <w:proofErr w:type="spellEnd"/>
+      <w:r>
+        <w:rPr>
+          <w:rFonts w:eastAsiaTheme="minorEastAsia"/>
+        </w:rPr>
+        <w:t xml:space="preserve"> jõu suund ja suurus ühe võnkumise ulatuses pidevalt. </w:t>
       </w:r>
       <w:r>
         <w:rPr>
@@ -5699,19 +6295,57 @@
         <w:t xml:space="preserve"> tänapäevastes andurites</w:t>
       </w:r>
       <w:r>
-        <w:t xml:space="preserve"> sellist süsteemi kasutavas inertsiaalanduris elektrijuhtivuse muutust, vaid kasutatakse hoopis jõu tagasiside põhimõtet ehk reaalse nihke asemel tahetakse hoida elektrostaatilist jõudu tasakaalus seismilisele massile mõjuva inertsijõuga ja vaadatakse elektrostaatilise jõu esilekutsumiseks vajaminevat pinget (</w:t>
+        <w:t xml:space="preserve"> sellist süsteemi kasutavas </w:t>
+      </w:r>
+      <w:proofErr w:type="spellStart"/>
+      <w:r>
+        <w:t>inertsiaalanduris</w:t>
+      </w:r>
+      <w:proofErr w:type="spellEnd"/>
+      <w:r>
+        <w:t xml:space="preserve"> elektrijuhtivuse muutust, vaid kasutatakse hoopis jõu tagasiside põhimõtet ehk reaalse nihke asemel tahetakse hoida </w:t>
+      </w:r>
+      <w:proofErr w:type="spellStart"/>
+      <w:r>
+        <w:t>elektrostaatilist</w:t>
+      </w:r>
+      <w:proofErr w:type="spellEnd"/>
+      <w:r>
+        <w:t xml:space="preserve"> jõudu tasakaalus seismilisele massile mõjuva inertsijõuga ja vaadatakse </w:t>
+      </w:r>
+      <w:proofErr w:type="spellStart"/>
+      <w:r>
+        <w:t>elektrostaatilise</w:t>
+      </w:r>
+      <w:proofErr w:type="spellEnd"/>
+      <w:r>
+        <w:t xml:space="preserve"> jõu esilekutsumiseks vajaminevat pinget (</w:t>
       </w:r>
       <w:commentRangeStart w:id="16"/>
-      <w:r>
-        <w:t xml:space="preserve">Dong </w:t>
+      <w:proofErr w:type="spellStart"/>
+      <w:r>
+        <w:t>Dong</w:t>
+      </w:r>
+      <w:proofErr w:type="spellEnd"/>
+      <w:r>
+        <w:t xml:space="preserve"> </w:t>
       </w:r>
       <w:r>
         <w:rPr>
           <w:i/>
           <w:iCs/>
         </w:rPr>
-        <w:t>et al</w:t>
-      </w:r>
+        <w:t xml:space="preserve">et </w:t>
+      </w:r>
+      <w:proofErr w:type="spellStart"/>
+      <w:r>
+        <w:rPr>
+          <w:i/>
+          <w:iCs/>
+        </w:rPr>
+        <w:t>al</w:t>
+      </w:r>
+      <w:proofErr w:type="spellEnd"/>
       <w:r>
         <w:t>. 2018:</w:t>
       </w:r>
@@ -5735,11 +6369,32 @@
         <w:t>vajamineva</w:t>
       </w:r>
       <w:r>
-        <w:t xml:space="preserve"> pinge ja kiirenduse vahel samuti väga lähedal lineaarsele sõltuvusele. Juba tehases lineariseeritakse erinevate temperatuuride ja kiirenduste korral anduri väljund ning leitakse ka lineaarses sõltuvuses võrdetegur ja vabaliige, mis andurisse operatiivmälule kodeeritakse ning väärtuse väljastamisel kasutajale rakendatakse neid tegureid, et lõpuks kasutajale kasutajale väljastada näit juba kindlas füüsikalises mõõtühikus. Tavaliselt väljastavad MEMS-</w:t>
-      </w:r>
+        <w:t xml:space="preserve"> pinge ja kiirenduse vahel samuti väga lähedal lineaarsele sõltuvusele. Juba tehases </w:t>
+      </w:r>
+      <w:proofErr w:type="spellStart"/>
+      <w:r>
+        <w:t>lineariseeritakse</w:t>
+      </w:r>
+      <w:proofErr w:type="spellEnd"/>
+      <w:r>
+        <w:t xml:space="preserve"> erinevate temperatuuride ja kiirenduste korral anduri väljund ning leitakse ka lineaarses sõltuvuses võrdetegur ja vabaliige, mis andurisse operatiivmälule kodeeritakse ning väärtuse väljastamisel kasutajale rakendatakse neid tegureid, et lõpuks kasutajale </w:t>
+      </w:r>
+      <w:proofErr w:type="spellStart"/>
+      <w:r>
+        <w:t>kasutajale</w:t>
+      </w:r>
+      <w:proofErr w:type="spellEnd"/>
+      <w:r>
+        <w:t xml:space="preserve"> väljastada näit juba kindlas füüsikalises mõõtühikus. Tavaliselt väljastavad MEMS-</w:t>
+      </w:r>
+      <w:proofErr w:type="spellStart"/>
       <w:r>
         <w:lastRenderedPageBreak/>
-        <w:t xml:space="preserve">inertsiaalandurid kiirendust ühikutes g, kusjuures g tähistab raskuskiirenduse standardühikut ehk </w:t>
+        <w:t>inertsiaalandurid</w:t>
+      </w:r>
+      <w:proofErr w:type="spellEnd"/>
+      <w:r>
+        <w:t xml:space="preserve"> kiirendust ühikutes g, kusjuures g tähistab raskuskiirenduse standardühikut ehk </w:t>
       </w:r>
       <m:oMath>
         <m:r>
@@ -5882,7 +6537,15 @@
         <w:t xml:space="preserve"> </w:t>
       </w:r>
       <w:r>
-        <w:t>minimaalselt andmeid, et viia läbi anduri saadud elektrisignaali tugevuse teisendus kiirenduse või nurkkiiruse väärtuseks füüsikalises mõõtühikus. Selle tõttu on inertsiaalandurite puhul laialt levinud tehaseväline kalibreerimine ning</w:t>
+        <w:t xml:space="preserve">minimaalselt andmeid, et viia läbi anduri saadud elektrisignaali tugevuse teisendus kiirenduse või nurkkiiruse väärtuseks füüsikalises mõõtühikus. Selle tõttu on </w:t>
+      </w:r>
+      <w:proofErr w:type="spellStart"/>
+      <w:r>
+        <w:t>inertsiaalandurite</w:t>
+      </w:r>
+      <w:proofErr w:type="spellEnd"/>
+      <w:r>
+        <w:t xml:space="preserve"> puhul laialt levinud tehaseväline kalibreerimine ning</w:t>
       </w:r>
       <w:r>
         <w:t xml:space="preserve"> </w:t>
@@ -5897,7 +6560,23 @@
         <w:t xml:space="preserve"> </w:t>
       </w:r>
       <w:r>
-        <w:t>Enamik kalibreerimismeetodites vaadatakse raskukiirenduse jaotumist kolmele teljele ja raskuskiirendusvektori suuna muutumist inertsiaalanduri kohalikus teljestikus. Kalibreerimist</w:t>
+        <w:t xml:space="preserve">Enamik kalibreerimismeetodites vaadatakse </w:t>
+      </w:r>
+      <w:proofErr w:type="spellStart"/>
+      <w:r>
+        <w:t>raskukiirenduse</w:t>
+      </w:r>
+      <w:proofErr w:type="spellEnd"/>
+      <w:r>
+        <w:t xml:space="preserve"> jaotumist kolmele teljele ja raskuskiirendusvektori suuna muutumist </w:t>
+      </w:r>
+      <w:proofErr w:type="spellStart"/>
+      <w:r>
+        <w:t>inertsiaalanduri</w:t>
+      </w:r>
+      <w:proofErr w:type="spellEnd"/>
+      <w:r>
+        <w:t xml:space="preserve"> kohalikus teljestikus. Kalibreerimist</w:t>
       </w:r>
       <w:r>
         <w:t xml:space="preserve"> on</w:t>
@@ -5912,10 +6591,26 @@
         <w:t>uurimis</w:t>
       </w:r>
       <w:r>
-        <w:t xml:space="preserve">töös uuritakse ühe kindla väljapakutud kalibreerimismeetodi täpsuse suurendamist läbi erinevate andmete kogumise viiside võrdlemise. Peale selle ka inertsiaalandureid kasutavad ettevõtted kalibreerimist uurinud, näiteks on maailma suurim kommertsdroonitootja DJI </w:t>
-      </w:r>
-      <w:r>
-        <w:t xml:space="preserve">loonud funktsiooni kasutajapoolseks drooni inertsiaalanduri kalibreerimiseks läbi drooni asetamise kuute positsiooni </w:t>
+        <w:t xml:space="preserve">töös uuritakse ühe kindla väljapakutud kalibreerimismeetodi täpsuse suurendamist läbi erinevate andmete kogumise viiside võrdlemise. Peale selle ka </w:t>
+      </w:r>
+      <w:proofErr w:type="spellStart"/>
+      <w:r>
+        <w:t>inertsiaalandureid</w:t>
+      </w:r>
+      <w:proofErr w:type="spellEnd"/>
+      <w:r>
+        <w:t xml:space="preserve"> kasutavad ettevõtted kalibreerimist uurinud, näiteks on maailma suurim kommertsdroonitootja DJI </w:t>
+      </w:r>
+      <w:r>
+        <w:t xml:space="preserve">loonud funktsiooni kasutajapoolseks drooni </w:t>
+      </w:r>
+      <w:proofErr w:type="spellStart"/>
+      <w:r>
+        <w:t>inertsiaalanduri</w:t>
+      </w:r>
+      <w:proofErr w:type="spellEnd"/>
+      <w:r>
+        <w:t xml:space="preserve"> kalibreerimiseks läbi drooni asetamise kuute positsiooni </w:t>
       </w:r>
       <w:commentRangeStart w:id="18"/>
       <w:r>
@@ -5935,138 +6630,186 @@
       <w:r>
         <w:t>(</w:t>
       </w:r>
-      <w:r>
-        <w:t xml:space="preserve">Jlailaty </w:t>
+      <w:proofErr w:type="spellStart"/>
+      <w:r>
+        <w:t>Jlailaty</w:t>
+      </w:r>
+      <w:proofErr w:type="spellEnd"/>
+      <w:r>
+        <w:t xml:space="preserve"> </w:t>
       </w:r>
       <w:r>
         <w:rPr>
           <w:i/>
           <w:iCs/>
         </w:rPr>
-        <w:t>et al</w:t>
-      </w:r>
-      <w:r>
-        <w:t>. 2023: 1</w:t>
-      </w:r>
-      <w:r>
-        <w:t>)</w:t>
-      </w:r>
-      <w:commentRangeEnd w:id="19"/>
-      <w:r>
-        <w:rPr>
-          <w:rStyle w:val="CommentReference"/>
-        </w:rPr>
-        <w:commentReference w:id="19"/>
-      </w:r>
-    </w:p>
-    <w:p>
-      <w:r>
-        <w:t xml:space="preserve">Iga anduri eraldiseisev kalibreerimine on vajalik, kuna üliväikeseid komponente üksteise suhtes paigaldades on </w:t>
-      </w:r>
-      <w:r>
-        <w:t>paratamatu</w:t>
-      </w:r>
-      <w:r>
-        <w:t xml:space="preserve">, et vahemaa </w:t>
-      </w:r>
-      <w:r>
-        <w:t xml:space="preserve">juhtiva elemendi ja harjakese vahel ei ole </w:t>
-      </w:r>
-      <w:r>
-        <w:t>igal pool</w:t>
-      </w:r>
-      <w:r>
-        <w:t xml:space="preserve"> ühtlane või komponendid ei asu samal tasandil. Peale selle erinevad ka vedrude jäikustegurid, kuna </w:t>
-      </w:r>
-      <w:r>
-        <w:t xml:space="preserve">vedrude tootmisprotsess fotolitograafia on piiratud täpsusega ja seetõttu varieerub vedru paksus ja pikkus, mistõttu igas </w:t>
-      </w:r>
-      <w:r>
-        <w:t>anduris ja igal teljel olevas süsteemis</w:t>
-      </w:r>
-      <w:r>
-        <w:t xml:space="preserve"> on vedrude jäikustegurid erinevad. </w:t>
-      </w:r>
-      <w:r>
-        <w:t>Aja möödudes</w:t>
-      </w:r>
-      <w:r>
-        <w:t xml:space="preserve"> </w:t>
-      </w:r>
-      <w:r>
-        <w:t>muutub pinge all olevate vedrude elastsustegur</w:t>
-      </w:r>
-      <w:r>
-        <w:t xml:space="preserve">, </w:t>
-      </w:r>
-      <w:r>
-        <w:t>elektrilis</w:t>
-      </w:r>
-      <w:r>
-        <w:t>ed komponendid, nagu muundurid, kondensaatorid ja transistorid</w:t>
-      </w:r>
-      <w:r>
-        <w:t>,</w:t>
-      </w:r>
-      <w:r>
-        <w:t xml:space="preserve"> vananevad õhuniiskuse</w:t>
-      </w:r>
-      <w:r>
-        <w:t>, elektrivälja</w:t>
-      </w:r>
-      <w:r>
-        <w:t xml:space="preserve"> ja temperatuuri pideva mõju tõttu</w:t>
-      </w:r>
-      <w:r>
-        <w:t xml:space="preserve">, </w:t>
-      </w:r>
-      <w:r>
-        <w:t>seega</w:t>
-      </w:r>
-      <w:r>
-        <w:t xml:space="preserve"> eri tegurite koosmõjul muutub sama kiirenduse juures anduris tekkinud elektrisignaal </w:t>
-      </w:r>
-      <w:commentRangeStart w:id="20"/>
-      <w:r>
-        <w:t xml:space="preserve">(Łuczak </w:t>
-      </w:r>
+        <w:t xml:space="preserve">et </w:t>
+      </w:r>
+      <w:proofErr w:type="spellStart"/>
       <w:r>
         <w:rPr>
           <w:i/>
           <w:iCs/>
         </w:rPr>
-        <w:t>et al</w:t>
-      </w:r>
-      <w:r>
-        <w:t>. 2020)</w:t>
-      </w:r>
-      <w:commentRangeEnd w:id="20"/>
+        <w:t>al</w:t>
+      </w:r>
+      <w:proofErr w:type="spellEnd"/>
+      <w:r>
+        <w:t>. 2023: 1</w:t>
+      </w:r>
+      <w:r>
+        <w:t>)</w:t>
+      </w:r>
+      <w:commentRangeEnd w:id="19"/>
       <w:r>
         <w:rPr>
           <w:rStyle w:val="CommentReference"/>
         </w:rPr>
-        <w:commentReference w:id="20"/>
-      </w:r>
-      <w:r>
-        <w:t>. Isegi kui andur oli esialgselt hästi kalibreeritud, siis ajapikku selle näidud nihkuvad, mistõttu on kasutajapoolne kalibreerimine ka kallimate, tehases hästi kalibreeritud andurite puhul aktuaalne</w:t>
-      </w:r>
-      <w:r>
-        <w:t>. Viimaks on mõju ka temperatuuril, kuna soojuspaisumise tõttu muutub mikrokomponentide vahemaa ja selle tõttu ka elektrijuhtivus.</w:t>
+        <w:commentReference w:id="19"/>
+      </w:r>
+    </w:p>
+    <w:p>
+      <w:r>
+        <w:t xml:space="preserve">Iga anduri eraldiseisev kalibreerimine on vajalik, kuna üliväikeseid komponente üksteise suhtes paigaldades on </w:t>
+      </w:r>
+      <w:r>
+        <w:t>paratamatu</w:t>
+      </w:r>
+      <w:r>
+        <w:t xml:space="preserve">, et vahemaa </w:t>
+      </w:r>
+      <w:r>
+        <w:t xml:space="preserve">juhtiva elemendi ja harjakese vahel ei ole </w:t>
+      </w:r>
+      <w:r>
+        <w:t>igal pool</w:t>
+      </w:r>
+      <w:r>
+        <w:t xml:space="preserve"> ühtlane või komponendid ei asu samal tasandil. Peale selle erinevad ka vedrude jäikustegurid, kuna </w:t>
+      </w:r>
+      <w:r>
+        <w:t xml:space="preserve">vedrude tootmisprotsess fotolitograafia on piiratud täpsusega ja seetõttu varieerub vedru paksus ja pikkus, mistõttu igas </w:t>
+      </w:r>
+      <w:r>
+        <w:t>anduris ja igal teljel olevas süsteemis</w:t>
+      </w:r>
+      <w:r>
+        <w:t xml:space="preserve"> on vedrude jäikustegurid erinevad. </w:t>
+      </w:r>
+      <w:r>
+        <w:t>Aja möödudes</w:t>
       </w:r>
       <w:r>
         <w:t xml:space="preserve"> </w:t>
       </w:r>
-      <w:commentRangeStart w:id="21"/>
-      <w:r>
-        <w:t xml:space="preserve">(Ru </w:t>
+      <w:r>
+        <w:t>muutub pinge all olevate vedrude elastsustegur</w:t>
+      </w:r>
+      <w:r>
+        <w:t xml:space="preserve">, </w:t>
+      </w:r>
+      <w:r>
+        <w:t>elektrilis</w:t>
+      </w:r>
+      <w:r>
+        <w:t>ed komponendid, nagu muundurid, kondensaatorid ja transistorid</w:t>
+      </w:r>
+      <w:r>
+        <w:t>,</w:t>
+      </w:r>
+      <w:r>
+        <w:t xml:space="preserve"> vananevad õhuniiskuse</w:t>
+      </w:r>
+      <w:r>
+        <w:t>, elektrivälja</w:t>
+      </w:r>
+      <w:r>
+        <w:t xml:space="preserve"> ja temperatuuri pideva mõju tõttu</w:t>
+      </w:r>
+      <w:r>
+        <w:t xml:space="preserve">, </w:t>
+      </w:r>
+      <w:r>
+        <w:t>seega</w:t>
+      </w:r>
+      <w:r>
+        <w:t xml:space="preserve"> eri tegurite koosmõjul muutub sama kiirenduse juures anduris tekkinud elektrisignaal </w:t>
+      </w:r>
+      <w:commentRangeStart w:id="20"/>
+      <w:r>
+        <w:t>(</w:t>
+      </w:r>
+      <w:proofErr w:type="spellStart"/>
+      <w:r>
+        <w:t>Łuczak</w:t>
+      </w:r>
+      <w:proofErr w:type="spellEnd"/>
+      <w:r>
+        <w:t xml:space="preserve"> </w:t>
       </w:r>
       <w:r>
         <w:rPr>
           <w:i/>
           <w:iCs/>
         </w:rPr>
-        <w:t>et al</w:t>
-      </w:r>
+        <w:t xml:space="preserve">et </w:t>
+      </w:r>
+      <w:proofErr w:type="spellStart"/>
+      <w:r>
+        <w:rPr>
+          <w:i/>
+          <w:iCs/>
+        </w:rPr>
+        <w:t>al</w:t>
+      </w:r>
+      <w:proofErr w:type="spellEnd"/>
+      <w:r>
+        <w:t>. 2020)</w:t>
+      </w:r>
+      <w:commentRangeEnd w:id="20"/>
+      <w:r>
+        <w:rPr>
+          <w:rStyle w:val="CommentReference"/>
+        </w:rPr>
+        <w:commentReference w:id="20"/>
+      </w:r>
+      <w:r>
+        <w:t>. Isegi kui andur oli esialgselt hästi kalibreeritud, siis ajapikku selle näidud nihkuvad, mistõttu on kasutajapoolne kalibreerimine ka kallimate, tehases hästi kalibreeritud andurite puhul aktuaalne</w:t>
+      </w:r>
+      <w:r>
+        <w:t>. Viimaks on mõju ka temperatuuril, kuna soojuspaisumise tõttu muutub mikrokomponentide vahemaa ja selle tõttu ka elektrijuhtivus.</w:t>
+      </w:r>
+      <w:r>
+        <w:t xml:space="preserve"> </w:t>
+      </w:r>
+      <w:commentRangeStart w:id="21"/>
+      <w:r>
+        <w:t>(</w:t>
+      </w:r>
+      <w:proofErr w:type="spellStart"/>
+      <w:r>
+        <w:t>Ru</w:t>
+      </w:r>
+      <w:proofErr w:type="spellEnd"/>
+      <w:r>
+        <w:t xml:space="preserve"> </w:t>
+      </w:r>
+      <w:r>
+        <w:rPr>
+          <w:i/>
+          <w:iCs/>
+        </w:rPr>
+        <w:t xml:space="preserve">et </w:t>
+      </w:r>
+      <w:proofErr w:type="spellStart"/>
+      <w:r>
+        <w:rPr>
+          <w:i/>
+          <w:iCs/>
+        </w:rPr>
+        <w:t>al</w:t>
+      </w:r>
+      <w:proofErr w:type="spellEnd"/>
       <w:r>
         <w:t>. 2022)</w:t>
       </w:r>
@@ -6090,8 +6833,13 @@
       <w:bookmarkEnd w:id="22"/>
     </w:p>
     <w:p>
-      <w:r>
-        <w:t xml:space="preserve">Inertsiaalandurit on võimalik kalibreerida, kuna esinevad teatud süstemaatilised </w:t>
+      <w:proofErr w:type="spellStart"/>
+      <w:r>
+        <w:t>Inertsiaalandurit</w:t>
+      </w:r>
+      <w:proofErr w:type="spellEnd"/>
+      <w:r>
+        <w:t xml:space="preserve"> on võimalik kalibreerida, kuna esinevad teatud süstemaatilised </w:t>
       </w:r>
       <w:r>
         <w:t xml:space="preserve">ehk mittejuhuslikud </w:t>
@@ -6136,67 +6884,95 @@
         <w:t>väljastatav näit (</w:t>
       </w:r>
       <w:commentRangeStart w:id="23"/>
-      <w:r>
-        <w:t xml:space="preserve">Yazdi </w:t>
+      <w:proofErr w:type="spellStart"/>
+      <w:r>
+        <w:t>Yazdi</w:t>
+      </w:r>
+      <w:proofErr w:type="spellEnd"/>
+      <w:r>
+        <w:t xml:space="preserve"> </w:t>
       </w:r>
       <w:r>
         <w:rPr>
           <w:i/>
           <w:iCs/>
         </w:rPr>
-        <w:t>et al</w:t>
-      </w:r>
-      <w:r>
-        <w:t>. 1998: 2</w:t>
-      </w:r>
-      <w:commentRangeEnd w:id="23"/>
-      <w:r>
-        <w:rPr>
-          <w:rStyle w:val="CommentReference"/>
-        </w:rPr>
-        <w:commentReference w:id="23"/>
-      </w:r>
-      <w:r>
-        <w:t xml:space="preserve">). Selle töö raames ei keskenduta juhuslikule veale, vaid kalibreerimismeetodi rakendamise abil kalibreerimisparameetrite leidmisele ja süstemaatilise vea vähendamisele. </w:t>
-      </w:r>
-      <w:r>
-        <w:t>Inertsiaalandureid kalibreerides tehakse</w:t>
-      </w:r>
-      <w:r>
-        <w:t xml:space="preserve"> tavaliselt</w:t>
-      </w:r>
-      <w:r>
-        <w:t xml:space="preserve"> lähendus, et</w:t>
-      </w:r>
-      <w:r>
-        <w:t xml:space="preserve"> ühe telje päris näidu ja mõõdetud näidu vahel lineaarne seos ja kalibreerimisega </w:t>
-      </w:r>
-      <w:r>
-        <w:t>leitakse kordajad, millest koosne</w:t>
-      </w:r>
-      <w:r>
-        <w:t>b lineaarliikme 3x3 maatriks ja vabaliikme 3x1 maatriks</w:t>
-      </w:r>
-      <w:r>
-        <w:t>.</w:t>
-      </w:r>
-      <w:r>
-        <w:t xml:space="preserve"> </w:t>
-      </w:r>
-      <w:r>
-        <w:t xml:space="preserve">Neid kordajaid kutsutakse edaspidi kalibreerimisparameetriteks. </w:t>
-      </w:r>
-      <w:commentRangeStart w:id="24"/>
-      <w:r>
-        <w:t xml:space="preserve">(Park </w:t>
-      </w:r>
+        <w:t xml:space="preserve">et </w:t>
+      </w:r>
+      <w:proofErr w:type="spellStart"/>
       <w:r>
         <w:rPr>
           <w:i/>
           <w:iCs/>
         </w:rPr>
-        <w:t>et al</w:t>
-      </w:r>
+        <w:t>al</w:t>
+      </w:r>
+      <w:proofErr w:type="spellEnd"/>
+      <w:r>
+        <w:t>. 1998: 2</w:t>
+      </w:r>
+      <w:commentRangeEnd w:id="23"/>
+      <w:r>
+        <w:rPr>
+          <w:rStyle w:val="CommentReference"/>
+        </w:rPr>
+        <w:commentReference w:id="23"/>
+      </w:r>
+      <w:r>
+        <w:t xml:space="preserve">). Selle töö raames ei keskenduta juhuslikule veale, vaid kalibreerimismeetodi rakendamise abil kalibreerimisparameetrite leidmisele ja süstemaatilise vea vähendamisele. </w:t>
+      </w:r>
+      <w:proofErr w:type="spellStart"/>
+      <w:r>
+        <w:t>Inertsiaalandureid</w:t>
+      </w:r>
+      <w:proofErr w:type="spellEnd"/>
+      <w:r>
+        <w:t xml:space="preserve"> kalibreerides tehakse</w:t>
+      </w:r>
+      <w:r>
+        <w:t xml:space="preserve"> tavaliselt</w:t>
+      </w:r>
+      <w:r>
+        <w:t xml:space="preserve"> lähendus, et</w:t>
+      </w:r>
+      <w:r>
+        <w:t xml:space="preserve"> ühe telje päris näidu ja mõõdetud näidu vahel lineaarne seos ja kalibreerimisega </w:t>
+      </w:r>
+      <w:r>
+        <w:t>leitakse kordajad, millest koosne</w:t>
+      </w:r>
+      <w:r>
+        <w:t>b lineaarliikme 3x3 maatriks ja vabaliikme 3x1 maatriks</w:t>
+      </w:r>
+      <w:r>
+        <w:t>.</w:t>
+      </w:r>
+      <w:r>
+        <w:t xml:space="preserve"> </w:t>
+      </w:r>
+      <w:r>
+        <w:t xml:space="preserve">Neid kordajaid kutsutakse edaspidi kalibreerimisparameetriteks. </w:t>
+      </w:r>
+      <w:commentRangeStart w:id="24"/>
+      <w:r>
+        <w:t xml:space="preserve">(Park </w:t>
+      </w:r>
+      <w:r>
+        <w:rPr>
+          <w:i/>
+          <w:iCs/>
+        </w:rPr>
+        <w:t xml:space="preserve">et </w:t>
+      </w:r>
+      <w:proofErr w:type="spellStart"/>
+      <w:r>
+        <w:rPr>
+          <w:i/>
+          <w:iCs/>
+        </w:rPr>
+        <w:t>al</w:t>
+      </w:r>
+      <w:proofErr w:type="spellEnd"/>
       <w:r>
         <w:t xml:space="preserve">. 2008: </w:t>
       </w:r>
@@ -6320,7 +7096,21 @@
         <w:rPr>
           <w:rFonts w:eastAsiaTheme="minorEastAsia"/>
         </w:rPr>
-        <w:t xml:space="preserve"> aktseleromeetri puhul</w:t>
+        <w:t xml:space="preserve"> </w:t>
+      </w:r>
+      <w:proofErr w:type="spellStart"/>
+      <w:r>
+        <w:rPr>
+          <w:rFonts w:eastAsiaTheme="minorEastAsia"/>
+        </w:rPr>
+        <w:t>aktseleromeetri</w:t>
+      </w:r>
+      <w:proofErr w:type="spellEnd"/>
+      <w:r>
+        <w:rPr>
+          <w:rFonts w:eastAsiaTheme="minorEastAsia"/>
+        </w:rPr>
+        <w:t xml:space="preserve"> puhul</w:t>
       </w:r>
       <w:r>
         <w:rPr>
@@ -7630,7 +8420,21 @@
         <w:rPr>
           <w:rFonts w:eastAsiaTheme="minorEastAsia"/>
         </w:rPr>
-        <w:t xml:space="preserve">(Tedaldi </w:t>
+        <w:t>(</w:t>
+      </w:r>
+      <w:proofErr w:type="spellStart"/>
+      <w:r>
+        <w:rPr>
+          <w:rFonts w:eastAsiaTheme="minorEastAsia"/>
+        </w:rPr>
+        <w:t>Tedaldi</w:t>
+      </w:r>
+      <w:proofErr w:type="spellEnd"/>
+      <w:r>
+        <w:rPr>
+          <w:rFonts w:eastAsiaTheme="minorEastAsia"/>
+        </w:rPr>
+        <w:t xml:space="preserve"> </w:t>
       </w:r>
       <w:r>
         <w:rPr>
@@ -7638,8 +8442,18 @@
           <w:i/>
           <w:iCs/>
         </w:rPr>
-        <w:t>et al</w:t>
-      </w:r>
+        <w:t xml:space="preserve">et </w:t>
+      </w:r>
+      <w:proofErr w:type="spellStart"/>
+      <w:r>
+        <w:rPr>
+          <w:rFonts w:eastAsiaTheme="minorEastAsia"/>
+          <w:i/>
+          <w:iCs/>
+        </w:rPr>
+        <w:t>al</w:t>
+      </w:r>
+      <w:proofErr w:type="spellEnd"/>
       <w:r>
         <w:rPr>
           <w:rFonts w:eastAsiaTheme="minorEastAsia"/>
@@ -8037,6 +8851,7 @@
         </w:rPr>
         <w:t xml:space="preserve"> (</w:t>
       </w:r>
+      <w:proofErr w:type="spellStart"/>
       <w:r>
         <w:rPr>
           <w:rFonts w:eastAsiaTheme="minorEastAsia"/>
@@ -8045,6 +8860,7 @@
         </w:rPr>
         <w:t>ibid</w:t>
       </w:r>
+      <w:proofErr w:type="spellEnd"/>
       <w:r>
         <w:rPr>
           <w:rFonts w:eastAsiaTheme="minorEastAsia"/>
@@ -8054,13 +8870,53 @@
     </w:p>
     <w:p>
       <w:r>
-        <w:t xml:space="preserve">Ideaalses situatsioonis on nii aktseleromeetri kui ka güroskoobi puhul risti olevate mõõtmistelgede vahel täisnurgad. </w:t>
+        <w:t xml:space="preserve">Ideaalses situatsioonis on nii </w:t>
+      </w:r>
+      <w:proofErr w:type="spellStart"/>
+      <w:r>
+        <w:t>aktseleromeetri</w:t>
+      </w:r>
+      <w:proofErr w:type="spellEnd"/>
+      <w:r>
+        <w:t xml:space="preserve"> kui ka güroskoobi puhul risti olevate mõõtmistelgede vahel täisnurgad. </w:t>
       </w:r>
       <w:r>
         <w:t>Tootmises esineva</w:t>
       </w:r>
       <w:r>
-        <w:t xml:space="preserve"> ebatäpsuse tõttu on nii güroskoobi- kui ka aktseleromeetriteljed üksteisega veidi väiksemaid ja suuremaid nurkasid kui 90 kraadi. See tähendab, et ühe telje liikumise mõõtmine võib tegelikult sisaldada ka väikest mõõtmist teiselt teljelt. Lihtsuse mõttes defineeritakse aktseleromeetrile ja güroskoobile reaalsed teljestikud ning ideaalsed teljestikud. Aktseleromeetri teljestike puhul ühtib reaalse ja ideaalse teljestiku x-telg ja ideaalse teljestiku y-telg asub reaalse teljestiku x-teljega 90° nurga all. Ideaalsete teljestike teljed on suunatud peaaegu täpselt mööda inertsiaalanduri kiibi külgi, mistõttu on võimalik tekkiva vektori päris suunda reaalse objekti suhtes vaadata </w:t>
+        <w:t xml:space="preserve"> ebatäpsuse tõttu on nii güroskoobi- kui ka </w:t>
+      </w:r>
+      <w:proofErr w:type="spellStart"/>
+      <w:r>
+        <w:t>aktseleromeetriteljed</w:t>
+      </w:r>
+      <w:proofErr w:type="spellEnd"/>
+      <w:r>
+        <w:t xml:space="preserve"> üksteisega veidi väiksemaid ja suuremaid nurkasid kui 90 kraadi. See tähendab, et ühe telje liikumise mõõtmine võib tegelikult sisaldada ka väikest mõõtmist teiselt teljelt. Lihtsuse mõttes defineeritakse </w:t>
+      </w:r>
+      <w:proofErr w:type="spellStart"/>
+      <w:r>
+        <w:t>aktseleromeetrile</w:t>
+      </w:r>
+      <w:proofErr w:type="spellEnd"/>
+      <w:r>
+        <w:t xml:space="preserve"> ja güroskoobile reaalsed teljestikud ning ideaalsed teljestikud. </w:t>
+      </w:r>
+      <w:proofErr w:type="spellStart"/>
+      <w:r>
+        <w:t>Aktseleromeetri</w:t>
+      </w:r>
+      <w:proofErr w:type="spellEnd"/>
+      <w:r>
+        <w:t xml:space="preserve"> teljestike puhul ühtib reaalse ja ideaalse teljestiku x-telg ja ideaalse teljestiku y-telg asub reaalse teljestiku x-teljega 90° nurga all. Ideaalsete teljestike teljed on suunatud peaaegu täpselt mööda </w:t>
+      </w:r>
+      <w:proofErr w:type="spellStart"/>
+      <w:r>
+        <w:t>inertsiaalanduri</w:t>
+      </w:r>
+      <w:proofErr w:type="spellEnd"/>
+      <w:r>
+        <w:t xml:space="preserve"> kiibi külgi, mistõttu on võimalik tekkiva vektori päris suunda reaalse objekti suhtes vaadata </w:t>
       </w:r>
       <w:commentRangeStart w:id="25"/>
       <w:r>
@@ -8095,7 +8951,15 @@
         <w:commentReference w:id="26"/>
       </w:r>
       <w:r>
-        <w:t xml:space="preserve">abil saab viia aktseleromeetri teljestikust füüsilise korpuse teljestikku kiirendusvektor </w:t>
+        <w:t xml:space="preserve">abil saab viia </w:t>
+      </w:r>
+      <w:proofErr w:type="spellStart"/>
+      <w:r>
+        <w:t>aktseleromeetri</w:t>
+      </w:r>
+      <w:proofErr w:type="spellEnd"/>
+      <w:r>
+        <w:t xml:space="preserve"> teljestikust füüsilise korpuse teljestikku kiirendusvektor </w:t>
       </w:r>
       <m:oMath>
         <m:acc>
@@ -8595,7 +9459,21 @@
         <w:rPr>
           <w:rFonts w:eastAsiaTheme="minorEastAsia"/>
         </w:rPr>
-        <w:t xml:space="preserve">Allikas: Tedaldi </w:t>
+        <w:t xml:space="preserve">Allikas: </w:t>
+      </w:r>
+      <w:proofErr w:type="spellStart"/>
+      <w:r>
+        <w:rPr>
+          <w:rFonts w:eastAsiaTheme="minorEastAsia"/>
+        </w:rPr>
+        <w:t>Tedaldi</w:t>
+      </w:r>
+      <w:proofErr w:type="spellEnd"/>
+      <w:r>
+        <w:rPr>
+          <w:rFonts w:eastAsiaTheme="minorEastAsia"/>
+        </w:rPr>
+        <w:t xml:space="preserve"> </w:t>
       </w:r>
       <w:r>
         <w:rPr>
@@ -8603,8 +9481,18 @@
           <w:i/>
           <w:iCs/>
         </w:rPr>
-        <w:t>et al</w:t>
-      </w:r>
+        <w:t xml:space="preserve">et </w:t>
+      </w:r>
+      <w:proofErr w:type="spellStart"/>
+      <w:r>
+        <w:rPr>
+          <w:rFonts w:eastAsiaTheme="minorEastAsia"/>
+          <w:i/>
+          <w:iCs/>
+        </w:rPr>
+        <w:t>al</w:t>
+      </w:r>
+      <w:proofErr w:type="spellEnd"/>
       <w:r>
         <w:rPr>
           <w:rFonts w:eastAsiaTheme="minorEastAsia"/>
@@ -8628,7 +9516,21 @@
         <w:rPr>
           <w:rFonts w:eastAsiaTheme="minorEastAsia"/>
         </w:rPr>
-        <w:t>Kui on vaja viia vektorid üle füüsilisse teljestikku on võimalik teha lähendus, et ideaalne aktseleromeetri teljestik ühtib füüsilise teljestikuga</w:t>
+        <w:t xml:space="preserve">Kui on vaja viia vektorid üle füüsilisse teljestikku on võimalik teha lähendus, et ideaalne </w:t>
+      </w:r>
+      <w:proofErr w:type="spellStart"/>
+      <w:r>
+        <w:rPr>
+          <w:rFonts w:eastAsiaTheme="minorEastAsia"/>
+        </w:rPr>
+        <w:t>aktseleromeetri</w:t>
+      </w:r>
+      <w:proofErr w:type="spellEnd"/>
+      <w:r>
+        <w:rPr>
+          <w:rFonts w:eastAsiaTheme="minorEastAsia"/>
+        </w:rPr>
+        <w:t xml:space="preserve"> teljestik ühtib füüsilise teljestikuga</w:t>
       </w:r>
       <w:r>
         <w:rPr>
@@ -8640,7 +9542,21 @@
         <w:rPr>
           <w:rFonts w:eastAsiaTheme="minorEastAsia"/>
         </w:rPr>
-        <w:t xml:space="preserve">ahe tingimuse tõttu, mille järgi ideaalne vastav ideaalne teljestik loodi, on aktseleromeetri </w:t>
+        <w:t xml:space="preserve">ahe tingimuse tõttu, mille järgi ideaalne vastav ideaalne teljestik loodi, on </w:t>
+      </w:r>
+      <w:proofErr w:type="spellStart"/>
+      <w:r>
+        <w:rPr>
+          <w:rFonts w:eastAsiaTheme="minorEastAsia"/>
+        </w:rPr>
+        <w:t>aktseleromeetri</w:t>
+      </w:r>
+      <w:proofErr w:type="spellEnd"/>
+      <w:r>
+        <w:rPr>
+          <w:rFonts w:eastAsiaTheme="minorEastAsia"/>
+        </w:rPr>
+        <w:t xml:space="preserve"> </w:t>
       </w:r>
       <w:r>
         <w:rPr>
@@ -9465,7 +10381,15 @@
     </w:p>
     <w:p>
       <w:r>
-        <w:t>Kirjeldatud veamudel põhineb eeldusel, et inertsiaalandurit kasutatakse tema no</w:t>
+        <w:t xml:space="preserve">Kirjeldatud veamudel põhineb eeldusel, et </w:t>
+      </w:r>
+      <w:proofErr w:type="spellStart"/>
+      <w:r>
+        <w:t>inertsiaalandurit</w:t>
+      </w:r>
+      <w:proofErr w:type="spellEnd"/>
+      <w:r>
+        <w:t xml:space="preserve"> kasutatakse tema no</w:t>
       </w:r>
       <w:r>
         <w:t>rmaalses</w:t>
@@ -9479,11 +10403,19 @@
       <w:r>
         <w:t xml:space="preserve">. Käesolevas töös ei käsitleta kõrgemat järku mittelineaarsusi, </w:t>
       </w:r>
+      <w:proofErr w:type="spellStart"/>
       <w:r>
         <w:rPr>
           <w:highlight w:val="yellow"/>
         </w:rPr>
-        <w:t>hüstereesi ega küllastusefekte</w:t>
+        <w:t>hüstereesi</w:t>
+      </w:r>
+      <w:proofErr w:type="spellEnd"/>
+      <w:r>
+        <w:rPr>
+          <w:highlight w:val="yellow"/>
+        </w:rPr>
+        <w:t xml:space="preserve"> ega küllastusefekte</w:t>
       </w:r>
       <w:r>
         <w:t>, kuna need ei avaldu oluliselt kasutatava mõõtevahemiku ja katselise ülesehituse juures. Samuti eeldatakse, et anduri temperatuur püsib kalibreerimise vältel ligikaudu konstantne ning temperatuuri mõjust tulenevaid parameetrite muutusi ei arvestata.</w:t>
@@ -9508,7 +10440,15 @@
         <w:t>suurendada mõõdetud näidu</w:t>
       </w:r>
       <w:r>
-        <w:t xml:space="preserve"> täpsust liites kolmeteljelisele näiduvektorile kõrvalekaldemaatriks ja korrutades tulemus lineaarliikmega.</w:t>
+        <w:t xml:space="preserve"> täpsust liites </w:t>
+      </w:r>
+      <w:proofErr w:type="spellStart"/>
+      <w:r>
+        <w:t>kolmeteljelisele</w:t>
+      </w:r>
+      <w:proofErr w:type="spellEnd"/>
+      <w:r>
+        <w:t xml:space="preserve"> näiduvektorile kõrvalekaldemaatriks ja korrutades tulemus lineaarliikmega.</w:t>
       </w:r>
       <w:r>
         <w:br w:type="page"/>
@@ -9551,13 +10491,15 @@
     </w:p>
     <w:p>
       <w:r>
-        <w:t xml:space="preserve">Uurimistöös järgitakse </w:t>
-      </w:r>
-      <w:r>
-        <w:t>kalibreerimismeetodit</w:t>
-      </w:r>
-      <w:r>
-        <w:t>, mida kirjeldati 2014. aastal avaldatud teadustöös, mis on inertsiaalandurite kalibreerimise vallas saanud üheks tsiteerituimaks. Tegemist on</w:t>
+        <w:t xml:space="preserve">Uurimistöös järgitakse kalibreerimismeetodit, mida kirjeldati 2014. aastal avaldatud teadustöös, mis on </w:t>
+      </w:r>
+      <w:proofErr w:type="spellStart"/>
+      <w:r>
+        <w:t>inertsiaalandurite</w:t>
+      </w:r>
+      <w:proofErr w:type="spellEnd"/>
+      <w:r>
+        <w:t xml:space="preserve"> kalibreerimise vallas saanud üheks tsiteerituimaks. Tegemist on</w:t>
       </w:r>
       <w:r>
         <w:t xml:space="preserve"> niinimetatud</w:t>
@@ -9566,7 +10508,15 @@
         <w:t xml:space="preserve"> manuaalse kali</w:t>
       </w:r>
       <w:r>
-        <w:t>breerimismeetodiga, mis võimaldab inertsiaalandureid kalibreerida andurit käsitsi erinevatesse asenditesse pannes</w:t>
+        <w:t xml:space="preserve">breerimismeetodiga, mis võimaldab </w:t>
+      </w:r>
+      <w:proofErr w:type="spellStart"/>
+      <w:r>
+        <w:t>inertsiaalandureid</w:t>
+      </w:r>
+      <w:proofErr w:type="spellEnd"/>
+      <w:r>
+        <w:t xml:space="preserve"> kalibreerida andurit käsitsi erinevatesse asenditesse pannes</w:t>
       </w:r>
       <w:r>
         <w:t xml:space="preserve"> ilma ühegi abivahendi kasutamiseta</w:t>
@@ -9584,7 +10534,15 @@
         <w:t>Esimest etappi</w:t>
       </w:r>
       <w:r>
-        <w:t xml:space="preserve"> kutsutakse edaspidi staatiliseks etapiks ning selle alguses asetatakse andur staatilisse asendisse ning proovitakse andurit hoida võimalikult paigal, et anduri ainuke tunnetatav kiirendus oleks ainult raskuskiirendus ning hakatakse näite nii aktseleromeetrilt kui ka güroskoobilt kindla ajavahemiku </w:t>
+        <w:t xml:space="preserve"> kutsutakse edaspidi staatiliseks etapiks ning selle alguses asetatakse andur staatilisse asendisse ning proovitakse andurit hoida võimalikult paigal, et anduri ainuke tunnetatav kiirendus oleks ainult raskuskiirendus ning hakatakse näite nii </w:t>
+      </w:r>
+      <w:proofErr w:type="spellStart"/>
+      <w:r>
+        <w:t>aktseleromeetrilt</w:t>
+      </w:r>
+      <w:proofErr w:type="spellEnd"/>
+      <w:r>
+        <w:t xml:space="preserve"> kui ka güroskoobilt kindla ajavahemiku </w:t>
       </w:r>
       <m:oMath>
         <m:sSub>
@@ -9627,8 +10585,13 @@
         <w:t xml:space="preserve"> etapis ehk dünaamilises etapis</w:t>
       </w:r>
       <w:r>
-        <w:t xml:space="preserve"> liigutatakse andurit erinevate staatiliste asendite vahel, kusjuures anduri liigutamisel asendite vahel võetakse näite güroskoobilt ja staatilise positsiooni saavutamisel võetakse näite aktseleromeetrilt</w:t>
-      </w:r>
+        <w:t xml:space="preserve"> liigutatakse andurit erinevate staatiliste asendite vahel, kusjuures anduri liigutamisel asendite vahel võetakse näite güroskoobilt ja staatilise positsiooni saavutamisel võetakse näite </w:t>
+      </w:r>
+      <w:proofErr w:type="spellStart"/>
+      <w:r>
+        <w:t>aktseleromeetrilt</w:t>
+      </w:r>
+      <w:proofErr w:type="spellEnd"/>
       <w:r>
         <w:t>.</w:t>
       </w:r>
@@ -9638,11 +10601,19 @@
       <w:r>
         <w:t>(</w:t>
       </w:r>
+      <w:proofErr w:type="spellStart"/>
       <w:r>
         <w:rPr>
           <w:highlight w:val="yellow"/>
         </w:rPr>
-        <w:t xml:space="preserve">Tedaldi </w:t>
+        <w:t>Tedaldi</w:t>
+      </w:r>
+      <w:proofErr w:type="spellEnd"/>
+      <w:r>
+        <w:rPr>
+          <w:highlight w:val="yellow"/>
+        </w:rPr>
+        <w:t xml:space="preserve"> </w:t>
       </w:r>
       <w:r>
         <w:rPr>
@@ -9652,11 +10623,19 @@
         </w:rPr>
         <w:t xml:space="preserve">et </w:t>
       </w:r>
+      <w:proofErr w:type="spellStart"/>
       <w:r>
         <w:rPr>
           <w:highlight w:val="yellow"/>
         </w:rPr>
-        <w:t>al. 2014: ...)</w:t>
+        <w:t>al</w:t>
+      </w:r>
+      <w:proofErr w:type="spellEnd"/>
+      <w:r>
+        <w:rPr>
+          <w:highlight w:val="yellow"/>
+        </w:rPr>
+        <w:t>. 2014: ...)</w:t>
       </w:r>
     </w:p>
     <w:p>
@@ -9670,7 +10649,15 @@
         <w:t>seisneb</w:t>
       </w:r>
       <w:r>
-        <w:t xml:space="preserve"> selles, et kalibreerija ei pea teadma anduri asendit ehk anduri telgede paiknemist maapinna ja raskuskiirenduse vektori suhtes. </w:t>
+        <w:t xml:space="preserve"> selles, et </w:t>
+      </w:r>
+      <w:proofErr w:type="spellStart"/>
+      <w:r>
+        <w:t>kalibreerija</w:t>
+      </w:r>
+      <w:proofErr w:type="spellEnd"/>
+      <w:r>
+        <w:t xml:space="preserve"> ei pea teadma anduri asendit ehk anduri telgede paiknemist maapinna ja raskuskiirenduse vektori suhtes. </w:t>
       </w:r>
       <w:r>
         <w:t>Selline kalibreerimismeetod ei vaja seega täpseid statiive, mis andurit kindla nurga võrra ja kindlasse asendisse panna suudavad.</w:t>
@@ -9685,10 +10672,34 @@
         <w:t xml:space="preserve">, kuid </w:t>
       </w:r>
       <w:r>
-        <w:t xml:space="preserve">on üks populaarsemaid, kuna selle tulemused põhinesid suurele andmehulgale, mis saadi nii simulatsioonides kui ka päris katsetes inertsiaalandurit kalibreerides, kusjuures </w:t>
-      </w:r>
-      <w:r>
-        <w:t>kalibreerimise täpsust oli võimalik täpselt hinnata, kuna simulatsioonides anti inertsiaalandurile kindlad teadaolevad kalibreerimisparameetrid ning katsetes kasutati juba tehases hästi kalibreeritud inertsiaalandurit, mille kalibreerimisparameetrid olid teada, aga mida mõõtmiste tegemisel andurile ei määratud, et neid võrrelda manuaalse kalibreerimise käigus leitud parameetritega</w:t>
+        <w:t xml:space="preserve">on üks populaarsemaid, kuna selle tulemused põhinesid suurele andmehulgale, mis saadi nii simulatsioonides kui ka päris katsetes </w:t>
+      </w:r>
+      <w:proofErr w:type="spellStart"/>
+      <w:r>
+        <w:t>inertsiaalandurit</w:t>
+      </w:r>
+      <w:proofErr w:type="spellEnd"/>
+      <w:r>
+        <w:t xml:space="preserve"> kalibreerides, kusjuures </w:t>
+      </w:r>
+      <w:r>
+        <w:t xml:space="preserve">kalibreerimise täpsust oli võimalik täpselt hinnata, kuna simulatsioonides anti </w:t>
+      </w:r>
+      <w:proofErr w:type="spellStart"/>
+      <w:r>
+        <w:t>inertsiaalandurile</w:t>
+      </w:r>
+      <w:proofErr w:type="spellEnd"/>
+      <w:r>
+        <w:t xml:space="preserve"> kindlad teadaolevad kalibreerimisparameetrid ning katsetes kasutati juba tehases hästi kalibreeritud </w:t>
+      </w:r>
+      <w:proofErr w:type="spellStart"/>
+      <w:r>
+        <w:t>inertsiaalandurit</w:t>
+      </w:r>
+      <w:proofErr w:type="spellEnd"/>
+      <w:r>
+        <w:t>, mille kalibreerimisparameetrid olid teada, aga mida mõõtmiste tegemisel andurile ei määratud, et neid võrrelda manuaalse kalibreerimise käigus leitud parameetritega</w:t>
       </w:r>
       <w:r>
         <w:t>. Samuti pakuti selles</w:t>
@@ -9708,8 +10719,13 @@
       <w:r>
         <w:t xml:space="preserve">: </w:t>
       </w:r>
-      <w:r>
-        <w:t>Runge-Kutta integreerimi</w:t>
+      <w:proofErr w:type="spellStart"/>
+      <w:r>
+        <w:t>Runge-Kutta</w:t>
+      </w:r>
+      <w:proofErr w:type="spellEnd"/>
+      <w:r>
+        <w:t xml:space="preserve"> integreerimi</w:t>
       </w:r>
       <w:r>
         <w:t>s</w:t>
@@ -9727,62 +10743,104 @@
           <w:i/>
           <w:iCs/>
         </w:rPr>
-        <w:t>Allan variance</w:t>
-      </w:r>
-      <w:r>
-        <w:t xml:space="preserve">’i </w:t>
-      </w:r>
-      <w:commentRangeEnd w:id="29"/>
-      <w:r>
-        <w:rPr>
-          <w:rStyle w:val="CommentReference"/>
-        </w:rPr>
-        <w:commentReference w:id="29"/>
-      </w:r>
-      <w:r>
-        <w:t xml:space="preserve"> ja </w:t>
-      </w:r>
-      <w:r>
-        <w:t>staatilise positsiooni tuvastaja</w:t>
-      </w:r>
-      <w:r>
-        <w:t xml:space="preserve"> algoritmi</w:t>
-      </w:r>
-      <w:r>
-        <w:t xml:space="preserve"> </w:t>
-      </w:r>
-      <w:r>
-        <w:t>kasutamine</w:t>
-      </w:r>
-      <w:r>
-        <w:t>. Selles uurimistöös vaadatakse erinevate mõõtmisviiside kasutamise mõju just selle kalibreerimismeetodi kontekstis, aga selle tulemusi võib üldistada ka sellistele manuaalse kalibreerimise meetoditele,</w:t>
-      </w:r>
-      <w:r>
-        <w:t xml:space="preserve"> </w:t>
-      </w:r>
-      <w:r>
-        <w:t>mis vastavaid kalibreerimise õnnestumise tagamise tehnikaid ei kasuta.</w:t>
-      </w:r>
-      <w:r>
-        <w:t xml:space="preserve"> </w:t>
-      </w:r>
-      <w:r>
-        <w:t xml:space="preserve">(Tedaldi </w:t>
-      </w:r>
+        <w:t xml:space="preserve">Allan </w:t>
+      </w:r>
+      <w:proofErr w:type="spellStart"/>
       <w:r>
         <w:rPr>
           <w:i/>
           <w:iCs/>
         </w:rPr>
-        <w:t>et al</w:t>
-      </w:r>
+        <w:t>variance</w:t>
+      </w:r>
+      <w:r>
+        <w:t>’i</w:t>
+      </w:r>
+      <w:proofErr w:type="spellEnd"/>
+      <w:r>
+        <w:t xml:space="preserve"> </w:t>
+      </w:r>
+      <w:commentRangeEnd w:id="29"/>
+      <w:r>
+        <w:rPr>
+          <w:rStyle w:val="CommentReference"/>
+        </w:rPr>
+        <w:commentReference w:id="29"/>
+      </w:r>
+      <w:r>
+        <w:t xml:space="preserve"> ja </w:t>
+      </w:r>
+      <w:r>
+        <w:t xml:space="preserve">staatilise positsiooni </w:t>
+      </w:r>
+      <w:proofErr w:type="spellStart"/>
+      <w:r>
+        <w:t>tuvastaja</w:t>
+      </w:r>
+      <w:proofErr w:type="spellEnd"/>
+      <w:r>
+        <w:t xml:space="preserve"> algoritmi</w:t>
+      </w:r>
+      <w:r>
+        <w:t xml:space="preserve"> </w:t>
+      </w:r>
+      <w:r>
+        <w:t>kasutamine</w:t>
+      </w:r>
+      <w:r>
+        <w:t>. Selles uurimistöös vaadatakse erinevate mõõtmisviiside kasutamise mõju just selle kalibreerimismeetodi kontekstis, aga selle tulemusi võib üldistada ka sellistele manuaalse kalibreerimise meetoditele,</w:t>
+      </w:r>
+      <w:r>
+        <w:t xml:space="preserve"> </w:t>
+      </w:r>
+      <w:r>
+        <w:t>mis vastavaid kalibreerimise õnnestumise tagamise tehnikaid ei kasuta.</w:t>
+      </w:r>
+      <w:r>
+        <w:t xml:space="preserve"> </w:t>
+      </w:r>
+      <w:r>
+        <w:t>(</w:t>
+      </w:r>
+      <w:proofErr w:type="spellStart"/>
+      <w:r>
+        <w:t>Tedaldi</w:t>
+      </w:r>
+      <w:proofErr w:type="spellEnd"/>
+      <w:r>
+        <w:t xml:space="preserve"> </w:t>
+      </w:r>
+      <w:r>
+        <w:rPr>
+          <w:i/>
+          <w:iCs/>
+        </w:rPr>
+        <w:t xml:space="preserve">et </w:t>
+      </w:r>
+      <w:proofErr w:type="spellStart"/>
+      <w:r>
+        <w:rPr>
+          <w:i/>
+          <w:iCs/>
+        </w:rPr>
+        <w:t>al</w:t>
+      </w:r>
+      <w:proofErr w:type="spellEnd"/>
       <w:r>
         <w:t>. 2014: 3)</w:t>
       </w:r>
     </w:p>
     <w:p>
       <w:r>
-        <w:t xml:space="preserve">Enne vastava kalibreerimismeetodi kasutamist proovis uurimistöö autor andurit kalibreerida, paigaldades mehhaanilist statiivi (vt. 3.5.) kasutades andurit erinevatesse positsioonidesse ja teades vastavas positsioonis raskuskiirenduse jaotust kolmele anduri teljele on võimalik raskuskiirenduse projektsioone anduri näitudega võrrelda ja vähimruutude meetodi abil leida kalibreerimisparameetrid, mis kõige paremini rahuldavad lineaarvõrrandisüsteemi, </w:t>
+        <w:t xml:space="preserve">Enne vastava kalibreerimismeetodi kasutamist proovis uurimistöö autor andurit kalibreerida, paigaldades mehhaanilist statiivi (vt. 3.5.) kasutades andurit erinevatesse positsioonidesse ja teades vastavas positsioonis raskuskiirenduse jaotust kolmele anduri teljele on võimalik raskuskiirenduse projektsioone anduri näitudega võrrelda ja vähimruutude meetodi abil leida kalibreerimisparameetrid, mis kõige paremini rahuldavad </w:t>
+      </w:r>
+      <w:proofErr w:type="spellStart"/>
+      <w:r>
+        <w:t>lineaarvõrrandisüsteemi</w:t>
+      </w:r>
+      <w:proofErr w:type="spellEnd"/>
+      <w:r>
+        <w:t xml:space="preserve">, </w:t>
       </w:r>
       <w:commentRangeStart w:id="30"/>
       <w:r>
@@ -9823,27 +10881,24 @@
         <w:t>ellise kalibreerimisega ei suudetud</w:t>
       </w:r>
       <w:r>
+        <w:t xml:space="preserve"> ühelgi korral</w:t>
+      </w:r>
+      <w:r>
+        <w:t xml:space="preserve"> saavutada</w:t>
+      </w:r>
+      <w:r>
         <w:t xml:space="preserve"> </w:t>
       </w:r>
       <w:r>
-        <w:t>ühelgi korral</w:t>
-      </w:r>
-      <w:r>
-        <w:t xml:space="preserve"> saavutada</w:t>
+        <w:t xml:space="preserve">kalibreerimisparameetreid, mis </w:t>
+      </w:r>
+      <w:r>
+        <w:t>mõõtmiste täpsust suurendaksid</w:t>
       </w:r>
       <w:r>
         <w:t xml:space="preserve"> </w:t>
       </w:r>
       <w:r>
-        <w:t xml:space="preserve">kalibreerimisparameetreid, mis </w:t>
-      </w:r>
-      <w:r>
-        <w:t>mõõtmiste täpsust suurendaksid</w:t>
-      </w:r>
-      <w:r>
-        <w:t xml:space="preserve"> </w:t>
-      </w:r>
-      <w:r>
         <w:t>4. peatükis kirjeldatud kontrollkatse</w:t>
       </w:r>
       <w:r>
@@ -9865,7 +10920,15 @@
         <w:t xml:space="preserve"> lineaarvõrrandid lahendati selliselt, et</w:t>
       </w:r>
       <w:r>
-        <w:t xml:space="preserve"> teadaolevad raskukiirenduse projektsioonid </w:t>
+        <w:t xml:space="preserve"> teadaolevad </w:t>
+      </w:r>
+      <w:proofErr w:type="spellStart"/>
+      <w:r>
+        <w:t>raskukiirenduse</w:t>
+      </w:r>
+      <w:proofErr w:type="spellEnd"/>
+      <w:r>
+        <w:t xml:space="preserve"> projektsioonid </w:t>
       </w:r>
       <w:r>
         <w:t>oli vale</w:t>
@@ -9884,8 +10947,13 @@
       <w:pPr>
         <w:pStyle w:val="Heading2"/>
       </w:pPr>
-      <w:r>
-        <w:t>Aktseleromeetri kalibreerimise</w:t>
+      <w:proofErr w:type="spellStart"/>
+      <w:r>
+        <w:t>Aktseleromeetri</w:t>
+      </w:r>
+      <w:proofErr w:type="spellEnd"/>
+      <w:r>
+        <w:t xml:space="preserve"> kalibreerimise</w:t>
       </w:r>
       <w:r>
         <w:t xml:space="preserve"> põhimõt</w:t>
@@ -9896,13 +10964,314 @@
       </w:r>
     </w:p>
     <w:p>
+      <w:proofErr w:type="spellStart"/>
+      <w:r>
+        <w:t>A</w:t>
+      </w:r>
+      <w:r>
+        <w:t>ktseleromeetri</w:t>
+      </w:r>
+      <w:proofErr w:type="spellEnd"/>
+      <w:r>
+        <w:t xml:space="preserve"> manuaalse</w:t>
+      </w:r>
+      <w:r>
+        <w:t xml:space="preserve"> kalibreerimise põhimõtteks</w:t>
+      </w:r>
+      <w:r>
+        <w:t xml:space="preserve"> on paljude positsioonide näitude põhjal</w:t>
+      </w:r>
+      <w:r>
+        <w:t xml:space="preserve"> </w:t>
+      </w:r>
+      <w:r>
+        <w:t xml:space="preserve">kalibreerimisparameetreid muutes </w:t>
+      </w:r>
+      <w:r>
+        <w:t xml:space="preserve">kohandada kiirenduse projektsioonide väärtuseid, et kiirendusvektori moodulväärtus oleks </w:t>
+      </w:r>
+      <w:r>
+        <w:t xml:space="preserve">võimalikult lähedal </w:t>
+      </w:r>
+      <w:r>
+        <w:t>raskuskiirendus</w:t>
+      </w:r>
+      <w:r>
+        <w:t>ele ehk kehtiks</w:t>
+      </w:r>
+      <w:r>
+        <w:t>:</w:t>
+      </w:r>
+    </w:p>
+    <w:p>
       <w:pPr>
+        <w:spacing w:after="160" w:line="278" w:lineRule="auto"/>
+        <w:jc w:val="left"/>
         <w:rPr>
           <w:rFonts w:eastAsiaTheme="minorEastAsia"/>
         </w:rPr>
       </w:pPr>
-      <w:r>
-        <w:t xml:space="preserve">Aktseleromeetri kalibreerimiseks saadavad näidud saadakse erinevatesse staatilistesse asenditesse andurit asetades. </w:t>
+      <m:oMath>
+        <m:rad>
+          <m:radPr>
+            <m:degHide m:val="1"/>
+            <m:ctrlPr>
+              <w:rPr>
+                <w:rFonts w:ascii="Cambria Math" w:hAnsi="Cambria Math"/>
+                <w:i/>
+              </w:rPr>
+            </m:ctrlPr>
+          </m:radPr>
+          <m:deg/>
+          <m:e>
+            <m:r>
+              <w:rPr>
+                <w:rFonts w:ascii="Cambria Math" w:hAnsi="Cambria Math"/>
+              </w:rPr>
+              <m:t xml:space="preserve"> </m:t>
+            </m:r>
+            <m:sSubSup>
+              <m:sSubSupPr>
+                <m:ctrlPr>
+                  <w:rPr>
+                    <w:rFonts w:ascii="Cambria Math" w:hAnsi="Cambria Math"/>
+                    <w:i/>
+                  </w:rPr>
+                </m:ctrlPr>
+              </m:sSubSupPr>
+              <m:e>
+                <m:r>
+                  <w:rPr>
+                    <w:rFonts w:ascii="Cambria Math" w:hAnsi="Cambria Math"/>
+                  </w:rPr>
+                  <m:t>g</m:t>
+                </m:r>
+              </m:e>
+              <m:sub>
+                <m:r>
+                  <w:rPr>
+                    <w:rFonts w:ascii="Cambria Math" w:hAnsi="Cambria Math"/>
+                  </w:rPr>
+                  <m:t>x</m:t>
+                </m:r>
+              </m:sub>
+              <m:sup>
+                <m:r>
+                  <w:rPr>
+                    <w:rFonts w:ascii="Cambria Math" w:hAnsi="Cambria Math"/>
+                  </w:rPr>
+                  <m:t>2</m:t>
+                </m:r>
+              </m:sup>
+            </m:sSubSup>
+            <m:r>
+              <w:rPr>
+                <w:rFonts w:ascii="Cambria Math" w:hAnsi="Cambria Math"/>
+              </w:rPr>
+              <m:t xml:space="preserve">+ </m:t>
+            </m:r>
+            <m:sSubSup>
+              <m:sSubSupPr>
+                <m:ctrlPr>
+                  <w:rPr>
+                    <w:rFonts w:ascii="Cambria Math" w:hAnsi="Cambria Math"/>
+                    <w:i/>
+                  </w:rPr>
+                </m:ctrlPr>
+              </m:sSubSupPr>
+              <m:e>
+                <m:r>
+                  <w:rPr>
+                    <w:rFonts w:ascii="Cambria Math" w:hAnsi="Cambria Math"/>
+                  </w:rPr>
+                  <m:t>g</m:t>
+                </m:r>
+              </m:e>
+              <m:sub>
+                <m:r>
+                  <w:rPr>
+                    <w:rFonts w:ascii="Cambria Math" w:hAnsi="Cambria Math"/>
+                  </w:rPr>
+                  <m:t>y</m:t>
+                </m:r>
+              </m:sub>
+              <m:sup>
+                <m:r>
+                  <w:rPr>
+                    <w:rFonts w:ascii="Cambria Math" w:hAnsi="Cambria Math"/>
+                  </w:rPr>
+                  <m:t>2</m:t>
+                </m:r>
+              </m:sup>
+            </m:sSubSup>
+            <m:r>
+              <w:rPr>
+                <w:rFonts w:ascii="Cambria Math" w:hAnsi="Cambria Math"/>
+              </w:rPr>
+              <m:t xml:space="preserve">+ </m:t>
+            </m:r>
+            <m:sSubSup>
+              <m:sSubSupPr>
+                <m:ctrlPr>
+                  <w:rPr>
+                    <w:rFonts w:ascii="Cambria Math" w:hAnsi="Cambria Math"/>
+                    <w:i/>
+                  </w:rPr>
+                </m:ctrlPr>
+              </m:sSubSupPr>
+              <m:e>
+                <m:r>
+                  <w:rPr>
+                    <w:rFonts w:ascii="Cambria Math" w:hAnsi="Cambria Math"/>
+                  </w:rPr>
+                  <m:t>g</m:t>
+                </m:r>
+              </m:e>
+              <m:sub>
+                <m:r>
+                  <w:rPr>
+                    <w:rFonts w:ascii="Cambria Math" w:hAnsi="Cambria Math"/>
+                  </w:rPr>
+                  <m:t>z</m:t>
+                </m:r>
+              </m:sub>
+              <m:sup>
+                <m:r>
+                  <w:rPr>
+                    <w:rFonts w:ascii="Cambria Math" w:hAnsi="Cambria Math"/>
+                  </w:rPr>
+                  <m:t>2</m:t>
+                </m:r>
+              </m:sup>
+            </m:sSubSup>
+          </m:e>
+        </m:rad>
+        <m:r>
+          <w:rPr>
+            <w:rFonts w:ascii="Cambria Math" w:hAnsi="Cambria Math"/>
+          </w:rPr>
+          <m:t>= g</m:t>
+        </m:r>
+      </m:oMath>
+      <w:r>
+        <w:rPr>
+          <w:rFonts w:eastAsiaTheme="minorEastAsia"/>
+        </w:rPr>
+        <w:t>,</w:t>
+      </w:r>
+    </w:p>
+    <w:p>
+      <w:pPr>
+        <w:spacing w:after="160" w:line="278" w:lineRule="auto"/>
+        <w:jc w:val="left"/>
+        <w:rPr>
+          <w:rFonts w:eastAsiaTheme="minorEastAsia"/>
+        </w:rPr>
+      </w:pPr>
+      <w:r>
+        <w:rPr>
+          <w:rFonts w:eastAsiaTheme="minorEastAsia"/>
+        </w:rPr>
+        <w:t xml:space="preserve">kus </w:t>
+      </w:r>
+      <m:oMath>
+        <m:sSub>
+          <m:sSubPr>
+            <m:ctrlPr>
+              <w:rPr>
+                <w:rFonts w:ascii="Cambria Math" w:eastAsiaTheme="minorEastAsia" w:hAnsi="Cambria Math"/>
+                <w:i/>
+              </w:rPr>
+            </m:ctrlPr>
+          </m:sSubPr>
+          <m:e>
+            <m:r>
+              <w:rPr>
+                <w:rFonts w:ascii="Cambria Math" w:eastAsiaTheme="minorEastAsia" w:hAnsi="Cambria Math"/>
+              </w:rPr>
+              <m:t>g</m:t>
+            </m:r>
+          </m:e>
+          <m:sub>
+            <m:r>
+              <w:rPr>
+                <w:rFonts w:ascii="Cambria Math" w:eastAsiaTheme="minorEastAsia" w:hAnsi="Cambria Math"/>
+              </w:rPr>
+              <m:t>telg</m:t>
+            </m:r>
+          </m:sub>
+        </m:sSub>
+      </m:oMath>
+      <w:r>
+        <w:rPr>
+          <w:rFonts w:eastAsiaTheme="minorEastAsia"/>
+        </w:rPr>
+        <w:t xml:space="preserve"> tähistab raskuskiirenduse projektsiooni vastavale teljele ja </w:t>
+      </w:r>
+      <m:oMath>
+        <m:r>
+          <w:rPr>
+            <w:rFonts w:ascii="Cambria Math" w:eastAsiaTheme="minorEastAsia" w:hAnsi="Cambria Math"/>
+          </w:rPr>
+          <m:t>g</m:t>
+        </m:r>
+      </m:oMath>
+      <w:r>
+        <w:rPr>
+          <w:rFonts w:eastAsiaTheme="minorEastAsia"/>
+        </w:rPr>
+        <w:t xml:space="preserve"> tähistab raskuskiirenduse moodulväärtust. Selle jaoks </w:t>
+      </w:r>
+      <w:r>
+        <w:rPr>
+          <w:rFonts w:eastAsiaTheme="minorEastAsia"/>
+        </w:rPr>
+        <w:t xml:space="preserve">on vaja </w:t>
+      </w:r>
+      <w:r>
+        <w:rPr>
+          <w:rFonts w:eastAsiaTheme="minorEastAsia"/>
+        </w:rPr>
+        <w:t xml:space="preserve">minimaliseerida vastavas võrduses </w:t>
+      </w:r>
+      <m:oMath>
+        <m:r>
+          <w:rPr>
+            <w:rFonts w:ascii="Cambria Math" w:eastAsiaTheme="minorEastAsia" w:hAnsi="Cambria Math"/>
+          </w:rPr>
+          <m:t>L</m:t>
+        </m:r>
+      </m:oMath>
+      <w:r>
+        <w:rPr>
+          <w:rFonts w:eastAsiaTheme="minorEastAsia"/>
+        </w:rPr>
+        <w:t>:</w:t>
+      </w:r>
+    </w:p>
+    <w:p>
+      <w:pPr>
+        <w:spacing w:after="160" w:line="278" w:lineRule="auto"/>
+        <w:jc w:val="left"/>
+        <w:rPr>
+          <w:rFonts w:eastAsiaTheme="minorEastAsia"/>
+          <w:lang w:val="en-US"/>
+        </w:rPr>
+      </w:pPr>
+    </w:p>
+    <w:p>
+      <w:pPr>
+        <w:rPr>
+          <w:rFonts w:eastAsiaTheme="minorEastAsia"/>
+        </w:rPr>
+      </w:pPr>
+      <w:proofErr w:type="spellStart"/>
+      <w:r>
+        <w:t>Aktseleromeetri</w:t>
+      </w:r>
+      <w:proofErr w:type="spellEnd"/>
+      <w:r>
+        <w:t xml:space="preserve"> kalibreerimiseks saadavad näidud saadakse erinevatesse staatilistesse asenditesse andurit asetades. </w:t>
       </w:r>
       <w:r>
         <w:t>Juhusliku vea ehk müra tõttu varieerub anduri näit kogu aeg ning selleks, et</w:t>
@@ -9911,7 +11280,19 @@
         <w:t xml:space="preserve"> kindlustada, et andurile ei mõju mõõtmiste tegemise ajal teisi kiirendusi peale raskuskiirendusega kasutatakse </w:t>
       </w:r>
       <w:r>
-        <w:t xml:space="preserve">staatilise positsiooni tuvastajat. Tegemist on algoritmiga, mis vaatab viimase </w:t>
+        <w:t xml:space="preserve">staatilise positsiooni </w:t>
+      </w:r>
+      <w:proofErr w:type="spellStart"/>
+      <w:r>
+        <w:t>tuvastajat</w:t>
+      </w:r>
+      <w:proofErr w:type="spellEnd"/>
+      <w:r>
+        <w:t xml:space="preserve">. Tegemist on algoritmiga, mis </w:t>
+      </w:r>
+      <w:r>
+        <w:lastRenderedPageBreak/>
+        <w:t xml:space="preserve">vaatab viimase </w:t>
       </w:r>
       <m:oMath>
         <m:r>
@@ -9971,13 +11352,7 @@
           <w:rPr>
             <w:rFonts w:ascii="Cambria Math" w:hAnsi="Cambria Math"/>
           </w:rPr>
-          <m:t>ς</m:t>
-        </m:r>
-        <m:r>
-          <w:rPr>
-            <w:rFonts w:ascii="Cambria Math" w:hAnsi="Cambria Math"/>
-          </w:rPr>
-          <m:t>(t)=</m:t>
+          <m:t>ς(t)=</m:t>
         </m:r>
         <m:rad>
           <m:radPr>
@@ -10574,7 +11949,6 @@
           <w:rPr>
             <w:rFonts w:ascii="Cambria Math" w:hAnsi="Cambria Math"/>
           </w:rPr>
-          <w:lastRenderedPageBreak/>
           <m:t>va</m:t>
         </m:r>
         <m:sSub>
@@ -10809,13 +12183,7 @@
                       <w:rPr>
                         <w:rFonts w:ascii="Cambria Math" w:hAnsi="Cambria Math"/>
                       </w:rPr>
-                      <m:t>)</m:t>
-                    </m:r>
-                    <m:r>
-                      <w:rPr>
-                        <w:rFonts w:ascii="Cambria Math" w:hAnsi="Cambria Math"/>
-                      </w:rPr>
-                      <m:t>-</m:t>
+                      <m:t>)-</m:t>
                     </m:r>
                     <m:acc>
                       <m:accPr>
@@ -11063,13 +12431,7 @@
           <w:rPr>
             <w:rFonts w:ascii="Cambria Math" w:hAnsi="Cambria Math"/>
           </w:rPr>
-          <m:t>ς</m:t>
-        </m:r>
-        <m:r>
-          <w:rPr>
-            <w:rFonts w:ascii="Cambria Math" w:hAnsi="Cambria Math"/>
-          </w:rPr>
-          <m:t>(t)</m:t>
+          <m:t>ς(t)</m:t>
         </m:r>
       </m:oMath>
       <w:r>
@@ -11204,25 +12566,47 @@
         <w:rPr>
           <w:rFonts w:eastAsiaTheme="minorEastAsia"/>
         </w:rPr>
+        <w:t xml:space="preserve"> , siis alustatakse vastavas poosis näitude võtmist algusest peale.</w:t>
+      </w:r>
+      <w:r>
+        <w:rPr>
+          <w:rFonts w:eastAsiaTheme="minorEastAsia"/>
+        </w:rPr>
         <w:t xml:space="preserve"> </w:t>
       </w:r>
       <w:r>
         <w:rPr>
           <w:rFonts w:eastAsiaTheme="minorEastAsia"/>
         </w:rPr>
-        <w:t>, siis alustatakse vastavas poosis näitude võtmist algusest peale.</w:t>
-      </w:r>
-      <w:r>
-        <w:rPr>
-          <w:rFonts w:eastAsiaTheme="minorEastAsia"/>
-        </w:rPr>
-        <w:t xml:space="preserve"> </w:t>
-      </w:r>
-      <w:r>
-        <w:rPr>
-          <w:rFonts w:eastAsiaTheme="minorEastAsia"/>
-        </w:rPr>
-        <w:t xml:space="preserve">Nullvarieeruvus pannakse paika staatilise testi ajal, selleks võetakse kõikidel telgedel eraldi aritmeetiline keskmine kõikidest arvutatud varieeruvuse väärtustest ja seejärel arvutatakse koguvarieeruvus eelnevalt näidatud viisil. Selle staatilise positsiooni tuvastaja juures on tähtis aru saada, et see ei vaata vaid viimast mõõtmist, vaid vaatab varieeruvust koos viimase N näiduga. Selline tuvastaja suudab väga hästi </w:t>
+        <w:t xml:space="preserve">Nullvarieeruvus pannakse paika staatilise testi ajal, selleks võetakse kõikidel telgedel eraldi aritmeetiline keskmine kõikidest arvutatud varieeruvuse väärtustest ja seejärel arvutatakse koguvarieeruvus eelnevalt näidatud viisil. Selle staatilise positsiooni </w:t>
+      </w:r>
+      <w:proofErr w:type="spellStart"/>
+      <w:r>
+        <w:rPr>
+          <w:rFonts w:eastAsiaTheme="minorEastAsia"/>
+        </w:rPr>
+        <w:t>tuvastaja</w:t>
+      </w:r>
+      <w:proofErr w:type="spellEnd"/>
+      <w:r>
+        <w:rPr>
+          <w:rFonts w:eastAsiaTheme="minorEastAsia"/>
+        </w:rPr>
+        <w:t xml:space="preserve"> juures on tähtis aru saada, et see ei vaata vaid viimast mõõtmist, vaid vaatab varieeruvust koos viimase N näiduga. Selline </w:t>
+      </w:r>
+      <w:proofErr w:type="spellStart"/>
+      <w:r>
+        <w:rPr>
+          <w:rFonts w:eastAsiaTheme="minorEastAsia"/>
+        </w:rPr>
+        <w:t>tuvastaja</w:t>
+      </w:r>
+      <w:proofErr w:type="spellEnd"/>
+      <w:r>
+        <w:rPr>
+          <w:rFonts w:eastAsiaTheme="minorEastAsia"/>
+        </w:rPr>
+        <w:t xml:space="preserve"> suudab väga hästi </w:t>
       </w:r>
       <w:r>
         <w:rPr>
@@ -11240,8 +12624,35 @@
         <w:rPr>
           <w:rFonts w:eastAsiaTheme="minorEastAsia"/>
         </w:rPr>
-        <w:t xml:space="preserve">asetamist lauale, millel inertsiaalandur mõõtmisi teeb. </w:t>
-      </w:r>
+        <w:t xml:space="preserve">asetamist lauale, millel </w:t>
+      </w:r>
+      <w:proofErr w:type="spellStart"/>
+      <w:r>
+        <w:rPr>
+          <w:rFonts w:eastAsiaTheme="minorEastAsia"/>
+        </w:rPr>
+        <w:t>inertsiaalandur</w:t>
+      </w:r>
+      <w:proofErr w:type="spellEnd"/>
+      <w:r>
+        <w:rPr>
+          <w:rFonts w:eastAsiaTheme="minorEastAsia"/>
+        </w:rPr>
+        <w:t xml:space="preserve"> mõõtmisi teeb. </w:t>
+      </w:r>
+      <w:r>
+        <w:rPr>
+          <w:rFonts w:eastAsiaTheme="minorEastAsia"/>
+        </w:rPr>
+        <w:t>()</w:t>
+      </w:r>
+    </w:p>
+    <w:p>
+      <w:pPr>
+        <w:rPr>
+          <w:rFonts w:eastAsiaTheme="minorEastAsia"/>
+        </w:rPr>
+      </w:pPr>
     </w:p>
     <w:p>
       <w:pPr>
@@ -11344,8 +12755,13 @@
         <w:t xml:space="preserve"> leitud</w:t>
       </w:r>
       <w:r>
-        <w:t xml:space="preserve"> aktseleromeetri</w:t>
-      </w:r>
+        <w:t xml:space="preserve"> </w:t>
+      </w:r>
+      <w:proofErr w:type="spellStart"/>
+      <w:r>
+        <w:t>aktseleromeetri</w:t>
+      </w:r>
+      <w:proofErr w:type="spellEnd"/>
       <w:r>
         <w:t xml:space="preserve"> kalibreerimisparameetrite kontrollimine suurema andmehulga peal, mille andmed koguti eraldi mõõtmisena. Selleks kasutati mehaanilist statiivi, kuna see võimaldas võimalikult täpselt ja kerge vaevaga andurit eri positsioonides hoida. </w:t>
       </w:r>
@@ -11357,13 +12773,18 @@
       <w:r>
         <w:t xml:space="preserve">° sammu võrra. Nii oli võimalik saada mitmekesist infot kõikide kalibreerimisparameetrite kohta, kuna iga skaala- ja kõrvalekaldeparameeter mõjutab anduri näitusid vaid ühel teljel ning </w:t>
       </w:r>
+      <w:proofErr w:type="spellStart"/>
       <w:r>
         <w:t>joondusˇ</w:t>
       </w:r>
       <w:commentRangeStart w:id="37"/>
       <w:commentRangeStart w:id="38"/>
       <w:r>
-        <w:t xml:space="preserve">parameeter </w:t>
+        <w:t>parameeter</w:t>
+      </w:r>
+      <w:proofErr w:type="spellEnd"/>
+      <w:r>
+        <w:t xml:space="preserve"> </w:t>
       </w:r>
       <w:commentRangeEnd w:id="37"/>
       <w:r>
@@ -11423,7 +12844,15 @@
     </w:p>
     <w:p>
       <w:r>
-        <w:t xml:space="preserve">Nagu kirjeldatud peatükis …, siis on aktseleromeetri kalibreerimise põhimõtteks </w:t>
+        <w:t xml:space="preserve">Nagu kirjeldatud peatükis …, siis on </w:t>
+      </w:r>
+      <w:proofErr w:type="spellStart"/>
+      <w:r>
+        <w:t>aktseleromeetri</w:t>
+      </w:r>
+      <w:proofErr w:type="spellEnd"/>
+      <w:r>
+        <w:t xml:space="preserve"> kalibreerimise põhimõtteks </w:t>
       </w:r>
       <w:r>
         <w:t>kohandada kiirenduse projektsioonide väärtuseid, et kiirendusvektori moodulväärtus oleks raskuskiirendus:</w:t>
@@ -11636,8 +13065,13 @@
       <w:r>
         <w:t xml:space="preserve">teistes </w:t>
       </w:r>
-      <w:r>
-        <w:t>aktseleromeetri kalibreerimisega seotud</w:t>
+      <w:proofErr w:type="spellStart"/>
+      <w:r>
+        <w:t>aktseleromeetri</w:t>
+      </w:r>
+      <w:proofErr w:type="spellEnd"/>
+      <w:r>
+        <w:t xml:space="preserve"> kalibreerimisega seotud</w:t>
       </w:r>
       <w:r>
         <w:t xml:space="preserve"> teadustöödes. </w:t>
@@ -11646,14 +13080,38 @@
       <w:commentRangeStart w:id="42"/>
       <w:commentRangeStart w:id="43"/>
       <w:r>
-        <w:t xml:space="preserve">(García </w:t>
+        <w:t>(</w:t>
+      </w:r>
+      <w:proofErr w:type="spellStart"/>
+      <w:r>
+        <w:t>García</w:t>
+      </w:r>
+      <w:proofErr w:type="spellEnd"/>
+      <w:r>
+        <w:t xml:space="preserve"> </w:t>
       </w:r>
       <w:r>
         <w:rPr>
           <w:i/>
           <w:iCs/>
         </w:rPr>
-        <w:t xml:space="preserve">et al. </w:t>
+        <w:t xml:space="preserve">et </w:t>
+      </w:r>
+      <w:proofErr w:type="spellStart"/>
+      <w:r>
+        <w:rPr>
+          <w:i/>
+          <w:iCs/>
+        </w:rPr>
+        <w:t>al</w:t>
+      </w:r>
+      <w:proofErr w:type="spellEnd"/>
+      <w:r>
+        <w:rPr>
+          <w:i/>
+          <w:iCs/>
+        </w:rPr>
+        <w:t xml:space="preserve">. </w:t>
       </w:r>
       <w:r>
         <w:t xml:space="preserve">2020: 16) </w:t>
@@ -11722,7 +13180,15 @@
         <w:t xml:space="preserve">, </w:t>
       </w:r>
       <w:r>
-        <w:t xml:space="preserve">kuna eri positsioonides esinevad vastasmärgilise </w:t>
+        <w:t xml:space="preserve">kuna eri positsioonides esinevad </w:t>
+      </w:r>
+      <w:proofErr w:type="spellStart"/>
+      <w:r>
+        <w:t>vastasmärgilise</w:t>
+      </w:r>
+      <w:proofErr w:type="spellEnd"/>
+      <w:r>
+        <w:t xml:space="preserve"> </w:t>
       </w:r>
       <w:r>
         <w:t xml:space="preserve">kõikumised </w:t>
@@ -11742,8 +13208,21 @@
       <w:r>
         <w:t>(</w:t>
       </w:r>
-      <w:r>
-        <w:t>Chai, Draxler 2014: 1</w:t>
+      <w:proofErr w:type="spellStart"/>
+      <w:r>
+        <w:t>Chai</w:t>
+      </w:r>
+      <w:proofErr w:type="spellEnd"/>
+      <w:r>
+        <w:t xml:space="preserve">, </w:t>
+      </w:r>
+      <w:proofErr w:type="spellStart"/>
+      <w:r>
+        <w:t>Draxler</w:t>
+      </w:r>
+      <w:proofErr w:type="spellEnd"/>
+      <w:r>
+        <w:t xml:space="preserve"> 2014: 1</w:t>
       </w:r>
       <w:r>
         <w:t>)</w:t>
@@ -12101,7 +13580,23 @@
       <w:commentRangeStart w:id="48"/>
       <w:commentRangeStart w:id="49"/>
       <w:r>
-        <w:t>(Physikalisch-technische Bundesanstalt)</w:t>
+        <w:t>(</w:t>
+      </w:r>
+      <w:proofErr w:type="spellStart"/>
+      <w:r>
+        <w:t>Physikalisch-technische</w:t>
+      </w:r>
+      <w:proofErr w:type="spellEnd"/>
+      <w:r>
+        <w:t xml:space="preserve"> </w:t>
+      </w:r>
+      <w:proofErr w:type="spellStart"/>
+      <w:r>
+        <w:t>Bundesanstalt</w:t>
+      </w:r>
+      <w:proofErr w:type="spellEnd"/>
+      <w:r>
+        <w:t>)</w:t>
       </w:r>
       <w:commentRangeEnd w:id="48"/>
       <w:r>
@@ -13910,13 +15405,29 @@
         <w:t xml:space="preserve">SER0067 </w:t>
       </w:r>
       <w:r>
-        <w:t>servomootor. Inertsiaalanduri jaoks oli 3D</w:t>
+        <w:t xml:space="preserve">servomootor. </w:t>
+      </w:r>
+      <w:proofErr w:type="spellStart"/>
+      <w:r>
+        <w:t>Inertsiaalanduri</w:t>
+      </w:r>
+      <w:proofErr w:type="spellEnd"/>
+      <w:r>
+        <w:t xml:space="preserve"> jaoks oli 3D</w:t>
       </w:r>
       <w:r>
         <w:t xml:space="preserve"> </w:t>
       </w:r>
       <w:r>
-        <w:t>modelleeritud ja prinditud spetsiaalne statiiv, mis mootori plastotsikuga ühendus ja mida mootori külge kruvida sai. Nagu kõigil teistel katsetel, kasutati ka siin ESP32 mikrokontrollerit nii servomootori juhtimiseks kui ka inertsiaalanduriga suhtlemiseks.</w:t>
+        <w:t xml:space="preserve">modelleeritud ja prinditud spetsiaalne statiiv, mis mootori plastotsikuga ühendus ja mida mootori külge kruvida sai. Nagu kõigil teistel katsetel, kasutati ka siin ESP32 mikrokontrollerit nii servomootori juhtimiseks kui ka </w:t>
+      </w:r>
+      <w:proofErr w:type="spellStart"/>
+      <w:r>
+        <w:t>inertsiaalanduriga</w:t>
+      </w:r>
+      <w:proofErr w:type="spellEnd"/>
+      <w:r>
+        <w:t xml:space="preserve"> suhtlemiseks.</w:t>
       </w:r>
       <w:commentRangeEnd w:id="54"/>
       <w:r>
@@ -14013,7 +15524,15 @@
     </w:p>
     <w:p>
       <w:r>
-        <w:t xml:space="preserve">Selle katse õnnestumiseks pidi mootor inertsiaalandurit ühel teljel võimalikult aeglaselt pöörama. </w:t>
+        <w:t xml:space="preserve">Selle katse õnnestumiseks pidi mootor </w:t>
+      </w:r>
+      <w:proofErr w:type="spellStart"/>
+      <w:r>
+        <w:t>inertsiaalandurit</w:t>
+      </w:r>
+      <w:proofErr w:type="spellEnd"/>
+      <w:r>
+        <w:t xml:space="preserve"> ühel teljel võimalikult aeglaselt pöörama. </w:t>
       </w:r>
       <w:r>
         <w:t>Kiirus ei tohtinud samas</w:t>
@@ -14034,8 +15553,13 @@
         <w:t xml:space="preserve">Katses </w:t>
       </w:r>
       <w:r>
-        <w:t>kasutati positsiooniservot</w:t>
-      </w:r>
+        <w:t xml:space="preserve">kasutati </w:t>
+      </w:r>
+      <w:proofErr w:type="spellStart"/>
+      <w:r>
+        <w:t>positsiooniservot</w:t>
+      </w:r>
+      <w:proofErr w:type="spellEnd"/>
       <w:r>
         <w:t>, mis võib</w:t>
       </w:r>
@@ -14108,7 +15632,21 @@
         <w:rPr>
           <w:rFonts w:eastAsiaTheme="minorEastAsia"/>
         </w:rPr>
-        <w:t xml:space="preserve">(DFRobot) </w:t>
+        <w:t>(</w:t>
+      </w:r>
+      <w:proofErr w:type="spellStart"/>
+      <w:r>
+        <w:rPr>
+          <w:rFonts w:eastAsiaTheme="minorEastAsia"/>
+        </w:rPr>
+        <w:t>DFRobot</w:t>
+      </w:r>
+      <w:proofErr w:type="spellEnd"/>
+      <w:r>
+        <w:rPr>
+          <w:rFonts w:eastAsiaTheme="minorEastAsia"/>
+        </w:rPr>
+        <w:t xml:space="preserve">) </w:t>
       </w:r>
       <w:r>
         <w:rPr>
@@ -14126,12 +15664,28 @@
     <w:p>
       <w:r>
         <w:lastRenderedPageBreak/>
-        <w:t>Katse õnnestumiseks oli tähtis, et mootori pööramisel tehtaks güroskoobi mõõtmiseid võimalikult ühtlaste ajavahemike tagant. Selle tõttu mõõdeti andmeid nii siin kui mujal sagedusega 70Hz, kuna sellest kiiremaks minnes ei tulnud güroskoobi kalibreerimine mingil põhjusel välja.</w:t>
-      </w:r>
-    </w:p>
-    <w:p>
-      <w:r>
-        <w:t xml:space="preserve">Andur pööras nurga 180° ligikaudse kiirusega 10°/s, pärast mida läks andur tagasi algpositsiooni. Selle tõttu, et katse oli täiesti automaatne ning igas positsioonis tehti vaid üks mõõtmine samal ajal kui teistes katsetes võeti aktseleromeetri kalibreerimisel 800 mõõtmist ühest positsioonist, </w:t>
+        <w:t xml:space="preserve">Katse õnnestumiseks oli tähtis, et mootori pööramisel tehtaks güroskoobi </w:t>
+      </w:r>
+      <w:proofErr w:type="spellStart"/>
+      <w:r>
+        <w:t>mõõtmiseid</w:t>
+      </w:r>
+      <w:proofErr w:type="spellEnd"/>
+      <w:r>
+        <w:t xml:space="preserve"> võimalikult ühtlaste ajavahemike tagant. Selle tõttu mõõdeti andmeid nii siin kui mujal sagedusega 70Hz, kuna sellest kiiremaks minnes ei tulnud güroskoobi kalibreerimine mingil põhjusel välja.</w:t>
+      </w:r>
+    </w:p>
+    <w:p>
+      <w:r>
+        <w:t xml:space="preserve">Andur pööras nurga 180° ligikaudse kiirusega 10°/s, pärast mida läks andur tagasi algpositsiooni. Selle tõttu, et katse oli täiesti automaatne ning igas positsioonis tehti vaid üks mõõtmine samal ajal kui teistes katsetes võeti </w:t>
+      </w:r>
+      <w:proofErr w:type="spellStart"/>
+      <w:r>
+        <w:t>aktseleromeetri</w:t>
+      </w:r>
+      <w:proofErr w:type="spellEnd"/>
+      <w:r>
+        <w:t xml:space="preserve"> kalibreerimisel 800 mõõtmist ühest positsioonist, </w:t>
       </w:r>
       <w:r>
         <w:t>korrati pööramist … korda.</w:t>
@@ -14367,7 +15921,21 @@
         <w:rPr>
           <w:rFonts w:eastAsiaTheme="minorEastAsia"/>
         </w:rPr>
-        <w:t xml:space="preserve">Kuna mõõtmiseid tehakse stabiilse ajavahemiku tagant ning koodis on isegi kontrollalgoritm, mis päris sagedust jälgib, siis </w:t>
+        <w:t xml:space="preserve">Kuna </w:t>
+      </w:r>
+      <w:proofErr w:type="spellStart"/>
+      <w:r>
+        <w:rPr>
+          <w:rFonts w:eastAsiaTheme="minorEastAsia"/>
+        </w:rPr>
+        <w:t>mõõtmiseid</w:t>
+      </w:r>
+      <w:proofErr w:type="spellEnd"/>
+      <w:r>
+        <w:rPr>
+          <w:rFonts w:eastAsiaTheme="minorEastAsia"/>
+        </w:rPr>
+        <w:t xml:space="preserve"> tehakse stabiilse ajavahemiku tagant ning koodis on isegi kontrollalgoritm, mis päris sagedust jälgib, siis </w:t>
       </w:r>
       <w:r>
         <w:rPr>
@@ -14477,7 +16045,15 @@
     </w:p>
     <w:p>
       <w:r>
-        <w:t>Sel viisil saab arvutada mõõdetud nurga kalibreerimata ja eri mõõteviisidega kalibreeritud näitudega ning absoluutsete erinevuste võrdlemisel on võimalik võrrelda mõõtevisiide täpsust:</w:t>
+        <w:t xml:space="preserve">Sel viisil saab arvutada mõõdetud nurga kalibreerimata ja eri mõõteviisidega kalibreeritud näitudega ning absoluutsete erinevuste võrdlemisel on võimalik võrrelda </w:t>
+      </w:r>
+      <w:proofErr w:type="spellStart"/>
+      <w:r>
+        <w:t>mõõtevisiide</w:t>
+      </w:r>
+      <w:proofErr w:type="spellEnd"/>
+      <w:r>
+        <w:t xml:space="preserve"> täpsust:</w:t>
       </w:r>
     </w:p>
     <w:p>
@@ -14624,7 +16200,15 @@
         <w:t>d</w:t>
       </w:r>
       <w:r>
-        <w:t>e järjepidavuse hindamine</w:t>
+        <w:t xml:space="preserve">e </w:t>
+      </w:r>
+      <w:proofErr w:type="spellStart"/>
+      <w:r>
+        <w:t>järjepidavuse</w:t>
+      </w:r>
+      <w:proofErr w:type="spellEnd"/>
+      <w:r>
+        <w:t xml:space="preserve"> hindamine</w:t>
       </w:r>
       <w:bookmarkEnd w:id="59"/>
     </w:p>
@@ -14684,7 +16268,31 @@
     </w:p>
     <w:p>
       <w:r>
-        <w:t xml:space="preserve">-Cao, H. (2024). MEMS Inertial Device.  Loetud: </w:t>
+        <w:t>-</w:t>
+      </w:r>
+      <w:proofErr w:type="spellStart"/>
+      <w:r>
+        <w:t>Cao</w:t>
+      </w:r>
+      <w:proofErr w:type="spellEnd"/>
+      <w:r>
+        <w:t xml:space="preserve">, H. (2024). MEMS </w:t>
+      </w:r>
+      <w:proofErr w:type="spellStart"/>
+      <w:r>
+        <w:t>Inertial</w:t>
+      </w:r>
+      <w:proofErr w:type="spellEnd"/>
+      <w:r>
+        <w:t xml:space="preserve"> </w:t>
+      </w:r>
+      <w:proofErr w:type="spellStart"/>
+      <w:r>
+        <w:t>Device</w:t>
+      </w:r>
+      <w:proofErr w:type="spellEnd"/>
+      <w:r>
+        <w:t xml:space="preserve">.  Loetud: </w:t>
       </w:r>
       <w:hyperlink r:id="rId21" w:history="1">
         <w:r>
@@ -14705,8 +16313,69 @@
       </w:r>
     </w:p>
     <w:p>
-      <w:r>
-        <w:t xml:space="preserve">DFRobot. High Torque Waterproof Digital Servo with Magnetic Encoder (35KG, 360°, IP54). Loetud: </w:t>
+      <w:proofErr w:type="spellStart"/>
+      <w:r>
+        <w:t>DFRobot</w:t>
+      </w:r>
+      <w:proofErr w:type="spellEnd"/>
+      <w:r>
+        <w:t xml:space="preserve">. </w:t>
+      </w:r>
+      <w:proofErr w:type="spellStart"/>
+      <w:r>
+        <w:t>High</w:t>
+      </w:r>
+      <w:proofErr w:type="spellEnd"/>
+      <w:r>
+        <w:t xml:space="preserve"> </w:t>
+      </w:r>
+      <w:proofErr w:type="spellStart"/>
+      <w:r>
+        <w:t>Torque</w:t>
+      </w:r>
+      <w:proofErr w:type="spellEnd"/>
+      <w:r>
+        <w:t xml:space="preserve"> </w:t>
+      </w:r>
+      <w:proofErr w:type="spellStart"/>
+      <w:r>
+        <w:t>Waterproof</w:t>
+      </w:r>
+      <w:proofErr w:type="spellEnd"/>
+      <w:r>
+        <w:t xml:space="preserve"> Digital </w:t>
+      </w:r>
+      <w:proofErr w:type="spellStart"/>
+      <w:r>
+        <w:t>Servo</w:t>
+      </w:r>
+      <w:proofErr w:type="spellEnd"/>
+      <w:r>
+        <w:t xml:space="preserve"> </w:t>
+      </w:r>
+      <w:proofErr w:type="spellStart"/>
+      <w:r>
+        <w:t>with</w:t>
+      </w:r>
+      <w:proofErr w:type="spellEnd"/>
+      <w:r>
+        <w:t xml:space="preserve"> </w:t>
+      </w:r>
+      <w:proofErr w:type="spellStart"/>
+      <w:r>
+        <w:t>Magnetic</w:t>
+      </w:r>
+      <w:proofErr w:type="spellEnd"/>
+      <w:r>
+        <w:t xml:space="preserve"> </w:t>
+      </w:r>
+      <w:proofErr w:type="spellStart"/>
+      <w:r>
+        <w:t>Encoder</w:t>
+      </w:r>
+      <w:proofErr w:type="spellEnd"/>
+      <w:r>
+        <w:t xml:space="preserve"> (35KG, 360°, IP54). Loetud: </w:t>
       </w:r>
       <w:hyperlink r:id="rId22" w:history="1">
         <w:r>
@@ -14734,7 +16403,127 @@
     </w:p>
     <w:p>
       <w:r>
-        <w:t xml:space="preserve">-Fong, W. T., Ong, S. K., Nee, A. Y. C. (2008) Methods for in-field user calibration of an inertial measurement unit without external equipment. Loetud: </w:t>
+        <w:t>-</w:t>
+      </w:r>
+      <w:proofErr w:type="spellStart"/>
+      <w:r>
+        <w:t>Fong</w:t>
+      </w:r>
+      <w:proofErr w:type="spellEnd"/>
+      <w:r>
+        <w:t xml:space="preserve">, W. T., </w:t>
+      </w:r>
+      <w:proofErr w:type="spellStart"/>
+      <w:r>
+        <w:t>Ong</w:t>
+      </w:r>
+      <w:proofErr w:type="spellEnd"/>
+      <w:r>
+        <w:t xml:space="preserve">, S. K., </w:t>
+      </w:r>
+      <w:proofErr w:type="spellStart"/>
+      <w:r>
+        <w:t>Nee</w:t>
+      </w:r>
+      <w:proofErr w:type="spellEnd"/>
+      <w:r>
+        <w:t xml:space="preserve">, A. Y. C. (2008) </w:t>
+      </w:r>
+      <w:proofErr w:type="spellStart"/>
+      <w:r>
+        <w:t>Methods</w:t>
+      </w:r>
+      <w:proofErr w:type="spellEnd"/>
+      <w:r>
+        <w:t xml:space="preserve"> </w:t>
+      </w:r>
+      <w:proofErr w:type="spellStart"/>
+      <w:r>
+        <w:t>for</w:t>
+      </w:r>
+      <w:proofErr w:type="spellEnd"/>
+      <w:r>
+        <w:t xml:space="preserve"> in-</w:t>
+      </w:r>
+      <w:proofErr w:type="spellStart"/>
+      <w:r>
+        <w:t>field</w:t>
+      </w:r>
+      <w:proofErr w:type="spellEnd"/>
+      <w:r>
+        <w:t xml:space="preserve"> </w:t>
+      </w:r>
+      <w:proofErr w:type="spellStart"/>
+      <w:r>
+        <w:t>user</w:t>
+      </w:r>
+      <w:proofErr w:type="spellEnd"/>
+      <w:r>
+        <w:t xml:space="preserve"> </w:t>
+      </w:r>
+      <w:proofErr w:type="spellStart"/>
+      <w:r>
+        <w:t>calibration</w:t>
+      </w:r>
+      <w:proofErr w:type="spellEnd"/>
+      <w:r>
+        <w:t xml:space="preserve"> of </w:t>
+      </w:r>
+      <w:proofErr w:type="spellStart"/>
+      <w:r>
+        <w:t>an</w:t>
+      </w:r>
+      <w:proofErr w:type="spellEnd"/>
+      <w:r>
+        <w:t xml:space="preserve"> </w:t>
+      </w:r>
+      <w:proofErr w:type="spellStart"/>
+      <w:r>
+        <w:t>inertial</w:t>
+      </w:r>
+      <w:proofErr w:type="spellEnd"/>
+      <w:r>
+        <w:t xml:space="preserve"> </w:t>
+      </w:r>
+      <w:proofErr w:type="spellStart"/>
+      <w:r>
+        <w:t>measurement</w:t>
+      </w:r>
+      <w:proofErr w:type="spellEnd"/>
+      <w:r>
+        <w:t xml:space="preserve"> </w:t>
+      </w:r>
+      <w:proofErr w:type="spellStart"/>
+      <w:r>
+        <w:t>unit</w:t>
+      </w:r>
+      <w:proofErr w:type="spellEnd"/>
+      <w:r>
+        <w:t xml:space="preserve"> </w:t>
+      </w:r>
+      <w:proofErr w:type="spellStart"/>
+      <w:r>
+        <w:t>without</w:t>
+      </w:r>
+      <w:proofErr w:type="spellEnd"/>
+      <w:r>
+        <w:t xml:space="preserve"> </w:t>
+      </w:r>
+      <w:proofErr w:type="spellStart"/>
+      <w:r>
+        <w:t>external</w:t>
+      </w:r>
+      <w:proofErr w:type="spellEnd"/>
+      <w:r>
+        <w:t xml:space="preserve"> </w:t>
+      </w:r>
+      <w:proofErr w:type="spellStart"/>
+      <w:r>
+        <w:t>equipment</w:t>
+      </w:r>
+      <w:proofErr w:type="spellEnd"/>
+      <w:r>
+        <w:t xml:space="preserve">. Loetud: </w:t>
       </w:r>
       <w:hyperlink r:id="rId23" w:history="1">
         <w:r>
@@ -14755,8 +16544,85 @@
       </w:r>
     </w:p>
     <w:p>
-      <w:r>
-        <w:t xml:space="preserve">García, J. A., Lara, E., Aguilar, L. (2020) A Low-Cost Calibration Method for Low-Cost MEMS Accelerometers Based on 3D Printing. Loetud: </w:t>
+      <w:proofErr w:type="spellStart"/>
+      <w:r>
+        <w:t>García</w:t>
+      </w:r>
+      <w:proofErr w:type="spellEnd"/>
+      <w:r>
+        <w:t xml:space="preserve">, J. A., Lara, E., </w:t>
+      </w:r>
+      <w:proofErr w:type="spellStart"/>
+      <w:r>
+        <w:t>Aguilar</w:t>
+      </w:r>
+      <w:proofErr w:type="spellEnd"/>
+      <w:r>
+        <w:t xml:space="preserve">, L. (2020) A </w:t>
+      </w:r>
+      <w:proofErr w:type="spellStart"/>
+      <w:r>
+        <w:t>Low</w:t>
+      </w:r>
+      <w:proofErr w:type="spellEnd"/>
+      <w:r>
+        <w:t xml:space="preserve">-Cost </w:t>
+      </w:r>
+      <w:proofErr w:type="spellStart"/>
+      <w:r>
+        <w:t>Calibration</w:t>
+      </w:r>
+      <w:proofErr w:type="spellEnd"/>
+      <w:r>
+        <w:t xml:space="preserve"> </w:t>
+      </w:r>
+      <w:proofErr w:type="spellStart"/>
+      <w:r>
+        <w:t>Method</w:t>
+      </w:r>
+      <w:proofErr w:type="spellEnd"/>
+      <w:r>
+        <w:t xml:space="preserve"> </w:t>
+      </w:r>
+      <w:proofErr w:type="spellStart"/>
+      <w:r>
+        <w:t>for</w:t>
+      </w:r>
+      <w:proofErr w:type="spellEnd"/>
+      <w:r>
+        <w:t xml:space="preserve"> </w:t>
+      </w:r>
+      <w:proofErr w:type="spellStart"/>
+      <w:r>
+        <w:t>Low</w:t>
+      </w:r>
+      <w:proofErr w:type="spellEnd"/>
+      <w:r>
+        <w:t xml:space="preserve">-Cost MEMS </w:t>
+      </w:r>
+      <w:proofErr w:type="spellStart"/>
+      <w:r>
+        <w:t>Accelerometers</w:t>
+      </w:r>
+      <w:proofErr w:type="spellEnd"/>
+      <w:r>
+        <w:t xml:space="preserve"> </w:t>
+      </w:r>
+      <w:proofErr w:type="spellStart"/>
+      <w:r>
+        <w:t>Based</w:t>
+      </w:r>
+      <w:proofErr w:type="spellEnd"/>
+      <w:r>
+        <w:t xml:space="preserve"> on 3D </w:t>
+      </w:r>
+      <w:proofErr w:type="spellStart"/>
+      <w:r>
+        <w:t>Printing</w:t>
+      </w:r>
+      <w:proofErr w:type="spellEnd"/>
+      <w:r>
+        <w:t xml:space="preserve">. Loetud: </w:t>
       </w:r>
       <w:hyperlink r:id="rId24" w:history="1">
         <w:r>
@@ -14771,8 +16637,85 @@
       </w:r>
     </w:p>
     <w:p>
-      <w:r>
-        <w:t xml:space="preserve">Chai, T., Draxler, R. R. (2014) Root mean square error (RMSE) or mean absolute error (MAE)?. Loetud: </w:t>
+      <w:proofErr w:type="spellStart"/>
+      <w:r>
+        <w:t>Chai</w:t>
+      </w:r>
+      <w:proofErr w:type="spellEnd"/>
+      <w:r>
+        <w:t xml:space="preserve">, T., </w:t>
+      </w:r>
+      <w:proofErr w:type="spellStart"/>
+      <w:r>
+        <w:t>Draxler</w:t>
+      </w:r>
+      <w:proofErr w:type="spellEnd"/>
+      <w:r>
+        <w:t xml:space="preserve">, R. R. (2014) </w:t>
+      </w:r>
+      <w:proofErr w:type="spellStart"/>
+      <w:r>
+        <w:t>Root</w:t>
+      </w:r>
+      <w:proofErr w:type="spellEnd"/>
+      <w:r>
+        <w:t xml:space="preserve"> </w:t>
+      </w:r>
+      <w:proofErr w:type="spellStart"/>
+      <w:r>
+        <w:t>mean</w:t>
+      </w:r>
+      <w:proofErr w:type="spellEnd"/>
+      <w:r>
+        <w:t xml:space="preserve"> </w:t>
+      </w:r>
+      <w:proofErr w:type="spellStart"/>
+      <w:r>
+        <w:t>square</w:t>
+      </w:r>
+      <w:proofErr w:type="spellEnd"/>
+      <w:r>
+        <w:t xml:space="preserve"> </w:t>
+      </w:r>
+      <w:proofErr w:type="spellStart"/>
+      <w:r>
+        <w:t>error</w:t>
+      </w:r>
+      <w:proofErr w:type="spellEnd"/>
+      <w:r>
+        <w:t xml:space="preserve"> (RMSE) </w:t>
+      </w:r>
+      <w:proofErr w:type="spellStart"/>
+      <w:r>
+        <w:t>or</w:t>
+      </w:r>
+      <w:proofErr w:type="spellEnd"/>
+      <w:r>
+        <w:t xml:space="preserve"> </w:t>
+      </w:r>
+      <w:proofErr w:type="spellStart"/>
+      <w:r>
+        <w:t>mean</w:t>
+      </w:r>
+      <w:proofErr w:type="spellEnd"/>
+      <w:r>
+        <w:t xml:space="preserve"> </w:t>
+      </w:r>
+      <w:proofErr w:type="spellStart"/>
+      <w:r>
+        <w:t>absolute</w:t>
+      </w:r>
+      <w:proofErr w:type="spellEnd"/>
+      <w:r>
+        <w:t xml:space="preserve"> </w:t>
+      </w:r>
+      <w:proofErr w:type="spellStart"/>
+      <w:r>
+        <w:t>error</w:t>
+      </w:r>
+      <w:proofErr w:type="spellEnd"/>
+      <w:r>
+        <w:t xml:space="preserve"> (MAE)?. Loetud: </w:t>
       </w:r>
       <w:hyperlink r:id="rId25" w:history="1">
         <w:r>
@@ -14788,7 +16731,23 @@
     </w:p>
     <w:p>
       <w:r>
-        <w:t xml:space="preserve">-Invensense. ICG-20660/L Datasheet. Loetud: </w:t>
+        <w:t>-</w:t>
+      </w:r>
+      <w:proofErr w:type="spellStart"/>
+      <w:r>
+        <w:t>Invensense</w:t>
+      </w:r>
+      <w:proofErr w:type="spellEnd"/>
+      <w:r>
+        <w:t xml:space="preserve">. ICG-20660/L </w:t>
+      </w:r>
+      <w:proofErr w:type="spellStart"/>
+      <w:r>
+        <w:t>Datasheet</w:t>
+      </w:r>
+      <w:proofErr w:type="spellEnd"/>
+      <w:r>
+        <w:t xml:space="preserve">. Loetud: </w:t>
       </w:r>
       <w:hyperlink r:id="rId26" w:history="1">
         <w:r>
@@ -14809,8 +16768,29 @@
       </w:r>
     </w:p>
     <w:p>
-      <w:r>
-        <w:t xml:space="preserve">Physikalisch-technische Bundesanstalt g-Extractor. Loetud: </w:t>
+      <w:proofErr w:type="spellStart"/>
+      <w:r>
+        <w:t>Physikalisch-technische</w:t>
+      </w:r>
+      <w:proofErr w:type="spellEnd"/>
+      <w:r>
+        <w:t xml:space="preserve"> </w:t>
+      </w:r>
+      <w:proofErr w:type="spellStart"/>
+      <w:r>
+        <w:t>Bundesanstalt</w:t>
+      </w:r>
+      <w:proofErr w:type="spellEnd"/>
+      <w:r>
+        <w:t xml:space="preserve"> g-</w:t>
+      </w:r>
+      <w:proofErr w:type="spellStart"/>
+      <w:r>
+        <w:t>Extractor</w:t>
+      </w:r>
+      <w:proofErr w:type="spellEnd"/>
+      <w:r>
+        <w:t xml:space="preserve">. Loetud: </w:t>
       </w:r>
       <w:hyperlink r:id="rId27" w:history="1">
         <w:r>
@@ -14826,7 +16806,31 @@
     </w:p>
     <w:p>
       <w:r>
-        <w:t>-Savage, P. (1998) Strapdown Analytics. Loetud:</w:t>
+        <w:t>-</w:t>
+      </w:r>
+      <w:proofErr w:type="spellStart"/>
+      <w:r>
+        <w:t>Savage</w:t>
+      </w:r>
+      <w:proofErr w:type="spellEnd"/>
+      <w:r>
+        <w:t xml:space="preserve">, P. (1998) </w:t>
+      </w:r>
+      <w:proofErr w:type="spellStart"/>
+      <w:r>
+        <w:t>Strapdown</w:t>
+      </w:r>
+      <w:proofErr w:type="spellEnd"/>
+      <w:r>
+        <w:t xml:space="preserve"> </w:t>
+      </w:r>
+      <w:proofErr w:type="spellStart"/>
+      <w:r>
+        <w:t>Analytics</w:t>
+      </w:r>
+      <w:proofErr w:type="spellEnd"/>
+      <w:r>
+        <w:t>. Loetud:</w:t>
       </w:r>
       <w:r>
         <w:t xml:space="preserve"> </w:t>
@@ -14852,7 +16856,47 @@
     <w:p>
       <w:r>
         <w:lastRenderedPageBreak/>
-        <w:t xml:space="preserve">-Strout, Z. (2025) How does an IMU work? Loetud: </w:t>
+        <w:t>-</w:t>
+      </w:r>
+      <w:proofErr w:type="spellStart"/>
+      <w:r>
+        <w:t>Strout</w:t>
+      </w:r>
+      <w:proofErr w:type="spellEnd"/>
+      <w:r>
+        <w:t xml:space="preserve">, Z. (2025) </w:t>
+      </w:r>
+      <w:proofErr w:type="spellStart"/>
+      <w:r>
+        <w:t>How</w:t>
+      </w:r>
+      <w:proofErr w:type="spellEnd"/>
+      <w:r>
+        <w:t xml:space="preserve"> </w:t>
+      </w:r>
+      <w:proofErr w:type="spellStart"/>
+      <w:r>
+        <w:t>does</w:t>
+      </w:r>
+      <w:proofErr w:type="spellEnd"/>
+      <w:r>
+        <w:t xml:space="preserve"> </w:t>
+      </w:r>
+      <w:proofErr w:type="spellStart"/>
+      <w:r>
+        <w:t>an</w:t>
+      </w:r>
+      <w:proofErr w:type="spellEnd"/>
+      <w:r>
+        <w:t xml:space="preserve"> IMU </w:t>
+      </w:r>
+      <w:proofErr w:type="spellStart"/>
+      <w:r>
+        <w:t>work</w:t>
+      </w:r>
+      <w:proofErr w:type="spellEnd"/>
+      <w:r>
+        <w:t xml:space="preserve">? Loetud: </w:t>
       </w:r>
       <w:hyperlink r:id="rId29" w:history="1">
         <w:r>
@@ -14874,7 +16918,103 @@
     </w:p>
     <w:p>
       <w:r>
-        <w:t>-Tedaldi, P., Pretto, A., Menegatti, E. (2013) “A robust and easy to implement method for IMU calibration without external equipments”. Loetud:</w:t>
+        <w:t>-</w:t>
+      </w:r>
+      <w:proofErr w:type="spellStart"/>
+      <w:r>
+        <w:t>Tedaldi</w:t>
+      </w:r>
+      <w:proofErr w:type="spellEnd"/>
+      <w:r>
+        <w:t xml:space="preserve">, P., </w:t>
+      </w:r>
+      <w:proofErr w:type="spellStart"/>
+      <w:r>
+        <w:t>Pretto</w:t>
+      </w:r>
+      <w:proofErr w:type="spellEnd"/>
+      <w:r>
+        <w:t xml:space="preserve">, A., </w:t>
+      </w:r>
+      <w:proofErr w:type="spellStart"/>
+      <w:r>
+        <w:t>Menegatti</w:t>
+      </w:r>
+      <w:proofErr w:type="spellEnd"/>
+      <w:r>
+        <w:t xml:space="preserve">, E. (2013) “A robust and </w:t>
+      </w:r>
+      <w:proofErr w:type="spellStart"/>
+      <w:r>
+        <w:t>easy</w:t>
+      </w:r>
+      <w:proofErr w:type="spellEnd"/>
+      <w:r>
+        <w:t xml:space="preserve"> </w:t>
+      </w:r>
+      <w:proofErr w:type="spellStart"/>
+      <w:r>
+        <w:t>to</w:t>
+      </w:r>
+      <w:proofErr w:type="spellEnd"/>
+      <w:r>
+        <w:t xml:space="preserve"> </w:t>
+      </w:r>
+      <w:proofErr w:type="spellStart"/>
+      <w:r>
+        <w:t>implement</w:t>
+      </w:r>
+      <w:proofErr w:type="spellEnd"/>
+      <w:r>
+        <w:t xml:space="preserve"> </w:t>
+      </w:r>
+      <w:proofErr w:type="spellStart"/>
+      <w:r>
+        <w:t>method</w:t>
+      </w:r>
+      <w:proofErr w:type="spellEnd"/>
+      <w:r>
+        <w:t xml:space="preserve"> </w:t>
+      </w:r>
+      <w:proofErr w:type="spellStart"/>
+      <w:r>
+        <w:t>for</w:t>
+      </w:r>
+      <w:proofErr w:type="spellEnd"/>
+      <w:r>
+        <w:t xml:space="preserve"> IMU </w:t>
+      </w:r>
+      <w:proofErr w:type="spellStart"/>
+      <w:r>
+        <w:t>calibration</w:t>
+      </w:r>
+      <w:proofErr w:type="spellEnd"/>
+      <w:r>
+        <w:t xml:space="preserve"> </w:t>
+      </w:r>
+      <w:proofErr w:type="spellStart"/>
+      <w:r>
+        <w:t>without</w:t>
+      </w:r>
+      <w:proofErr w:type="spellEnd"/>
+      <w:r>
+        <w:t xml:space="preserve"> </w:t>
+      </w:r>
+      <w:proofErr w:type="spellStart"/>
+      <w:r>
+        <w:t>external</w:t>
+      </w:r>
+      <w:proofErr w:type="spellEnd"/>
+      <w:r>
+        <w:t xml:space="preserve"> </w:t>
+      </w:r>
+      <w:proofErr w:type="spellStart"/>
+      <w:r>
+        <w:t>equipments</w:t>
+      </w:r>
+      <w:proofErr w:type="spellEnd"/>
+      <w:r>
+        <w:t>”. Loetud:</w:t>
       </w:r>
       <w:r>
         <w:t xml:space="preserve"> </w:t>
@@ -14952,6 +17092,7 @@
       <w:r>
         <w:t>Töö lõppu lisatakse eesti- ja inglisekeelne resümee, mille koostamist õpetatakse vastavalt eesti keele ja inglise keele tunnis. Nii eesti- kui inglisekeelne resümee algavad uurimistöö pealkirjaga ning resümeede pikkus ei ületa ühte lehekülge. Inglisekeelne resümee (</w:t>
       </w:r>
+      <w:proofErr w:type="spellStart"/>
       <w:r>
         <w:rPr>
           <w:i/>
@@ -14959,6 +17100,7 @@
         </w:rPr>
         <w:t>Abstract</w:t>
       </w:r>
+      <w:proofErr w:type="spellEnd"/>
       <w:r>
         <w:t>) peab sisaldama inglisekeelset töö pealkirja.</w:t>
       </w:r>
@@ -14973,10 +17115,12 @@
         <w:pStyle w:val="Heading1"/>
       </w:pPr>
       <w:bookmarkStart w:id="64" w:name="_Toc217749194"/>
+      <w:proofErr w:type="spellStart"/>
       <w:r>
         <w:t>Abstract</w:t>
       </w:r>
       <w:bookmarkEnd w:id="64"/>
+      <w:proofErr w:type="spellEnd"/>
     </w:p>
     <w:p>
       <w:pPr>
@@ -15079,7 +17223,7 @@
 </file>
 
 <file path=word/comments.xml><?xml version="1.0" encoding="utf-8"?>
-<w:comments xmlns:wpc="http://schemas.microsoft.com/office/word/2010/wordprocessingCanvas" xmlns:cx="http://schemas.microsoft.com/office/drawing/2014/chartex" xmlns:cx1="http://schemas.microsoft.com/office/drawing/2015/9/8/chartex" xmlns:cx2="http://schemas.microsoft.com/office/drawing/2015/10/21/chartex" xmlns:cx3="http://schemas.microsoft.com/office/drawing/2016/5/9/chartex" xmlns:cx4="http://schemas.microsoft.com/office/drawing/2016/5/10/chartex" xmlns:cx5="http://schemas.microsoft.com/office/drawing/2016/5/11/chartex" xmlns:cx6="http://schemas.microsoft.com/office/drawing/2016/5/12/chartex" xmlns:cx7="http://schemas.microsoft.com/office/drawing/2016/5/13/chartex" xmlns:cx8="http://schemas.microsoft.com/office/drawing/2016/5/14/chartex" xmlns:mc="http://schemas.openxmlformats.org/markup-compatibility/2006" xmlns:aink="http://schemas.microsoft.com/office/drawing/2016/ink" xmlns:am3d="http://schemas.microsoft.com/office/drawing/2017/model3d" xmlns:o="urn:schemas-microsoft-com:office:office" xmlns:oel="http://schemas.microsoft.com/office/2019/extlst" xmlns:r="http://schemas.openxmlformats.org/officeDocument/2006/relationships" xmlns:m="http://schemas.openxmlformats.org/officeDocument/2006/math" xmlns:v="urn:schemas-microsoft-com:vml" xmlns:wp14="http://schemas.microsoft.com/office/word/2010/wordprocessingDrawing" xmlns:wp="http://schemas.openxmlformats.org/drawingml/2006/wordprocessingDrawing" xmlns:w10="urn:schemas-microsoft-com:office:word" xmlns:w="http://schemas.openxmlformats.org/wordprocessingml/2006/main" xmlns:w14="http://schemas.microsoft.com/office/word/2010/wordml" xmlns:w15="http://schemas.microsoft.com/office/word/2012/wordml" xmlns:w16cex="http://schemas.microsoft.com/office/word/2018/wordml/cex" xmlns:w16cid="http://schemas.microsoft.com/office/word/2016/wordml/cid" xmlns:w16="http://schemas.microsoft.com/office/word/2018/wordml" xmlns:w16sdtdh="http://schemas.microsoft.com/office/word/2020/wordml/sdtdatahash" xmlns:w16se="http://schemas.microsoft.com/office/word/2015/wordml/symex" xmlns:wpg="http://schemas.microsoft.com/office/word/2010/wordprocessingGroup" xmlns:wpi="http://schemas.microsoft.com/office/word/2010/wordprocessingInk" xmlns:wne="http://schemas.microsoft.com/office/word/2006/wordml" xmlns:wps="http://schemas.microsoft.com/office/word/2010/wordprocessingShape" mc:Ignorable="w14 w15 w16se w16cid w16 w16cex w16sdtdh wp14">
+<w:comments xmlns:wpc="http://schemas.microsoft.com/office/word/2010/wordprocessingCanvas" xmlns:cx="http://schemas.microsoft.com/office/drawing/2014/chartex" xmlns:cx1="http://schemas.microsoft.com/office/drawing/2015/9/8/chartex" xmlns:cx2="http://schemas.microsoft.com/office/drawing/2015/10/21/chartex" xmlns:cx3="http://schemas.microsoft.com/office/drawing/2016/5/9/chartex" xmlns:cx4="http://schemas.microsoft.com/office/drawing/2016/5/10/chartex" xmlns:cx5="http://schemas.microsoft.com/office/drawing/2016/5/11/chartex" xmlns:cx6="http://schemas.microsoft.com/office/drawing/2016/5/12/chartex" xmlns:cx7="http://schemas.microsoft.com/office/drawing/2016/5/13/chartex" xmlns:cx8="http://schemas.microsoft.com/office/drawing/2016/5/14/chartex" xmlns:mc="http://schemas.openxmlformats.org/markup-compatibility/2006" xmlns:aink="http://schemas.microsoft.com/office/drawing/2016/ink" xmlns:am3d="http://schemas.microsoft.com/office/drawing/2017/model3d" xmlns:o="urn:schemas-microsoft-com:office:office" xmlns:oel="http://schemas.microsoft.com/office/2019/extlst" xmlns:r="http://schemas.openxmlformats.org/officeDocument/2006/relationships" xmlns:m="http://schemas.openxmlformats.org/officeDocument/2006/math" xmlns:v="urn:schemas-microsoft-com:vml" xmlns:wp14="http://schemas.microsoft.com/office/word/2010/wordprocessingDrawing" xmlns:wp="http://schemas.openxmlformats.org/drawingml/2006/wordprocessingDrawing" xmlns:w10="urn:schemas-microsoft-com:office:word" xmlns:w="http://schemas.openxmlformats.org/wordprocessingml/2006/main" xmlns:w14="http://schemas.microsoft.com/office/word/2010/wordml" xmlns:w15="http://schemas.microsoft.com/office/word/2012/wordml" xmlns:w16cex="http://schemas.microsoft.com/office/word/2018/wordml/cex" xmlns:w16cid="http://schemas.microsoft.com/office/word/2016/wordml/cid" xmlns:w16="http://schemas.microsoft.com/office/word/2018/wordml" xmlns:w16du="http://schemas.microsoft.com/office/word/2023/wordml/word16du" xmlns:w16sdtdh="http://schemas.microsoft.com/office/word/2020/wordml/sdtdatahash" xmlns:w16sdtfl="http://schemas.microsoft.com/office/word/2024/wordml/sdtformatlock" xmlns:w16se="http://schemas.microsoft.com/office/word/2015/wordml/symex" xmlns:wpg="http://schemas.microsoft.com/office/word/2010/wordprocessingGroup" xmlns:wpi="http://schemas.microsoft.com/office/word/2010/wordprocessingInk" xmlns:wne="http://schemas.microsoft.com/office/word/2006/wordml" xmlns:wps="http://schemas.microsoft.com/office/word/2010/wordprocessingShape" mc:Ignorable="w14 w15 w16se w16cid w16 w16cex w16sdtdh w16sdtfl w16du wp14">
   <w:comment w:id="1" w:author="Daniel Kaasik" w:date="2025-12-03T14:32:00Z" w:initials="DK">
     <w:p>
       <w:pPr>
@@ -15943,7 +18087,7 @@
 </file>
 
 <file path=word/commentsExtended.xml><?xml version="1.0" encoding="utf-8"?>
-<w15:commentsEx xmlns:wpc="http://schemas.microsoft.com/office/word/2010/wordprocessingCanvas" xmlns:cx="http://schemas.microsoft.com/office/drawing/2014/chartex" xmlns:cx1="http://schemas.microsoft.com/office/drawing/2015/9/8/chartex" xmlns:cx2="http://schemas.microsoft.com/office/drawing/2015/10/21/chartex" xmlns:cx3="http://schemas.microsoft.com/office/drawing/2016/5/9/chartex" xmlns:cx4="http://schemas.microsoft.com/office/drawing/2016/5/10/chartex" xmlns:cx5="http://schemas.microsoft.com/office/drawing/2016/5/11/chartex" xmlns:cx6="http://schemas.microsoft.com/office/drawing/2016/5/12/chartex" xmlns:cx7="http://schemas.microsoft.com/office/drawing/2016/5/13/chartex" xmlns:cx8="http://schemas.microsoft.com/office/drawing/2016/5/14/chartex" xmlns:mc="http://schemas.openxmlformats.org/markup-compatibility/2006" xmlns:aink="http://schemas.microsoft.com/office/drawing/2016/ink" xmlns:am3d="http://schemas.microsoft.com/office/drawing/2017/model3d" xmlns:o="urn:schemas-microsoft-com:office:office" xmlns:oel="http://schemas.microsoft.com/office/2019/extlst" xmlns:r="http://schemas.openxmlformats.org/officeDocument/2006/relationships" xmlns:m="http://schemas.openxmlformats.org/officeDocument/2006/math" xmlns:v="urn:schemas-microsoft-com:vml" xmlns:wp14="http://schemas.microsoft.com/office/word/2010/wordprocessingDrawing" xmlns:wp="http://schemas.openxmlformats.org/drawingml/2006/wordprocessingDrawing" xmlns:w10="urn:schemas-microsoft-com:office:word" xmlns:w="http://schemas.openxmlformats.org/wordprocessingml/2006/main" xmlns:w14="http://schemas.microsoft.com/office/word/2010/wordml" xmlns:w15="http://schemas.microsoft.com/office/word/2012/wordml" xmlns:w16cex="http://schemas.microsoft.com/office/word/2018/wordml/cex" xmlns:w16cid="http://schemas.microsoft.com/office/word/2016/wordml/cid" xmlns:w16="http://schemas.microsoft.com/office/word/2018/wordml" xmlns:w16sdtdh="http://schemas.microsoft.com/office/word/2020/wordml/sdtdatahash" xmlns:w16se="http://schemas.microsoft.com/office/word/2015/wordml/symex" xmlns:wpg="http://schemas.microsoft.com/office/word/2010/wordprocessingGroup" xmlns:wpi="http://schemas.microsoft.com/office/word/2010/wordprocessingInk" xmlns:wne="http://schemas.microsoft.com/office/word/2006/wordml" xmlns:wps="http://schemas.microsoft.com/office/word/2010/wordprocessingShape" mc:Ignorable="w14 w15 w16se w16cid w16 w16cex w16sdtdh wp14">
+<w15:commentsEx xmlns:wpc="http://schemas.microsoft.com/office/word/2010/wordprocessingCanvas" xmlns:cx="http://schemas.microsoft.com/office/drawing/2014/chartex" xmlns:cx1="http://schemas.microsoft.com/office/drawing/2015/9/8/chartex" xmlns:cx2="http://schemas.microsoft.com/office/drawing/2015/10/21/chartex" xmlns:cx3="http://schemas.microsoft.com/office/drawing/2016/5/9/chartex" xmlns:cx4="http://schemas.microsoft.com/office/drawing/2016/5/10/chartex" xmlns:cx5="http://schemas.microsoft.com/office/drawing/2016/5/11/chartex" xmlns:cx6="http://schemas.microsoft.com/office/drawing/2016/5/12/chartex" xmlns:cx7="http://schemas.microsoft.com/office/drawing/2016/5/13/chartex" xmlns:cx8="http://schemas.microsoft.com/office/drawing/2016/5/14/chartex" xmlns:mc="http://schemas.openxmlformats.org/markup-compatibility/2006" xmlns:aink="http://schemas.microsoft.com/office/drawing/2016/ink" xmlns:am3d="http://schemas.microsoft.com/office/drawing/2017/model3d" xmlns:o="urn:schemas-microsoft-com:office:office" xmlns:oel="http://schemas.microsoft.com/office/2019/extlst" xmlns:r="http://schemas.openxmlformats.org/officeDocument/2006/relationships" xmlns:m="http://schemas.openxmlformats.org/officeDocument/2006/math" xmlns:v="urn:schemas-microsoft-com:vml" xmlns:wp14="http://schemas.microsoft.com/office/word/2010/wordprocessingDrawing" xmlns:wp="http://schemas.openxmlformats.org/drawingml/2006/wordprocessingDrawing" xmlns:w10="urn:schemas-microsoft-com:office:word" xmlns:w="http://schemas.openxmlformats.org/wordprocessingml/2006/main" xmlns:w14="http://schemas.microsoft.com/office/word/2010/wordml" xmlns:w15="http://schemas.microsoft.com/office/word/2012/wordml" xmlns:w16cex="http://schemas.microsoft.com/office/word/2018/wordml/cex" xmlns:w16cid="http://schemas.microsoft.com/office/word/2016/wordml/cid" xmlns:w16="http://schemas.microsoft.com/office/word/2018/wordml" xmlns:w16du="http://schemas.microsoft.com/office/word/2023/wordml/word16du" xmlns:w16sdtdh="http://schemas.microsoft.com/office/word/2020/wordml/sdtdatahash" xmlns:w16sdtfl="http://schemas.microsoft.com/office/word/2024/wordml/sdtformatlock" xmlns:w16se="http://schemas.microsoft.com/office/word/2015/wordml/symex" xmlns:wpg="http://schemas.microsoft.com/office/word/2010/wordprocessingGroup" xmlns:wpi="http://schemas.microsoft.com/office/word/2010/wordprocessingInk" xmlns:wne="http://schemas.microsoft.com/office/word/2006/wordml" xmlns:wps="http://schemas.microsoft.com/office/word/2010/wordprocessingShape" mc:Ignorable="w14 w15 w16se w16cid w16 w16cex w16sdtdh w16sdtfl w16du wp14">
   <w15:commentEx w15:paraId="613A0A03" w15:done="0"/>
   <w15:commentEx w15:paraId="033B14FF" w15:done="0"/>
   <w15:commentEx w15:paraId="794905CA" w15:done="0"/>
@@ -15990,7 +18134,7 @@
 </file>
 
 <file path=word/commentsExtensible.xml><?xml version="1.0" encoding="utf-8"?>
-<w16cex:commentsExtensible xmlns:wpc="http://schemas.microsoft.com/office/word/2010/wordprocessingCanvas" xmlns:cx="http://schemas.microsoft.com/office/drawing/2014/chartex" xmlns:cx1="http://schemas.microsoft.com/office/drawing/2015/9/8/chartex" xmlns:cx2="http://schemas.microsoft.com/office/drawing/2015/10/21/chartex" xmlns:cx3="http://schemas.microsoft.com/office/drawing/2016/5/9/chartex" xmlns:cx4="http://schemas.microsoft.com/office/drawing/2016/5/10/chartex" xmlns:cx5="http://schemas.microsoft.com/office/drawing/2016/5/11/chartex" xmlns:cx6="http://schemas.microsoft.com/office/drawing/2016/5/12/chartex" xmlns:cx7="http://schemas.microsoft.com/office/drawing/2016/5/13/chartex" xmlns:cx8="http://schemas.microsoft.com/office/drawing/2016/5/14/chartex" xmlns:mc="http://schemas.openxmlformats.org/markup-compatibility/2006" xmlns:aink="http://schemas.microsoft.com/office/drawing/2016/ink" xmlns:am3d="http://schemas.microsoft.com/office/drawing/2017/model3d" xmlns:o="urn:schemas-microsoft-com:office:office" xmlns:oel="http://schemas.microsoft.com/office/2019/extlst" xmlns:r="http://schemas.openxmlformats.org/officeDocument/2006/relationships" xmlns:m="http://schemas.openxmlformats.org/officeDocument/2006/math" xmlns:v="urn:schemas-microsoft-com:vml" xmlns:wp14="http://schemas.microsoft.com/office/word/2010/wordprocessingDrawing" xmlns:wp="http://schemas.openxmlformats.org/drawingml/2006/wordprocessingDrawing" xmlns:w10="urn:schemas-microsoft-com:office:word" xmlns:w="http://schemas.openxmlformats.org/wordprocessingml/2006/main" xmlns:w14="http://schemas.microsoft.com/office/word/2010/wordml" xmlns:w15="http://schemas.microsoft.com/office/word/2012/wordml" xmlns:w16cex="http://schemas.microsoft.com/office/word/2018/wordml/cex" xmlns:w16cid="http://schemas.microsoft.com/office/word/2016/wordml/cid" xmlns:w16="http://schemas.microsoft.com/office/word/2018/wordml" xmlns:w16sdtdh="http://schemas.microsoft.com/office/word/2020/wordml/sdtdatahash" xmlns:w16se="http://schemas.microsoft.com/office/word/2015/wordml/symex" xmlns:wpg="http://schemas.microsoft.com/office/word/2010/wordprocessingGroup" xmlns:wpi="http://schemas.microsoft.com/office/word/2010/wordprocessingInk" xmlns:wne="http://schemas.microsoft.com/office/word/2006/wordml" xmlns:wps="http://schemas.microsoft.com/office/word/2010/wordprocessingShape" mc:Ignorable="w14 w15 w16se w16cid w16 w16cex w16sdtdh wp14">
+<w16cex:commentsExtensible xmlns:wpc="http://schemas.microsoft.com/office/word/2010/wordprocessingCanvas" xmlns:cx="http://schemas.microsoft.com/office/drawing/2014/chartex" xmlns:cx1="http://schemas.microsoft.com/office/drawing/2015/9/8/chartex" xmlns:cx2="http://schemas.microsoft.com/office/drawing/2015/10/21/chartex" xmlns:cx3="http://schemas.microsoft.com/office/drawing/2016/5/9/chartex" xmlns:cx4="http://schemas.microsoft.com/office/drawing/2016/5/10/chartex" xmlns:cx5="http://schemas.microsoft.com/office/drawing/2016/5/11/chartex" xmlns:cx6="http://schemas.microsoft.com/office/drawing/2016/5/12/chartex" xmlns:cx7="http://schemas.microsoft.com/office/drawing/2016/5/13/chartex" xmlns:cx8="http://schemas.microsoft.com/office/drawing/2016/5/14/chartex" xmlns:cr="http://schemas.microsoft.com/office/comments/2020/reactions" xmlns:mc="http://schemas.openxmlformats.org/markup-compatibility/2006" xmlns:aink="http://schemas.microsoft.com/office/drawing/2016/ink" xmlns:am3d="http://schemas.microsoft.com/office/drawing/2017/model3d" xmlns:o="urn:schemas-microsoft-com:office:office" xmlns:oel="http://schemas.microsoft.com/office/2019/extlst" xmlns:r="http://schemas.openxmlformats.org/officeDocument/2006/relationships" xmlns:m="http://schemas.openxmlformats.org/officeDocument/2006/math" xmlns:v="urn:schemas-microsoft-com:vml" xmlns:wp14="http://schemas.microsoft.com/office/word/2010/wordprocessingDrawing" xmlns:wp="http://schemas.openxmlformats.org/drawingml/2006/wordprocessingDrawing" xmlns:w10="urn:schemas-microsoft-com:office:word" xmlns:w="http://schemas.openxmlformats.org/wordprocessingml/2006/main" xmlns:w14="http://schemas.microsoft.com/office/word/2010/wordml" xmlns:w15="http://schemas.microsoft.com/office/word/2012/wordml" xmlns:w16cex="http://schemas.microsoft.com/office/word/2018/wordml/cex" xmlns:w16cid="http://schemas.microsoft.com/office/word/2016/wordml/cid" xmlns:w16="http://schemas.microsoft.com/office/word/2018/wordml" xmlns:w16du="http://schemas.microsoft.com/office/word/2023/wordml/word16du" xmlns:w16sdtdh="http://schemas.microsoft.com/office/word/2020/wordml/sdtdatahash" xmlns:w16sdtfl="http://schemas.microsoft.com/office/word/2024/wordml/sdtformatlock" xmlns:w16se="http://schemas.microsoft.com/office/word/2015/wordml/symex" xmlns:wpg="http://schemas.microsoft.com/office/word/2010/wordprocessingGroup" xmlns:wpi="http://schemas.microsoft.com/office/word/2010/wordprocessingInk" xmlns:wne="http://schemas.microsoft.com/office/word/2006/wordml" xmlns:wps="http://schemas.microsoft.com/office/word/2010/wordprocessingShape" mc:Ignorable="w14 w15 w16se w16cid w16 w16cex w16sdtdh w16sdtfl cr w16du wp14">
   <w16cex:commentExtensible w16cex:durableId="2658DF4F" w16cex:dateUtc="2025-12-03T12:32:00Z"/>
   <w16cex:commentExtensible w16cex:durableId="7E9B0146" w16cex:dateUtc="2025-12-26T20:49:00Z"/>
   <w16cex:commentExtensible w16cex:durableId="09D9F9B3" w16cex:dateUtc="2025-12-26T20:50:00Z"/>
@@ -16037,7 +18181,7 @@
 </file>
 
 <file path=word/commentsIds.xml><?xml version="1.0" encoding="utf-8"?>
-<w16cid:commentsIds xmlns:wpc="http://schemas.microsoft.com/office/word/2010/wordprocessingCanvas" xmlns:cx="http://schemas.microsoft.com/office/drawing/2014/chartex" xmlns:cx1="http://schemas.microsoft.com/office/drawing/2015/9/8/chartex" xmlns:cx2="http://schemas.microsoft.com/office/drawing/2015/10/21/chartex" xmlns:cx3="http://schemas.microsoft.com/office/drawing/2016/5/9/chartex" xmlns:cx4="http://schemas.microsoft.com/office/drawing/2016/5/10/chartex" xmlns:cx5="http://schemas.microsoft.com/office/drawing/2016/5/11/chartex" xmlns:cx6="http://schemas.microsoft.com/office/drawing/2016/5/12/chartex" xmlns:cx7="http://schemas.microsoft.com/office/drawing/2016/5/13/chartex" xmlns:cx8="http://schemas.microsoft.com/office/drawing/2016/5/14/chartex" xmlns:mc="http://schemas.openxmlformats.org/markup-compatibility/2006" xmlns:aink="http://schemas.microsoft.com/office/drawing/2016/ink" xmlns:am3d="http://schemas.microsoft.com/office/drawing/2017/model3d" xmlns:o="urn:schemas-microsoft-com:office:office" xmlns:oel="http://schemas.microsoft.com/office/2019/extlst" xmlns:r="http://schemas.openxmlformats.org/officeDocument/2006/relationships" xmlns:m="http://schemas.openxmlformats.org/officeDocument/2006/math" xmlns:v="urn:schemas-microsoft-com:vml" xmlns:wp14="http://schemas.microsoft.com/office/word/2010/wordprocessingDrawing" xmlns:wp="http://schemas.openxmlformats.org/drawingml/2006/wordprocessingDrawing" xmlns:w10="urn:schemas-microsoft-com:office:word" xmlns:w="http://schemas.openxmlformats.org/wordprocessingml/2006/main" xmlns:w14="http://schemas.microsoft.com/office/word/2010/wordml" xmlns:w15="http://schemas.microsoft.com/office/word/2012/wordml" xmlns:w16cex="http://schemas.microsoft.com/office/word/2018/wordml/cex" xmlns:w16cid="http://schemas.microsoft.com/office/word/2016/wordml/cid" xmlns:w16="http://schemas.microsoft.com/office/word/2018/wordml" xmlns:w16sdtdh="http://schemas.microsoft.com/office/word/2020/wordml/sdtdatahash" xmlns:w16se="http://schemas.microsoft.com/office/word/2015/wordml/symex" xmlns:wpg="http://schemas.microsoft.com/office/word/2010/wordprocessingGroup" xmlns:wpi="http://schemas.microsoft.com/office/word/2010/wordprocessingInk" xmlns:wne="http://schemas.microsoft.com/office/word/2006/wordml" xmlns:wps="http://schemas.microsoft.com/office/word/2010/wordprocessingShape" mc:Ignorable="w14 w15 w16se w16cid w16 w16cex w16sdtdh wp14">
+<w16cid:commentsIds xmlns:wpc="http://schemas.microsoft.com/office/word/2010/wordprocessingCanvas" xmlns:cx="http://schemas.microsoft.com/office/drawing/2014/chartex" xmlns:cx1="http://schemas.microsoft.com/office/drawing/2015/9/8/chartex" xmlns:cx2="http://schemas.microsoft.com/office/drawing/2015/10/21/chartex" xmlns:cx3="http://schemas.microsoft.com/office/drawing/2016/5/9/chartex" xmlns:cx4="http://schemas.microsoft.com/office/drawing/2016/5/10/chartex" xmlns:cx5="http://schemas.microsoft.com/office/drawing/2016/5/11/chartex" xmlns:cx6="http://schemas.microsoft.com/office/drawing/2016/5/12/chartex" xmlns:cx7="http://schemas.microsoft.com/office/drawing/2016/5/13/chartex" xmlns:cx8="http://schemas.microsoft.com/office/drawing/2016/5/14/chartex" xmlns:mc="http://schemas.openxmlformats.org/markup-compatibility/2006" xmlns:aink="http://schemas.microsoft.com/office/drawing/2016/ink" xmlns:am3d="http://schemas.microsoft.com/office/drawing/2017/model3d" xmlns:o="urn:schemas-microsoft-com:office:office" xmlns:oel="http://schemas.microsoft.com/office/2019/extlst" xmlns:r="http://schemas.openxmlformats.org/officeDocument/2006/relationships" xmlns:m="http://schemas.openxmlformats.org/officeDocument/2006/math" xmlns:v="urn:schemas-microsoft-com:vml" xmlns:wp14="http://schemas.microsoft.com/office/word/2010/wordprocessingDrawing" xmlns:wp="http://schemas.openxmlformats.org/drawingml/2006/wordprocessingDrawing" xmlns:w10="urn:schemas-microsoft-com:office:word" xmlns:w="http://schemas.openxmlformats.org/wordprocessingml/2006/main" xmlns:w14="http://schemas.microsoft.com/office/word/2010/wordml" xmlns:w15="http://schemas.microsoft.com/office/word/2012/wordml" xmlns:w16cex="http://schemas.microsoft.com/office/word/2018/wordml/cex" xmlns:w16cid="http://schemas.microsoft.com/office/word/2016/wordml/cid" xmlns:w16="http://schemas.microsoft.com/office/word/2018/wordml" xmlns:w16du="http://schemas.microsoft.com/office/word/2023/wordml/word16du" xmlns:w16sdtdh="http://schemas.microsoft.com/office/word/2020/wordml/sdtdatahash" xmlns:w16sdtfl="http://schemas.microsoft.com/office/word/2024/wordml/sdtformatlock" xmlns:w16se="http://schemas.microsoft.com/office/word/2015/wordml/symex" xmlns:wpg="http://schemas.microsoft.com/office/word/2010/wordprocessingGroup" xmlns:wpi="http://schemas.microsoft.com/office/word/2010/wordprocessingInk" xmlns:wne="http://schemas.microsoft.com/office/word/2006/wordml" xmlns:wps="http://schemas.microsoft.com/office/word/2010/wordprocessingShape" mc:Ignorable="w14 w15 w16se w16cid w16 w16cex w16sdtdh w16sdtfl w16du wp14">
   <w16cid:commentId w16cid:paraId="613A0A03" w16cid:durableId="2658DF4F"/>
   <w16cid:commentId w16cid:paraId="033B14FF" w16cid:durableId="7E9B0146"/>
   <w16cid:commentId w16cid:paraId="794905CA" w16cid:durableId="09D9F9B3"/>
@@ -16084,7 +18228,7 @@
 </file>
 
 <file path=word/endnotes.xml><?xml version="1.0" encoding="utf-8"?>
-<w:endnotes xmlns:wpc="http://schemas.microsoft.com/office/word/2010/wordprocessingCanvas" xmlns:cx="http://schemas.microsoft.com/office/drawing/2014/chartex" xmlns:cx1="http://schemas.microsoft.com/office/drawing/2015/9/8/chartex" xmlns:cx2="http://schemas.microsoft.com/office/drawing/2015/10/21/chartex" xmlns:cx3="http://schemas.microsoft.com/office/drawing/2016/5/9/chartex" xmlns:cx4="http://schemas.microsoft.com/office/drawing/2016/5/10/chartex" xmlns:cx5="http://schemas.microsoft.com/office/drawing/2016/5/11/chartex" xmlns:cx6="http://schemas.microsoft.com/office/drawing/2016/5/12/chartex" xmlns:cx7="http://schemas.microsoft.com/office/drawing/2016/5/13/chartex" xmlns:cx8="http://schemas.microsoft.com/office/drawing/2016/5/14/chartex" xmlns:mc="http://schemas.openxmlformats.org/markup-compatibility/2006" xmlns:aink="http://schemas.microsoft.com/office/drawing/2016/ink" xmlns:am3d="http://schemas.microsoft.com/office/drawing/2017/model3d" xmlns:o="urn:schemas-microsoft-com:office:office" xmlns:oel="http://schemas.microsoft.com/office/2019/extlst" xmlns:r="http://schemas.openxmlformats.org/officeDocument/2006/relationships" xmlns:m="http://schemas.openxmlformats.org/officeDocument/2006/math" xmlns:v="urn:schemas-microsoft-com:vml" xmlns:wp14="http://schemas.microsoft.com/office/word/2010/wordprocessingDrawing" xmlns:wp="http://schemas.openxmlformats.org/drawingml/2006/wordprocessingDrawing" xmlns:w10="urn:schemas-microsoft-com:office:word" xmlns:w="http://schemas.openxmlformats.org/wordprocessingml/2006/main" xmlns:w14="http://schemas.microsoft.com/office/word/2010/wordml" xmlns:w15="http://schemas.microsoft.com/office/word/2012/wordml" xmlns:w16cex="http://schemas.microsoft.com/office/word/2018/wordml/cex" xmlns:w16cid="http://schemas.microsoft.com/office/word/2016/wordml/cid" xmlns:w16="http://schemas.microsoft.com/office/word/2018/wordml" xmlns:w16sdtdh="http://schemas.microsoft.com/office/word/2020/wordml/sdtdatahash" xmlns:w16se="http://schemas.microsoft.com/office/word/2015/wordml/symex" xmlns:wpg="http://schemas.microsoft.com/office/word/2010/wordprocessingGroup" xmlns:wpi="http://schemas.microsoft.com/office/word/2010/wordprocessingInk" xmlns:wne="http://schemas.microsoft.com/office/word/2006/wordml" xmlns:wps="http://schemas.microsoft.com/office/word/2010/wordprocessingShape" mc:Ignorable="w14 w15 w16se w16cid w16 w16cex w16sdtdh wp14">
+<w:endnotes xmlns:wpc="http://schemas.microsoft.com/office/word/2010/wordprocessingCanvas" xmlns:cx="http://schemas.microsoft.com/office/drawing/2014/chartex" xmlns:cx1="http://schemas.microsoft.com/office/drawing/2015/9/8/chartex" xmlns:cx2="http://schemas.microsoft.com/office/drawing/2015/10/21/chartex" xmlns:cx3="http://schemas.microsoft.com/office/drawing/2016/5/9/chartex" xmlns:cx4="http://schemas.microsoft.com/office/drawing/2016/5/10/chartex" xmlns:cx5="http://schemas.microsoft.com/office/drawing/2016/5/11/chartex" xmlns:cx6="http://schemas.microsoft.com/office/drawing/2016/5/12/chartex" xmlns:cx7="http://schemas.microsoft.com/office/drawing/2016/5/13/chartex" xmlns:cx8="http://schemas.microsoft.com/office/drawing/2016/5/14/chartex" xmlns:mc="http://schemas.openxmlformats.org/markup-compatibility/2006" xmlns:aink="http://schemas.microsoft.com/office/drawing/2016/ink" xmlns:am3d="http://schemas.microsoft.com/office/drawing/2017/model3d" xmlns:o="urn:schemas-microsoft-com:office:office" xmlns:oel="http://schemas.microsoft.com/office/2019/extlst" xmlns:r="http://schemas.openxmlformats.org/officeDocument/2006/relationships" xmlns:m="http://schemas.openxmlformats.org/officeDocument/2006/math" xmlns:v="urn:schemas-microsoft-com:vml" xmlns:wp14="http://schemas.microsoft.com/office/word/2010/wordprocessingDrawing" xmlns:wp="http://schemas.openxmlformats.org/drawingml/2006/wordprocessingDrawing" xmlns:w10="urn:schemas-microsoft-com:office:word" xmlns:w="http://schemas.openxmlformats.org/wordprocessingml/2006/main" xmlns:w14="http://schemas.microsoft.com/office/word/2010/wordml" xmlns:w15="http://schemas.microsoft.com/office/word/2012/wordml" xmlns:w16cex="http://schemas.microsoft.com/office/word/2018/wordml/cex" xmlns:w16cid="http://schemas.microsoft.com/office/word/2016/wordml/cid" xmlns:w16="http://schemas.microsoft.com/office/word/2018/wordml" xmlns:w16du="http://schemas.microsoft.com/office/word/2023/wordml/word16du" xmlns:w16sdtdh="http://schemas.microsoft.com/office/word/2020/wordml/sdtdatahash" xmlns:w16sdtfl="http://schemas.microsoft.com/office/word/2024/wordml/sdtformatlock" xmlns:w16se="http://schemas.microsoft.com/office/word/2015/wordml/symex" xmlns:wpg="http://schemas.microsoft.com/office/word/2010/wordprocessingGroup" xmlns:wpi="http://schemas.microsoft.com/office/word/2010/wordprocessingInk" xmlns:wne="http://schemas.microsoft.com/office/word/2006/wordml" xmlns:wps="http://schemas.microsoft.com/office/word/2010/wordprocessingShape" mc:Ignorable="w14 w15 w16se w16cid w16 w16cex w16sdtdh w16sdtfl w16du wp14">
   <w:endnote w:type="separator" w:id="-1">
     <w:p>
       <w:pPr>
@@ -16109,7 +18253,7 @@
 </file>
 
 <file path=word/footer1.xml><?xml version="1.0" encoding="utf-8"?>
-<w:ftr xmlns:wpc="http://schemas.microsoft.com/office/word/2010/wordprocessingCanvas" xmlns:cx="http://schemas.microsoft.com/office/drawing/2014/chartex" xmlns:cx1="http://schemas.microsoft.com/office/drawing/2015/9/8/chartex" xmlns:cx2="http://schemas.microsoft.com/office/drawing/2015/10/21/chartex" xmlns:cx3="http://schemas.microsoft.com/office/drawing/2016/5/9/chartex" xmlns:cx4="http://schemas.microsoft.com/office/drawing/2016/5/10/chartex" xmlns:cx5="http://schemas.microsoft.com/office/drawing/2016/5/11/chartex" xmlns:cx6="http://schemas.microsoft.com/office/drawing/2016/5/12/chartex" xmlns:cx7="http://schemas.microsoft.com/office/drawing/2016/5/13/chartex" xmlns:cx8="http://schemas.microsoft.com/office/drawing/2016/5/14/chartex" xmlns:mc="http://schemas.openxmlformats.org/markup-compatibility/2006" xmlns:aink="http://schemas.microsoft.com/office/drawing/2016/ink" xmlns:am3d="http://schemas.microsoft.com/office/drawing/2017/model3d" xmlns:o="urn:schemas-microsoft-com:office:office" xmlns:oel="http://schemas.microsoft.com/office/2019/extlst" xmlns:r="http://schemas.openxmlformats.org/officeDocument/2006/relationships" xmlns:m="http://schemas.openxmlformats.org/officeDocument/2006/math" xmlns:v="urn:schemas-microsoft-com:vml" xmlns:wp14="http://schemas.microsoft.com/office/word/2010/wordprocessingDrawing" xmlns:wp="http://schemas.openxmlformats.org/drawingml/2006/wordprocessingDrawing" xmlns:w10="urn:schemas-microsoft-com:office:word" xmlns:w="http://schemas.openxmlformats.org/wordprocessingml/2006/main" xmlns:w14="http://schemas.microsoft.com/office/word/2010/wordml" xmlns:w15="http://schemas.microsoft.com/office/word/2012/wordml" xmlns:w16cex="http://schemas.microsoft.com/office/word/2018/wordml/cex" xmlns:w16cid="http://schemas.microsoft.com/office/word/2016/wordml/cid" xmlns:w16="http://schemas.microsoft.com/office/word/2018/wordml" xmlns:w16sdtdh="http://schemas.microsoft.com/office/word/2020/wordml/sdtdatahash" xmlns:w16se="http://schemas.microsoft.com/office/word/2015/wordml/symex" xmlns:wpg="http://schemas.microsoft.com/office/word/2010/wordprocessingGroup" xmlns:wpi="http://schemas.microsoft.com/office/word/2010/wordprocessingInk" xmlns:wne="http://schemas.microsoft.com/office/word/2006/wordml" xmlns:wps="http://schemas.microsoft.com/office/word/2010/wordprocessingShape" mc:Ignorable="w14 w15 w16se w16cid w16 w16cex w16sdtdh wp14">
+<w:ftr xmlns:wpc="http://schemas.microsoft.com/office/word/2010/wordprocessingCanvas" xmlns:cx="http://schemas.microsoft.com/office/drawing/2014/chartex" xmlns:cx1="http://schemas.microsoft.com/office/drawing/2015/9/8/chartex" xmlns:cx2="http://schemas.microsoft.com/office/drawing/2015/10/21/chartex" xmlns:cx3="http://schemas.microsoft.com/office/drawing/2016/5/9/chartex" xmlns:cx4="http://schemas.microsoft.com/office/drawing/2016/5/10/chartex" xmlns:cx5="http://schemas.microsoft.com/office/drawing/2016/5/11/chartex" xmlns:cx6="http://schemas.microsoft.com/office/drawing/2016/5/12/chartex" xmlns:cx7="http://schemas.microsoft.com/office/drawing/2016/5/13/chartex" xmlns:cx8="http://schemas.microsoft.com/office/drawing/2016/5/14/chartex" xmlns:mc="http://schemas.openxmlformats.org/markup-compatibility/2006" xmlns:aink="http://schemas.microsoft.com/office/drawing/2016/ink" xmlns:am3d="http://schemas.microsoft.com/office/drawing/2017/model3d" xmlns:o="urn:schemas-microsoft-com:office:office" xmlns:oel="http://schemas.microsoft.com/office/2019/extlst" xmlns:r="http://schemas.openxmlformats.org/officeDocument/2006/relationships" xmlns:m="http://schemas.openxmlformats.org/officeDocument/2006/math" xmlns:v="urn:schemas-microsoft-com:vml" xmlns:wp14="http://schemas.microsoft.com/office/word/2010/wordprocessingDrawing" xmlns:wp="http://schemas.openxmlformats.org/drawingml/2006/wordprocessingDrawing" xmlns:w10="urn:schemas-microsoft-com:office:word" xmlns:w="http://schemas.openxmlformats.org/wordprocessingml/2006/main" xmlns:w14="http://schemas.microsoft.com/office/word/2010/wordml" xmlns:w15="http://schemas.microsoft.com/office/word/2012/wordml" xmlns:w16cex="http://schemas.microsoft.com/office/word/2018/wordml/cex" xmlns:w16cid="http://schemas.microsoft.com/office/word/2016/wordml/cid" xmlns:w16="http://schemas.microsoft.com/office/word/2018/wordml" xmlns:w16du="http://schemas.microsoft.com/office/word/2023/wordml/word16du" xmlns:w16sdtdh="http://schemas.microsoft.com/office/word/2020/wordml/sdtdatahash" xmlns:w16sdtfl="http://schemas.microsoft.com/office/word/2024/wordml/sdtformatlock" xmlns:w16se="http://schemas.microsoft.com/office/word/2015/wordml/symex" xmlns:wpg="http://schemas.microsoft.com/office/word/2010/wordprocessingGroup" xmlns:wpi="http://schemas.microsoft.com/office/word/2010/wordprocessingInk" xmlns:wne="http://schemas.microsoft.com/office/word/2006/wordml" xmlns:wps="http://schemas.microsoft.com/office/word/2010/wordprocessingShape" mc:Ignorable="w14 w15 w16se w16cid w16 w16cex w16sdtdh w16sdtfl w16du wp14">
   <w:p>
     <w:pPr>
       <w:pStyle w:val="Footer"/>
@@ -16126,7 +18270,7 @@
 </file>
 
 <file path=word/footer2.xml><?xml version="1.0" encoding="utf-8"?>
-<w:ftr xmlns:wpc="http://schemas.microsoft.com/office/word/2010/wordprocessingCanvas" xmlns:cx="http://schemas.microsoft.com/office/drawing/2014/chartex" xmlns:cx1="http://schemas.microsoft.com/office/drawing/2015/9/8/chartex" xmlns:cx2="http://schemas.microsoft.com/office/drawing/2015/10/21/chartex" xmlns:cx3="http://schemas.microsoft.com/office/drawing/2016/5/9/chartex" xmlns:cx4="http://schemas.microsoft.com/office/drawing/2016/5/10/chartex" xmlns:cx5="http://schemas.microsoft.com/office/drawing/2016/5/11/chartex" xmlns:cx6="http://schemas.microsoft.com/office/drawing/2016/5/12/chartex" xmlns:cx7="http://schemas.microsoft.com/office/drawing/2016/5/13/chartex" xmlns:cx8="http://schemas.microsoft.com/office/drawing/2016/5/14/chartex" xmlns:mc="http://schemas.openxmlformats.org/markup-compatibility/2006" xmlns:aink="http://schemas.microsoft.com/office/drawing/2016/ink" xmlns:am3d="http://schemas.microsoft.com/office/drawing/2017/model3d" xmlns:o="urn:schemas-microsoft-com:office:office" xmlns:oel="http://schemas.microsoft.com/office/2019/extlst" xmlns:r="http://schemas.openxmlformats.org/officeDocument/2006/relationships" xmlns:m="http://schemas.openxmlformats.org/officeDocument/2006/math" xmlns:v="urn:schemas-microsoft-com:vml" xmlns:wp14="http://schemas.microsoft.com/office/word/2010/wordprocessingDrawing" xmlns:wp="http://schemas.openxmlformats.org/drawingml/2006/wordprocessingDrawing" xmlns:w10="urn:schemas-microsoft-com:office:word" xmlns:w="http://schemas.openxmlformats.org/wordprocessingml/2006/main" xmlns:w14="http://schemas.microsoft.com/office/word/2010/wordml" xmlns:w15="http://schemas.microsoft.com/office/word/2012/wordml" xmlns:w16cex="http://schemas.microsoft.com/office/word/2018/wordml/cex" xmlns:w16cid="http://schemas.microsoft.com/office/word/2016/wordml/cid" xmlns:w16="http://schemas.microsoft.com/office/word/2018/wordml" xmlns:w16sdtdh="http://schemas.microsoft.com/office/word/2020/wordml/sdtdatahash" xmlns:w16se="http://schemas.microsoft.com/office/word/2015/wordml/symex" xmlns:wpg="http://schemas.microsoft.com/office/word/2010/wordprocessingGroup" xmlns:wpi="http://schemas.microsoft.com/office/word/2010/wordprocessingInk" xmlns:wne="http://schemas.microsoft.com/office/word/2006/wordml" xmlns:wps="http://schemas.microsoft.com/office/word/2010/wordprocessingShape" mc:Ignorable="w14 w15 w16se w16cid w16 w16cex w16sdtdh wp14">
+<w:ftr xmlns:wpc="http://schemas.microsoft.com/office/word/2010/wordprocessingCanvas" xmlns:cx="http://schemas.microsoft.com/office/drawing/2014/chartex" xmlns:cx1="http://schemas.microsoft.com/office/drawing/2015/9/8/chartex" xmlns:cx2="http://schemas.microsoft.com/office/drawing/2015/10/21/chartex" xmlns:cx3="http://schemas.microsoft.com/office/drawing/2016/5/9/chartex" xmlns:cx4="http://schemas.microsoft.com/office/drawing/2016/5/10/chartex" xmlns:cx5="http://schemas.microsoft.com/office/drawing/2016/5/11/chartex" xmlns:cx6="http://schemas.microsoft.com/office/drawing/2016/5/12/chartex" xmlns:cx7="http://schemas.microsoft.com/office/drawing/2016/5/13/chartex" xmlns:cx8="http://schemas.microsoft.com/office/drawing/2016/5/14/chartex" xmlns:mc="http://schemas.openxmlformats.org/markup-compatibility/2006" xmlns:aink="http://schemas.microsoft.com/office/drawing/2016/ink" xmlns:am3d="http://schemas.microsoft.com/office/drawing/2017/model3d" xmlns:o="urn:schemas-microsoft-com:office:office" xmlns:oel="http://schemas.microsoft.com/office/2019/extlst" xmlns:r="http://schemas.openxmlformats.org/officeDocument/2006/relationships" xmlns:m="http://schemas.openxmlformats.org/officeDocument/2006/math" xmlns:v="urn:schemas-microsoft-com:vml" xmlns:wp14="http://schemas.microsoft.com/office/word/2010/wordprocessingDrawing" xmlns:wp="http://schemas.openxmlformats.org/drawingml/2006/wordprocessingDrawing" xmlns:w10="urn:schemas-microsoft-com:office:word" xmlns:w="http://schemas.openxmlformats.org/wordprocessingml/2006/main" xmlns:w14="http://schemas.microsoft.com/office/word/2010/wordml" xmlns:w15="http://schemas.microsoft.com/office/word/2012/wordml" xmlns:w16cex="http://schemas.microsoft.com/office/word/2018/wordml/cex" xmlns:w16cid="http://schemas.microsoft.com/office/word/2016/wordml/cid" xmlns:w16="http://schemas.microsoft.com/office/word/2018/wordml" xmlns:w16du="http://schemas.microsoft.com/office/word/2023/wordml/word16du" xmlns:w16sdtdh="http://schemas.microsoft.com/office/word/2020/wordml/sdtdatahash" xmlns:w16sdtfl="http://schemas.microsoft.com/office/word/2024/wordml/sdtformatlock" xmlns:w16se="http://schemas.microsoft.com/office/word/2015/wordml/symex" xmlns:wpg="http://schemas.microsoft.com/office/word/2010/wordprocessingGroup" xmlns:wpi="http://schemas.microsoft.com/office/word/2010/wordprocessingInk" xmlns:wne="http://schemas.microsoft.com/office/word/2006/wordml" xmlns:wps="http://schemas.microsoft.com/office/word/2010/wordprocessingShape" mc:Ignorable="w14 w15 w16se w16cid w16 w16cex w16sdtdh w16sdtfl w16du wp14">
   <w:sdt>
     <w:sdtPr>
       <w:id w:val="-2146263128"/>
@@ -16169,7 +18313,7 @@
 </file>
 
 <file path=word/footnotes.xml><?xml version="1.0" encoding="utf-8"?>
-<w:footnotes xmlns:wpc="http://schemas.microsoft.com/office/word/2010/wordprocessingCanvas" xmlns:cx="http://schemas.microsoft.com/office/drawing/2014/chartex" xmlns:cx1="http://schemas.microsoft.com/office/drawing/2015/9/8/chartex" xmlns:cx2="http://schemas.microsoft.com/office/drawing/2015/10/21/chartex" xmlns:cx3="http://schemas.microsoft.com/office/drawing/2016/5/9/chartex" xmlns:cx4="http://schemas.microsoft.com/office/drawing/2016/5/10/chartex" xmlns:cx5="http://schemas.microsoft.com/office/drawing/2016/5/11/chartex" xmlns:cx6="http://schemas.microsoft.com/office/drawing/2016/5/12/chartex" xmlns:cx7="http://schemas.microsoft.com/office/drawing/2016/5/13/chartex" xmlns:cx8="http://schemas.microsoft.com/office/drawing/2016/5/14/chartex" xmlns:mc="http://schemas.openxmlformats.org/markup-compatibility/2006" xmlns:aink="http://schemas.microsoft.com/office/drawing/2016/ink" xmlns:am3d="http://schemas.microsoft.com/office/drawing/2017/model3d" xmlns:o="urn:schemas-microsoft-com:office:office" xmlns:oel="http://schemas.microsoft.com/office/2019/extlst" xmlns:r="http://schemas.openxmlformats.org/officeDocument/2006/relationships" xmlns:m="http://schemas.openxmlformats.org/officeDocument/2006/math" xmlns:v="urn:schemas-microsoft-com:vml" xmlns:wp14="http://schemas.microsoft.com/office/word/2010/wordprocessingDrawing" xmlns:wp="http://schemas.openxmlformats.org/drawingml/2006/wordprocessingDrawing" xmlns:w10="urn:schemas-microsoft-com:office:word" xmlns:w="http://schemas.openxmlformats.org/wordprocessingml/2006/main" xmlns:w14="http://schemas.microsoft.com/office/word/2010/wordml" xmlns:w15="http://schemas.microsoft.com/office/word/2012/wordml" xmlns:w16cex="http://schemas.microsoft.com/office/word/2018/wordml/cex" xmlns:w16cid="http://schemas.microsoft.com/office/word/2016/wordml/cid" xmlns:w16="http://schemas.microsoft.com/office/word/2018/wordml" xmlns:w16sdtdh="http://schemas.microsoft.com/office/word/2020/wordml/sdtdatahash" xmlns:w16se="http://schemas.microsoft.com/office/word/2015/wordml/symex" xmlns:wpg="http://schemas.microsoft.com/office/word/2010/wordprocessingGroup" xmlns:wpi="http://schemas.microsoft.com/office/word/2010/wordprocessingInk" xmlns:wne="http://schemas.microsoft.com/office/word/2006/wordml" xmlns:wps="http://schemas.microsoft.com/office/word/2010/wordprocessingShape" mc:Ignorable="w14 w15 w16se w16cid w16 w16cex w16sdtdh wp14">
+<w:footnotes xmlns:wpc="http://schemas.microsoft.com/office/word/2010/wordprocessingCanvas" xmlns:cx="http://schemas.microsoft.com/office/drawing/2014/chartex" xmlns:cx1="http://schemas.microsoft.com/office/drawing/2015/9/8/chartex" xmlns:cx2="http://schemas.microsoft.com/office/drawing/2015/10/21/chartex" xmlns:cx3="http://schemas.microsoft.com/office/drawing/2016/5/9/chartex" xmlns:cx4="http://schemas.microsoft.com/office/drawing/2016/5/10/chartex" xmlns:cx5="http://schemas.microsoft.com/office/drawing/2016/5/11/chartex" xmlns:cx6="http://schemas.microsoft.com/office/drawing/2016/5/12/chartex" xmlns:cx7="http://schemas.microsoft.com/office/drawing/2016/5/13/chartex" xmlns:cx8="http://schemas.microsoft.com/office/drawing/2016/5/14/chartex" xmlns:mc="http://schemas.openxmlformats.org/markup-compatibility/2006" xmlns:aink="http://schemas.microsoft.com/office/drawing/2016/ink" xmlns:am3d="http://schemas.microsoft.com/office/drawing/2017/model3d" xmlns:o="urn:schemas-microsoft-com:office:office" xmlns:oel="http://schemas.microsoft.com/office/2019/extlst" xmlns:r="http://schemas.openxmlformats.org/officeDocument/2006/relationships" xmlns:m="http://schemas.openxmlformats.org/officeDocument/2006/math" xmlns:v="urn:schemas-microsoft-com:vml" xmlns:wp14="http://schemas.microsoft.com/office/word/2010/wordprocessingDrawing" xmlns:wp="http://schemas.openxmlformats.org/drawingml/2006/wordprocessingDrawing" xmlns:w10="urn:schemas-microsoft-com:office:word" xmlns:w="http://schemas.openxmlformats.org/wordprocessingml/2006/main" xmlns:w14="http://schemas.microsoft.com/office/word/2010/wordml" xmlns:w15="http://schemas.microsoft.com/office/word/2012/wordml" xmlns:w16cex="http://schemas.microsoft.com/office/word/2018/wordml/cex" xmlns:w16cid="http://schemas.microsoft.com/office/word/2016/wordml/cid" xmlns:w16="http://schemas.microsoft.com/office/word/2018/wordml" xmlns:w16du="http://schemas.microsoft.com/office/word/2023/wordml/word16du" xmlns:w16sdtdh="http://schemas.microsoft.com/office/word/2020/wordml/sdtdatahash" xmlns:w16sdtfl="http://schemas.microsoft.com/office/word/2024/wordml/sdtformatlock" xmlns:w16se="http://schemas.microsoft.com/office/word/2015/wordml/symex" xmlns:wpg="http://schemas.microsoft.com/office/word/2010/wordprocessingGroup" xmlns:wpi="http://schemas.microsoft.com/office/word/2010/wordprocessingInk" xmlns:wne="http://schemas.microsoft.com/office/word/2006/wordml" xmlns:wps="http://schemas.microsoft.com/office/word/2010/wordprocessingShape" mc:Ignorable="w14 w15 w16se w16cid w16 w16cex w16sdtdh w16sdtfl w16du wp14">
   <w:footnote w:type="separator" w:id="-1">
     <w:p>
       <w:pPr>
@@ -16194,7 +18338,7 @@
 </file>
 
 <file path=word/numbering.xml><?xml version="1.0" encoding="utf-8"?>
-<w:numbering xmlns:wpc="http://schemas.microsoft.com/office/word/2010/wordprocessingCanvas" xmlns:cx="http://schemas.microsoft.com/office/drawing/2014/chartex" xmlns:cx1="http://schemas.microsoft.com/office/drawing/2015/9/8/chartex" xmlns:cx2="http://schemas.microsoft.com/office/drawing/2015/10/21/chartex" xmlns:cx3="http://schemas.microsoft.com/office/drawing/2016/5/9/chartex" xmlns:cx4="http://schemas.microsoft.com/office/drawing/2016/5/10/chartex" xmlns:cx5="http://schemas.microsoft.com/office/drawing/2016/5/11/chartex" xmlns:cx6="http://schemas.microsoft.com/office/drawing/2016/5/12/chartex" xmlns:cx7="http://schemas.microsoft.com/office/drawing/2016/5/13/chartex" xmlns:cx8="http://schemas.microsoft.com/office/drawing/2016/5/14/chartex" xmlns:mc="http://schemas.openxmlformats.org/markup-compatibility/2006" xmlns:aink="http://schemas.microsoft.com/office/drawing/2016/ink" xmlns:am3d="http://schemas.microsoft.com/office/drawing/2017/model3d" xmlns:o="urn:schemas-microsoft-com:office:office" xmlns:oel="http://schemas.microsoft.com/office/2019/extlst" xmlns:r="http://schemas.openxmlformats.org/officeDocument/2006/relationships" xmlns:m="http://schemas.openxmlformats.org/officeDocument/2006/math" xmlns:v="urn:schemas-microsoft-com:vml" xmlns:wp14="http://schemas.microsoft.com/office/word/2010/wordprocessingDrawing" xmlns:wp="http://schemas.openxmlformats.org/drawingml/2006/wordprocessingDrawing" xmlns:w10="urn:schemas-microsoft-com:office:word" xmlns:w="http://schemas.openxmlformats.org/wordprocessingml/2006/main" xmlns:w14="http://schemas.microsoft.com/office/word/2010/wordml" xmlns:w15="http://schemas.microsoft.com/office/word/2012/wordml" xmlns:w16cex="http://schemas.microsoft.com/office/word/2018/wordml/cex" xmlns:w16cid="http://schemas.microsoft.com/office/word/2016/wordml/cid" xmlns:w16="http://schemas.microsoft.com/office/word/2018/wordml" xmlns:w16sdtdh="http://schemas.microsoft.com/office/word/2020/wordml/sdtdatahash" xmlns:w16se="http://schemas.microsoft.com/office/word/2015/wordml/symex" xmlns:wpg="http://schemas.microsoft.com/office/word/2010/wordprocessingGroup" xmlns:wpi="http://schemas.microsoft.com/office/word/2010/wordprocessingInk" xmlns:wne="http://schemas.microsoft.com/office/word/2006/wordml" xmlns:wps="http://schemas.microsoft.com/office/word/2010/wordprocessingShape" mc:Ignorable="w14 w15 w16se w16cid w16 w16cex w16sdtdh wp14">
+<w:numbering xmlns:wpc="http://schemas.microsoft.com/office/word/2010/wordprocessingCanvas" xmlns:cx="http://schemas.microsoft.com/office/drawing/2014/chartex" xmlns:cx1="http://schemas.microsoft.com/office/drawing/2015/9/8/chartex" xmlns:cx2="http://schemas.microsoft.com/office/drawing/2015/10/21/chartex" xmlns:cx3="http://schemas.microsoft.com/office/drawing/2016/5/9/chartex" xmlns:cx4="http://schemas.microsoft.com/office/drawing/2016/5/10/chartex" xmlns:cx5="http://schemas.microsoft.com/office/drawing/2016/5/11/chartex" xmlns:cx6="http://schemas.microsoft.com/office/drawing/2016/5/12/chartex" xmlns:cx7="http://schemas.microsoft.com/office/drawing/2016/5/13/chartex" xmlns:cx8="http://schemas.microsoft.com/office/drawing/2016/5/14/chartex" xmlns:mc="http://schemas.openxmlformats.org/markup-compatibility/2006" xmlns:aink="http://schemas.microsoft.com/office/drawing/2016/ink" xmlns:am3d="http://schemas.microsoft.com/office/drawing/2017/model3d" xmlns:o="urn:schemas-microsoft-com:office:office" xmlns:oel="http://schemas.microsoft.com/office/2019/extlst" xmlns:r="http://schemas.openxmlformats.org/officeDocument/2006/relationships" xmlns:m="http://schemas.openxmlformats.org/officeDocument/2006/math" xmlns:v="urn:schemas-microsoft-com:vml" xmlns:wp14="http://schemas.microsoft.com/office/word/2010/wordprocessingDrawing" xmlns:wp="http://schemas.openxmlformats.org/drawingml/2006/wordprocessingDrawing" xmlns:w10="urn:schemas-microsoft-com:office:word" xmlns:w="http://schemas.openxmlformats.org/wordprocessingml/2006/main" xmlns:w14="http://schemas.microsoft.com/office/word/2010/wordml" xmlns:w15="http://schemas.microsoft.com/office/word/2012/wordml" xmlns:w16cex="http://schemas.microsoft.com/office/word/2018/wordml/cex" xmlns:w16cid="http://schemas.microsoft.com/office/word/2016/wordml/cid" xmlns:w16="http://schemas.microsoft.com/office/word/2018/wordml" xmlns:w16du="http://schemas.microsoft.com/office/word/2023/wordml/word16du" xmlns:w16sdtdh="http://schemas.microsoft.com/office/word/2020/wordml/sdtdatahash" xmlns:w16sdtfl="http://schemas.microsoft.com/office/word/2024/wordml/sdtformatlock" xmlns:w16se="http://schemas.microsoft.com/office/word/2015/wordml/symex" xmlns:wpg="http://schemas.microsoft.com/office/word/2010/wordprocessingGroup" xmlns:wpi="http://schemas.microsoft.com/office/word/2010/wordprocessingInk" xmlns:wne="http://schemas.microsoft.com/office/word/2006/wordml" xmlns:wps="http://schemas.microsoft.com/office/word/2010/wordprocessingShape" mc:Ignorable="w14 w15 w16se w16cid w16 w16cex w16sdtdh w16sdtfl w16du wp14">
   <w:abstractNum w:abstractNumId="0" w15:restartNumberingAfterBreak="0">
     <w:nsid w:val="0D273AEB"/>
     <w:multiLevelType w:val="hybridMultilevel"/>
@@ -16799,7 +18943,7 @@
 </file>
 
 <file path=word/people.xml><?xml version="1.0" encoding="utf-8"?>
-<w15:people xmlns:wpc="http://schemas.microsoft.com/office/word/2010/wordprocessingCanvas" xmlns:cx="http://schemas.microsoft.com/office/drawing/2014/chartex" xmlns:cx1="http://schemas.microsoft.com/office/drawing/2015/9/8/chartex" xmlns:cx2="http://schemas.microsoft.com/office/drawing/2015/10/21/chartex" xmlns:cx3="http://schemas.microsoft.com/office/drawing/2016/5/9/chartex" xmlns:cx4="http://schemas.microsoft.com/office/drawing/2016/5/10/chartex" xmlns:cx5="http://schemas.microsoft.com/office/drawing/2016/5/11/chartex" xmlns:cx6="http://schemas.microsoft.com/office/drawing/2016/5/12/chartex" xmlns:cx7="http://schemas.microsoft.com/office/drawing/2016/5/13/chartex" xmlns:cx8="http://schemas.microsoft.com/office/drawing/2016/5/14/chartex" xmlns:mc="http://schemas.openxmlformats.org/markup-compatibility/2006" xmlns:aink="http://schemas.microsoft.com/office/drawing/2016/ink" xmlns:am3d="http://schemas.microsoft.com/office/drawing/2017/model3d" xmlns:o="urn:schemas-microsoft-com:office:office" xmlns:oel="http://schemas.microsoft.com/office/2019/extlst" xmlns:r="http://schemas.openxmlformats.org/officeDocument/2006/relationships" xmlns:m="http://schemas.openxmlformats.org/officeDocument/2006/math" xmlns:v="urn:schemas-microsoft-com:vml" xmlns:wp14="http://schemas.microsoft.com/office/word/2010/wordprocessingDrawing" xmlns:wp="http://schemas.openxmlformats.org/drawingml/2006/wordprocessingDrawing" xmlns:w10="urn:schemas-microsoft-com:office:word" xmlns:w="http://schemas.openxmlformats.org/wordprocessingml/2006/main" xmlns:w14="http://schemas.microsoft.com/office/word/2010/wordml" xmlns:w15="http://schemas.microsoft.com/office/word/2012/wordml" xmlns:w16cex="http://schemas.microsoft.com/office/word/2018/wordml/cex" xmlns:w16cid="http://schemas.microsoft.com/office/word/2016/wordml/cid" xmlns:w16="http://schemas.microsoft.com/office/word/2018/wordml" xmlns:w16sdtdh="http://schemas.microsoft.com/office/word/2020/wordml/sdtdatahash" xmlns:w16se="http://schemas.microsoft.com/office/word/2015/wordml/symex" xmlns:wpg="http://schemas.microsoft.com/office/word/2010/wordprocessingGroup" xmlns:wpi="http://schemas.microsoft.com/office/word/2010/wordprocessingInk" xmlns:wne="http://schemas.microsoft.com/office/word/2006/wordml" xmlns:wps="http://schemas.microsoft.com/office/word/2010/wordprocessingShape" mc:Ignorable="w14 w15 w16se w16cid w16 w16cex w16sdtdh wp14">
+<w15:people xmlns:wpc="http://schemas.microsoft.com/office/word/2010/wordprocessingCanvas" xmlns:cx="http://schemas.microsoft.com/office/drawing/2014/chartex" xmlns:cx1="http://schemas.microsoft.com/office/drawing/2015/9/8/chartex" xmlns:cx2="http://schemas.microsoft.com/office/drawing/2015/10/21/chartex" xmlns:cx3="http://schemas.microsoft.com/office/drawing/2016/5/9/chartex" xmlns:cx4="http://schemas.microsoft.com/office/drawing/2016/5/10/chartex" xmlns:cx5="http://schemas.microsoft.com/office/drawing/2016/5/11/chartex" xmlns:cx6="http://schemas.microsoft.com/office/drawing/2016/5/12/chartex" xmlns:cx7="http://schemas.microsoft.com/office/drawing/2016/5/13/chartex" xmlns:cx8="http://schemas.microsoft.com/office/drawing/2016/5/14/chartex" xmlns:mc="http://schemas.openxmlformats.org/markup-compatibility/2006" xmlns:aink="http://schemas.microsoft.com/office/drawing/2016/ink" xmlns:am3d="http://schemas.microsoft.com/office/drawing/2017/model3d" xmlns:o="urn:schemas-microsoft-com:office:office" xmlns:oel="http://schemas.microsoft.com/office/2019/extlst" xmlns:r="http://schemas.openxmlformats.org/officeDocument/2006/relationships" xmlns:m="http://schemas.openxmlformats.org/officeDocument/2006/math" xmlns:v="urn:schemas-microsoft-com:vml" xmlns:wp14="http://schemas.microsoft.com/office/word/2010/wordprocessingDrawing" xmlns:wp="http://schemas.openxmlformats.org/drawingml/2006/wordprocessingDrawing" xmlns:w10="urn:schemas-microsoft-com:office:word" xmlns:w="http://schemas.openxmlformats.org/wordprocessingml/2006/main" xmlns:w14="http://schemas.microsoft.com/office/word/2010/wordml" xmlns:w15="http://schemas.microsoft.com/office/word/2012/wordml" xmlns:w16cex="http://schemas.microsoft.com/office/word/2018/wordml/cex" xmlns:w16cid="http://schemas.microsoft.com/office/word/2016/wordml/cid" xmlns:w16="http://schemas.microsoft.com/office/word/2018/wordml" xmlns:w16du="http://schemas.microsoft.com/office/word/2023/wordml/word16du" xmlns:w16sdtdh="http://schemas.microsoft.com/office/word/2020/wordml/sdtdatahash" xmlns:w16sdtfl="http://schemas.microsoft.com/office/word/2024/wordml/sdtformatlock" xmlns:w16se="http://schemas.microsoft.com/office/word/2015/wordml/symex" xmlns:wpg="http://schemas.microsoft.com/office/word/2010/wordprocessingGroup" xmlns:wpi="http://schemas.microsoft.com/office/word/2010/wordprocessingInk" xmlns:wne="http://schemas.microsoft.com/office/word/2006/wordml" xmlns:wps="http://schemas.microsoft.com/office/word/2010/wordprocessingShape" mc:Ignorable="w14 w15 w16se w16cid w16 w16cex w16sdtdh w16sdtfl w16du wp14">
   <w15:person w15:author="Daniel Kaasik">
     <w15:presenceInfo w15:providerId="AD" w15:userId="S::daniel.kaasik@365.real.edu.ee::62700a2f-17aa-4413-9b4f-147551bc11e1"/>
   </w15:person>
@@ -16810,7 +18954,7 @@
 </file>
 
 <file path=word/styles.xml><?xml version="1.0" encoding="utf-8"?>
-<w:styles xmlns:mc="http://schemas.openxmlformats.org/markup-compatibility/2006" xmlns:r="http://schemas.openxmlformats.org/officeDocument/2006/relationships" xmlns:w="http://schemas.openxmlformats.org/wordprocessingml/2006/main" xmlns:w14="http://schemas.microsoft.com/office/word/2010/wordml" xmlns:w15="http://schemas.microsoft.com/office/word/2012/wordml" xmlns:w16cex="http://schemas.microsoft.com/office/word/2018/wordml/cex" xmlns:w16cid="http://schemas.microsoft.com/office/word/2016/wordml/cid" xmlns:w16="http://schemas.microsoft.com/office/word/2018/wordml" xmlns:w16sdtdh="http://schemas.microsoft.com/office/word/2020/wordml/sdtdatahash" xmlns:w16se="http://schemas.microsoft.com/office/word/2015/wordml/symex" mc:Ignorable="w14 w15 w16se w16cid w16 w16cex w16sdtdh">
+<w:styles xmlns:mc="http://schemas.openxmlformats.org/markup-compatibility/2006" xmlns:r="http://schemas.openxmlformats.org/officeDocument/2006/relationships" xmlns:w="http://schemas.openxmlformats.org/wordprocessingml/2006/main" xmlns:w14="http://schemas.microsoft.com/office/word/2010/wordml" xmlns:w15="http://schemas.microsoft.com/office/word/2012/wordml" xmlns:w16cex="http://schemas.microsoft.com/office/word/2018/wordml/cex" xmlns:w16cid="http://schemas.microsoft.com/office/word/2016/wordml/cid" xmlns:w16="http://schemas.microsoft.com/office/word/2018/wordml" xmlns:w16du="http://schemas.microsoft.com/office/word/2023/wordml/word16du" xmlns:w16sdtdh="http://schemas.microsoft.com/office/word/2020/wordml/sdtdatahash" xmlns:w16sdtfl="http://schemas.microsoft.com/office/word/2024/wordml/sdtformatlock" xmlns:w16se="http://schemas.microsoft.com/office/word/2015/wordml/symex" mc:Ignorable="w14 w15 w16se w16cid w16 w16cex w16sdtdh w16sdtfl w16du">
   <w:docDefaults>
     <w:rPrDefault>
       <w:rPr>
@@ -17209,7 +19353,7 @@
   <w:style w:type="paragraph" w:default="1" w:styleId="Normal">
     <w:name w:val="Normal"/>
     <w:qFormat/>
-    <w:rsid w:val="009C5A4E"/>
+    <w:rsid w:val="00E72E11"/>
     <w:pPr>
       <w:spacing w:after="240" w:line="360" w:lineRule="auto"/>
       <w:jc w:val="both"/>
@@ -18654,6 +20798,14 @@
 </file>
 
 <file path=customXml/item1.xml><?xml version="1.0" encoding="utf-8"?>
+<p:properties xmlns:p="http://schemas.microsoft.com/office/2006/metadata/properties" xmlns:xsi="http://www.w3.org/2001/XMLSchema-instance" xmlns:pc="http://schemas.microsoft.com/office/infopath/2007/PartnerControls">
+  <documentManagement>
+    <_activity xmlns="bd5a8bfd-7688-488a-93b7-f683c5ec1301" xsi:nil="true"/>
+  </documentManagement>
+</p:properties>
+</file>
+
+<file path=customXml/item2.xml><?xml version="1.0" encoding="utf-8"?>
 <?mso-contentType ?>
 <FormTemplates xmlns="http://schemas.microsoft.com/sharepoint/v3/contenttype/forms">
   <Display>DocumentLibraryForm</Display>
@@ -18662,19 +20814,7 @@
 </FormTemplates>
 </file>
 
-<file path=customXml/item2.xml><?xml version="1.0" encoding="utf-8"?>
-<p:properties xmlns:p="http://schemas.microsoft.com/office/2006/metadata/properties" xmlns:xsi="http://www.w3.org/2001/XMLSchema-instance" xmlns:pc="http://schemas.microsoft.com/office/infopath/2007/PartnerControls">
-  <documentManagement>
-    <_activity xmlns="bd5a8bfd-7688-488a-93b7-f683c5ec1301" xsi:nil="true"/>
-  </documentManagement>
-</p:properties>
-</file>
-
 <file path=customXml/item3.xml><?xml version="1.0" encoding="utf-8"?>
-<b:Sources xmlns:b="http://schemas.openxmlformats.org/officeDocument/2006/bibliography" xmlns="http://schemas.openxmlformats.org/officeDocument/2006/bibliography" SelectedStyle="\APASixthEditionOfficeOnline.xsl" StyleName="APA" Version="6"/>
-</file>
-
-<file path=customXml/item4.xml><?xml version="1.0" encoding="utf-8"?>
 <ct:contentTypeSchema xmlns:ct="http://schemas.microsoft.com/office/2006/metadata/contentType" xmlns:ma="http://schemas.microsoft.com/office/2006/metadata/properties/metaAttributes" ct:_="" ma:_="" ma:contentTypeName="Dokument" ma:contentTypeID="0x010100AEB0FBD2FC37B448A88CE14257B2FD50" ma:contentTypeVersion="6" ma:contentTypeDescription="Loo uus dokument" ma:contentTypeScope="" ma:versionID="8c40e6db980813bd4e3e8bba4c2c76d0">
   <xsd:schema xmlns:xsd="http://www.w3.org/2001/XMLSchema" xmlns:xs="http://www.w3.org/2001/XMLSchema" xmlns:p="http://schemas.microsoft.com/office/2006/metadata/properties" xmlns:ns3="bd5a8bfd-7688-488a-93b7-f683c5ec1301" targetNamespace="http://schemas.microsoft.com/office/2006/metadata/properties" ma:root="true" ma:fieldsID="ad10e7e52bc8e0a3eb89e76f090e4cf3" ns3:_="">
     <xsd:import namespace="bd5a8bfd-7688-488a-93b7-f683c5ec1301"/>
@@ -18830,15 +20970,11 @@
 </ct:contentTypeSchema>
 </file>
 
-<file path=customXml/itemProps1.xml><?xml version="1.0" encoding="utf-8"?>
-<ds:datastoreItem xmlns:ds="http://schemas.openxmlformats.org/officeDocument/2006/customXml" ds:itemID="{82CFB4EC-7E21-45AF-8F91-11BC36F595F5}">
-  <ds:schemaRefs>
-    <ds:schemaRef ds:uri="http://schemas.microsoft.com/sharepoint/v3/contenttype/forms"/>
-  </ds:schemaRefs>
-</ds:datastoreItem>
+<file path=customXml/item4.xml><?xml version="1.0" encoding="utf-8"?>
+<b:Sources xmlns:b="http://schemas.openxmlformats.org/officeDocument/2006/bibliography" xmlns="http://schemas.openxmlformats.org/officeDocument/2006/bibliography" SelectedStyle="\APASixthEditionOfficeOnline.xsl" StyleName="APA" Version="6"/>
 </file>
 
-<file path=customXml/itemProps2.xml><?xml version="1.0" encoding="utf-8"?>
+<file path=customXml/itemProps1.xml><?xml version="1.0" encoding="utf-8"?>
 <ds:datastoreItem xmlns:ds="http://schemas.openxmlformats.org/officeDocument/2006/customXml" ds:itemID="{0942560E-BE2A-4562-A86B-2539B5C5C9C4}">
   <ds:schemaRefs>
     <ds:schemaRef ds:uri="http://schemas.microsoft.com/office/2006/metadata/properties"/>
@@ -18848,15 +20984,15 @@
 </ds:datastoreItem>
 </file>
 
-<file path=customXml/itemProps3.xml><?xml version="1.0" encoding="utf-8"?>
-<ds:datastoreItem xmlns:ds="http://schemas.openxmlformats.org/officeDocument/2006/customXml" ds:itemID="{EF21B4B5-BF6E-4291-9B60-C6A57154C863}">
+<file path=customXml/itemProps2.xml><?xml version="1.0" encoding="utf-8"?>
+<ds:datastoreItem xmlns:ds="http://schemas.openxmlformats.org/officeDocument/2006/customXml" ds:itemID="{82CFB4EC-7E21-45AF-8F91-11BC36F595F5}">
   <ds:schemaRefs>
-    <ds:schemaRef ds:uri="http://schemas.openxmlformats.org/officeDocument/2006/bibliography"/>
+    <ds:schemaRef ds:uri="http://schemas.microsoft.com/sharepoint/v3/contenttype/forms"/>
   </ds:schemaRefs>
 </ds:datastoreItem>
 </file>
 
-<file path=customXml/itemProps4.xml><?xml version="1.0" encoding="utf-8"?>
+<file path=customXml/itemProps3.xml><?xml version="1.0" encoding="utf-8"?>
 <ds:datastoreItem xmlns:ds="http://schemas.openxmlformats.org/officeDocument/2006/customXml" ds:itemID="{A1764141-0982-4753-8732-F3152F951D2B}">
   <ds:schemaRefs>
     <ds:schemaRef ds:uri="http://schemas.microsoft.com/office/2006/metadata/contentType"/>
@@ -18874,6 +21010,14 @@
 </ds:datastoreItem>
 </file>
 
+<file path=customXml/itemProps4.xml><?xml version="1.0" encoding="utf-8"?>
+<ds:datastoreItem xmlns:ds="http://schemas.openxmlformats.org/officeDocument/2006/customXml" ds:itemID="{EF21B4B5-BF6E-4291-9B60-C6A57154C863}">
+  <ds:schemaRefs>
+    <ds:schemaRef ds:uri="http://schemas.openxmlformats.org/officeDocument/2006/bibliography"/>
+  </ds:schemaRefs>
+</ds:datastoreItem>
+</file>
+
 <file path=docMetadata/LabelInfo.xml><?xml version="1.0" encoding="utf-8"?>
 <clbl:labelList xmlns:clbl="http://schemas.microsoft.com/office/2020/mipLabelMetadata">
   <clbl:label id="{f877b927-aefd-44ae-987e-16c5415433b5}" enabled="0" method="" siteId="{f877b927-aefd-44ae-987e-16c5415433b5}" removed="1"/>
